--- a/src/features/fundacion/docs/FORMATO HOJA DE VIDA FHISYL.docx
+++ b/src/features/fundacion/docs/FORMATO HOJA DE VIDA FHISYL.docx
@@ -156,7 +156,7 @@
           <w:lang w:val="es-CO" w:eastAsia="es-CO"/>
         </w:rPr>
         <w:drawing>
-          <wp:anchor distT="0" distB="0" distL="114300" distR="114300" simplePos="0" relativeHeight="251692544" behindDoc="1" locked="0" layoutInCell="1" allowOverlap="1" wp14:anchorId="0E1B33CF" wp14:editId="3F2E20EA">
+          <wp:anchor distT="0" distB="0" distL="114300" distR="114300" simplePos="0" relativeHeight="251692544" behindDoc="1" locked="0" layoutInCell="1" allowOverlap="1" wp14:anchorId="0E1B33CF" wp14:editId="3085C15B">
             <wp:simplePos x="0" y="0"/>
             <wp:positionH relativeFrom="column">
               <wp:posOffset>4093845</wp:posOffset>
@@ -493,8 +493,39 @@
                 <w:noProof/>
                 <w:sz w:val="26"/>
                 <w:szCs w:val="26"/>
-              </w:rPr>
-            </w:pPr>
+                <w:lang w:val="es-AR"/>
+              </w:rPr>
+            </w:pPr>
+            <w:r>
+              <w:rPr>
+                <w:rFonts w:ascii="Trebuchet MS" w:hAnsi="Trebuchet MS" w:cs="Arial"/>
+                <w:noProof/>
+                <w:sz w:val="26"/>
+                <w:szCs w:val="26"/>
+                <w:lang w:val="es-AR"/>
+              </w:rPr>
+              <w:t>{</w:t>
+            </w:r>
+            <w:r>
+              <w:rPr>
+                <w:rFonts w:ascii="Trebuchet MS" w:hAnsi="Trebuchet MS" w:cs="Arial"/>
+                <w:noProof/>
+                <w:sz w:val="26"/>
+                <w:szCs w:val="26"/>
+                <w:lang w:val="es-AR"/>
+              </w:rPr>
+              <w:t>documento_num</w:t>
+            </w:r>
+            <w:r>
+              <w:rPr>
+                <w:rFonts w:ascii="Trebuchet MS" w:hAnsi="Trebuchet MS" w:cs="Arial"/>
+                <w:noProof/>
+                <w:sz w:val="26"/>
+                <w:szCs w:val="26"/>
+                <w:lang w:val="es-AR"/>
+              </w:rPr>
+              <w:t>}</w:t>
+            </w:r>
           </w:p>
         </w:tc>
       </w:tr>
@@ -570,6 +601,15 @@
                 <w:szCs w:val="26"/>
               </w:rPr>
             </w:pPr>
+            <w:r>
+              <w:rPr>
+                <w:rFonts w:ascii="Trebuchet MS" w:hAnsi="Trebuchet MS" w:cs="Arial"/>
+                <w:noProof/>
+                <w:sz w:val="26"/>
+                <w:szCs w:val="26"/>
+              </w:rPr>
+              <w:t>{}</w:t>
+            </w:r>
           </w:p>
         </w:tc>
       </w:tr>
@@ -625,8 +665,37 @@
                 <w:noProof/>
                 <w:sz w:val="26"/>
                 <w:szCs w:val="26"/>
-              </w:rPr>
-            </w:pPr>
+                <w:lang w:val="es-AR"/>
+              </w:rPr>
+            </w:pPr>
+            <w:r>
+              <w:rPr>
+                <w:rFonts w:ascii="Trebuchet MS" w:hAnsi="Trebuchet MS" w:cs="Arial"/>
+                <w:noProof/>
+                <w:sz w:val="26"/>
+                <w:szCs w:val="26"/>
+              </w:rPr>
+              <w:t>{</w:t>
+            </w:r>
+            <w:r>
+              <w:rPr>
+                <w:rFonts w:ascii="Trebuchet MS" w:hAnsi="Trebuchet MS" w:cs="Arial"/>
+                <w:noProof/>
+                <w:sz w:val="26"/>
+                <w:szCs w:val="26"/>
+                <w:lang w:val="es-AR"/>
+              </w:rPr>
+              <w:t>fecha_nacimiento</w:t>
+            </w:r>
+            <w:r>
+              <w:rPr>
+                <w:rFonts w:ascii="Trebuchet MS" w:hAnsi="Trebuchet MS" w:cs="Arial"/>
+                <w:noProof/>
+                <w:sz w:val="26"/>
+                <w:szCs w:val="26"/>
+              </w:rPr>
+              <w:t>}</w:t>
+            </w:r>
           </w:p>
         </w:tc>
       </w:tr>
@@ -1058,8 +1127,38 @@
                 <w:noProof/>
                 <w:sz w:val="26"/>
                 <w:szCs w:val="26"/>
-              </w:rPr>
-            </w:pPr>
+                <w:lang w:val="es-AR"/>
+              </w:rPr>
+            </w:pPr>
+            <w:r>
+              <w:rPr>
+                <w:rFonts w:ascii="Trebuchet MS" w:hAnsi="Trebuchet MS" w:cs="Arial"/>
+                <w:noProof/>
+                <w:sz w:val="26"/>
+                <w:szCs w:val="26"/>
+              </w:rPr>
+              <w:t>{</w:t>
+            </w:r>
+            <w:r>
+              <w:rPr>
+                <w:rFonts w:ascii="Trebuchet MS" w:hAnsi="Trebuchet MS" w:cs="Arial"/>
+                <w:noProof/>
+                <w:sz w:val="26"/>
+                <w:szCs w:val="26"/>
+                <w:lang w:val="es-AR"/>
+              </w:rPr>
+              <w:t>direccion</w:t>
+            </w:r>
+            <w:r>
+              <w:rPr>
+                <w:rFonts w:ascii="Trebuchet MS" w:hAnsi="Trebuchet MS" w:cs="Arial"/>
+                <w:noProof/>
+                <w:sz w:val="26"/>
+                <w:szCs w:val="26"/>
+                <w:lang w:val="es-AR"/>
+              </w:rPr>
+              <w:t>}</w:t>
+            </w:r>
           </w:p>
         </w:tc>
       </w:tr>
@@ -1117,8 +1216,38 @@
                 <w:noProof/>
                 <w:sz w:val="26"/>
                 <w:szCs w:val="26"/>
-              </w:rPr>
-            </w:pPr>
+                <w:lang w:val="es-AR"/>
+              </w:rPr>
+            </w:pPr>
+            <w:r>
+              <w:rPr>
+                <w:rFonts w:ascii="Trebuchet MS" w:hAnsi="Trebuchet MS" w:cs="Arial"/>
+                <w:noProof/>
+                <w:sz w:val="26"/>
+                <w:szCs w:val="26"/>
+              </w:rPr>
+              <w:t>{</w:t>
+            </w:r>
+            <w:r>
+              <w:rPr>
+                <w:rFonts w:ascii="Trebuchet MS" w:hAnsi="Trebuchet MS" w:cs="Arial"/>
+                <w:noProof/>
+                <w:sz w:val="26"/>
+                <w:szCs w:val="26"/>
+                <w:lang w:val="es-AR"/>
+              </w:rPr>
+              <w:t>telefono</w:t>
+            </w:r>
+            <w:r>
+              <w:rPr>
+                <w:rFonts w:ascii="Trebuchet MS" w:hAnsi="Trebuchet MS" w:cs="Arial"/>
+                <w:noProof/>
+                <w:sz w:val="26"/>
+                <w:szCs w:val="26"/>
+                <w:lang w:val="es-AR"/>
+              </w:rPr>
+              <w:t>}</w:t>
+            </w:r>
           </w:p>
         </w:tc>
       </w:tr>
@@ -1175,8 +1304,37 @@
                 <w:noProof/>
                 <w:sz w:val="26"/>
                 <w:szCs w:val="26"/>
-              </w:rPr>
-            </w:pPr>
+                <w:lang w:val="es-AR"/>
+              </w:rPr>
+            </w:pPr>
+            <w:r>
+              <w:rPr>
+                <w:rFonts w:ascii="Trebuchet MS" w:hAnsi="Trebuchet MS" w:cs="Arial"/>
+                <w:noProof/>
+                <w:sz w:val="26"/>
+                <w:szCs w:val="26"/>
+              </w:rPr>
+              <w:t>{</w:t>
+            </w:r>
+            <w:r>
+              <w:rPr>
+                <w:rFonts w:ascii="Trebuchet MS" w:hAnsi="Trebuchet MS" w:cs="Arial"/>
+                <w:noProof/>
+                <w:sz w:val="26"/>
+                <w:szCs w:val="26"/>
+                <w:lang w:val="es-AR"/>
+              </w:rPr>
+              <w:t>email</w:t>
+            </w:r>
+            <w:r>
+              <w:rPr>
+                <w:rFonts w:ascii="Trebuchet MS" w:hAnsi="Trebuchet MS" w:cs="Arial"/>
+                <w:noProof/>
+                <w:sz w:val="26"/>
+                <w:szCs w:val="26"/>
+              </w:rPr>
+              <w:t>}</w:t>
+            </w:r>
           </w:p>
         </w:tc>
       </w:tr>
@@ -9876,7 +10034,7 @@
                       <a:effectLst/>
                       <a:extLst>
                         <a:ext uri="{C572A759-6A51-4108-AA02-DFA0A04FC94B}">
-                          <ma14:wrappingTextBoxFlag xmlns:arto="http://schemas.microsoft.com/office/word/2006/arto" xmlns="" xmlns:mo="http://schemas.microsoft.com/office/mac/office/2008/main" xmlns:mv="urn:schemas-microsoft-com:mac:vml" xmlns:o="urn:schemas-microsoft-com:office:office" xmlns:v="urn:schemas-microsoft-com:vml" xmlns:w10="urn:schemas-microsoft-com:office:word" xmlns:w="http://schemas.openxmlformats.org/wordprocessingml/2006/main" xmlns:ma14="http://schemas.microsoft.com/office/mac/drawingml/2011/main"/>
+                          <ma14:wrappingTextBoxFlag xmlns:ma14="http://schemas.microsoft.com/office/mac/drawingml/2011/main" xmlns:w="http://schemas.openxmlformats.org/wordprocessingml/2006/main" xmlns:w10="urn:schemas-microsoft-com:office:word" xmlns:v="urn:schemas-microsoft-com:vml" xmlns:o="urn:schemas-microsoft-com:office:office" xmlns:mv="urn:schemas-microsoft-com:mac:vml" xmlns:mo="http://schemas.microsoft.com/office/mac/office/2008/main" xmlns="" xmlns:arto="http://schemas.microsoft.com/office/word/2006/arto"/>
                         </a:ext>
                       </a:extLst>
                     </wps:spPr>

--- a/src/features/fundacion/docs/FORMATO HOJA DE VIDA FHISYL.docx
+++ b/src/features/fundacion/docs/FORMATO HOJA DE VIDA FHISYL.docx
@@ -19,12 +19,127 @@
           <w:noProof/>
           <w:sz w:val="26"/>
           <w:szCs w:val="26"/>
+        </w:rPr>
+        <mc:AlternateContent>
+          <mc:Choice Requires="wps">
+            <w:drawing>
+              <wp:anchor distT="45720" distB="45720" distL="114300" distR="114300" simplePos="0" relativeHeight="251701760" behindDoc="0" locked="0" layoutInCell="1" allowOverlap="1" wp14:anchorId="7743C4BB" wp14:editId="30724B93">
+                <wp:simplePos x="0" y="0"/>
+                <wp:positionH relativeFrom="column">
+                  <wp:posOffset>3766185</wp:posOffset>
+                </wp:positionH>
+                <wp:positionV relativeFrom="paragraph">
+                  <wp:posOffset>39370</wp:posOffset>
+                </wp:positionV>
+                <wp:extent cx="2705100" cy="2156460"/>
+                <wp:effectExtent l="0" t="0" r="19050" b="15240"/>
+                <wp:wrapNone/>
+                <wp:docPr id="1" name="Cuadro de texto 2"/>
+                <wp:cNvGraphicFramePr>
+                  <a:graphicFrameLocks xmlns:a="http://schemas.openxmlformats.org/drawingml/2006/main"/>
+                </wp:cNvGraphicFramePr>
+                <a:graphic xmlns:a="http://schemas.openxmlformats.org/drawingml/2006/main">
+                  <a:graphicData uri="http://schemas.microsoft.com/office/word/2010/wordprocessingShape">
+                    <wps:wsp>
+                      <wps:cNvSpPr txBox="1">
+                        <a:spLocks noChangeArrowheads="1"/>
+                      </wps:cNvSpPr>
+                      <wps:spPr bwMode="auto">
+                        <a:xfrm>
+                          <a:off x="0" y="0"/>
+                          <a:ext cx="2705100" cy="2156460"/>
+                        </a:xfrm>
+                        <a:prstGeom prst="rect">
+                          <a:avLst/>
+                        </a:prstGeom>
+                        <a:solidFill>
+                          <a:srgbClr val="FFFFFF"/>
+                        </a:solidFill>
+                        <a:ln w="9525">
+                          <a:solidFill>
+                            <a:srgbClr val="000000"/>
+                          </a:solidFill>
+                          <a:miter lim="800000"/>
+                          <a:headEnd/>
+                          <a:tailEnd/>
+                        </a:ln>
+                      </wps:spPr>
+                      <wps:txbx>
+                        <w:txbxContent>
+                          <w:p>
+                            <w:r>
+                              <w:t>{%</w:t>
+                            </w:r>
+                            <w:proofErr w:type="spellStart"/>
+                            <w:r>
+                              <w:t>foto_perfil</w:t>
+                            </w:r>
+                            <w:proofErr w:type="spellEnd"/>
+                            <w:r>
+                              <w:t>}</w:t>
+                            </w:r>
+                          </w:p>
+                          <w:p/>
+                        </w:txbxContent>
+                      </wps:txbx>
+                      <wps:bodyPr rot="0" vert="horz" wrap="square" lIns="91440" tIns="45720" rIns="91440" bIns="45720" anchor="t" anchorCtr="0">
+                        <a:noAutofit/>
+                      </wps:bodyPr>
+                    </wps:wsp>
+                  </a:graphicData>
+                </a:graphic>
+                <wp14:sizeRelH relativeFrom="margin">
+                  <wp14:pctWidth>0</wp14:pctWidth>
+                </wp14:sizeRelH>
+                <wp14:sizeRelV relativeFrom="margin">
+                  <wp14:pctHeight>0</wp14:pctHeight>
+                </wp14:sizeRelV>
+              </wp:anchor>
+            </w:drawing>
+          </mc:Choice>
+          <mc:Fallback>
+            <w:pict>
+              <v:shapetype w14:anchorId="7743C4BB" id="_x0000_t202" coordsize="21600,21600" o:spt="202" path="m,l,21600r21600,l21600,xe">
+                <v:stroke joinstyle="miter"/>
+                <v:path gradientshapeok="t" o:connecttype="rect"/>
+              </v:shapetype>
+              <v:shape id="Cuadro de texto 2" o:spid="_x0000_s1026" type="#_x0000_t202" style="position:absolute;margin-left:296.55pt;margin-top:3.1pt;width:213pt;height:169.8pt;z-index:251701760;visibility:visible;mso-wrap-style:square;mso-width-percent:0;mso-height-percent:0;mso-wrap-distance-left:9pt;mso-wrap-distance-top:3.6pt;mso-wrap-distance-right:9pt;mso-wrap-distance-bottom:3.6pt;mso-position-horizontal:absolute;mso-position-horizontal-relative:text;mso-position-vertical:absolute;mso-position-vertical-relative:text;mso-width-percent:0;mso-height-percent:0;mso-width-relative:margin;mso-height-relative:margin;v-text-anchor:top" o:gfxdata="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">
+                <v:textbox>
+                  <w:txbxContent>
+                    <w:p>
+                      <w:r>
+                        <w:t>{%</w:t>
+                      </w:r>
+                      <w:proofErr w:type="spellStart"/>
+                      <w:r>
+                        <w:t>foto_perfil</w:t>
+                      </w:r>
+                      <w:proofErr w:type="spellEnd"/>
+                      <w:r>
+                        <w:t>}</w:t>
+                      </w:r>
+                    </w:p>
+                    <w:p/>
+                  </w:txbxContent>
+                </v:textbox>
+              </v:shape>
+            </w:pict>
+          </mc:Fallback>
+        </mc:AlternateContent>
+      </w:r>
+      <w:r>
+        <w:rPr>
+          <w:rFonts w:ascii="Calibri Light" w:hAnsi="Calibri Light" w:cs="Calibri Light"/>
+          <w:i/>
+          <w:noProof/>
+          <w:sz w:val="26"/>
+          <w:szCs w:val="26"/>
           <w:lang w:val="es-CO" w:eastAsia="es-CO"/>
         </w:rPr>
         <mc:AlternateContent>
           <mc:Choice Requires="wps">
             <w:drawing>
-              <wp:anchor distT="45720" distB="45720" distL="114300" distR="114300" simplePos="0" relativeHeight="251691520" behindDoc="0" locked="0" layoutInCell="1" allowOverlap="1" wp14:anchorId="5EFEE21D" wp14:editId="3B9B3FAB">
+              <wp:anchor distT="45720" distB="45720" distL="114300" distR="114300" simplePos="0" relativeHeight="251691520" behindDoc="0" locked="0" layoutInCell="1" allowOverlap="1" wp14:anchorId="5EFEE21D" wp14:editId="6C238620">
                 <wp:simplePos x="0" y="0"/>
                 <wp:positionH relativeFrom="margin">
                   <wp:posOffset>-318135</wp:posOffset>
@@ -111,11 +226,7 @@
           </mc:Choice>
           <mc:Fallback>
             <w:pict>
-              <v:shapetype w14:anchorId="5EFEE21D" id="_x0000_t202" coordsize="21600,21600" o:spt="202" path="m,l,21600r21600,l21600,xe">
-                <v:stroke joinstyle="miter"/>
-                <v:path gradientshapeok="t" o:connecttype="rect"/>
-              </v:shapetype>
-              <v:shape id="Cuadro de texto 2" o:spid="_x0000_s1026" type="#_x0000_t202" style="position:absolute;margin-left:-25.05pt;margin-top:17.65pt;width:314.4pt;height:155.25pt;z-index:251691520;visibility:visible;mso-wrap-style:square;mso-width-percent:0;mso-height-percent:0;mso-wrap-distance-left:9pt;mso-wrap-distance-top:3.6pt;mso-wrap-distance-right:9pt;mso-wrap-distance-bottom:3.6pt;mso-position-horizontal:absolute;mso-position-horizontal-relative:margin;mso-position-vertical:absolute;mso-position-vertical-relative:text;mso-width-percent:0;mso-height-percent:0;mso-width-relative:margin;mso-height-relative:margin;v-text-anchor:top" o:gfxdata="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" filled="f" strokecolor="#548dd4 [1951]">
+              <v:shape w14:anchorId="5EFEE21D" id="_x0000_s1027" type="#_x0000_t202" style="position:absolute;margin-left:-25.05pt;margin-top:17.65pt;width:314.4pt;height:155.25pt;z-index:251691520;visibility:visible;mso-wrap-style:square;mso-width-percent:0;mso-height-percent:0;mso-wrap-distance-left:9pt;mso-wrap-distance-top:3.6pt;mso-wrap-distance-right:9pt;mso-wrap-distance-bottom:3.6pt;mso-position-horizontal:absolute;mso-position-horizontal-relative:margin;mso-position-vertical:absolute;mso-position-vertical-relative:text;mso-width-percent:0;mso-height-percent:0;mso-width-relative:margin;mso-height-relative:margin;v-text-anchor:top" o:gfxdata="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" filled="f" strokecolor="#548dd4 [1951]">
                 <v:textbox>
                   <w:txbxContent>
                     <w:p>
@@ -149,68 +260,6 @@
             </w:pict>
           </mc:Fallback>
         </mc:AlternateContent>
-      </w:r>
-      <w:r>
-        <w:rPr>
-          <w:noProof/>
-          <w:lang w:val="es-CO" w:eastAsia="es-CO"/>
-        </w:rPr>
-        <w:drawing>
-          <wp:anchor distT="0" distB="0" distL="114300" distR="114300" simplePos="0" relativeHeight="251692544" behindDoc="1" locked="0" layoutInCell="1" allowOverlap="1" wp14:anchorId="0E1B33CF" wp14:editId="3085C15B">
-            <wp:simplePos x="0" y="0"/>
-            <wp:positionH relativeFrom="column">
-              <wp:posOffset>4093845</wp:posOffset>
-            </wp:positionH>
-            <wp:positionV relativeFrom="paragraph">
-              <wp:posOffset>-6350</wp:posOffset>
-            </wp:positionV>
-            <wp:extent cx="1988820" cy="1988820"/>
-            <wp:effectExtent l="0" t="0" r="0" b="0"/>
-            <wp:wrapNone/>
-            <wp:docPr id="2" name="Imagen 2" descr="User - Free social media icons"/>
-            <wp:cNvGraphicFramePr>
-              <a:graphicFrameLocks xmlns:a="http://schemas.openxmlformats.org/drawingml/2006/main" noChangeAspect="1"/>
-            </wp:cNvGraphicFramePr>
-            <a:graphic xmlns:a="http://schemas.openxmlformats.org/drawingml/2006/main">
-              <a:graphicData uri="http://schemas.openxmlformats.org/drawingml/2006/picture">
-                <pic:pic xmlns:pic="http://schemas.openxmlformats.org/drawingml/2006/picture">
-                  <pic:nvPicPr>
-                    <pic:cNvPr id="0" name="Picture 1" descr="User - Free social media icons"/>
-                    <pic:cNvPicPr>
-                      <a:picLocks noChangeAspect="1" noChangeArrowheads="1"/>
-                    </pic:cNvPicPr>
-                  </pic:nvPicPr>
-                  <pic:blipFill>
-                    <a:blip r:embed="rId8" cstate="print">
-                      <a:extLst>
-                        <a:ext uri="{28A0092B-C50C-407E-A947-70E740481C1C}">
-                          <a14:useLocalDpi xmlns:a14="http://schemas.microsoft.com/office/drawing/2010/main" val="0"/>
-                        </a:ext>
-                      </a:extLst>
-                    </a:blip>
-                    <a:srcRect/>
-                    <a:stretch>
-                      <a:fillRect/>
-                    </a:stretch>
-                  </pic:blipFill>
-                  <pic:spPr bwMode="auto">
-                    <a:xfrm>
-                      <a:off x="0" y="0"/>
-                      <a:ext cx="1988820" cy="1988820"/>
-                    </a:xfrm>
-                    <a:prstGeom prst="rect">
-                      <a:avLst/>
-                    </a:prstGeom>
-                    <a:noFill/>
-                    <a:ln>
-                      <a:noFill/>
-                    </a:ln>
-                  </pic:spPr>
-                </pic:pic>
-              </a:graphicData>
-            </a:graphic>
-          </wp:anchor>
-        </w:drawing>
       </w:r>
       <w:r>
         <w:rPr>
@@ -9580,8 +9629,8 @@
       </w:r>
     </w:p>
     <w:sectPr>
-      <w:headerReference w:type="default" r:id="rId9"/>
-      <w:footerReference w:type="default" r:id="rId10"/>
+      <w:headerReference w:type="default" r:id="rId8"/>
+      <w:footerReference w:type="default" r:id="rId9"/>
       <w:pgSz w:w="12240" w:h="15840"/>
       <w:pgMar w:top="1702" w:right="1701" w:bottom="993" w:left="1701" w:header="426" w:footer="708" w:gutter="0"/>
       <w:cols w:space="708"/>
@@ -10034,7 +10083,7 @@
                       <a:effectLst/>
                       <a:extLst>
                         <a:ext uri="{C572A759-6A51-4108-AA02-DFA0A04FC94B}">
-                          <ma14:wrappingTextBoxFlag xmlns:ma14="http://schemas.microsoft.com/office/mac/drawingml/2011/main" xmlns:w="http://schemas.openxmlformats.org/wordprocessingml/2006/main" xmlns:w10="urn:schemas-microsoft-com:office:word" xmlns:v="urn:schemas-microsoft-com:vml" xmlns:o="urn:schemas-microsoft-com:office:office" xmlns:mv="urn:schemas-microsoft-com:mac:vml" xmlns:mo="http://schemas.microsoft.com/office/mac/office/2008/main" xmlns="" xmlns:arto="http://schemas.microsoft.com/office/word/2006/arto"/>
+                          <ma14:wrappingTextBoxFlag xmlns:arto="http://schemas.microsoft.com/office/word/2006/arto" xmlns="" xmlns:mo="http://schemas.microsoft.com/office/mac/office/2008/main" xmlns:mv="urn:schemas-microsoft-com:mac:vml" xmlns:o="urn:schemas-microsoft-com:office:office" xmlns:v="urn:schemas-microsoft-com:vml" xmlns:w10="urn:schemas-microsoft-com:office:word" xmlns:w="http://schemas.openxmlformats.org/wordprocessingml/2006/main" xmlns:ma14="http://schemas.microsoft.com/office/mac/drawingml/2011/main"/>
                         </a:ext>
                       </a:extLst>
                     </wps:spPr>
@@ -10754,6 +10803,7 @@
   <w:style w:type="character" w:default="1" w:styleId="Fuentedeprrafopredeter">
     <w:name w:val="Default Paragraph Font"/>
     <w:uiPriority w:val="1"/>
+    <w:semiHidden/>
     <w:unhideWhenUsed/>
   </w:style>
   <w:style w:type="table" w:default="1" w:styleId="Tablanormal">

--- a/src/features/fundacion/docs/FORMATO HOJA DE VIDA FHISYL.docx
+++ b/src/features/fundacion/docs/FORMATO HOJA DE VIDA FHISYL.docx
@@ -8633,7 +8633,7 @@
           </mc:Choice>
           <mc:Fallback>
             <w:pict>
-              <v:rect w14:anchorId="12CC099D" id="Rectángulo 4" o:spid="_x0000_s1027" style="position:absolute;margin-left:-22.8pt;margin-top:18.55pt;width:509.25pt;height:161.25pt;z-index:251697664;visibility:visible;mso-wrap-style:square;mso-width-percent:0;mso-height-percent:0;mso-wrap-distance-left:9pt;mso-wrap-distance-top:0;mso-wrap-distance-right:9pt;mso-wrap-distance-bottom:0;mso-position-horizontal:absolute;mso-position-horizontal-relative:text;mso-position-vertical:absolute;mso-position-vertical-relative:text;mso-width-percent:0;mso-height-percent:0;mso-width-relative:margin;mso-height-relative:margin;v-text-anchor:top" o:gfxdata="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" filled="f" strokecolor="#31849b [2408]">
+              <v:rect w14:anchorId="12CC099D" id="Rectángulo 4" o:spid="_x0000_s1028" style="position:absolute;margin-left:-22.8pt;margin-top:18.55pt;width:509.25pt;height:161.25pt;z-index:251697664;visibility:visible;mso-wrap-style:square;mso-width-percent:0;mso-height-percent:0;mso-wrap-distance-left:9pt;mso-wrap-distance-top:0;mso-wrap-distance-right:9pt;mso-wrap-distance-bottom:0;mso-position-horizontal:absolute;mso-position-horizontal-relative:text;mso-position-vertical:absolute;mso-position-vertical-relative:text;mso-width-percent:0;mso-height-percent:0;mso-width-relative:margin;mso-height-relative:margin;v-text-anchor:top" o:gfxdata="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" filled="f" strokecolor="#31849b [2408]">
                 <v:textbox>
                   <w:txbxContent>
                     <w:p>
@@ -9537,7 +9537,7 @@
           </mc:Choice>
           <mc:Fallback>
             <w:pict>
-              <v:rect w14:anchorId="45FEC26B" id="Rectángulo 7" o:spid="_x0000_s1028" style="position:absolute;margin-left:195.45pt;margin-top:6.45pt;width:20.25pt;height:15pt;z-index:251698688;visibility:visible;mso-wrap-style:square;mso-width-percent:0;mso-height-percent:0;mso-wrap-distance-left:9pt;mso-wrap-distance-top:0;mso-wrap-distance-right:9pt;mso-wrap-distance-bottom:0;mso-position-horizontal:absolute;mso-position-horizontal-relative:text;mso-position-vertical:absolute;mso-position-vertical-relative:text;mso-width-percent:0;mso-height-percent:0;mso-width-relative:margin;mso-height-relative:margin;v-text-anchor:middle" o:gfxdata="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" fillcolor="white [3201]" strokecolor="black [3200]" strokeweight=".25pt">
+              <v:rect w14:anchorId="45FEC26B" id="Rectángulo 7" o:spid="_x0000_s1029" style="position:absolute;margin-left:195.45pt;margin-top:6.45pt;width:20.25pt;height:15pt;z-index:251698688;visibility:visible;mso-wrap-style:square;mso-width-percent:0;mso-height-percent:0;mso-wrap-distance-left:9pt;mso-wrap-distance-top:0;mso-wrap-distance-right:9pt;mso-wrap-distance-bottom:0;mso-position-horizontal:absolute;mso-position-horizontal-relative:text;mso-position-vertical:absolute;mso-position-vertical-relative:text;mso-width-percent:0;mso-height-percent:0;mso-width-relative:margin;mso-height-relative:margin;v-text-anchor:middle" o:gfxdata="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" fillcolor="white [3201]" strokecolor="black [3200]" strokeweight=".25pt">
                 <v:textbox>
                   <w:txbxContent>
                     <w:p>
@@ -9629,8 +9629,12 @@
       </w:r>
     </w:p>
     <w:sectPr>
-      <w:headerReference w:type="default" r:id="rId8"/>
-      <w:footerReference w:type="default" r:id="rId9"/>
+      <w:headerReference w:type="even" r:id="rId8"/>
+      <w:headerReference w:type="default" r:id="rId9"/>
+      <w:footerReference w:type="even" r:id="rId10"/>
+      <w:footerReference w:type="default" r:id="rId11"/>
+      <w:headerReference w:type="first" r:id="rId12"/>
+      <w:footerReference w:type="first" r:id="rId13"/>
       <w:pgSz w:w="12240" w:h="15840"/>
       <w:pgMar w:top="1702" w:right="1701" w:bottom="993" w:left="1701" w:header="426" w:footer="708" w:gutter="0"/>
       <w:cols w:space="708"/>
@@ -9660,6 +9664,16 @@
 </file>
 
 <file path=word/footer1.xml><?xml version="1.0" encoding="utf-8"?>
+<w:ftr xmlns:wpc="http://schemas.microsoft.com/office/word/2010/wordprocessingCanvas" xmlns:cx="http://schemas.microsoft.com/office/drawing/2014/chartex" xmlns:cx1="http://schemas.microsoft.com/office/drawing/2015/9/8/chartex" xmlns:cx2="http://schemas.microsoft.com/office/drawing/2015/10/21/chartex" xmlns:cx3="http://schemas.microsoft.com/office/drawing/2016/5/9/chartex" xmlns:cx4="http://schemas.microsoft.com/office/drawing/2016/5/10/chartex" xmlns:cx5="http://schemas.microsoft.com/office/drawing/2016/5/11/chartex" xmlns:cx6="http://schemas.microsoft.com/office/drawing/2016/5/12/chartex" xmlns:cx7="http://schemas.microsoft.com/office/drawing/2016/5/13/chartex" xmlns:cx8="http://schemas.microsoft.com/office/drawing/2016/5/14/chartex" xmlns:mc="http://schemas.openxmlformats.org/markup-compatibility/2006" xmlns:aink="http://schemas.microsoft.com/office/drawing/2016/ink" xmlns:am3d="http://schemas.microsoft.com/office/drawing/2017/model3d" xmlns:o="urn:schemas-microsoft-com:office:office" xmlns:oel="http://schemas.microsoft.com/office/2019/extlst" xmlns:r="http://schemas.openxmlformats.org/officeDocument/2006/relationships" xmlns:m="http://schemas.openxmlformats.org/officeDocument/2006/math" xmlns:v="urn:schemas-microsoft-com:vml" xmlns:wp14="http://schemas.microsoft.com/office/word/2010/wordprocessingDrawing" xmlns:wp="http://schemas.openxmlformats.org/drawingml/2006/wordprocessingDrawing" xmlns:w10="urn:schemas-microsoft-com:office:word" xmlns:w="http://schemas.openxmlformats.org/wordprocessingml/2006/main" xmlns:w14="http://schemas.microsoft.com/office/word/2010/wordml" xmlns:w15="http://schemas.microsoft.com/office/word/2012/wordml" xmlns:w16cex="http://schemas.microsoft.com/office/word/2018/wordml/cex" xmlns:w16cid="http://schemas.microsoft.com/office/word/2016/wordml/cid" xmlns:w16="http://schemas.microsoft.com/office/word/2018/wordml" xmlns:w16sdtdh="http://schemas.microsoft.com/office/word/2020/wordml/sdtdatahash" xmlns:w16se="http://schemas.microsoft.com/office/word/2015/wordml/symex" xmlns:wpg="http://schemas.microsoft.com/office/word/2010/wordprocessingGroup" xmlns:wpi="http://schemas.microsoft.com/office/word/2010/wordprocessingInk" xmlns:wne="http://schemas.microsoft.com/office/word/2006/wordml" xmlns:wps="http://schemas.microsoft.com/office/word/2010/wordprocessingShape" mc:Ignorable="w14 w15 w16se w16cid w16 w16cex w16sdtdh wp14">
+  <w:p>
+    <w:pPr>
+      <w:pStyle w:val="Piedepgina"/>
+    </w:pPr>
+  </w:p>
+</w:ftr>
+</file>
+
+<file path=word/footer2.xml><?xml version="1.0" encoding="utf-8"?>
 <w:ftr xmlns:wpc="http://schemas.microsoft.com/office/word/2010/wordprocessingCanvas" xmlns:cx="http://schemas.microsoft.com/office/drawing/2014/chartex" xmlns:cx1="http://schemas.microsoft.com/office/drawing/2015/9/8/chartex" xmlns:cx2="http://schemas.microsoft.com/office/drawing/2015/10/21/chartex" xmlns:cx3="http://schemas.microsoft.com/office/drawing/2016/5/9/chartex" xmlns:cx4="http://schemas.microsoft.com/office/drawing/2016/5/10/chartex" xmlns:cx5="http://schemas.microsoft.com/office/drawing/2016/5/11/chartex" xmlns:cx6="http://schemas.microsoft.com/office/drawing/2016/5/12/chartex" xmlns:cx7="http://schemas.microsoft.com/office/drawing/2016/5/13/chartex" xmlns:cx8="http://schemas.microsoft.com/office/drawing/2016/5/14/chartex" xmlns:mc="http://schemas.openxmlformats.org/markup-compatibility/2006" xmlns:aink="http://schemas.microsoft.com/office/drawing/2016/ink" xmlns:am3d="http://schemas.microsoft.com/office/drawing/2017/model3d" xmlns:o="urn:schemas-microsoft-com:office:office" xmlns:oel="http://schemas.microsoft.com/office/2019/extlst" xmlns:r="http://schemas.openxmlformats.org/officeDocument/2006/relationships" xmlns:m="http://schemas.openxmlformats.org/officeDocument/2006/math" xmlns:v="urn:schemas-microsoft-com:vml" xmlns:wp14="http://schemas.microsoft.com/office/word/2010/wordprocessingDrawing" xmlns:wp="http://schemas.openxmlformats.org/drawingml/2006/wordprocessingDrawing" xmlns:w10="urn:schemas-microsoft-com:office:word" xmlns:w="http://schemas.openxmlformats.org/wordprocessingml/2006/main" xmlns:w14="http://schemas.microsoft.com/office/word/2010/wordml" xmlns:w15="http://schemas.microsoft.com/office/word/2012/wordml" xmlns:w16cex="http://schemas.microsoft.com/office/word/2018/wordml/cex" xmlns:w16cid="http://schemas.microsoft.com/office/word/2016/wordml/cid" xmlns:w16="http://schemas.microsoft.com/office/word/2018/wordml" xmlns:w16sdtdh="http://schemas.microsoft.com/office/word/2020/wordml/sdtdatahash" xmlns:w16se="http://schemas.microsoft.com/office/word/2015/wordml/symex" xmlns:wpg="http://schemas.microsoft.com/office/word/2010/wordprocessingGroup" xmlns:wpi="http://schemas.microsoft.com/office/word/2010/wordprocessingInk" xmlns:wne="http://schemas.microsoft.com/office/word/2006/wordml" xmlns:wps="http://schemas.microsoft.com/office/word/2010/wordprocessingShape" mc:Ignorable="w14 w15 w16se w16cid w16 w16cex w16sdtdh wp14">
   <w:p>
     <w:pPr>
@@ -9734,6 +9748,16 @@
 </w:ftr>
 </file>
 
+<file path=word/footer3.xml><?xml version="1.0" encoding="utf-8"?>
+<w:ftr xmlns:wpc="http://schemas.microsoft.com/office/word/2010/wordprocessingCanvas" xmlns:cx="http://schemas.microsoft.com/office/drawing/2014/chartex" xmlns:cx1="http://schemas.microsoft.com/office/drawing/2015/9/8/chartex" xmlns:cx2="http://schemas.microsoft.com/office/drawing/2015/10/21/chartex" xmlns:cx3="http://schemas.microsoft.com/office/drawing/2016/5/9/chartex" xmlns:cx4="http://schemas.microsoft.com/office/drawing/2016/5/10/chartex" xmlns:cx5="http://schemas.microsoft.com/office/drawing/2016/5/11/chartex" xmlns:cx6="http://schemas.microsoft.com/office/drawing/2016/5/12/chartex" xmlns:cx7="http://schemas.microsoft.com/office/drawing/2016/5/13/chartex" xmlns:cx8="http://schemas.microsoft.com/office/drawing/2016/5/14/chartex" xmlns:mc="http://schemas.openxmlformats.org/markup-compatibility/2006" xmlns:aink="http://schemas.microsoft.com/office/drawing/2016/ink" xmlns:am3d="http://schemas.microsoft.com/office/drawing/2017/model3d" xmlns:o="urn:schemas-microsoft-com:office:office" xmlns:oel="http://schemas.microsoft.com/office/2019/extlst" xmlns:r="http://schemas.openxmlformats.org/officeDocument/2006/relationships" xmlns:m="http://schemas.openxmlformats.org/officeDocument/2006/math" xmlns:v="urn:schemas-microsoft-com:vml" xmlns:wp14="http://schemas.microsoft.com/office/word/2010/wordprocessingDrawing" xmlns:wp="http://schemas.openxmlformats.org/drawingml/2006/wordprocessingDrawing" xmlns:w10="urn:schemas-microsoft-com:office:word" xmlns:w="http://schemas.openxmlformats.org/wordprocessingml/2006/main" xmlns:w14="http://schemas.microsoft.com/office/word/2010/wordml" xmlns:w15="http://schemas.microsoft.com/office/word/2012/wordml" xmlns:w16cex="http://schemas.microsoft.com/office/word/2018/wordml/cex" xmlns:w16cid="http://schemas.microsoft.com/office/word/2016/wordml/cid" xmlns:w16="http://schemas.microsoft.com/office/word/2018/wordml" xmlns:w16sdtdh="http://schemas.microsoft.com/office/word/2020/wordml/sdtdatahash" xmlns:w16se="http://schemas.microsoft.com/office/word/2015/wordml/symex" xmlns:wpg="http://schemas.microsoft.com/office/word/2010/wordprocessingGroup" xmlns:wpi="http://schemas.microsoft.com/office/word/2010/wordprocessingInk" xmlns:wne="http://schemas.microsoft.com/office/word/2006/wordml" xmlns:wps="http://schemas.microsoft.com/office/word/2010/wordprocessingShape" mc:Ignorable="w14 w15 w16se w16cid w16 w16cex w16sdtdh wp14">
+  <w:p>
+    <w:pPr>
+      <w:pStyle w:val="Piedepgina"/>
+    </w:pPr>
+  </w:p>
+</w:ftr>
+</file>
+
 <file path=word/footnotes.xml><?xml version="1.0" encoding="utf-8"?>
 <w:footnotes xmlns:wpc="http://schemas.microsoft.com/office/word/2010/wordprocessingCanvas" xmlns:cx="http://schemas.microsoft.com/office/drawing/2014/chartex" xmlns:cx1="http://schemas.microsoft.com/office/drawing/2015/9/8/chartex" xmlns:cx2="http://schemas.microsoft.com/office/drawing/2015/10/21/chartex" xmlns:cx3="http://schemas.microsoft.com/office/drawing/2016/5/9/chartex" xmlns:cx4="http://schemas.microsoft.com/office/drawing/2016/5/10/chartex" xmlns:cx5="http://schemas.microsoft.com/office/drawing/2016/5/11/chartex" xmlns:cx6="http://schemas.microsoft.com/office/drawing/2016/5/12/chartex" xmlns:cx7="http://schemas.microsoft.com/office/drawing/2016/5/13/chartex" xmlns:cx8="http://schemas.microsoft.com/office/drawing/2016/5/14/chartex" xmlns:mc="http://schemas.openxmlformats.org/markup-compatibility/2006" xmlns:aink="http://schemas.microsoft.com/office/drawing/2016/ink" xmlns:am3d="http://schemas.microsoft.com/office/drawing/2017/model3d" xmlns:o="urn:schemas-microsoft-com:office:office" xmlns:oel="http://schemas.microsoft.com/office/2019/extlst" xmlns:r="http://schemas.openxmlformats.org/officeDocument/2006/relationships" xmlns:m="http://schemas.openxmlformats.org/officeDocument/2006/math" xmlns:v="urn:schemas-microsoft-com:vml" xmlns:wp14="http://schemas.microsoft.com/office/word/2010/wordprocessingDrawing" xmlns:wp="http://schemas.openxmlformats.org/drawingml/2006/wordprocessingDrawing" xmlns:w10="urn:schemas-microsoft-com:office:word" xmlns:w="http://schemas.openxmlformats.org/wordprocessingml/2006/main" xmlns:w14="http://schemas.microsoft.com/office/word/2010/wordml" xmlns:w15="http://schemas.microsoft.com/office/word/2012/wordml" xmlns:w16cex="http://schemas.microsoft.com/office/word/2018/wordml/cex" xmlns:w16cid="http://schemas.microsoft.com/office/word/2016/wordml/cid" xmlns:w16="http://schemas.microsoft.com/office/word/2018/wordml" xmlns:w16sdtdh="http://schemas.microsoft.com/office/word/2020/wordml/sdtdatahash" xmlns:w16se="http://schemas.microsoft.com/office/word/2015/wordml/symex" xmlns:wpg="http://schemas.microsoft.com/office/word/2010/wordprocessingGroup" xmlns:wpi="http://schemas.microsoft.com/office/word/2010/wordprocessingInk" xmlns:wne="http://schemas.microsoft.com/office/word/2006/wordml" xmlns:wps="http://schemas.microsoft.com/office/word/2010/wordprocessingShape" mc:Ignorable="w14 w15 w16se w16cid w16 w16cex w16sdtdh wp14">
   <w:footnote w:type="separator" w:id="-1">
@@ -9757,6 +9781,16 @@
 <w:hdr xmlns:wpc="http://schemas.microsoft.com/office/word/2010/wordprocessingCanvas" xmlns:cx="http://schemas.microsoft.com/office/drawing/2014/chartex" xmlns:cx1="http://schemas.microsoft.com/office/drawing/2015/9/8/chartex" xmlns:cx2="http://schemas.microsoft.com/office/drawing/2015/10/21/chartex" xmlns:cx3="http://schemas.microsoft.com/office/drawing/2016/5/9/chartex" xmlns:cx4="http://schemas.microsoft.com/office/drawing/2016/5/10/chartex" xmlns:cx5="http://schemas.microsoft.com/office/drawing/2016/5/11/chartex" xmlns:cx6="http://schemas.microsoft.com/office/drawing/2016/5/12/chartex" xmlns:cx7="http://schemas.microsoft.com/office/drawing/2016/5/13/chartex" xmlns:cx8="http://schemas.microsoft.com/office/drawing/2016/5/14/chartex" xmlns:mc="http://schemas.openxmlformats.org/markup-compatibility/2006" xmlns:aink="http://schemas.microsoft.com/office/drawing/2016/ink" xmlns:am3d="http://schemas.microsoft.com/office/drawing/2017/model3d" xmlns:o="urn:schemas-microsoft-com:office:office" xmlns:oel="http://schemas.microsoft.com/office/2019/extlst" xmlns:r="http://schemas.openxmlformats.org/officeDocument/2006/relationships" xmlns:m="http://schemas.openxmlformats.org/officeDocument/2006/math" xmlns:v="urn:schemas-microsoft-com:vml" xmlns:wp14="http://schemas.microsoft.com/office/word/2010/wordprocessingDrawing" xmlns:wp="http://schemas.openxmlformats.org/drawingml/2006/wordprocessingDrawing" xmlns:w10="urn:schemas-microsoft-com:office:word" xmlns:w="http://schemas.openxmlformats.org/wordprocessingml/2006/main" xmlns:w14="http://schemas.microsoft.com/office/word/2010/wordml" xmlns:w15="http://schemas.microsoft.com/office/word/2012/wordml" xmlns:w16cex="http://schemas.microsoft.com/office/word/2018/wordml/cex" xmlns:w16cid="http://schemas.microsoft.com/office/word/2016/wordml/cid" xmlns:w16="http://schemas.microsoft.com/office/word/2018/wordml" xmlns:w16sdtdh="http://schemas.microsoft.com/office/word/2020/wordml/sdtdatahash" xmlns:w16se="http://schemas.microsoft.com/office/word/2015/wordml/symex" xmlns:wpg="http://schemas.microsoft.com/office/word/2010/wordprocessingGroup" xmlns:wpi="http://schemas.microsoft.com/office/word/2010/wordprocessingInk" xmlns:wne="http://schemas.microsoft.com/office/word/2006/wordml" xmlns:wps="http://schemas.microsoft.com/office/word/2010/wordprocessingShape" mc:Ignorable="w14 w15 w16se w16cid w16 w16cex w16sdtdh wp14">
   <w:p>
     <w:pPr>
+      <w:pStyle w:val="Encabezado"/>
+    </w:pPr>
+  </w:p>
+</w:hdr>
+</file>
+
+<file path=word/header2.xml><?xml version="1.0" encoding="utf-8"?>
+<w:hdr xmlns:wpc="http://schemas.microsoft.com/office/word/2010/wordprocessingCanvas" xmlns:cx="http://schemas.microsoft.com/office/drawing/2014/chartex" xmlns:cx1="http://schemas.microsoft.com/office/drawing/2015/9/8/chartex" xmlns:cx2="http://schemas.microsoft.com/office/drawing/2015/10/21/chartex" xmlns:cx3="http://schemas.microsoft.com/office/drawing/2016/5/9/chartex" xmlns:cx4="http://schemas.microsoft.com/office/drawing/2016/5/10/chartex" xmlns:cx5="http://schemas.microsoft.com/office/drawing/2016/5/11/chartex" xmlns:cx6="http://schemas.microsoft.com/office/drawing/2016/5/12/chartex" xmlns:cx7="http://schemas.microsoft.com/office/drawing/2016/5/13/chartex" xmlns:cx8="http://schemas.microsoft.com/office/drawing/2016/5/14/chartex" xmlns:mc="http://schemas.openxmlformats.org/markup-compatibility/2006" xmlns:aink="http://schemas.microsoft.com/office/drawing/2016/ink" xmlns:am3d="http://schemas.microsoft.com/office/drawing/2017/model3d" xmlns:o="urn:schemas-microsoft-com:office:office" xmlns:oel="http://schemas.microsoft.com/office/2019/extlst" xmlns:r="http://schemas.openxmlformats.org/officeDocument/2006/relationships" xmlns:m="http://schemas.openxmlformats.org/officeDocument/2006/math" xmlns:v="urn:schemas-microsoft-com:vml" xmlns:wp14="http://schemas.microsoft.com/office/word/2010/wordprocessingDrawing" xmlns:wp="http://schemas.openxmlformats.org/drawingml/2006/wordprocessingDrawing" xmlns:w10="urn:schemas-microsoft-com:office:word" xmlns:w="http://schemas.openxmlformats.org/wordprocessingml/2006/main" xmlns:w14="http://schemas.microsoft.com/office/word/2010/wordml" xmlns:w15="http://schemas.microsoft.com/office/word/2012/wordml" xmlns:w16cex="http://schemas.microsoft.com/office/word/2018/wordml/cex" xmlns:w16cid="http://schemas.microsoft.com/office/word/2016/wordml/cid" xmlns:w16="http://schemas.microsoft.com/office/word/2018/wordml" xmlns:w16sdtdh="http://schemas.microsoft.com/office/word/2020/wordml/sdtdatahash" xmlns:w16se="http://schemas.microsoft.com/office/word/2015/wordml/symex" xmlns:wpg="http://schemas.microsoft.com/office/word/2010/wordprocessingGroup" xmlns:wpi="http://schemas.microsoft.com/office/word/2010/wordprocessingInk" xmlns:wne="http://schemas.microsoft.com/office/word/2006/wordml" xmlns:wps="http://schemas.microsoft.com/office/word/2010/wordprocessingShape" mc:Ignorable="w14 w15 w16se w16cid w16 w16cex w16sdtdh wp14">
+  <w:p>
+    <w:pPr>
       <w:ind w:right="-516" w:firstLine="4536"/>
       <w:rPr>
         <w:rFonts w:ascii="Batang" w:eastAsia="Batang" w:hAnsi="Batang" w:cs="Arial"/>
@@ -9768,10 +9802,245 @@
     </w:pPr>
     <w:r>
       <w:rPr>
+        <w:rFonts w:ascii="Baskerville Old Face" w:eastAsia="Batang" w:hAnsi="Baskerville Old Face" w:cs="Arabic Typesetting"/>
+        <w:b/>
+        <w:noProof/>
+        <w:sz w:val="26"/>
+        <w:szCs w:val="26"/>
+        <w:lang w:val="es-CO"/>
+      </w:rPr>
+      <mc:AlternateContent>
+        <mc:Choice Requires="wps">
+          <w:drawing>
+            <wp:anchor distT="45720" distB="45720" distL="114300" distR="114300" simplePos="0" relativeHeight="251673600" behindDoc="0" locked="0" layoutInCell="1" allowOverlap="1" wp14:anchorId="243472CC" wp14:editId="05FE77BF">
+              <wp:simplePos x="0" y="0"/>
+              <wp:positionH relativeFrom="margin">
+                <wp:align>left</wp:align>
+              </wp:positionH>
+              <wp:positionV relativeFrom="paragraph">
+                <wp:posOffset>234315</wp:posOffset>
+              </wp:positionV>
+              <wp:extent cx="3248025" cy="266700"/>
+              <wp:effectExtent l="0" t="0" r="28575" b="19050"/>
+              <wp:wrapNone/>
+              <wp:docPr id="2" name="Cuadro de texto 2"/>
+              <wp:cNvGraphicFramePr>
+                <a:graphicFrameLocks xmlns:a="http://schemas.openxmlformats.org/drawingml/2006/main"/>
+              </wp:cNvGraphicFramePr>
+              <a:graphic xmlns:a="http://schemas.openxmlformats.org/drawingml/2006/main">
+                <a:graphicData uri="http://schemas.microsoft.com/office/word/2010/wordprocessingShape">
+                  <wps:wsp>
+                    <wps:cNvSpPr txBox="1">
+                      <a:spLocks noChangeArrowheads="1"/>
+                    </wps:cNvSpPr>
+                    <wps:spPr bwMode="auto">
+                      <a:xfrm>
+                        <a:off x="0" y="0"/>
+                        <a:ext cx="3248025" cy="266700"/>
+                      </a:xfrm>
+                      <a:prstGeom prst="rect">
+                        <a:avLst/>
+                      </a:prstGeom>
+                      <a:solidFill>
+                        <a:srgbClr val="FFFFFF"/>
+                      </a:solidFill>
+                      <a:ln w="9525">
+                        <a:solidFill>
+                          <a:srgbClr val="000000"/>
+                        </a:solidFill>
+                        <a:miter lim="800000"/>
+                        <a:headEnd/>
+                        <a:tailEnd/>
+                      </a:ln>
+                    </wps:spPr>
+                    <wps:txbx>
+                      <w:txbxContent>
+                        <w:p>
+                          <w:r>
+                            <w:t>{</w:t>
+                          </w:r>
+                          <w:proofErr w:type="spellStart"/>
+                          <w:r>
+                            <w:t>nombre_completo</w:t>
+                          </w:r>
+                          <w:proofErr w:type="spellEnd"/>
+                          <w:r>
+                            <w:t>}</w:t>
+                          </w:r>
+                        </w:p>
+                      </w:txbxContent>
+                    </wps:txbx>
+                    <wps:bodyPr rot="0" vert="horz" wrap="square" lIns="91440" tIns="45720" rIns="91440" bIns="45720" anchor="t" anchorCtr="0">
+                      <a:noAutofit/>
+                    </wps:bodyPr>
+                  </wps:wsp>
+                </a:graphicData>
+              </a:graphic>
+              <wp14:sizeRelH relativeFrom="margin">
+                <wp14:pctWidth>0</wp14:pctWidth>
+              </wp14:sizeRelH>
+              <wp14:sizeRelV relativeFrom="margin">
+                <wp14:pctHeight>0</wp14:pctHeight>
+              </wp14:sizeRelV>
+            </wp:anchor>
+          </w:drawing>
+        </mc:Choice>
+        <mc:Fallback>
+          <w:pict>
+            <v:shapetype w14:anchorId="243472CC" id="_x0000_t202" coordsize="21600,21600" o:spt="202" path="m,l,21600r21600,l21600,xe">
+              <v:stroke joinstyle="miter"/>
+              <v:path gradientshapeok="t" o:connecttype="rect"/>
+            </v:shapetype>
+            <v:shape id="_x0000_s1030" type="#_x0000_t202" style="position:absolute;left:0;text-align:left;margin-left:0;margin-top:18.45pt;width:255.75pt;height:21pt;z-index:251673600;visibility:visible;mso-wrap-style:square;mso-width-percent:0;mso-height-percent:0;mso-wrap-distance-left:9pt;mso-wrap-distance-top:3.6pt;mso-wrap-distance-right:9pt;mso-wrap-distance-bottom:3.6pt;mso-position-horizontal:left;mso-position-horizontal-relative:margin;mso-position-vertical:absolute;mso-position-vertical-relative:text;mso-width-percent:0;mso-height-percent:0;mso-width-relative:margin;mso-height-relative:margin;v-text-anchor:top" o:gfxdata="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">
+              <v:textbox>
+                <w:txbxContent>
+                  <w:p>
+                    <w:r>
+                      <w:t>{</w:t>
+                    </w:r>
+                    <w:proofErr w:type="spellStart"/>
+                    <w:r>
+                      <w:t>nombre_completo</w:t>
+                    </w:r>
+                    <w:proofErr w:type="spellEnd"/>
+                    <w:r>
+                      <w:t>}</w:t>
+                    </w:r>
+                  </w:p>
+                </w:txbxContent>
+              </v:textbox>
+              <w10:wrap anchorx="margin"/>
+            </v:shape>
+          </w:pict>
+        </mc:Fallback>
+      </mc:AlternateContent>
+    </w:r>
+    <w:r>
+      <w:rPr>
+        <w:rFonts w:ascii="Baskerville Old Face" w:eastAsia="Batang" w:hAnsi="Baskerville Old Face" w:cs="Arabic Typesetting"/>
+        <w:b/>
+        <w:noProof/>
+        <w:sz w:val="40"/>
+        <w:szCs w:val="26"/>
+        <w:lang w:val="es-CO" w:eastAsia="es-CO"/>
+      </w:rPr>
+      <mc:AlternateContent>
+        <mc:Choice Requires="wps">
+          <w:drawing>
+            <wp:anchor distT="45720" distB="45720" distL="114300" distR="114300" simplePos="0" relativeHeight="251653632" behindDoc="0" locked="0" layoutInCell="1" allowOverlap="1" wp14:anchorId="52114CD8" wp14:editId="287553AF">
+              <wp:simplePos x="0" y="0"/>
+              <wp:positionH relativeFrom="column">
+                <wp:posOffset>-251460</wp:posOffset>
+              </wp:positionH>
+              <wp:positionV relativeFrom="paragraph">
+                <wp:posOffset>-118110</wp:posOffset>
+              </wp:positionV>
+              <wp:extent cx="2438400" cy="679450"/>
+              <wp:effectExtent l="0" t="0" r="0" b="6350"/>
+              <wp:wrapNone/>
+              <wp:docPr id="217" name="Cuadro de texto 2"/>
+              <wp:cNvGraphicFramePr>
+                <a:graphicFrameLocks xmlns:a="http://schemas.openxmlformats.org/drawingml/2006/main"/>
+              </wp:cNvGraphicFramePr>
+              <a:graphic xmlns:a="http://schemas.openxmlformats.org/drawingml/2006/main">
+                <a:graphicData uri="http://schemas.microsoft.com/office/word/2010/wordprocessingShape">
+                  <wps:wsp>
+                    <wps:cNvSpPr txBox="1">
+                      <a:spLocks noChangeArrowheads="1"/>
+                    </wps:cNvSpPr>
+                    <wps:spPr bwMode="auto">
+                      <a:xfrm>
+                        <a:off x="0" y="0"/>
+                        <a:ext cx="2438400" cy="679450"/>
+                      </a:xfrm>
+                      <a:prstGeom prst="rect">
+                        <a:avLst/>
+                      </a:prstGeom>
+                      <a:noFill/>
+                      <a:ln w="9525">
+                        <a:noFill/>
+                        <a:miter lim="800000"/>
+                        <a:headEnd/>
+                        <a:tailEnd/>
+                      </a:ln>
+                    </wps:spPr>
+                    <wps:txbx>
+                      <w:txbxContent>
+                        <w:p>
+                          <w:pPr>
+                            <w:jc w:val="center"/>
+                            <w:rPr>
+                              <w:rFonts w:ascii="Lucida Calligraphy" w:hAnsi="Lucida Calligraphy" w:cs="Segoe UI"/>
+                              <w:sz w:val="36"/>
+                              <w:szCs w:val="28"/>
+                              <w:lang w:val="es-CO"/>
+                            </w:rPr>
+                          </w:pPr>
+                          <w:r>
+                            <w:rPr>
+                              <w:rFonts w:ascii="Lucida Calligraphy" w:hAnsi="Lucida Calligraphy" w:cs="Segoe UI"/>
+                              <w:sz w:val="36"/>
+                              <w:szCs w:val="28"/>
+                              <w:lang w:val="es-CO"/>
+                            </w:rPr>
+                            <w:t>Nombre completo</w:t>
+                          </w:r>
+                        </w:p>
+                      </w:txbxContent>
+                    </wps:txbx>
+                    <wps:bodyPr rot="0" vert="horz" wrap="square" lIns="91440" tIns="45720" rIns="91440" bIns="45720" anchor="t" anchorCtr="0">
+                      <a:noAutofit/>
+                    </wps:bodyPr>
+                  </wps:wsp>
+                </a:graphicData>
+              </a:graphic>
+              <wp14:sizeRelH relativeFrom="margin">
+                <wp14:pctWidth>0</wp14:pctWidth>
+              </wp14:sizeRelH>
+              <wp14:sizeRelV relativeFrom="margin">
+                <wp14:pctHeight>0</wp14:pctHeight>
+              </wp14:sizeRelV>
+            </wp:anchor>
+          </w:drawing>
+        </mc:Choice>
+        <mc:Fallback>
+          <w:pict>
+            <v:shape w14:anchorId="52114CD8" id="_x0000_s1031" type="#_x0000_t202" style="position:absolute;left:0;text-align:left;margin-left:-19.8pt;margin-top:-9.3pt;width:192pt;height:53.5pt;z-index:251653632;visibility:visible;mso-wrap-style:square;mso-width-percent:0;mso-height-percent:0;mso-wrap-distance-left:9pt;mso-wrap-distance-top:3.6pt;mso-wrap-distance-right:9pt;mso-wrap-distance-bottom:3.6pt;mso-position-horizontal:absolute;mso-position-horizontal-relative:text;mso-position-vertical:absolute;mso-position-vertical-relative:text;mso-width-percent:0;mso-height-percent:0;mso-width-relative:margin;mso-height-relative:margin;v-text-anchor:top" o:gfxdata="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" filled="f" stroked="f">
+              <v:textbox>
+                <w:txbxContent>
+                  <w:p>
+                    <w:pPr>
+                      <w:jc w:val="center"/>
+                      <w:rPr>
+                        <w:rFonts w:ascii="Lucida Calligraphy" w:hAnsi="Lucida Calligraphy" w:cs="Segoe UI"/>
+                        <w:sz w:val="36"/>
+                        <w:szCs w:val="28"/>
+                        <w:lang w:val="es-CO"/>
+                      </w:rPr>
+                    </w:pPr>
+                    <w:r>
+                      <w:rPr>
+                        <w:rFonts w:ascii="Lucida Calligraphy" w:hAnsi="Lucida Calligraphy" w:cs="Segoe UI"/>
+                        <w:sz w:val="36"/>
+                        <w:szCs w:val="28"/>
+                        <w:lang w:val="es-CO"/>
+                      </w:rPr>
+                      <w:t>Nombre completo</w:t>
+                    </w:r>
+                  </w:p>
+                </w:txbxContent>
+              </v:textbox>
+            </v:shape>
+          </w:pict>
+        </mc:Fallback>
+      </mc:AlternateContent>
+    </w:r>
+    <w:r>
+      <w:rPr>
         <w:noProof/>
       </w:rPr>
       <w:drawing>
-        <wp:anchor distT="0" distB="0" distL="114300" distR="114300" simplePos="0" relativeHeight="251662848" behindDoc="1" locked="0" layoutInCell="1" allowOverlap="1" wp14:anchorId="318DCC0F" wp14:editId="5B2BB955">
+        <wp:anchor distT="0" distB="0" distL="114300" distR="114300" simplePos="0" relativeHeight="251662848" behindDoc="1" locked="0" layoutInCell="1" allowOverlap="1" wp14:anchorId="318DCC0F" wp14:editId="14189254">
           <wp:simplePos x="0" y="0"/>
           <wp:positionH relativeFrom="page">
             <wp:posOffset>-180948</wp:posOffset>
@@ -9843,7 +10112,7 @@
         <w:lang w:val="es-CO" w:eastAsia="es-CO"/>
       </w:rPr>
       <w:drawing>
-        <wp:anchor distT="0" distB="0" distL="114300" distR="114300" simplePos="0" relativeHeight="251655680" behindDoc="1" locked="0" layoutInCell="1" allowOverlap="1" wp14:anchorId="43C89928" wp14:editId="6EDE4997">
+        <wp:anchor distT="0" distB="0" distL="114300" distR="114300" simplePos="0" relativeHeight="251655680" behindDoc="1" locked="0" layoutInCell="1" allowOverlap="1" wp14:anchorId="43C89928" wp14:editId="50C79460">
           <wp:simplePos x="0" y="0"/>
           <wp:positionH relativeFrom="column">
             <wp:posOffset>-1061085</wp:posOffset>
@@ -9902,130 +10171,6 @@
         </wp:anchor>
       </w:drawing>
     </w:r>
-    <w:r>
-      <w:rPr>
-        <w:rFonts w:ascii="Baskerville Old Face" w:eastAsia="Batang" w:hAnsi="Baskerville Old Face" w:cs="Arabic Typesetting"/>
-        <w:b/>
-        <w:noProof/>
-        <w:sz w:val="40"/>
-        <w:szCs w:val="26"/>
-        <w:lang w:val="es-CO" w:eastAsia="es-CO"/>
-      </w:rPr>
-      <mc:AlternateContent>
-        <mc:Choice Requires="wps">
-          <w:drawing>
-            <wp:anchor distT="45720" distB="45720" distL="114300" distR="114300" simplePos="0" relativeHeight="251653632" behindDoc="0" locked="0" layoutInCell="1" allowOverlap="1" wp14:anchorId="52114CD8" wp14:editId="4D7F106B">
-              <wp:simplePos x="0" y="0"/>
-              <wp:positionH relativeFrom="column">
-                <wp:posOffset>-248285</wp:posOffset>
-              </wp:positionH>
-              <wp:positionV relativeFrom="paragraph">
-                <wp:posOffset>-118110</wp:posOffset>
-              </wp:positionV>
-              <wp:extent cx="2217420" cy="679450"/>
-              <wp:effectExtent l="0" t="0" r="0" b="6350"/>
-              <wp:wrapNone/>
-              <wp:docPr id="217" name="Cuadro de texto 2"/>
-              <wp:cNvGraphicFramePr>
-                <a:graphicFrameLocks xmlns:a="http://schemas.openxmlformats.org/drawingml/2006/main"/>
-              </wp:cNvGraphicFramePr>
-              <a:graphic xmlns:a="http://schemas.openxmlformats.org/drawingml/2006/main">
-                <a:graphicData uri="http://schemas.microsoft.com/office/word/2010/wordprocessingShape">
-                  <wps:wsp>
-                    <wps:cNvSpPr txBox="1">
-                      <a:spLocks noChangeArrowheads="1"/>
-                    </wps:cNvSpPr>
-                    <wps:spPr bwMode="auto">
-                      <a:xfrm>
-                        <a:off x="0" y="0"/>
-                        <a:ext cx="2217420" cy="679450"/>
-                      </a:xfrm>
-                      <a:prstGeom prst="rect">
-                        <a:avLst/>
-                      </a:prstGeom>
-                      <a:noFill/>
-                      <a:ln w="9525">
-                        <a:noFill/>
-                        <a:miter lim="800000"/>
-                        <a:headEnd/>
-                        <a:tailEnd/>
-                      </a:ln>
-                    </wps:spPr>
-                    <wps:txbx>
-                      <w:txbxContent>
-                        <w:p>
-                          <w:pPr>
-                            <w:jc w:val="center"/>
-                            <w:rPr>
-                              <w:rFonts w:ascii="Lucida Calligraphy" w:hAnsi="Lucida Calligraphy" w:cs="Segoe UI"/>
-                              <w:sz w:val="36"/>
-                              <w:szCs w:val="28"/>
-                              <w:lang w:val="es-CO"/>
-                            </w:rPr>
-                          </w:pPr>
-                          <w:r>
-                            <w:rPr>
-                              <w:rFonts w:ascii="Lucida Calligraphy" w:hAnsi="Lucida Calligraphy" w:cs="Segoe UI"/>
-                              <w:sz w:val="36"/>
-                              <w:szCs w:val="28"/>
-                              <w:lang w:val="es-CO"/>
-                            </w:rPr>
-                            <w:t>Nombre completo</w:t>
-                          </w:r>
-                        </w:p>
-                      </w:txbxContent>
-                    </wps:txbx>
-                    <wps:bodyPr rot="0" vert="horz" wrap="square" lIns="91440" tIns="45720" rIns="91440" bIns="45720" anchor="t" anchorCtr="0">
-                      <a:noAutofit/>
-                    </wps:bodyPr>
-                  </wps:wsp>
-                </a:graphicData>
-              </a:graphic>
-              <wp14:sizeRelH relativeFrom="margin">
-                <wp14:pctWidth>0</wp14:pctWidth>
-              </wp14:sizeRelH>
-              <wp14:sizeRelV relativeFrom="margin">
-                <wp14:pctHeight>0</wp14:pctHeight>
-              </wp14:sizeRelV>
-            </wp:anchor>
-          </w:drawing>
-        </mc:Choice>
-        <mc:Fallback>
-          <w:pict>
-            <v:shapetype w14:anchorId="52114CD8" id="_x0000_t202" coordsize="21600,21600" o:spt="202" path="m,l,21600r21600,l21600,xe">
-              <v:stroke joinstyle="miter"/>
-              <v:path gradientshapeok="t" o:connecttype="rect"/>
-            </v:shapetype>
-            <v:shape id="_x0000_s1029" type="#_x0000_t202" style="position:absolute;left:0;text-align:left;margin-left:-19.55pt;margin-top:-9.3pt;width:174.6pt;height:53.5pt;z-index:251653632;visibility:visible;mso-wrap-style:square;mso-width-percent:0;mso-height-percent:0;mso-wrap-distance-left:9pt;mso-wrap-distance-top:3.6pt;mso-wrap-distance-right:9pt;mso-wrap-distance-bottom:3.6pt;mso-position-horizontal:absolute;mso-position-horizontal-relative:text;mso-position-vertical:absolute;mso-position-vertical-relative:text;mso-width-percent:0;mso-height-percent:0;mso-width-relative:margin;mso-height-relative:margin;v-text-anchor:top" o:gfxdata="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" filled="f" stroked="f">
-              <v:textbox>
-                <w:txbxContent>
-                  <w:p>
-                    <w:pPr>
-                      <w:jc w:val="center"/>
-                      <w:rPr>
-                        <w:rFonts w:ascii="Lucida Calligraphy" w:hAnsi="Lucida Calligraphy" w:cs="Segoe UI"/>
-                        <w:sz w:val="36"/>
-                        <w:szCs w:val="28"/>
-                        <w:lang w:val="es-CO"/>
-                      </w:rPr>
-                    </w:pPr>
-                    <w:r>
-                      <w:rPr>
-                        <w:rFonts w:ascii="Lucida Calligraphy" w:hAnsi="Lucida Calligraphy" w:cs="Segoe UI"/>
-                        <w:sz w:val="36"/>
-                        <w:szCs w:val="28"/>
-                        <w:lang w:val="es-CO"/>
-                      </w:rPr>
-                      <w:t>Nombre completo</w:t>
-                    </w:r>
-                  </w:p>
-                </w:txbxContent>
-              </v:textbox>
-            </v:shape>
-          </w:pict>
-        </mc:Fallback>
-      </mc:AlternateContent>
-    </w:r>
   </w:p>
   <w:p>
     <w:pPr>
@@ -10051,7 +10196,7 @@
       <mc:AlternateContent>
         <mc:Choice Requires="wps">
           <w:drawing>
-            <wp:anchor distT="0" distB="0" distL="114300" distR="114300" simplePos="0" relativeHeight="251662336" behindDoc="0" locked="0" layoutInCell="1" allowOverlap="1" wp14:anchorId="17FFBDF6" wp14:editId="76DFBBB6">
+            <wp:anchor distT="0" distB="0" distL="114300" distR="114300" simplePos="0" relativeHeight="251662336" behindDoc="0" locked="0" layoutInCell="1" allowOverlap="1" wp14:anchorId="17FFBDF6" wp14:editId="4E85E858">
               <wp:simplePos x="0" y="0"/>
               <wp:positionH relativeFrom="column">
                 <wp:posOffset>-419735</wp:posOffset>
@@ -10083,7 +10228,7 @@
                       <a:effectLst/>
                       <a:extLst>
                         <a:ext uri="{C572A759-6A51-4108-AA02-DFA0A04FC94B}">
-                          <ma14:wrappingTextBoxFlag xmlns:arto="http://schemas.microsoft.com/office/word/2006/arto" xmlns="" xmlns:mo="http://schemas.microsoft.com/office/mac/office/2008/main" xmlns:mv="urn:schemas-microsoft-com:mac:vml" xmlns:o="urn:schemas-microsoft-com:office:office" xmlns:v="urn:schemas-microsoft-com:vml" xmlns:w10="urn:schemas-microsoft-com:office:word" xmlns:w="http://schemas.openxmlformats.org/wordprocessingml/2006/main" xmlns:ma14="http://schemas.microsoft.com/office/mac/drawingml/2011/main"/>
+                          <ma14:wrappingTextBoxFlag xmlns:ma14="http://schemas.microsoft.com/office/mac/drawingml/2011/main" xmlns:w="http://schemas.openxmlformats.org/wordprocessingml/2006/main" xmlns:w10="urn:schemas-microsoft-com:office:word" xmlns:v="urn:schemas-microsoft-com:vml" xmlns:o="urn:schemas-microsoft-com:office:office" xmlns:mv="urn:schemas-microsoft-com:mac:vml" xmlns:mo="http://schemas.microsoft.com/office/mac/office/2008/main" xmlns="" xmlns:arto="http://schemas.microsoft.com/office/word/2006/arto"/>
                         </a:ext>
                       </a:extLst>
                     </wps:spPr>
@@ -10150,7 +10295,7 @@
         </mc:Choice>
         <mc:Fallback>
           <w:pict>
-            <v:shape w14:anchorId="17FFBDF6" id="_x0000_s1030" type="#_x0000_t202" style="position:absolute;left:0;text-align:left;margin-left:-33.05pt;margin-top:17.2pt;width:209.5pt;height:37.5pt;z-index:251662336;visibility:visible;mso-wrap-style:square;mso-width-percent:0;mso-height-percent:0;mso-wrap-distance-left:9pt;mso-wrap-distance-top:0;mso-wrap-distance-right:9pt;mso-wrap-distance-bottom:0;mso-position-horizontal:absolute;mso-position-horizontal-relative:text;mso-position-vertical:absolute;mso-position-vertical-relative:text;mso-width-percent:0;mso-height-percent:0;mso-width-relative:margin;mso-height-relative:margin;v-text-anchor:top" o:gfxdata="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" filled="f" stroked="f">
+            <v:shape w14:anchorId="17FFBDF6" id="_x0000_s1032" type="#_x0000_t202" style="position:absolute;left:0;text-align:left;margin-left:-33.05pt;margin-top:17.2pt;width:209.5pt;height:37.5pt;z-index:251662336;visibility:visible;mso-wrap-style:square;mso-width-percent:0;mso-height-percent:0;mso-wrap-distance-left:9pt;mso-wrap-distance-top:0;mso-wrap-distance-right:9pt;mso-wrap-distance-bottom:0;mso-position-horizontal:absolute;mso-position-horizontal-relative:text;mso-position-vertical:absolute;mso-position-vertical-relative:text;mso-width-percent:0;mso-height-percent:0;mso-width-relative:margin;mso-height-relative:margin;v-text-anchor:top" o:gfxdata="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" filled="f" stroked="f">
               <v:textbox>
                 <w:txbxContent>
                   <w:p>
@@ -10263,6 +10408,16 @@
         </mc:Fallback>
       </mc:AlternateContent>
     </w:r>
+  </w:p>
+</w:hdr>
+</file>
+
+<file path=word/header3.xml><?xml version="1.0" encoding="utf-8"?>
+<w:hdr xmlns:wpc="http://schemas.microsoft.com/office/word/2010/wordprocessingCanvas" xmlns:cx="http://schemas.microsoft.com/office/drawing/2014/chartex" xmlns:cx1="http://schemas.microsoft.com/office/drawing/2015/9/8/chartex" xmlns:cx2="http://schemas.microsoft.com/office/drawing/2015/10/21/chartex" xmlns:cx3="http://schemas.microsoft.com/office/drawing/2016/5/9/chartex" xmlns:cx4="http://schemas.microsoft.com/office/drawing/2016/5/10/chartex" xmlns:cx5="http://schemas.microsoft.com/office/drawing/2016/5/11/chartex" xmlns:cx6="http://schemas.microsoft.com/office/drawing/2016/5/12/chartex" xmlns:cx7="http://schemas.microsoft.com/office/drawing/2016/5/13/chartex" xmlns:cx8="http://schemas.microsoft.com/office/drawing/2016/5/14/chartex" xmlns:mc="http://schemas.openxmlformats.org/markup-compatibility/2006" xmlns:aink="http://schemas.microsoft.com/office/drawing/2016/ink" xmlns:am3d="http://schemas.microsoft.com/office/drawing/2017/model3d" xmlns:o="urn:schemas-microsoft-com:office:office" xmlns:oel="http://schemas.microsoft.com/office/2019/extlst" xmlns:r="http://schemas.openxmlformats.org/officeDocument/2006/relationships" xmlns:m="http://schemas.openxmlformats.org/officeDocument/2006/math" xmlns:v="urn:schemas-microsoft-com:vml" xmlns:wp14="http://schemas.microsoft.com/office/word/2010/wordprocessingDrawing" xmlns:wp="http://schemas.openxmlformats.org/drawingml/2006/wordprocessingDrawing" xmlns:w10="urn:schemas-microsoft-com:office:word" xmlns:w="http://schemas.openxmlformats.org/wordprocessingml/2006/main" xmlns:w14="http://schemas.microsoft.com/office/word/2010/wordml" xmlns:w15="http://schemas.microsoft.com/office/word/2012/wordml" xmlns:w16cex="http://schemas.microsoft.com/office/word/2018/wordml/cex" xmlns:w16cid="http://schemas.microsoft.com/office/word/2016/wordml/cid" xmlns:w16="http://schemas.microsoft.com/office/word/2018/wordml" xmlns:w16sdtdh="http://schemas.microsoft.com/office/word/2020/wordml/sdtdatahash" xmlns:w16se="http://schemas.microsoft.com/office/word/2015/wordml/symex" xmlns:wpg="http://schemas.microsoft.com/office/word/2010/wordprocessingGroup" xmlns:wpi="http://schemas.microsoft.com/office/word/2010/wordprocessingInk" xmlns:wne="http://schemas.microsoft.com/office/word/2006/wordml" xmlns:wps="http://schemas.microsoft.com/office/word/2010/wordprocessingShape" mc:Ignorable="w14 w15 w16se w16cid w16 w16cex w16sdtdh wp14">
+  <w:p>
+    <w:pPr>
+      <w:pStyle w:val="Encabezado"/>
+    </w:pPr>
   </w:p>
 </w:hdr>
 </file>

--- a/src/features/fundacion/docs/FORMATO HOJA DE VIDA FHISYL.docx
+++ b/src/features/fundacion/docs/FORMATO HOJA DE VIDA FHISYL.docx
@@ -196,15 +196,25 @@
                                 <w:i/>
                                 <w:lang w:val="es-CO"/>
                               </w:rPr>
-                              <w:t>Descripción breve de su perfil m</w:t>
+                              <w:t>{</w:t>
                             </w:r>
+                            <w:proofErr w:type="spellStart"/>
                             <w:r>
                               <w:rPr>
                                 <w:rFonts w:ascii="Calibri Light" w:hAnsi="Calibri Light" w:cs="Calibri Light"/>
                                 <w:i/>
                                 <w:lang w:val="es-CO"/>
                               </w:rPr>
-                              <w:t>inisterial y profesional (si aplica).</w:t>
+                              <w:t>descripción_breve_ministerio_profesion</w:t>
+                            </w:r>
+                            <w:proofErr w:type="spellEnd"/>
+                            <w:r>
+                              <w:rPr>
+                                <w:rFonts w:ascii="Calibri Light" w:hAnsi="Calibri Light" w:cs="Calibri Light"/>
+                                <w:i/>
+                                <w:lang w:val="es-CO"/>
+                              </w:rPr>
+                              <w:t>}</w:t>
                             </w:r>
                           </w:p>
                         </w:txbxContent>
@@ -242,15 +252,25 @@
                           <w:i/>
                           <w:lang w:val="es-CO"/>
                         </w:rPr>
-                        <w:t>Descripción breve de su perfil m</w:t>
+                        <w:t>{</w:t>
                       </w:r>
+                      <w:proofErr w:type="spellStart"/>
                       <w:r>
                         <w:rPr>
                           <w:rFonts w:ascii="Calibri Light" w:hAnsi="Calibri Light" w:cs="Calibri Light"/>
                           <w:i/>
                           <w:lang w:val="es-CO"/>
                         </w:rPr>
-                        <w:t>inisterial y profesional (si aplica).</w:t>
+                        <w:t>descripción_breve_ministerio_profesion</w:t>
+                      </w:r>
+                      <w:proofErr w:type="spellEnd"/>
+                      <w:r>
+                        <w:rPr>
+                          <w:rFonts w:ascii="Calibri Light" w:hAnsi="Calibri Light" w:cs="Calibri Light"/>
+                          <w:i/>
+                          <w:lang w:val="es-CO"/>
+                        </w:rPr>
+                        <w:t>}</w:t>
                       </w:r>
                     </w:p>
                   </w:txbxContent>
@@ -657,7 +677,25 @@
                 <w:sz w:val="26"/>
                 <w:szCs w:val="26"/>
               </w:rPr>
-              <w:t>{}</w:t>
+              <w:t>{</w:t>
+            </w:r>
+            <w:r>
+              <w:rPr>
+                <w:rFonts w:ascii="Trebuchet MS" w:hAnsi="Trebuchet MS" w:cs="Arial"/>
+                <w:noProof/>
+                <w:sz w:val="26"/>
+                <w:szCs w:val="26"/>
+              </w:rPr>
+              <w:t>lugar_expedicion</w:t>
+            </w:r>
+            <w:r>
+              <w:rPr>
+                <w:rFonts w:ascii="Trebuchet MS" w:hAnsi="Trebuchet MS" w:cs="Arial"/>
+                <w:noProof/>
+                <w:sz w:val="26"/>
+                <w:szCs w:val="26"/>
+              </w:rPr>
+              <w:t>}</w:t>
             </w:r>
           </w:p>
         </w:tc>
@@ -1063,6 +1101,15 @@
                 <w:szCs w:val="26"/>
               </w:rPr>
             </w:pPr>
+            <w:r>
+              <w:rPr>
+                <w:rFonts w:ascii="Trebuchet MS" w:hAnsi="Trebuchet MS" w:cs="Arial"/>
+                <w:noProof/>
+                <w:sz w:val="26"/>
+                <w:szCs w:val="26"/>
+              </w:rPr>
+              <w:t>{departamento_estado_provincia}</w:t>
+            </w:r>
           </w:p>
         </w:tc>
       </w:tr>
@@ -1121,6 +1168,15 @@
                 <w:szCs w:val="26"/>
               </w:rPr>
             </w:pPr>
+            <w:r>
+              <w:rPr>
+                <w:rFonts w:ascii="Trebuchet MS" w:hAnsi="Trebuchet MS" w:cs="Arial"/>
+                <w:noProof/>
+                <w:sz w:val="26"/>
+                <w:szCs w:val="26"/>
+              </w:rPr>
+              <w:t>{municipio}</w:t>
+            </w:r>
           </w:p>
         </w:tc>
       </w:tr>
@@ -1668,10 +1724,19 @@
               <w:rPr>
                 <w:rFonts w:asciiTheme="majorHAnsi" w:hAnsiTheme="majorHAnsi"/>
                 <w:b/>
-                <w:sz w:val="28"/>
-                <w:szCs w:val="26"/>
-              </w:rPr>
-            </w:pPr>
+                <w:sz w:val="20"/>
+                <w:szCs w:val="20"/>
+              </w:rPr>
+            </w:pPr>
+            <w:r>
+              <w:rPr>
+                <w:rFonts w:asciiTheme="majorHAnsi" w:hAnsiTheme="majorHAnsi"/>
+                <w:b/>
+                <w:sz w:val="20"/>
+                <w:szCs w:val="20"/>
+              </w:rPr>
+              <w:t>{completa/incompleta}</w:t>
+            </w:r>
           </w:p>
         </w:tc>
         <w:tc>
@@ -1690,6 +1755,15 @@
                 <w:szCs w:val="26"/>
               </w:rPr>
             </w:pPr>
+            <w:r>
+              <w:rPr>
+                <w:rFonts w:asciiTheme="majorHAnsi" w:hAnsiTheme="majorHAnsi"/>
+                <w:b/>
+                <w:sz w:val="20"/>
+                <w:szCs w:val="20"/>
+              </w:rPr>
+              <w:t>{completa/incompleta}</w:t>
+            </w:r>
           </w:p>
         </w:tc>
         <w:tc>
@@ -1708,6 +1782,15 @@
                 <w:szCs w:val="26"/>
               </w:rPr>
             </w:pPr>
+            <w:r>
+              <w:rPr>
+                <w:rFonts w:asciiTheme="majorHAnsi" w:hAnsiTheme="majorHAnsi"/>
+                <w:b/>
+                <w:sz w:val="20"/>
+                <w:szCs w:val="20"/>
+              </w:rPr>
+              <w:t>{completa/incompleta}</w:t>
+            </w:r>
           </w:p>
         </w:tc>
         <w:tc>
@@ -1786,7 +1869,19 @@
               <w:rPr>
                 <w:szCs w:val="26"/>
               </w:rPr>
-              <w:t>1°</w:t>
+              <w:t>{</w:t>
+            </w:r>
+            <w:r>
+              <w:rPr>
+                <w:szCs w:val="26"/>
+              </w:rPr>
+              <w:t>1</w:t>
+            </w:r>
+            <w:r>
+              <w:rPr>
+                <w:szCs w:val="26"/>
+              </w:rPr>
+              <w:t>_grado}</w:t>
             </w:r>
           </w:p>
         </w:tc>
@@ -1806,7 +1901,19 @@
               <w:rPr>
                 <w:szCs w:val="26"/>
               </w:rPr>
-              <w:t>2°</w:t>
+              <w:t>{</w:t>
+            </w:r>
+            <w:r>
+              <w:rPr>
+                <w:szCs w:val="26"/>
+              </w:rPr>
+              <w:t>2</w:t>
+            </w:r>
+            <w:r>
+              <w:rPr>
+                <w:szCs w:val="26"/>
+              </w:rPr>
+              <w:t>_grado}</w:t>
             </w:r>
           </w:p>
         </w:tc>
@@ -1827,7 +1934,19 @@
               <w:rPr>
                 <w:szCs w:val="26"/>
               </w:rPr>
-              <w:t>3°</w:t>
+              <w:t>{</w:t>
+            </w:r>
+            <w:r>
+              <w:rPr>
+                <w:szCs w:val="26"/>
+              </w:rPr>
+              <w:t>3</w:t>
+            </w:r>
+            <w:r>
+              <w:rPr>
+                <w:szCs w:val="26"/>
+              </w:rPr>
+              <w:t>_grado}</w:t>
             </w:r>
           </w:p>
         </w:tc>
@@ -1848,7 +1967,25 @@
               <w:rPr>
                 <w:szCs w:val="26"/>
               </w:rPr>
-              <w:t>4°</w:t>
+              <w:t>{</w:t>
+            </w:r>
+            <w:r>
+              <w:rPr>
+                <w:szCs w:val="26"/>
+              </w:rPr>
+              <w:t>_grado}</w:t>
+            </w:r>
+            <w:r>
+              <w:rPr>
+                <w:szCs w:val="26"/>
+              </w:rPr>
+              <w:t>4</w:t>
+            </w:r>
+            <w:r>
+              <w:rPr>
+                <w:szCs w:val="26"/>
+              </w:rPr>
+              <w:t>}</w:t>
             </w:r>
           </w:p>
         </w:tc>
@@ -1868,13 +2005,19 @@
               <w:rPr>
                 <w:szCs w:val="26"/>
               </w:rPr>
+              <w:t>{</w:t>
+            </w:r>
+            <w:r>
+              <w:rPr>
+                <w:szCs w:val="26"/>
+              </w:rPr>
               <w:t>5</w:t>
             </w:r>
             <w:r>
               <w:rPr>
                 <w:szCs w:val="26"/>
               </w:rPr>
-              <w:t>°</w:t>
+              <w:t>_grado}</w:t>
             </w:r>
           </w:p>
         </w:tc>
@@ -1893,7 +2036,19 @@
               <w:rPr>
                 <w:szCs w:val="26"/>
               </w:rPr>
-              <w:t>6°</w:t>
+              <w:t>{</w:t>
+            </w:r>
+            <w:r>
+              <w:rPr>
+                <w:szCs w:val="26"/>
+              </w:rPr>
+              <w:t>6</w:t>
+            </w:r>
+            <w:r>
+              <w:rPr>
+                <w:szCs w:val="26"/>
+              </w:rPr>
+              <w:t>_grado}</w:t>
             </w:r>
           </w:p>
         </w:tc>
@@ -1912,7 +2067,19 @@
               <w:rPr>
                 <w:szCs w:val="26"/>
               </w:rPr>
-              <w:t>7°</w:t>
+              <w:t>{</w:t>
+            </w:r>
+            <w:r>
+              <w:rPr>
+                <w:szCs w:val="26"/>
+              </w:rPr>
+              <w:t>7</w:t>
+            </w:r>
+            <w:r>
+              <w:rPr>
+                <w:szCs w:val="26"/>
+              </w:rPr>
+              <w:t>_grado}</w:t>
             </w:r>
           </w:p>
         </w:tc>
@@ -1932,7 +2099,19 @@
               <w:rPr>
                 <w:szCs w:val="26"/>
               </w:rPr>
-              <w:t>8°</w:t>
+              <w:t>{</w:t>
+            </w:r>
+            <w:r>
+              <w:rPr>
+                <w:szCs w:val="26"/>
+              </w:rPr>
+              <w:t>8</w:t>
+            </w:r>
+            <w:r>
+              <w:rPr>
+                <w:szCs w:val="26"/>
+              </w:rPr>
+              <w:t>_grado}</w:t>
             </w:r>
           </w:p>
         </w:tc>
@@ -1951,7 +2130,19 @@
               <w:rPr>
                 <w:szCs w:val="26"/>
               </w:rPr>
-              <w:t>9°</w:t>
+              <w:t>{</w:t>
+            </w:r>
+            <w:r>
+              <w:rPr>
+                <w:szCs w:val="26"/>
+              </w:rPr>
+              <w:t>9</w:t>
+            </w:r>
+            <w:r>
+              <w:rPr>
+                <w:szCs w:val="26"/>
+              </w:rPr>
+              <w:t>_grado}</w:t>
             </w:r>
           </w:p>
         </w:tc>
@@ -1972,13 +2163,19 @@
               <w:rPr>
                 <w:szCs w:val="26"/>
               </w:rPr>
+              <w:t>{</w:t>
+            </w:r>
+            <w:r>
+              <w:rPr>
+                <w:szCs w:val="26"/>
+              </w:rPr>
               <w:t>10</w:t>
             </w:r>
             <w:r>
               <w:rPr>
                 <w:szCs w:val="26"/>
               </w:rPr>
-              <w:t>°</w:t>
+              <w:t>_grado}</w:t>
             </w:r>
           </w:p>
         </w:tc>
@@ -2000,13 +2197,19 @@
               <w:rPr>
                 <w:szCs w:val="26"/>
               </w:rPr>
+              <w:t>{</w:t>
+            </w:r>
+            <w:r>
+              <w:rPr>
+                <w:szCs w:val="26"/>
+              </w:rPr>
               <w:t>11</w:t>
             </w:r>
             <w:r>
               <w:rPr>
                 <w:szCs w:val="26"/>
               </w:rPr>
-              <w:t>°</w:t>
+              <w:t>_grado}</w:t>
             </w:r>
           </w:p>
         </w:tc>
@@ -2025,6 +2228,32 @@
                 <w:szCs w:val="26"/>
               </w:rPr>
             </w:pPr>
+            <w:r>
+              <w:rPr>
+                <w:rFonts w:ascii="Trebuchet MS" w:hAnsi="Trebuchet MS"/>
+                <w:sz w:val="26"/>
+                <w:szCs w:val="26"/>
+              </w:rPr>
+              <w:t>{</w:t>
+            </w:r>
+            <w:proofErr w:type="spellStart"/>
+            <w:r>
+              <w:rPr>
+                <w:rFonts w:ascii="Trebuchet MS" w:hAnsi="Trebuchet MS"/>
+                <w:sz w:val="26"/>
+                <w:szCs w:val="26"/>
+              </w:rPr>
+              <w:t>fecha_mes_grado</w:t>
+            </w:r>
+            <w:proofErr w:type="spellEnd"/>
+            <w:r>
+              <w:rPr>
+                <w:rFonts w:ascii="Trebuchet MS" w:hAnsi="Trebuchet MS"/>
+                <w:sz w:val="26"/>
+                <w:szCs w:val="26"/>
+              </w:rPr>
+              <w:t>}</w:t>
+            </w:r>
           </w:p>
         </w:tc>
         <w:tc>
@@ -2043,6 +2272,32 @@
                 <w:szCs w:val="26"/>
               </w:rPr>
             </w:pPr>
+            <w:r>
+              <w:rPr>
+                <w:rFonts w:ascii="Trebuchet MS" w:hAnsi="Trebuchet MS"/>
+                <w:sz w:val="26"/>
+                <w:szCs w:val="26"/>
+              </w:rPr>
+              <w:t>{</w:t>
+            </w:r>
+            <w:proofErr w:type="spellStart"/>
+            <w:r>
+              <w:rPr>
+                <w:rFonts w:ascii="Trebuchet MS" w:hAnsi="Trebuchet MS"/>
+                <w:sz w:val="26"/>
+                <w:szCs w:val="26"/>
+              </w:rPr>
+              <w:t>fecha_año_grado</w:t>
+            </w:r>
+            <w:proofErr w:type="spellEnd"/>
+            <w:r>
+              <w:rPr>
+                <w:rFonts w:ascii="Trebuchet MS" w:hAnsi="Trebuchet MS"/>
+                <w:sz w:val="26"/>
+                <w:szCs w:val="26"/>
+              </w:rPr>
+              <w:t>}</w:t>
+            </w:r>
           </w:p>
         </w:tc>
       </w:tr>
@@ -2124,6 +2379,35 @@
                 <w:szCs w:val="26"/>
               </w:rPr>
             </w:pPr>
+            <w:r>
+              <w:rPr>
+                <w:rFonts w:asciiTheme="majorHAnsi" w:hAnsiTheme="majorHAnsi"/>
+                <w:b/>
+                <w:sz w:val="28"/>
+                <w:szCs w:val="26"/>
+              </w:rPr>
+              <w:t>{</w:t>
+            </w:r>
+            <w:proofErr w:type="spellStart"/>
+            <w:r>
+              <w:rPr>
+                <w:rFonts w:asciiTheme="majorHAnsi" w:hAnsiTheme="majorHAnsi"/>
+                <w:b/>
+                <w:sz w:val="28"/>
+                <w:szCs w:val="26"/>
+              </w:rPr>
+              <w:t>seleccionar_tecnica</w:t>
+            </w:r>
+            <w:proofErr w:type="spellEnd"/>
+            <w:r>
+              <w:rPr>
+                <w:rFonts w:asciiTheme="majorHAnsi" w:hAnsiTheme="majorHAnsi"/>
+                <w:b/>
+                <w:sz w:val="28"/>
+                <w:szCs w:val="26"/>
+              </w:rPr>
+              <w:t>}</w:t>
+            </w:r>
           </w:p>
         </w:tc>
         <w:tc>
@@ -2166,6 +2450,35 @@
                 <w:szCs w:val="26"/>
               </w:rPr>
             </w:pPr>
+            <w:r>
+              <w:rPr>
+                <w:rFonts w:asciiTheme="majorHAnsi" w:hAnsiTheme="majorHAnsi"/>
+                <w:b/>
+                <w:sz w:val="28"/>
+                <w:szCs w:val="26"/>
+              </w:rPr>
+              <w:t>{</w:t>
+            </w:r>
+            <w:proofErr w:type="spellStart"/>
+            <w:r>
+              <w:rPr>
+                <w:rFonts w:asciiTheme="majorHAnsi" w:hAnsiTheme="majorHAnsi"/>
+                <w:b/>
+                <w:sz w:val="28"/>
+                <w:szCs w:val="26"/>
+              </w:rPr>
+              <w:t>seleccionar_tecnologica</w:t>
+            </w:r>
+            <w:proofErr w:type="spellEnd"/>
+            <w:r>
+              <w:rPr>
+                <w:rFonts w:asciiTheme="majorHAnsi" w:hAnsiTheme="majorHAnsi"/>
+                <w:b/>
+                <w:sz w:val="28"/>
+                <w:szCs w:val="26"/>
+              </w:rPr>
+              <w:t>}</w:t>
+            </w:r>
           </w:p>
         </w:tc>
         <w:tc>
@@ -2220,6 +2533,35 @@
                 <w:szCs w:val="26"/>
               </w:rPr>
             </w:pPr>
+            <w:r>
+              <w:rPr>
+                <w:rFonts w:asciiTheme="majorHAnsi" w:hAnsiTheme="majorHAnsi"/>
+                <w:b/>
+                <w:sz w:val="28"/>
+                <w:szCs w:val="26"/>
+              </w:rPr>
+              <w:t>{</w:t>
+            </w:r>
+            <w:proofErr w:type="spellStart"/>
+            <w:r>
+              <w:rPr>
+                <w:rFonts w:asciiTheme="majorHAnsi" w:hAnsiTheme="majorHAnsi"/>
+                <w:b/>
+                <w:sz w:val="28"/>
+                <w:szCs w:val="26"/>
+              </w:rPr>
+              <w:t>seleccionar_universitario</w:t>
+            </w:r>
+            <w:proofErr w:type="spellEnd"/>
+            <w:r>
+              <w:rPr>
+                <w:rFonts w:asciiTheme="majorHAnsi" w:hAnsiTheme="majorHAnsi"/>
+                <w:b/>
+                <w:sz w:val="28"/>
+                <w:szCs w:val="26"/>
+              </w:rPr>
+              <w:t>}</w:t>
+            </w:r>
           </w:p>
         </w:tc>
         <w:tc>
@@ -2265,6 +2607,35 @@
                 <w:szCs w:val="26"/>
               </w:rPr>
             </w:pPr>
+            <w:r>
+              <w:rPr>
+                <w:rFonts w:asciiTheme="majorHAnsi" w:hAnsiTheme="majorHAnsi"/>
+                <w:b/>
+                <w:sz w:val="28"/>
+                <w:szCs w:val="26"/>
+              </w:rPr>
+              <w:t>{</w:t>
+            </w:r>
+            <w:proofErr w:type="spellStart"/>
+            <w:r>
+              <w:rPr>
+                <w:rFonts w:asciiTheme="majorHAnsi" w:hAnsiTheme="majorHAnsi"/>
+                <w:b/>
+                <w:sz w:val="28"/>
+                <w:szCs w:val="26"/>
+              </w:rPr>
+              <w:t>seleccionar_posgrado</w:t>
+            </w:r>
+            <w:proofErr w:type="spellEnd"/>
+            <w:r>
+              <w:rPr>
+                <w:rFonts w:asciiTheme="majorHAnsi" w:hAnsiTheme="majorHAnsi"/>
+                <w:b/>
+                <w:sz w:val="28"/>
+                <w:szCs w:val="26"/>
+              </w:rPr>
+              <w:t>}</w:t>
+            </w:r>
           </w:p>
         </w:tc>
       </w:tr>
@@ -2277,15 +2648,15 @@
         <w:tblLook w:val="04A0" w:firstRow="1" w:lastRow="0" w:firstColumn="1" w:lastColumn="0" w:noHBand="0" w:noVBand="1"/>
       </w:tblPr>
       <w:tblGrid>
-        <w:gridCol w:w="2942"/>
-        <w:gridCol w:w="1305"/>
-        <w:gridCol w:w="1638"/>
-        <w:gridCol w:w="4600"/>
+        <w:gridCol w:w="2839"/>
+        <w:gridCol w:w="2173"/>
+        <w:gridCol w:w="2291"/>
+        <w:gridCol w:w="3182"/>
       </w:tblGrid>
       <w:tr>
         <w:tc>
           <w:tcPr>
-            <w:tcW w:w="2942" w:type="dxa"/>
+            <w:tcW w:w="2839" w:type="dxa"/>
           </w:tcPr>
           <w:p>
             <w:pPr>
@@ -2322,7 +2693,7 @@
         </w:tc>
         <w:tc>
           <w:tcPr>
-            <w:tcW w:w="2943" w:type="dxa"/>
+            <w:tcW w:w="4464" w:type="dxa"/>
             <w:gridSpan w:val="2"/>
           </w:tcPr>
           <w:p>
@@ -2350,7 +2721,7 @@
         </w:tc>
         <w:tc>
           <w:tcPr>
-            <w:tcW w:w="4600" w:type="dxa"/>
+            <w:tcW w:w="3182" w:type="dxa"/>
           </w:tcPr>
           <w:p>
             <w:pPr>
@@ -2379,7 +2750,7 @@
       <w:tr>
         <w:tc>
           <w:tcPr>
-            <w:tcW w:w="2942" w:type="dxa"/>
+            <w:tcW w:w="2839" w:type="dxa"/>
           </w:tcPr>
           <w:p>
             <w:pPr>
@@ -2387,16 +2758,16 @@
               <w:rPr>
                 <w:rFonts w:ascii="Baskerville Old Face" w:eastAsia="Batang" w:hAnsi="Baskerville Old Face" w:cs="Arabic Typesetting"/>
                 <w:b/>
-                <w:sz w:val="40"/>
-                <w:szCs w:val="26"/>
-                <w:lang w:val="es-CO"/>
-              </w:rPr>
-            </w:pPr>
-          </w:p>
-        </w:tc>
-        <w:tc>
-          <w:tcPr>
-            <w:tcW w:w="1305" w:type="dxa"/>
+                <w:sz w:val="28"/>
+                <w:szCs w:val="28"/>
+                <w:lang w:val="es-CO"/>
+              </w:rPr>
+            </w:pPr>
+          </w:p>
+        </w:tc>
+        <w:tc>
+          <w:tcPr>
+            <w:tcW w:w="2173" w:type="dxa"/>
           </w:tcPr>
           <w:p>
             <w:pPr>
@@ -2423,7 +2794,7 @@
         </w:tc>
         <w:tc>
           <w:tcPr>
-            <w:tcW w:w="1638" w:type="dxa"/>
+            <w:tcW w:w="2291" w:type="dxa"/>
           </w:tcPr>
           <w:p>
             <w:pPr>
@@ -2450,7 +2821,7 @@
         </w:tc>
         <w:tc>
           <w:tcPr>
-            <w:tcW w:w="4600" w:type="dxa"/>
+            <w:tcW w:w="3182" w:type="dxa"/>
           </w:tcPr>
           <w:p>
             <w:pPr>
@@ -2469,7 +2840,7 @@
       <w:tr>
         <w:tc>
           <w:tcPr>
-            <w:tcW w:w="2942" w:type="dxa"/>
+            <w:tcW w:w="2839" w:type="dxa"/>
           </w:tcPr>
           <w:p>
             <w:pPr>
@@ -2482,11 +2853,22 @@
                 <w:lang w:val="es-CO"/>
               </w:rPr>
             </w:pPr>
-          </w:p>
-        </w:tc>
-        <w:tc>
-          <w:tcPr>
-            <w:tcW w:w="1305" w:type="dxa"/>
+            <w:r>
+              <w:rPr>
+                <w:rFonts w:ascii="Baskerville Old Face" w:eastAsia="Batang" w:hAnsi="Baskerville Old Face" w:cs="Arabic Typesetting"/>
+                <w:b/>
+                <w:sz w:val="28"/>
+                <w:szCs w:val="28"/>
+                <w:lang w:val="es-CO"/>
+              </w:rPr>
+              <w:lastRenderedPageBreak/>
+              <w:t>{numero_aprobado_1}</w:t>
+            </w:r>
+          </w:p>
+        </w:tc>
+        <w:tc>
+          <w:tcPr>
+            <w:tcW w:w="2173" w:type="dxa"/>
           </w:tcPr>
           <w:p>
             <w:pPr>
@@ -2495,15 +2877,25 @@
                 <w:rFonts w:asciiTheme="majorHAnsi" w:eastAsia="Batang" w:hAnsiTheme="majorHAnsi" w:cs="Arabic Typesetting"/>
                 <w:b/>
                 <w:sz w:val="28"/>
-                <w:szCs w:val="26"/>
-                <w:lang w:val="es-CO"/>
-              </w:rPr>
-            </w:pPr>
-          </w:p>
-        </w:tc>
-        <w:tc>
-          <w:tcPr>
-            <w:tcW w:w="1638" w:type="dxa"/>
+                <w:szCs w:val="28"/>
+                <w:lang w:val="es-CO"/>
+              </w:rPr>
+            </w:pPr>
+            <w:r>
+              <w:rPr>
+                <w:rFonts w:asciiTheme="majorHAnsi" w:eastAsia="Batang" w:hAnsiTheme="majorHAnsi" w:cs="Arabic Typesetting"/>
+                <w:b/>
+                <w:sz w:val="28"/>
+                <w:szCs w:val="28"/>
+                <w:lang w:val="es-CO"/>
+              </w:rPr>
+              <w:t>{graduadoSi_1}</w:t>
+            </w:r>
+          </w:p>
+        </w:tc>
+        <w:tc>
+          <w:tcPr>
+            <w:tcW w:w="2291" w:type="dxa"/>
           </w:tcPr>
           <w:p>
             <w:pPr>
@@ -2512,15 +2904,25 @@
                 <w:rFonts w:asciiTheme="majorHAnsi" w:eastAsia="Batang" w:hAnsiTheme="majorHAnsi" w:cs="Arabic Typesetting"/>
                 <w:b/>
                 <w:sz w:val="28"/>
-                <w:szCs w:val="26"/>
-                <w:lang w:val="es-CO"/>
-              </w:rPr>
-            </w:pPr>
-          </w:p>
-        </w:tc>
-        <w:tc>
-          <w:tcPr>
-            <w:tcW w:w="4600" w:type="dxa"/>
+                <w:szCs w:val="28"/>
+                <w:lang w:val="es-CO"/>
+              </w:rPr>
+            </w:pPr>
+            <w:r>
+              <w:rPr>
+                <w:rFonts w:asciiTheme="majorHAnsi" w:eastAsia="Batang" w:hAnsiTheme="majorHAnsi" w:cs="Arabic Typesetting"/>
+                <w:b/>
+                <w:sz w:val="28"/>
+                <w:szCs w:val="28"/>
+                <w:lang w:val="es-CO"/>
+              </w:rPr>
+              <w:t>{graduadoNo_1}</w:t>
+            </w:r>
+          </w:p>
+        </w:tc>
+        <w:tc>
+          <w:tcPr>
+            <w:tcW w:w="3182" w:type="dxa"/>
           </w:tcPr>
           <w:p>
             <w:pPr>
@@ -2528,18 +2930,28 @@
               <w:rPr>
                 <w:rFonts w:ascii="Baskerville Old Face" w:eastAsia="Batang" w:hAnsi="Baskerville Old Face" w:cs="Arabic Typesetting"/>
                 <w:b/>
-                <w:sz w:val="40"/>
-                <w:szCs w:val="26"/>
-                <w:lang w:val="es-CO"/>
-              </w:rPr>
-            </w:pPr>
+                <w:sz w:val="28"/>
+                <w:szCs w:val="28"/>
+                <w:lang w:val="es-CO"/>
+              </w:rPr>
+            </w:pPr>
+            <w:r>
+              <w:rPr>
+                <w:rFonts w:ascii="Baskerville Old Face" w:eastAsia="Batang" w:hAnsi="Baskerville Old Face" w:cs="Arabic Typesetting"/>
+                <w:b/>
+                <w:sz w:val="28"/>
+                <w:szCs w:val="28"/>
+                <w:lang w:val="es-CO"/>
+              </w:rPr>
+              <w:t>{nombreTitulo_1}</w:t>
+            </w:r>
           </w:p>
         </w:tc>
       </w:tr>
       <w:tr>
         <w:tc>
           <w:tcPr>
-            <w:tcW w:w="2942" w:type="dxa"/>
+            <w:tcW w:w="2839" w:type="dxa"/>
           </w:tcPr>
           <w:p>
             <w:pPr>
@@ -2552,11 +2964,41 @@
                 <w:lang w:val="es-CO"/>
               </w:rPr>
             </w:pPr>
-          </w:p>
-        </w:tc>
-        <w:tc>
-          <w:tcPr>
-            <w:tcW w:w="1305" w:type="dxa"/>
+            <w:r>
+              <w:rPr>
+                <w:rFonts w:ascii="Baskerville Old Face" w:eastAsia="Batang" w:hAnsi="Baskerville Old Face" w:cs="Arabic Typesetting"/>
+                <w:b/>
+                <w:sz w:val="28"/>
+                <w:szCs w:val="28"/>
+                <w:lang w:val="es-CO"/>
+              </w:rPr>
+              <w:t>{numero_aprobado_</w:t>
+            </w:r>
+            <w:r>
+              <w:rPr>
+                <w:rFonts w:ascii="Baskerville Old Face" w:eastAsia="Batang" w:hAnsi="Baskerville Old Face" w:cs="Arabic Typesetting"/>
+                <w:b/>
+                <w:sz w:val="28"/>
+                <w:szCs w:val="28"/>
+                <w:lang w:val="es-CO"/>
+              </w:rPr>
+              <w:t>2</w:t>
+            </w:r>
+            <w:r>
+              <w:rPr>
+                <w:rFonts w:ascii="Baskerville Old Face" w:eastAsia="Batang" w:hAnsi="Baskerville Old Face" w:cs="Arabic Typesetting"/>
+                <w:b/>
+                <w:sz w:val="28"/>
+                <w:szCs w:val="28"/>
+                <w:lang w:val="es-CO"/>
+              </w:rPr>
+              <w:t>}</w:t>
+            </w:r>
+          </w:p>
+        </w:tc>
+        <w:tc>
+          <w:tcPr>
+            <w:tcW w:w="2173" w:type="dxa"/>
           </w:tcPr>
           <w:p>
             <w:pPr>
@@ -2569,11 +3011,41 @@
                 <w:lang w:val="es-CO"/>
               </w:rPr>
             </w:pPr>
-          </w:p>
-        </w:tc>
-        <w:tc>
-          <w:tcPr>
-            <w:tcW w:w="1638" w:type="dxa"/>
+            <w:r>
+              <w:rPr>
+                <w:rFonts w:asciiTheme="majorHAnsi" w:eastAsia="Batang" w:hAnsiTheme="majorHAnsi" w:cs="Arabic Typesetting"/>
+                <w:b/>
+                <w:sz w:val="28"/>
+                <w:szCs w:val="28"/>
+                <w:lang w:val="es-CO"/>
+              </w:rPr>
+              <w:t>{graduadoSi_</w:t>
+            </w:r>
+            <w:r>
+              <w:rPr>
+                <w:rFonts w:asciiTheme="majorHAnsi" w:eastAsia="Batang" w:hAnsiTheme="majorHAnsi" w:cs="Arabic Typesetting"/>
+                <w:b/>
+                <w:sz w:val="28"/>
+                <w:szCs w:val="28"/>
+                <w:lang w:val="es-CO"/>
+              </w:rPr>
+              <w:t>2</w:t>
+            </w:r>
+            <w:r>
+              <w:rPr>
+                <w:rFonts w:asciiTheme="majorHAnsi" w:eastAsia="Batang" w:hAnsiTheme="majorHAnsi" w:cs="Arabic Typesetting"/>
+                <w:b/>
+                <w:sz w:val="28"/>
+                <w:szCs w:val="28"/>
+                <w:lang w:val="es-CO"/>
+              </w:rPr>
+              <w:t>}</w:t>
+            </w:r>
+          </w:p>
+        </w:tc>
+        <w:tc>
+          <w:tcPr>
+            <w:tcW w:w="2291" w:type="dxa"/>
           </w:tcPr>
           <w:p>
             <w:pPr>
@@ -2586,11 +3058,41 @@
                 <w:lang w:val="es-CO"/>
               </w:rPr>
             </w:pPr>
-          </w:p>
-        </w:tc>
-        <w:tc>
-          <w:tcPr>
-            <w:tcW w:w="4600" w:type="dxa"/>
+            <w:r>
+              <w:rPr>
+                <w:rFonts w:asciiTheme="majorHAnsi" w:eastAsia="Batang" w:hAnsiTheme="majorHAnsi" w:cs="Arabic Typesetting"/>
+                <w:b/>
+                <w:sz w:val="28"/>
+                <w:szCs w:val="28"/>
+                <w:lang w:val="es-CO"/>
+              </w:rPr>
+              <w:t>{graduadoNo_</w:t>
+            </w:r>
+            <w:r>
+              <w:rPr>
+                <w:rFonts w:asciiTheme="majorHAnsi" w:eastAsia="Batang" w:hAnsiTheme="majorHAnsi" w:cs="Arabic Typesetting"/>
+                <w:b/>
+                <w:sz w:val="28"/>
+                <w:szCs w:val="28"/>
+                <w:lang w:val="es-CO"/>
+              </w:rPr>
+              <w:t>2</w:t>
+            </w:r>
+            <w:r>
+              <w:rPr>
+                <w:rFonts w:asciiTheme="majorHAnsi" w:eastAsia="Batang" w:hAnsiTheme="majorHAnsi" w:cs="Arabic Typesetting"/>
+                <w:b/>
+                <w:sz w:val="28"/>
+                <w:szCs w:val="28"/>
+                <w:lang w:val="es-CO"/>
+              </w:rPr>
+              <w:t>}</w:t>
+            </w:r>
+          </w:p>
+        </w:tc>
+        <w:tc>
+          <w:tcPr>
+            <w:tcW w:w="3182" w:type="dxa"/>
           </w:tcPr>
           <w:p>
             <w:pPr>
@@ -2598,18 +3100,28 @@
               <w:rPr>
                 <w:rFonts w:ascii="Baskerville Old Face" w:eastAsia="Batang" w:hAnsi="Baskerville Old Face" w:cs="Arabic Typesetting"/>
                 <w:b/>
-                <w:sz w:val="40"/>
-                <w:szCs w:val="26"/>
-                <w:lang w:val="es-CO"/>
-              </w:rPr>
-            </w:pPr>
+                <w:sz w:val="28"/>
+                <w:szCs w:val="28"/>
+                <w:lang w:val="es-CO"/>
+              </w:rPr>
+            </w:pPr>
+            <w:r>
+              <w:rPr>
+                <w:rFonts w:ascii="Baskerville Old Face" w:eastAsia="Batang" w:hAnsi="Baskerville Old Face" w:cs="Arabic Typesetting"/>
+                <w:b/>
+                <w:sz w:val="28"/>
+                <w:szCs w:val="28"/>
+                <w:lang w:val="es-CO"/>
+              </w:rPr>
+              <w:t>{nombreTitulo_2}</w:t>
+            </w:r>
           </w:p>
         </w:tc>
       </w:tr>
       <w:tr>
         <w:tc>
           <w:tcPr>
-            <w:tcW w:w="2942" w:type="dxa"/>
+            <w:tcW w:w="2839" w:type="dxa"/>
           </w:tcPr>
           <w:p>
             <w:pPr>
@@ -2622,11 +3134,41 @@
                 <w:lang w:val="es-CO"/>
               </w:rPr>
             </w:pPr>
-          </w:p>
-        </w:tc>
-        <w:tc>
-          <w:tcPr>
-            <w:tcW w:w="1305" w:type="dxa"/>
+            <w:r>
+              <w:rPr>
+                <w:rFonts w:ascii="Baskerville Old Face" w:eastAsia="Batang" w:hAnsi="Baskerville Old Face" w:cs="Arabic Typesetting"/>
+                <w:b/>
+                <w:sz w:val="28"/>
+                <w:szCs w:val="28"/>
+                <w:lang w:val="es-CO"/>
+              </w:rPr>
+              <w:t>{numero_aprobado_</w:t>
+            </w:r>
+            <w:r>
+              <w:rPr>
+                <w:rFonts w:ascii="Baskerville Old Face" w:eastAsia="Batang" w:hAnsi="Baskerville Old Face" w:cs="Arabic Typesetting"/>
+                <w:b/>
+                <w:sz w:val="28"/>
+                <w:szCs w:val="28"/>
+                <w:lang w:val="es-CO"/>
+              </w:rPr>
+              <w:t>3</w:t>
+            </w:r>
+            <w:r>
+              <w:rPr>
+                <w:rFonts w:ascii="Baskerville Old Face" w:eastAsia="Batang" w:hAnsi="Baskerville Old Face" w:cs="Arabic Typesetting"/>
+                <w:b/>
+                <w:sz w:val="28"/>
+                <w:szCs w:val="28"/>
+                <w:lang w:val="es-CO"/>
+              </w:rPr>
+              <w:t>}</w:t>
+            </w:r>
+          </w:p>
+        </w:tc>
+        <w:tc>
+          <w:tcPr>
+            <w:tcW w:w="2173" w:type="dxa"/>
           </w:tcPr>
           <w:p>
             <w:pPr>
@@ -2639,11 +3181,41 @@
                 <w:lang w:val="es-CO"/>
               </w:rPr>
             </w:pPr>
-          </w:p>
-        </w:tc>
-        <w:tc>
-          <w:tcPr>
-            <w:tcW w:w="1638" w:type="dxa"/>
+            <w:r>
+              <w:rPr>
+                <w:rFonts w:asciiTheme="majorHAnsi" w:eastAsia="Batang" w:hAnsiTheme="majorHAnsi" w:cs="Arabic Typesetting"/>
+                <w:b/>
+                <w:sz w:val="28"/>
+                <w:szCs w:val="28"/>
+                <w:lang w:val="es-CO"/>
+              </w:rPr>
+              <w:t>{graduadoSi_</w:t>
+            </w:r>
+            <w:r>
+              <w:rPr>
+                <w:rFonts w:asciiTheme="majorHAnsi" w:eastAsia="Batang" w:hAnsiTheme="majorHAnsi" w:cs="Arabic Typesetting"/>
+                <w:b/>
+                <w:sz w:val="28"/>
+                <w:szCs w:val="28"/>
+                <w:lang w:val="es-CO"/>
+              </w:rPr>
+              <w:t>3</w:t>
+            </w:r>
+            <w:r>
+              <w:rPr>
+                <w:rFonts w:asciiTheme="majorHAnsi" w:eastAsia="Batang" w:hAnsiTheme="majorHAnsi" w:cs="Arabic Typesetting"/>
+                <w:b/>
+                <w:sz w:val="28"/>
+                <w:szCs w:val="28"/>
+                <w:lang w:val="es-CO"/>
+              </w:rPr>
+              <w:t>}</w:t>
+            </w:r>
+          </w:p>
+        </w:tc>
+        <w:tc>
+          <w:tcPr>
+            <w:tcW w:w="2291" w:type="dxa"/>
           </w:tcPr>
           <w:p>
             <w:pPr>
@@ -2656,11 +3228,41 @@
                 <w:lang w:val="es-CO"/>
               </w:rPr>
             </w:pPr>
-          </w:p>
-        </w:tc>
-        <w:tc>
-          <w:tcPr>
-            <w:tcW w:w="4600" w:type="dxa"/>
+            <w:r>
+              <w:rPr>
+                <w:rFonts w:asciiTheme="majorHAnsi" w:eastAsia="Batang" w:hAnsiTheme="majorHAnsi" w:cs="Arabic Typesetting"/>
+                <w:b/>
+                <w:sz w:val="28"/>
+                <w:szCs w:val="28"/>
+                <w:lang w:val="es-CO"/>
+              </w:rPr>
+              <w:t>{graduadoNo_</w:t>
+            </w:r>
+            <w:r>
+              <w:rPr>
+                <w:rFonts w:asciiTheme="majorHAnsi" w:eastAsia="Batang" w:hAnsiTheme="majorHAnsi" w:cs="Arabic Typesetting"/>
+                <w:b/>
+                <w:sz w:val="28"/>
+                <w:szCs w:val="28"/>
+                <w:lang w:val="es-CO"/>
+              </w:rPr>
+              <w:t>3</w:t>
+            </w:r>
+            <w:r>
+              <w:rPr>
+                <w:rFonts w:asciiTheme="majorHAnsi" w:eastAsia="Batang" w:hAnsiTheme="majorHAnsi" w:cs="Arabic Typesetting"/>
+                <w:b/>
+                <w:sz w:val="28"/>
+                <w:szCs w:val="28"/>
+                <w:lang w:val="es-CO"/>
+              </w:rPr>
+              <w:t>}</w:t>
+            </w:r>
+          </w:p>
+        </w:tc>
+        <w:tc>
+          <w:tcPr>
+            <w:tcW w:w="3182" w:type="dxa"/>
           </w:tcPr>
           <w:p>
             <w:pPr>
@@ -2668,11 +3270,21 @@
               <w:rPr>
                 <w:rFonts w:ascii="Baskerville Old Face" w:eastAsia="Batang" w:hAnsi="Baskerville Old Face" w:cs="Arabic Typesetting"/>
                 <w:b/>
-                <w:sz w:val="40"/>
-                <w:szCs w:val="26"/>
-                <w:lang w:val="es-CO"/>
-              </w:rPr>
-            </w:pPr>
+                <w:sz w:val="28"/>
+                <w:szCs w:val="28"/>
+                <w:lang w:val="es-CO"/>
+              </w:rPr>
+            </w:pPr>
+            <w:r>
+              <w:rPr>
+                <w:rFonts w:ascii="Baskerville Old Face" w:eastAsia="Batang" w:hAnsi="Baskerville Old Face" w:cs="Arabic Typesetting"/>
+                <w:b/>
+                <w:sz w:val="28"/>
+                <w:szCs w:val="28"/>
+                <w:lang w:val="es-CO"/>
+              </w:rPr>
+              <w:t>{nombreTitulo_3}</w:t>
+            </w:r>
           </w:p>
         </w:tc>
       </w:tr>
@@ -2939,6 +3551,15 @@
                 <w:szCs w:val="26"/>
               </w:rPr>
             </w:pPr>
+            <w:r>
+              <w:rPr>
+                <w:rFonts w:ascii="Trebuchet MS" w:hAnsi="Trebuchet MS"/>
+                <w:b/>
+                <w:sz w:val="26"/>
+                <w:szCs w:val="26"/>
+              </w:rPr>
+              <w:t>{aplica/noAplica1}</w:t>
+            </w:r>
           </w:p>
         </w:tc>
         <w:tc>
@@ -2952,6 +3573,12 @@
                 <w:rFonts w:ascii="Trebuchet MS" w:hAnsi="Trebuchet MS"/>
               </w:rPr>
             </w:pPr>
+            <w:r>
+              <w:rPr>
+                <w:rFonts w:ascii="Trebuchet MS" w:hAnsi="Trebuchet MS"/>
+              </w:rPr>
+              <w:t>{numero_horas1}</w:t>
+            </w:r>
           </w:p>
         </w:tc>
         <w:tc>
@@ -2967,6 +3594,12 @@
                 <w:rFonts w:ascii="Trebuchet MS" w:hAnsi="Trebuchet MS"/>
               </w:rPr>
             </w:pPr>
+            <w:r>
+              <w:rPr>
+                <w:rFonts w:ascii="Trebuchet MS" w:hAnsi="Trebuchet MS"/>
+              </w:rPr>
+              <w:t>{exp_si1}</w:t>
+            </w:r>
           </w:p>
         </w:tc>
         <w:tc>
@@ -2982,6 +3615,12 @@
                 <w:rFonts w:ascii="Trebuchet MS" w:hAnsi="Trebuchet MS"/>
               </w:rPr>
             </w:pPr>
+            <w:r>
+              <w:rPr>
+                <w:rFonts w:ascii="Trebuchet MS" w:hAnsi="Trebuchet MS"/>
+              </w:rPr>
+              <w:t>{exp_no1}</w:t>
+            </w:r>
           </w:p>
         </w:tc>
       </w:tr>
@@ -3004,6 +3643,33 @@
                 <w:szCs w:val="26"/>
               </w:rPr>
             </w:pPr>
+            <w:r>
+              <w:rPr>
+                <w:rFonts w:ascii="Trebuchet MS" w:hAnsi="Trebuchet MS"/>
+                <w:b/>
+                <w:sz w:val="26"/>
+                <w:szCs w:val="26"/>
+              </w:rPr>
+              <w:t>{aplica/noAplica</w:t>
+            </w:r>
+            <w:r>
+              <w:rPr>
+                <w:rFonts w:ascii="Trebuchet MS" w:hAnsi="Trebuchet MS"/>
+                <w:b/>
+                <w:sz w:val="26"/>
+                <w:szCs w:val="26"/>
+              </w:rPr>
+              <w:t>2</w:t>
+            </w:r>
+            <w:r>
+              <w:rPr>
+                <w:rFonts w:ascii="Trebuchet MS" w:hAnsi="Trebuchet MS"/>
+                <w:b/>
+                <w:sz w:val="26"/>
+                <w:szCs w:val="26"/>
+              </w:rPr>
+              <w:t>}</w:t>
+            </w:r>
           </w:p>
         </w:tc>
         <w:tc>
@@ -3017,6 +3683,24 @@
                 <w:rFonts w:ascii="Trebuchet MS" w:hAnsi="Trebuchet MS"/>
               </w:rPr>
             </w:pPr>
+            <w:r>
+              <w:rPr>
+                <w:rFonts w:ascii="Trebuchet MS" w:hAnsi="Trebuchet MS"/>
+              </w:rPr>
+              <w:t>{numero_horas</w:t>
+            </w:r>
+            <w:r>
+              <w:rPr>
+                <w:rFonts w:ascii="Trebuchet MS" w:hAnsi="Trebuchet MS"/>
+              </w:rPr>
+              <w:t>2</w:t>
+            </w:r>
+            <w:r>
+              <w:rPr>
+                <w:rFonts w:ascii="Trebuchet MS" w:hAnsi="Trebuchet MS"/>
+              </w:rPr>
+              <w:t>}</w:t>
+            </w:r>
           </w:p>
         </w:tc>
         <w:tc>
@@ -3031,6 +3715,24 @@
                 <w:rFonts w:ascii="Trebuchet MS" w:hAnsi="Trebuchet MS"/>
               </w:rPr>
             </w:pPr>
+            <w:r>
+              <w:rPr>
+                <w:rFonts w:ascii="Trebuchet MS" w:hAnsi="Trebuchet MS"/>
+              </w:rPr>
+              <w:t>{exp_si</w:t>
+            </w:r>
+            <w:r>
+              <w:rPr>
+                <w:rFonts w:ascii="Trebuchet MS" w:hAnsi="Trebuchet MS"/>
+              </w:rPr>
+              <w:t>2</w:t>
+            </w:r>
+            <w:r>
+              <w:rPr>
+                <w:rFonts w:ascii="Trebuchet MS" w:hAnsi="Trebuchet MS"/>
+              </w:rPr>
+              <w:t>}</w:t>
+            </w:r>
           </w:p>
         </w:tc>
         <w:tc>
@@ -3045,6 +3747,24 @@
                 <w:rFonts w:ascii="Trebuchet MS" w:hAnsi="Trebuchet MS"/>
               </w:rPr>
             </w:pPr>
+            <w:r>
+              <w:rPr>
+                <w:rFonts w:ascii="Trebuchet MS" w:hAnsi="Trebuchet MS"/>
+              </w:rPr>
+              <w:t>{exp_no</w:t>
+            </w:r>
+            <w:r>
+              <w:rPr>
+                <w:rFonts w:ascii="Trebuchet MS" w:hAnsi="Trebuchet MS"/>
+              </w:rPr>
+              <w:t>2</w:t>
+            </w:r>
+            <w:r>
+              <w:rPr>
+                <w:rFonts w:ascii="Trebuchet MS" w:hAnsi="Trebuchet MS"/>
+              </w:rPr>
+              <w:t>}</w:t>
+            </w:r>
           </w:p>
         </w:tc>
       </w:tr>
@@ -3067,6 +3787,33 @@
                 <w:szCs w:val="26"/>
               </w:rPr>
             </w:pPr>
+            <w:r>
+              <w:rPr>
+                <w:rFonts w:ascii="Trebuchet MS" w:hAnsi="Trebuchet MS"/>
+                <w:b/>
+                <w:sz w:val="26"/>
+                <w:szCs w:val="26"/>
+              </w:rPr>
+              <w:t>{aplica/noAplica</w:t>
+            </w:r>
+            <w:r>
+              <w:rPr>
+                <w:rFonts w:ascii="Trebuchet MS" w:hAnsi="Trebuchet MS"/>
+                <w:b/>
+                <w:sz w:val="26"/>
+                <w:szCs w:val="26"/>
+              </w:rPr>
+              <w:t>3</w:t>
+            </w:r>
+            <w:r>
+              <w:rPr>
+                <w:rFonts w:ascii="Trebuchet MS" w:hAnsi="Trebuchet MS"/>
+                <w:b/>
+                <w:sz w:val="26"/>
+                <w:szCs w:val="26"/>
+              </w:rPr>
+              <w:t>}</w:t>
+            </w:r>
           </w:p>
         </w:tc>
         <w:tc>
@@ -3080,6 +3827,24 @@
                 <w:rFonts w:ascii="Trebuchet MS" w:hAnsi="Trebuchet MS"/>
               </w:rPr>
             </w:pPr>
+            <w:r>
+              <w:rPr>
+                <w:rFonts w:ascii="Trebuchet MS" w:hAnsi="Trebuchet MS"/>
+              </w:rPr>
+              <w:t>{numero_horas</w:t>
+            </w:r>
+            <w:r>
+              <w:rPr>
+                <w:rFonts w:ascii="Trebuchet MS" w:hAnsi="Trebuchet MS"/>
+              </w:rPr>
+              <w:t>3</w:t>
+            </w:r>
+            <w:r>
+              <w:rPr>
+                <w:rFonts w:ascii="Trebuchet MS" w:hAnsi="Trebuchet MS"/>
+              </w:rPr>
+              <w:t>}</w:t>
+            </w:r>
           </w:p>
         </w:tc>
         <w:tc>
@@ -3094,6 +3859,24 @@
                 <w:rFonts w:ascii="Trebuchet MS" w:hAnsi="Trebuchet MS"/>
               </w:rPr>
             </w:pPr>
+            <w:r>
+              <w:rPr>
+                <w:rFonts w:ascii="Trebuchet MS" w:hAnsi="Trebuchet MS"/>
+              </w:rPr>
+              <w:t>{exp_si</w:t>
+            </w:r>
+            <w:r>
+              <w:rPr>
+                <w:rFonts w:ascii="Trebuchet MS" w:hAnsi="Trebuchet MS"/>
+              </w:rPr>
+              <w:t>3</w:t>
+            </w:r>
+            <w:r>
+              <w:rPr>
+                <w:rFonts w:ascii="Trebuchet MS" w:hAnsi="Trebuchet MS"/>
+              </w:rPr>
+              <w:t>}</w:t>
+            </w:r>
           </w:p>
         </w:tc>
         <w:tc>
@@ -3108,6 +3891,24 @@
                 <w:rFonts w:ascii="Trebuchet MS" w:hAnsi="Trebuchet MS"/>
               </w:rPr>
             </w:pPr>
+            <w:r>
+              <w:rPr>
+                <w:rFonts w:ascii="Trebuchet MS" w:hAnsi="Trebuchet MS"/>
+              </w:rPr>
+              <w:t>{exp_no</w:t>
+            </w:r>
+            <w:r>
+              <w:rPr>
+                <w:rFonts w:ascii="Trebuchet MS" w:hAnsi="Trebuchet MS"/>
+              </w:rPr>
+              <w:t>3</w:t>
+            </w:r>
+            <w:r>
+              <w:rPr>
+                <w:rFonts w:ascii="Trebuchet MS" w:hAnsi="Trebuchet MS"/>
+              </w:rPr>
+              <w:t>}</w:t>
+            </w:r>
           </w:p>
         </w:tc>
       </w:tr>
@@ -3204,13 +4005,13 @@
         <w:tblLook w:val="04A0" w:firstRow="1" w:lastRow="0" w:firstColumn="1" w:lastColumn="0" w:noHBand="0" w:noVBand="1"/>
       </w:tblPr>
       <w:tblGrid>
-        <w:gridCol w:w="2800"/>
-        <w:gridCol w:w="2030"/>
-        <w:gridCol w:w="2158"/>
+        <w:gridCol w:w="2353"/>
+        <w:gridCol w:w="3182"/>
+        <w:gridCol w:w="2594"/>
         <w:gridCol w:w="662"/>
-        <w:gridCol w:w="526"/>
-        <w:gridCol w:w="436"/>
-        <w:gridCol w:w="1306"/>
+        <w:gridCol w:w="484"/>
+        <w:gridCol w:w="518"/>
+        <w:gridCol w:w="1182"/>
         <w:gridCol w:w="567"/>
       </w:tblGrid>
       <w:tr>
@@ -3268,6 +4069,35 @@
                 <w:lang w:val="es-CO"/>
               </w:rPr>
             </w:pPr>
+            <w:r>
+              <w:rPr>
+                <w:rFonts w:ascii="Trebuchet MS" w:hAnsi="Trebuchet MS" w:cs="Arial"/>
+                <w:sz w:val="26"/>
+                <w:szCs w:val="26"/>
+                <w:lang w:val="es-CO"/>
+              </w:rPr>
+              <w:t>{</w:t>
+            </w:r>
+            <w:proofErr w:type="spellStart"/>
+            <w:r>
+              <w:rPr>
+                <w:rFonts w:ascii="Trebuchet MS" w:hAnsi="Trebuchet MS" w:cs="Arial"/>
+                <w:sz w:val="26"/>
+                <w:szCs w:val="26"/>
+                <w:lang w:val="es-CO"/>
+              </w:rPr>
+              <w:t>empresa_actual</w:t>
+            </w:r>
+            <w:proofErr w:type="spellEnd"/>
+            <w:r>
+              <w:rPr>
+                <w:rFonts w:ascii="Trebuchet MS" w:hAnsi="Trebuchet MS" w:cs="Arial"/>
+                <w:sz w:val="26"/>
+                <w:szCs w:val="26"/>
+                <w:lang w:val="es-CO"/>
+              </w:rPr>
+              <w:t>}</w:t>
+            </w:r>
           </w:p>
         </w:tc>
         <w:tc>
@@ -3315,6 +4145,14 @@
                 <w:lang w:val="es-CO"/>
               </w:rPr>
             </w:pPr>
+            <w:r>
+              <w:rPr>
+                <w:rFonts w:asciiTheme="majorHAnsi" w:hAnsiTheme="majorHAnsi" w:cs="Arial"/>
+                <w:szCs w:val="26"/>
+                <w:lang w:val="es-CO"/>
+              </w:rPr>
+              <w:t>{x}</w:t>
+            </w:r>
           </w:p>
         </w:tc>
         <w:tc>
@@ -3351,18 +4189,16 @@
           </w:tcPr>
           <w:p>
             <w:pPr>
-              <w:tabs>
-                <w:tab w:val="left" w:pos="3420"/>
-              </w:tabs>
-              <w:ind w:right="-104"/>
-              <w:rPr>
-                <w:rFonts w:ascii="Trebuchet MS" w:hAnsi="Trebuchet MS" w:cs="Arial"/>
-                <w:b/>
-                <w:sz w:val="26"/>
-                <w:szCs w:val="26"/>
-                <w:lang w:val="es-CO"/>
-              </w:rPr>
-            </w:pPr>
+              <w:rPr>
+                <w:lang w:val="es-CO"/>
+              </w:rPr>
+            </w:pPr>
+            <w:r>
+              <w:rPr>
+                <w:lang w:val="es-CO"/>
+              </w:rPr>
+              <w:t>{x}</w:t>
+            </w:r>
           </w:p>
         </w:tc>
       </w:tr>
@@ -3422,6 +4258,35 @@
                 <w:lang w:val="es-CO"/>
               </w:rPr>
             </w:pPr>
+            <w:r>
+              <w:rPr>
+                <w:rFonts w:ascii="Trebuchet MS" w:hAnsi="Trebuchet MS" w:cs="Arial"/>
+                <w:sz w:val="26"/>
+                <w:szCs w:val="26"/>
+                <w:lang w:val="es-CO"/>
+              </w:rPr>
+              <w:t>{</w:t>
+            </w:r>
+            <w:proofErr w:type="spellStart"/>
+            <w:r>
+              <w:rPr>
+                <w:rFonts w:ascii="Trebuchet MS" w:hAnsi="Trebuchet MS" w:cs="Arial"/>
+                <w:sz w:val="26"/>
+                <w:szCs w:val="26"/>
+                <w:lang w:val="es-CO"/>
+              </w:rPr>
+              <w:t>departamento_empresa</w:t>
+            </w:r>
+            <w:proofErr w:type="spellEnd"/>
+            <w:r>
+              <w:rPr>
+                <w:rFonts w:ascii="Trebuchet MS" w:hAnsi="Trebuchet MS" w:cs="Arial"/>
+                <w:sz w:val="26"/>
+                <w:szCs w:val="26"/>
+                <w:lang w:val="es-CO"/>
+              </w:rPr>
+              <w:t>}</w:t>
+            </w:r>
           </w:p>
         </w:tc>
         <w:tc>
@@ -3465,6 +4330,35 @@
                 <w:lang w:val="es-CO"/>
               </w:rPr>
             </w:pPr>
+            <w:r>
+              <w:rPr>
+                <w:rFonts w:asciiTheme="majorHAnsi" w:hAnsiTheme="majorHAnsi" w:cs="Arial"/>
+                <w:sz w:val="26"/>
+                <w:szCs w:val="26"/>
+                <w:lang w:val="es-CO"/>
+              </w:rPr>
+              <w:t>{</w:t>
+            </w:r>
+            <w:proofErr w:type="spellStart"/>
+            <w:r>
+              <w:rPr>
+                <w:rFonts w:asciiTheme="majorHAnsi" w:hAnsiTheme="majorHAnsi" w:cs="Arial"/>
+                <w:sz w:val="26"/>
+                <w:szCs w:val="26"/>
+                <w:lang w:val="es-CO"/>
+              </w:rPr>
+              <w:t>municipio_empresa</w:t>
+            </w:r>
+            <w:proofErr w:type="spellEnd"/>
+            <w:r>
+              <w:rPr>
+                <w:rFonts w:asciiTheme="majorHAnsi" w:hAnsiTheme="majorHAnsi" w:cs="Arial"/>
+                <w:sz w:val="26"/>
+                <w:szCs w:val="26"/>
+                <w:lang w:val="es-CO"/>
+              </w:rPr>
+              <w:t>}</w:t>
+            </w:r>
           </w:p>
         </w:tc>
         <w:tc>
@@ -3509,6 +4403,35 @@
                 <w:lang w:val="es-CO"/>
               </w:rPr>
             </w:pPr>
+            <w:r>
+              <w:rPr>
+                <w:rFonts w:asciiTheme="majorHAnsi" w:hAnsiTheme="majorHAnsi" w:cs="Arial"/>
+                <w:sz w:val="26"/>
+                <w:szCs w:val="26"/>
+                <w:lang w:val="es-CO"/>
+              </w:rPr>
+              <w:t>{</w:t>
+            </w:r>
+            <w:proofErr w:type="spellStart"/>
+            <w:r>
+              <w:rPr>
+                <w:rFonts w:asciiTheme="majorHAnsi" w:hAnsiTheme="majorHAnsi" w:cs="Arial"/>
+                <w:sz w:val="26"/>
+                <w:szCs w:val="26"/>
+                <w:lang w:val="es-CO"/>
+              </w:rPr>
+              <w:t>email_empresa</w:t>
+            </w:r>
+            <w:proofErr w:type="spellEnd"/>
+            <w:r>
+              <w:rPr>
+                <w:rFonts w:asciiTheme="majorHAnsi" w:hAnsiTheme="majorHAnsi" w:cs="Arial"/>
+                <w:sz w:val="26"/>
+                <w:szCs w:val="26"/>
+                <w:lang w:val="es-CO"/>
+              </w:rPr>
+              <w:t>}</w:t>
+            </w:r>
           </w:p>
         </w:tc>
       </w:tr>
@@ -3568,6 +4491,35 @@
                 <w:lang w:val="es-CO"/>
               </w:rPr>
             </w:pPr>
+            <w:r>
+              <w:rPr>
+                <w:rFonts w:ascii="Trebuchet MS" w:hAnsi="Trebuchet MS" w:cs="Arial"/>
+                <w:sz w:val="26"/>
+                <w:szCs w:val="26"/>
+                <w:lang w:val="es-CO"/>
+              </w:rPr>
+              <w:t>{</w:t>
+            </w:r>
+            <w:proofErr w:type="spellStart"/>
+            <w:r>
+              <w:rPr>
+                <w:rFonts w:ascii="Trebuchet MS" w:hAnsi="Trebuchet MS" w:cs="Arial"/>
+                <w:sz w:val="26"/>
+                <w:szCs w:val="26"/>
+                <w:lang w:val="es-CO"/>
+              </w:rPr>
+              <w:t>teléfono_emrpesa</w:t>
+            </w:r>
+            <w:proofErr w:type="spellEnd"/>
+            <w:r>
+              <w:rPr>
+                <w:rFonts w:ascii="Trebuchet MS" w:hAnsi="Trebuchet MS" w:cs="Arial"/>
+                <w:sz w:val="26"/>
+                <w:szCs w:val="26"/>
+                <w:lang w:val="es-CO"/>
+              </w:rPr>
+              <w:t>}</w:t>
+            </w:r>
           </w:p>
         </w:tc>
         <w:tc>
@@ -3612,6 +4564,7 @@
                 <w:lang w:val="es-CO"/>
               </w:rPr>
             </w:pPr>
+            <w:proofErr w:type="gramStart"/>
             <w:r>
               <w:rPr>
                 <w:rFonts w:asciiTheme="majorHAnsi" w:hAnsiTheme="majorHAnsi" w:cs="Arial"/>
@@ -3619,7 +4572,7 @@
                 <w:szCs w:val="26"/>
                 <w:lang w:val="es-CO"/>
               </w:rPr>
-              <w:t xml:space="preserve">DIA:     </w:t>
+              <w:t>DIA:</w:t>
             </w:r>
             <w:r>
               <w:rPr>
@@ -3628,6 +4581,45 @@
                 <w:szCs w:val="26"/>
                 <w:lang w:val="es-CO"/>
               </w:rPr>
+              <w:t>{</w:t>
+            </w:r>
+            <w:proofErr w:type="spellStart"/>
+            <w:proofErr w:type="gramEnd"/>
+            <w:r>
+              <w:rPr>
+                <w:rFonts w:asciiTheme="majorHAnsi" w:hAnsiTheme="majorHAnsi" w:cs="Arial"/>
+                <w:sz w:val="20"/>
+                <w:szCs w:val="26"/>
+                <w:lang w:val="es-CO"/>
+              </w:rPr>
+              <w:t>dia_inicio</w:t>
+            </w:r>
+            <w:proofErr w:type="spellEnd"/>
+            <w:r>
+              <w:rPr>
+                <w:rFonts w:asciiTheme="majorHAnsi" w:hAnsiTheme="majorHAnsi" w:cs="Arial"/>
+                <w:sz w:val="20"/>
+                <w:szCs w:val="26"/>
+                <w:lang w:val="es-CO"/>
+              </w:rPr>
+              <w:t>}</w:t>
+            </w:r>
+            <w:r>
+              <w:rPr>
+                <w:rFonts w:asciiTheme="majorHAnsi" w:hAnsiTheme="majorHAnsi" w:cs="Arial"/>
+                <w:sz w:val="20"/>
+                <w:szCs w:val="26"/>
+                <w:lang w:val="es-CO"/>
+              </w:rPr>
+              <w:t xml:space="preserve">     </w:t>
+            </w:r>
+            <w:r>
+              <w:rPr>
+                <w:rFonts w:asciiTheme="majorHAnsi" w:hAnsiTheme="majorHAnsi" w:cs="Arial"/>
+                <w:sz w:val="20"/>
+                <w:szCs w:val="26"/>
+                <w:lang w:val="es-CO"/>
+              </w:rPr>
               <w:t xml:space="preserve"> </w:t>
             </w:r>
             <w:r>
@@ -3637,7 +4629,7 @@
                 <w:szCs w:val="26"/>
                 <w:lang w:val="es-CO"/>
               </w:rPr>
-              <w:t xml:space="preserve">MES:    </w:t>
+              <w:t>MES:</w:t>
             </w:r>
             <w:r>
               <w:rPr>
@@ -3646,6 +4638,44 @@
                 <w:szCs w:val="26"/>
                 <w:lang w:val="es-CO"/>
               </w:rPr>
+              <w:t>{</w:t>
+            </w:r>
+            <w:proofErr w:type="spellStart"/>
+            <w:r>
+              <w:rPr>
+                <w:rFonts w:asciiTheme="majorHAnsi" w:hAnsiTheme="majorHAnsi" w:cs="Arial"/>
+                <w:sz w:val="20"/>
+                <w:szCs w:val="26"/>
+                <w:lang w:val="es-CO"/>
+              </w:rPr>
+              <w:t>mes_inicio</w:t>
+            </w:r>
+            <w:proofErr w:type="spellEnd"/>
+            <w:r>
+              <w:rPr>
+                <w:rFonts w:asciiTheme="majorHAnsi" w:hAnsiTheme="majorHAnsi" w:cs="Arial"/>
+                <w:sz w:val="20"/>
+                <w:szCs w:val="26"/>
+                <w:lang w:val="es-CO"/>
+              </w:rPr>
+              <w:t>}</w:t>
+            </w:r>
+            <w:r>
+              <w:rPr>
+                <w:rFonts w:asciiTheme="majorHAnsi" w:hAnsiTheme="majorHAnsi" w:cs="Arial"/>
+                <w:sz w:val="20"/>
+                <w:szCs w:val="26"/>
+                <w:lang w:val="es-CO"/>
+              </w:rPr>
+              <w:t xml:space="preserve">    </w:t>
+            </w:r>
+            <w:r>
+              <w:rPr>
+                <w:rFonts w:asciiTheme="majorHAnsi" w:hAnsiTheme="majorHAnsi" w:cs="Arial"/>
+                <w:sz w:val="20"/>
+                <w:szCs w:val="26"/>
+                <w:lang w:val="es-CO"/>
+              </w:rPr>
               <w:t xml:space="preserve"> </w:t>
             </w:r>
             <w:r>
@@ -3665,6 +4695,35 @@
                 <w:lang w:val="es-CO"/>
               </w:rPr>
               <w:t>:</w:t>
+            </w:r>
+            <w:r>
+              <w:rPr>
+                <w:rFonts w:asciiTheme="majorHAnsi" w:hAnsiTheme="majorHAnsi" w:cs="Arial"/>
+                <w:sz w:val="22"/>
+                <w:szCs w:val="26"/>
+                <w:lang w:val="es-CO"/>
+              </w:rPr>
+              <w:t>{</w:t>
+            </w:r>
+            <w:proofErr w:type="spellStart"/>
+            <w:r>
+              <w:rPr>
+                <w:rFonts w:asciiTheme="majorHAnsi" w:hAnsiTheme="majorHAnsi" w:cs="Arial"/>
+                <w:sz w:val="22"/>
+                <w:szCs w:val="26"/>
+                <w:lang w:val="es-CO"/>
+              </w:rPr>
+              <w:t>año_inicio</w:t>
+            </w:r>
+            <w:proofErr w:type="spellEnd"/>
+            <w:r>
+              <w:rPr>
+                <w:rFonts w:asciiTheme="majorHAnsi" w:hAnsiTheme="majorHAnsi" w:cs="Arial"/>
+                <w:sz w:val="22"/>
+                <w:szCs w:val="26"/>
+                <w:lang w:val="es-CO"/>
+              </w:rPr>
+              <w:t>}</w:t>
             </w:r>
           </w:p>
         </w:tc>
@@ -3710,6 +4769,7 @@
                 <w:lang w:val="es-CO"/>
               </w:rPr>
             </w:pPr>
+            <w:proofErr w:type="gramStart"/>
             <w:r>
               <w:rPr>
                 <w:rFonts w:asciiTheme="majorHAnsi" w:hAnsiTheme="majorHAnsi" w:cs="Arial"/>
@@ -3717,7 +4777,7 @@
                 <w:szCs w:val="26"/>
                 <w:lang w:val="es-CO"/>
               </w:rPr>
-              <w:t xml:space="preserve">DIA:     </w:t>
+              <w:t>DIA:</w:t>
             </w:r>
             <w:r>
               <w:rPr>
@@ -3726,6 +4786,45 @@
                 <w:szCs w:val="26"/>
                 <w:lang w:val="es-CO"/>
               </w:rPr>
+              <w:t>{</w:t>
+            </w:r>
+            <w:proofErr w:type="spellStart"/>
+            <w:proofErr w:type="gramEnd"/>
+            <w:r>
+              <w:rPr>
+                <w:rFonts w:asciiTheme="majorHAnsi" w:hAnsiTheme="majorHAnsi" w:cs="Arial"/>
+                <w:sz w:val="20"/>
+                <w:szCs w:val="26"/>
+                <w:lang w:val="es-CO"/>
+              </w:rPr>
+              <w:t>dia_fin</w:t>
+            </w:r>
+            <w:proofErr w:type="spellEnd"/>
+            <w:r>
+              <w:rPr>
+                <w:rFonts w:asciiTheme="majorHAnsi" w:hAnsiTheme="majorHAnsi" w:cs="Arial"/>
+                <w:sz w:val="20"/>
+                <w:szCs w:val="26"/>
+                <w:lang w:val="es-CO"/>
+              </w:rPr>
+              <w:t>}</w:t>
+            </w:r>
+            <w:r>
+              <w:rPr>
+                <w:rFonts w:asciiTheme="majorHAnsi" w:hAnsiTheme="majorHAnsi" w:cs="Arial"/>
+                <w:sz w:val="20"/>
+                <w:szCs w:val="26"/>
+                <w:lang w:val="es-CO"/>
+              </w:rPr>
+              <w:t xml:space="preserve">     </w:t>
+            </w:r>
+            <w:r>
+              <w:rPr>
+                <w:rFonts w:asciiTheme="majorHAnsi" w:hAnsiTheme="majorHAnsi" w:cs="Arial"/>
+                <w:sz w:val="20"/>
+                <w:szCs w:val="26"/>
+                <w:lang w:val="es-CO"/>
+              </w:rPr>
               <w:t xml:space="preserve"> </w:t>
             </w:r>
             <w:r>
@@ -3744,7 +4843,7 @@
                 <w:szCs w:val="26"/>
                 <w:lang w:val="es-CO"/>
               </w:rPr>
-              <w:t xml:space="preserve">MES:    </w:t>
+              <w:t>MES:</w:t>
             </w:r>
             <w:r>
               <w:rPr>
@@ -3753,6 +4852,44 @@
                 <w:szCs w:val="26"/>
                 <w:lang w:val="es-CO"/>
               </w:rPr>
+              <w:t>{</w:t>
+            </w:r>
+            <w:proofErr w:type="spellStart"/>
+            <w:r>
+              <w:rPr>
+                <w:rFonts w:asciiTheme="majorHAnsi" w:hAnsiTheme="majorHAnsi" w:cs="Arial"/>
+                <w:sz w:val="20"/>
+                <w:szCs w:val="26"/>
+                <w:lang w:val="es-CO"/>
+              </w:rPr>
+              <w:t>mes_fin</w:t>
+            </w:r>
+            <w:proofErr w:type="spellEnd"/>
+            <w:r>
+              <w:rPr>
+                <w:rFonts w:asciiTheme="majorHAnsi" w:hAnsiTheme="majorHAnsi" w:cs="Arial"/>
+                <w:sz w:val="20"/>
+                <w:szCs w:val="26"/>
+                <w:lang w:val="es-CO"/>
+              </w:rPr>
+              <w:t>}</w:t>
+            </w:r>
+            <w:r>
+              <w:rPr>
+                <w:rFonts w:asciiTheme="majorHAnsi" w:hAnsiTheme="majorHAnsi" w:cs="Arial"/>
+                <w:sz w:val="20"/>
+                <w:szCs w:val="26"/>
+                <w:lang w:val="es-CO"/>
+              </w:rPr>
+              <w:t xml:space="preserve">    </w:t>
+            </w:r>
+            <w:r>
+              <w:rPr>
+                <w:rFonts w:asciiTheme="majorHAnsi" w:hAnsiTheme="majorHAnsi" w:cs="Arial"/>
+                <w:sz w:val="20"/>
+                <w:szCs w:val="26"/>
+                <w:lang w:val="es-CO"/>
+              </w:rPr>
               <w:t xml:space="preserve">  </w:t>
             </w:r>
             <w:r>
@@ -3781,6 +4918,35 @@
                 <w:lang w:val="es-CO"/>
               </w:rPr>
               <w:t>AÑO:</w:t>
+            </w:r>
+            <w:r>
+              <w:rPr>
+                <w:rFonts w:asciiTheme="majorHAnsi" w:hAnsiTheme="majorHAnsi" w:cs="Arial"/>
+                <w:sz w:val="20"/>
+                <w:szCs w:val="26"/>
+                <w:lang w:val="es-CO"/>
+              </w:rPr>
+              <w:t>{</w:t>
+            </w:r>
+            <w:proofErr w:type="spellStart"/>
+            <w:r>
+              <w:rPr>
+                <w:rFonts w:asciiTheme="majorHAnsi" w:hAnsiTheme="majorHAnsi" w:cs="Arial"/>
+                <w:sz w:val="20"/>
+                <w:szCs w:val="26"/>
+                <w:lang w:val="es-CO"/>
+              </w:rPr>
+              <w:t>año_fin</w:t>
+            </w:r>
+            <w:proofErr w:type="spellEnd"/>
+            <w:r>
+              <w:rPr>
+                <w:rFonts w:asciiTheme="majorHAnsi" w:hAnsiTheme="majorHAnsi" w:cs="Arial"/>
+                <w:sz w:val="20"/>
+                <w:szCs w:val="26"/>
+                <w:lang w:val="es-CO"/>
+              </w:rPr>
+              <w:t>}</w:t>
             </w:r>
           </w:p>
         </w:tc>
@@ -3841,6 +5007,35 @@
                 <w:lang w:val="es-CO"/>
               </w:rPr>
             </w:pPr>
+            <w:r>
+              <w:rPr>
+                <w:rFonts w:ascii="Trebuchet MS" w:hAnsi="Trebuchet MS" w:cs="Arial"/>
+                <w:sz w:val="26"/>
+                <w:szCs w:val="26"/>
+                <w:lang w:val="es-CO"/>
+              </w:rPr>
+              <w:t>{</w:t>
+            </w:r>
+            <w:proofErr w:type="spellStart"/>
+            <w:r>
+              <w:rPr>
+                <w:rFonts w:ascii="Trebuchet MS" w:hAnsi="Trebuchet MS" w:cs="Arial"/>
+                <w:sz w:val="26"/>
+                <w:szCs w:val="26"/>
+                <w:lang w:val="es-CO"/>
+              </w:rPr>
+              <w:t>cargo_empresa</w:t>
+            </w:r>
+            <w:proofErr w:type="spellEnd"/>
+            <w:r>
+              <w:rPr>
+                <w:rFonts w:ascii="Trebuchet MS" w:hAnsi="Trebuchet MS" w:cs="Arial"/>
+                <w:sz w:val="26"/>
+                <w:szCs w:val="26"/>
+                <w:lang w:val="es-CO"/>
+              </w:rPr>
+              <w:t>}</w:t>
+            </w:r>
           </w:p>
         </w:tc>
         <w:tc>
@@ -3885,6 +5080,35 @@
                 <w:lang w:val="es-CO"/>
               </w:rPr>
             </w:pPr>
+            <w:r>
+              <w:rPr>
+                <w:rFonts w:asciiTheme="majorHAnsi" w:hAnsiTheme="majorHAnsi" w:cs="Arial"/>
+                <w:sz w:val="26"/>
+                <w:szCs w:val="26"/>
+                <w:lang w:val="es-CO"/>
+              </w:rPr>
+              <w:t>{</w:t>
+            </w:r>
+            <w:proofErr w:type="spellStart"/>
+            <w:r>
+              <w:rPr>
+                <w:rFonts w:asciiTheme="majorHAnsi" w:hAnsiTheme="majorHAnsi" w:cs="Arial"/>
+                <w:sz w:val="26"/>
+                <w:szCs w:val="26"/>
+                <w:lang w:val="es-CO"/>
+              </w:rPr>
+              <w:t>dirección_empresa</w:t>
+            </w:r>
+            <w:proofErr w:type="spellEnd"/>
+            <w:r>
+              <w:rPr>
+                <w:rFonts w:asciiTheme="majorHAnsi" w:hAnsiTheme="majorHAnsi" w:cs="Arial"/>
+                <w:sz w:val="26"/>
+                <w:szCs w:val="26"/>
+                <w:lang w:val="es-CO"/>
+              </w:rPr>
+              <w:t>}</w:t>
+            </w:r>
           </w:p>
         </w:tc>
       </w:tr>
@@ -3903,7 +5127,7 @@
     <w:tbl>
       <w:tblPr>
         <w:tblpPr w:leftFromText="141" w:rightFromText="141" w:vertAnchor="text" w:horzAnchor="margin" w:tblpX="-714" w:tblpY="95"/>
-        <w:tblW w:w="10485" w:type="dxa"/>
+        <w:tblW w:w="11841" w:type="dxa"/>
         <w:tblBorders>
           <w:top w:val="single" w:sz="4" w:space="0" w:color="auto"/>
           <w:left w:val="single" w:sz="4" w:space="0" w:color="auto"/>
@@ -3915,14 +5139,14 @@
         <w:tblLook w:val="04A0" w:firstRow="1" w:lastRow="0" w:firstColumn="1" w:lastColumn="0" w:noHBand="0" w:noVBand="1"/>
       </w:tblPr>
       <w:tblGrid>
-        <w:gridCol w:w="2800"/>
-        <w:gridCol w:w="2030"/>
-        <w:gridCol w:w="2158"/>
+        <w:gridCol w:w="2353"/>
+        <w:gridCol w:w="3318"/>
+        <w:gridCol w:w="2738"/>
         <w:gridCol w:w="435"/>
-        <w:gridCol w:w="753"/>
-        <w:gridCol w:w="436"/>
+        <w:gridCol w:w="711"/>
+        <w:gridCol w:w="518"/>
         <w:gridCol w:w="1182"/>
-        <w:gridCol w:w="691"/>
+        <w:gridCol w:w="586"/>
       </w:tblGrid>
       <w:tr>
         <w:trPr>
@@ -3930,7 +5154,7 @@
         </w:trPr>
         <w:tc>
           <w:tcPr>
-            <w:tcW w:w="2800" w:type="dxa"/>
+            <w:tcW w:w="2353" w:type="dxa"/>
             <w:shd w:val="clear" w:color="auto" w:fill="auto"/>
             <w:vAlign w:val="center"/>
           </w:tcPr>
@@ -3962,7 +5186,7 @@
         </w:tc>
         <w:tc>
           <w:tcPr>
-            <w:tcW w:w="4188" w:type="dxa"/>
+            <w:tcW w:w="6056" w:type="dxa"/>
             <w:gridSpan w:val="2"/>
             <w:vAlign w:val="center"/>
           </w:tcPr>
@@ -3979,11 +5203,40 @@
                 <w:lang w:val="es-CO"/>
               </w:rPr>
             </w:pPr>
-          </w:p>
-        </w:tc>
-        <w:tc>
-          <w:tcPr>
-            <w:tcW w:w="1188" w:type="dxa"/>
+            <w:r>
+              <w:rPr>
+                <w:rFonts w:ascii="Trebuchet MS" w:hAnsi="Trebuchet MS" w:cs="Arial"/>
+                <w:sz w:val="26"/>
+                <w:szCs w:val="26"/>
+                <w:lang w:val="es-CO"/>
+              </w:rPr>
+              <w:t>{</w:t>
+            </w:r>
+            <w:proofErr w:type="spellStart"/>
+            <w:r>
+              <w:rPr>
+                <w:rFonts w:ascii="Trebuchet MS" w:hAnsi="Trebuchet MS" w:cs="Arial"/>
+                <w:sz w:val="26"/>
+                <w:szCs w:val="26"/>
+                <w:lang w:val="es-CO"/>
+              </w:rPr>
+              <w:t>empresa_dos</w:t>
+            </w:r>
+            <w:proofErr w:type="spellEnd"/>
+            <w:r>
+              <w:rPr>
+                <w:rFonts w:ascii="Trebuchet MS" w:hAnsi="Trebuchet MS" w:cs="Arial"/>
+                <w:sz w:val="26"/>
+                <w:szCs w:val="26"/>
+                <w:lang w:val="es-CO"/>
+              </w:rPr>
+              <w:t>}</w:t>
+            </w:r>
+          </w:p>
+        </w:tc>
+        <w:tc>
+          <w:tcPr>
+            <w:tcW w:w="1146" w:type="dxa"/>
             <w:gridSpan w:val="2"/>
             <w:vAlign w:val="center"/>
           </w:tcPr>
@@ -4011,7 +5264,7 @@
         </w:tc>
         <w:tc>
           <w:tcPr>
-            <w:tcW w:w="436" w:type="dxa"/>
+            <w:tcW w:w="518" w:type="dxa"/>
             <w:vAlign w:val="center"/>
           </w:tcPr>
           <w:p>
@@ -4026,6 +5279,14 @@
                 <w:lang w:val="es-CO"/>
               </w:rPr>
             </w:pPr>
+            <w:r>
+              <w:rPr>
+                <w:rFonts w:asciiTheme="majorHAnsi" w:hAnsiTheme="majorHAnsi" w:cs="Arial"/>
+                <w:szCs w:val="26"/>
+                <w:lang w:val="es-CO"/>
+              </w:rPr>
+              <w:t>{x}</w:t>
+            </w:r>
           </w:p>
         </w:tc>
         <w:tc>
@@ -4057,7 +5318,7 @@
         </w:tc>
         <w:tc>
           <w:tcPr>
-            <w:tcW w:w="691" w:type="dxa"/>
+            <w:tcW w:w="586" w:type="dxa"/>
             <w:vAlign w:val="center"/>
           </w:tcPr>
           <w:p>
@@ -4074,6 +5335,16 @@
                 <w:lang w:val="es-CO"/>
               </w:rPr>
             </w:pPr>
+            <w:r>
+              <w:rPr>
+                <w:rFonts w:ascii="Trebuchet MS" w:hAnsi="Trebuchet MS" w:cs="Arial"/>
+                <w:b/>
+                <w:sz w:val="26"/>
+                <w:szCs w:val="26"/>
+                <w:lang w:val="es-CO"/>
+              </w:rPr>
+              <w:t>{x}</w:t>
+            </w:r>
           </w:p>
         </w:tc>
       </w:tr>
@@ -4083,7 +5354,7 @@
         </w:trPr>
         <w:tc>
           <w:tcPr>
-            <w:tcW w:w="2800" w:type="dxa"/>
+            <w:tcW w:w="2353" w:type="dxa"/>
             <w:shd w:val="clear" w:color="auto" w:fill="auto"/>
             <w:vAlign w:val="center"/>
           </w:tcPr>
@@ -4117,7 +5388,7 @@
         </w:tc>
         <w:tc>
           <w:tcPr>
-            <w:tcW w:w="2030" w:type="dxa"/>
+            <w:tcW w:w="3318" w:type="dxa"/>
             <w:vAlign w:val="center"/>
           </w:tcPr>
           <w:p>
@@ -4133,11 +5404,20 @@
                 <w:lang w:val="es-CO"/>
               </w:rPr>
             </w:pPr>
-          </w:p>
-        </w:tc>
-        <w:tc>
-          <w:tcPr>
-            <w:tcW w:w="2158" w:type="dxa"/>
+            <w:r>
+              <w:rPr>
+                <w:rFonts w:ascii="Trebuchet MS" w:hAnsi="Trebuchet MS" w:cs="Arial"/>
+                <w:sz w:val="26"/>
+                <w:szCs w:val="26"/>
+                <w:lang w:val="es-CO"/>
+              </w:rPr>
+              <w:t>{departamento_empresa2}</w:t>
+            </w:r>
+          </w:p>
+        </w:tc>
+        <w:tc>
+          <w:tcPr>
+            <w:tcW w:w="2738" w:type="dxa"/>
             <w:vAlign w:val="center"/>
           </w:tcPr>
           <w:p>
@@ -4176,11 +5456,20 @@
                 <w:lang w:val="es-CO"/>
               </w:rPr>
             </w:pPr>
-          </w:p>
-        </w:tc>
-        <w:tc>
-          <w:tcPr>
-            <w:tcW w:w="3497" w:type="dxa"/>
+            <w:r>
+              <w:rPr>
+                <w:rFonts w:asciiTheme="majorHAnsi" w:hAnsiTheme="majorHAnsi" w:cs="Arial"/>
+                <w:sz w:val="26"/>
+                <w:szCs w:val="26"/>
+                <w:lang w:val="es-CO"/>
+              </w:rPr>
+              <w:t>{municipio_empresa2}</w:t>
+            </w:r>
+          </w:p>
+        </w:tc>
+        <w:tc>
+          <w:tcPr>
+            <w:tcW w:w="3432" w:type="dxa"/>
             <w:gridSpan w:val="5"/>
             <w:vAlign w:val="center"/>
           </w:tcPr>
@@ -4220,6 +5509,15 @@
                 <w:lang w:val="es-CO"/>
               </w:rPr>
             </w:pPr>
+            <w:r>
+              <w:rPr>
+                <w:rFonts w:asciiTheme="majorHAnsi" w:hAnsiTheme="majorHAnsi" w:cs="Arial"/>
+                <w:sz w:val="26"/>
+                <w:szCs w:val="26"/>
+                <w:lang w:val="es-CO"/>
+              </w:rPr>
+              <w:t>{email_empresa2}</w:t>
+            </w:r>
           </w:p>
         </w:tc>
       </w:tr>
@@ -4229,7 +5527,7 @@
         </w:trPr>
         <w:tc>
           <w:tcPr>
-            <w:tcW w:w="2800" w:type="dxa"/>
+            <w:tcW w:w="2353" w:type="dxa"/>
             <w:shd w:val="clear" w:color="auto" w:fill="auto"/>
             <w:vAlign w:val="center"/>
           </w:tcPr>
@@ -4263,7 +5561,7 @@
         </w:tc>
         <w:tc>
           <w:tcPr>
-            <w:tcW w:w="2030" w:type="dxa"/>
+            <w:tcW w:w="3318" w:type="dxa"/>
             <w:vAlign w:val="center"/>
           </w:tcPr>
           <w:p>
@@ -4279,11 +5577,20 @@
                 <w:lang w:val="es-CO"/>
               </w:rPr>
             </w:pPr>
-          </w:p>
-        </w:tc>
-        <w:tc>
-          <w:tcPr>
-            <w:tcW w:w="2593" w:type="dxa"/>
+            <w:r>
+              <w:rPr>
+                <w:rFonts w:ascii="Trebuchet MS" w:hAnsi="Trebuchet MS" w:cs="Arial"/>
+                <w:sz w:val="26"/>
+                <w:szCs w:val="26"/>
+                <w:lang w:val="es-CO"/>
+              </w:rPr>
+              <w:t>{teléfono_emrpesa2}</w:t>
+            </w:r>
+          </w:p>
+        </w:tc>
+        <w:tc>
+          <w:tcPr>
+            <w:tcW w:w="3173" w:type="dxa"/>
             <w:gridSpan w:val="2"/>
             <w:vAlign w:val="center"/>
           </w:tcPr>
@@ -4323,6 +5630,7 @@
                 <w:lang w:val="es-CO"/>
               </w:rPr>
             </w:pPr>
+            <w:proofErr w:type="gramStart"/>
             <w:r>
               <w:rPr>
                 <w:rFonts w:asciiTheme="majorHAnsi" w:hAnsiTheme="majorHAnsi" w:cs="Arial"/>
@@ -4330,8 +5638,53 @@
                 <w:szCs w:val="26"/>
                 <w:lang w:val="es-CO"/>
               </w:rPr>
-              <w:lastRenderedPageBreak/>
-              <w:t>DIA:      MES:       AÑO</w:t>
+              <w:t>DIA:</w:t>
+            </w:r>
+            <w:r>
+              <w:rPr>
+                <w:rFonts w:asciiTheme="majorHAnsi" w:hAnsiTheme="majorHAnsi" w:cs="Arial"/>
+                <w:sz w:val="20"/>
+                <w:szCs w:val="26"/>
+                <w:lang w:val="es-CO"/>
+              </w:rPr>
+              <w:t>{</w:t>
+            </w:r>
+            <w:proofErr w:type="gramEnd"/>
+            <w:r>
+              <w:rPr>
+                <w:rFonts w:asciiTheme="majorHAnsi" w:hAnsiTheme="majorHAnsi" w:cs="Arial"/>
+                <w:sz w:val="20"/>
+                <w:szCs w:val="26"/>
+                <w:lang w:val="es-CO"/>
+              </w:rPr>
+              <w:t>dia_inicio2}</w:t>
+            </w:r>
+            <w:r>
+              <w:rPr>
+                <w:rFonts w:asciiTheme="majorHAnsi" w:hAnsiTheme="majorHAnsi" w:cs="Arial"/>
+                <w:sz w:val="20"/>
+                <w:szCs w:val="26"/>
+                <w:lang w:val="es-CO"/>
+              </w:rPr>
+              <w:t xml:space="preserve">      MES:</w:t>
+            </w:r>
+            <w:r>
+              <w:rPr>
+                <w:rFonts w:asciiTheme="majorHAnsi" w:hAnsiTheme="majorHAnsi" w:cs="Arial"/>
+                <w:sz w:val="20"/>
+                <w:szCs w:val="26"/>
+                <w:lang w:val="es-CO"/>
+              </w:rPr>
+              <w:t>{mes_inicio2}</w:t>
+            </w:r>
+            <w:r>
+              <w:rPr>
+                <w:rFonts w:asciiTheme="majorHAnsi" w:hAnsiTheme="majorHAnsi" w:cs="Arial"/>
+                <w:sz w:val="20"/>
+                <w:szCs w:val="26"/>
+                <w:lang w:val="es-CO"/>
+              </w:rPr>
+              <w:t xml:space="preserve">       AÑO</w:t>
             </w:r>
             <w:r>
               <w:rPr>
@@ -4342,11 +5695,20 @@
               </w:rPr>
               <w:t>:</w:t>
             </w:r>
-          </w:p>
-        </w:tc>
-        <w:tc>
-          <w:tcPr>
-            <w:tcW w:w="3062" w:type="dxa"/>
+            <w:r>
+              <w:rPr>
+                <w:rFonts w:asciiTheme="majorHAnsi" w:hAnsiTheme="majorHAnsi" w:cs="Arial"/>
+                <w:sz w:val="22"/>
+                <w:szCs w:val="26"/>
+                <w:lang w:val="es-CO"/>
+              </w:rPr>
+              <w:t>{año_inicio2}</w:t>
+            </w:r>
+          </w:p>
+        </w:tc>
+        <w:tc>
+          <w:tcPr>
+            <w:tcW w:w="2997" w:type="dxa"/>
             <w:gridSpan w:val="4"/>
             <w:vAlign w:val="center"/>
           </w:tcPr>
@@ -4370,7 +5732,6 @@
                 <w:szCs w:val="26"/>
                 <w:lang w:val="es-CO"/>
               </w:rPr>
-              <w:lastRenderedPageBreak/>
               <w:t>FECHA DE RETIRO</w:t>
             </w:r>
           </w:p>
@@ -4387,6 +5748,7 @@
                 <w:lang w:val="es-CO"/>
               </w:rPr>
             </w:pPr>
+            <w:proofErr w:type="gramStart"/>
             <w:r>
               <w:rPr>
                 <w:rFonts w:asciiTheme="majorHAnsi" w:hAnsiTheme="majorHAnsi" w:cs="Arial"/>
@@ -4394,8 +5756,98 @@
                 <w:szCs w:val="26"/>
                 <w:lang w:val="es-CO"/>
               </w:rPr>
-              <w:lastRenderedPageBreak/>
-              <w:t>DIA:      MES:       AÑO:</w:t>
+              <w:t>DIA:</w:t>
+            </w:r>
+            <w:r>
+              <w:rPr>
+                <w:rFonts w:asciiTheme="majorHAnsi" w:hAnsiTheme="majorHAnsi" w:cs="Arial"/>
+                <w:sz w:val="20"/>
+                <w:szCs w:val="26"/>
+                <w:lang w:val="es-CO"/>
+              </w:rPr>
+              <w:t>{</w:t>
+            </w:r>
+            <w:proofErr w:type="gramEnd"/>
+            <w:r>
+              <w:rPr>
+                <w:rFonts w:asciiTheme="majorHAnsi" w:hAnsiTheme="majorHAnsi" w:cs="Arial"/>
+                <w:sz w:val="20"/>
+                <w:szCs w:val="26"/>
+                <w:lang w:val="es-CO"/>
+              </w:rPr>
+              <w:t>dia_fin2}</w:t>
+            </w:r>
+            <w:r>
+              <w:rPr>
+                <w:rFonts w:asciiTheme="majorHAnsi" w:hAnsiTheme="majorHAnsi" w:cs="Arial"/>
+                <w:sz w:val="20"/>
+                <w:szCs w:val="26"/>
+                <w:lang w:val="es-CO"/>
+              </w:rPr>
+              <w:t xml:space="preserve">     </w:t>
+            </w:r>
+            <w:r>
+              <w:rPr>
+                <w:rFonts w:asciiTheme="majorHAnsi" w:hAnsiTheme="majorHAnsi" w:cs="Arial"/>
+                <w:sz w:val="20"/>
+                <w:szCs w:val="26"/>
+                <w:lang w:val="es-CO"/>
+              </w:rPr>
+              <w:t xml:space="preserve"> </w:t>
+            </w:r>
+            <w:r>
+              <w:rPr>
+                <w:rFonts w:asciiTheme="majorHAnsi" w:hAnsiTheme="majorHAnsi" w:cs="Arial"/>
+                <w:sz w:val="20"/>
+                <w:szCs w:val="26"/>
+                <w:lang w:val="es-CO"/>
+              </w:rPr>
+              <w:t xml:space="preserve"> MES:</w:t>
+            </w:r>
+            <w:r>
+              <w:rPr>
+                <w:rFonts w:asciiTheme="majorHAnsi" w:hAnsiTheme="majorHAnsi" w:cs="Arial"/>
+                <w:sz w:val="20"/>
+                <w:szCs w:val="26"/>
+                <w:lang w:val="es-CO"/>
+              </w:rPr>
+              <w:t>{mes_fin2}</w:t>
+            </w:r>
+            <w:r>
+              <w:rPr>
+                <w:rFonts w:asciiTheme="majorHAnsi" w:hAnsiTheme="majorHAnsi" w:cs="Arial"/>
+                <w:sz w:val="20"/>
+                <w:szCs w:val="26"/>
+                <w:lang w:val="es-CO"/>
+              </w:rPr>
+              <w:t xml:space="preserve">       </w:t>
+            </w:r>
+            <w:r>
+              <w:rPr>
+                <w:rFonts w:asciiTheme="majorHAnsi" w:hAnsiTheme="majorHAnsi" w:cs="Arial"/>
+                <w:sz w:val="20"/>
+                <w:szCs w:val="26"/>
+                <w:lang w:val="es-CO"/>
+              </w:rPr>
+              <w:t xml:space="preserve"> </w:t>
+            </w:r>
+            <w:r>
+              <w:rPr>
+                <w:rFonts w:asciiTheme="majorHAnsi" w:hAnsiTheme="majorHAnsi" w:cs="Arial"/>
+                <w:sz w:val="20"/>
+                <w:szCs w:val="26"/>
+                <w:lang w:val="es-CO"/>
+              </w:rPr>
+              <w:t>AÑO:</w:t>
+            </w:r>
+            <w:r>
+              <w:rPr>
+                <w:rFonts w:asciiTheme="majorHAnsi" w:hAnsiTheme="majorHAnsi" w:cs="Arial"/>
+                <w:sz w:val="20"/>
+                <w:szCs w:val="26"/>
+                <w:lang w:val="es-CO"/>
+              </w:rPr>
+              <w:t>{año_fin2}</w:t>
             </w:r>
           </w:p>
         </w:tc>
@@ -4406,7 +5858,7 @@
         </w:trPr>
         <w:tc>
           <w:tcPr>
-            <w:tcW w:w="2800" w:type="dxa"/>
+            <w:tcW w:w="2353" w:type="dxa"/>
             <w:shd w:val="clear" w:color="auto" w:fill="auto"/>
             <w:vAlign w:val="center"/>
           </w:tcPr>
@@ -4434,14 +5886,13 @@
                 <w:szCs w:val="26"/>
                 <w:lang w:val="es-CO"/>
               </w:rPr>
-              <w:lastRenderedPageBreak/>
               <w:t>CARGO O CONTRATO ACTUAL:</w:t>
             </w:r>
           </w:p>
         </w:tc>
         <w:tc>
           <w:tcPr>
-            <w:tcW w:w="2030" w:type="dxa"/>
+            <w:tcW w:w="3318" w:type="dxa"/>
             <w:vAlign w:val="center"/>
           </w:tcPr>
           <w:p>
@@ -4457,11 +5908,20 @@
                 <w:lang w:val="es-CO"/>
               </w:rPr>
             </w:pPr>
-          </w:p>
-        </w:tc>
-        <w:tc>
-          <w:tcPr>
-            <w:tcW w:w="5655" w:type="dxa"/>
+            <w:r>
+              <w:rPr>
+                <w:rFonts w:ascii="Trebuchet MS" w:hAnsi="Trebuchet MS" w:cs="Arial"/>
+                <w:sz w:val="26"/>
+                <w:szCs w:val="26"/>
+                <w:lang w:val="es-CO"/>
+              </w:rPr>
+              <w:t>{cargo_empresa2}</w:t>
+            </w:r>
+          </w:p>
+        </w:tc>
+        <w:tc>
+          <w:tcPr>
+            <w:tcW w:w="6170" w:type="dxa"/>
             <w:gridSpan w:val="6"/>
             <w:vAlign w:val="center"/>
           </w:tcPr>
@@ -4501,6 +5961,15 @@
                 <w:lang w:val="es-CO"/>
               </w:rPr>
             </w:pPr>
+            <w:r>
+              <w:rPr>
+                <w:rFonts w:asciiTheme="majorHAnsi" w:hAnsiTheme="majorHAnsi" w:cs="Arial"/>
+                <w:sz w:val="26"/>
+                <w:szCs w:val="26"/>
+                <w:lang w:val="es-CO"/>
+              </w:rPr>
+              <w:t>{dirección_empresa2}</w:t>
+            </w:r>
           </w:p>
         </w:tc>
       </w:tr>
@@ -4532,14 +6001,14 @@
         <w:tblLook w:val="04A0" w:firstRow="1" w:lastRow="0" w:firstColumn="1" w:lastColumn="0" w:noHBand="0" w:noVBand="1"/>
       </w:tblPr>
       <w:tblGrid>
-        <w:gridCol w:w="2800"/>
-        <w:gridCol w:w="2030"/>
-        <w:gridCol w:w="2158"/>
+        <w:gridCol w:w="2353"/>
+        <w:gridCol w:w="3318"/>
+        <w:gridCol w:w="2738"/>
         <w:gridCol w:w="662"/>
-        <w:gridCol w:w="526"/>
-        <w:gridCol w:w="436"/>
+        <w:gridCol w:w="484"/>
+        <w:gridCol w:w="518"/>
         <w:gridCol w:w="1182"/>
-        <w:gridCol w:w="833"/>
+        <w:gridCol w:w="222"/>
       </w:tblGrid>
       <w:tr>
         <w:trPr>
@@ -4567,6 +6036,7 @@
             <w:r>
               <w:rPr>
                 <w:rFonts w:asciiTheme="majorHAnsi" w:hAnsiTheme="majorHAnsi" w:cs="Arial"/>
+                <w:b/>
                 <w:noProof/>
                 <w:sz w:val="26"/>
                 <w:szCs w:val="26"/>
@@ -4594,6 +6064,35 @@
                 <w:lang w:val="es-CO"/>
               </w:rPr>
             </w:pPr>
+            <w:r>
+              <w:rPr>
+                <w:rFonts w:ascii="Trebuchet MS" w:hAnsi="Trebuchet MS" w:cs="Arial"/>
+                <w:sz w:val="26"/>
+                <w:szCs w:val="26"/>
+                <w:lang w:val="es-CO"/>
+              </w:rPr>
+              <w:t>{</w:t>
+            </w:r>
+            <w:proofErr w:type="spellStart"/>
+            <w:r>
+              <w:rPr>
+                <w:rFonts w:ascii="Trebuchet MS" w:hAnsi="Trebuchet MS" w:cs="Arial"/>
+                <w:sz w:val="26"/>
+                <w:szCs w:val="26"/>
+                <w:lang w:val="es-CO"/>
+              </w:rPr>
+              <w:t>empresa_tres</w:t>
+            </w:r>
+            <w:proofErr w:type="spellEnd"/>
+            <w:r>
+              <w:rPr>
+                <w:rFonts w:ascii="Trebuchet MS" w:hAnsi="Trebuchet MS" w:cs="Arial"/>
+                <w:sz w:val="26"/>
+                <w:szCs w:val="26"/>
+                <w:lang w:val="es-CO"/>
+              </w:rPr>
+              <w:t>}</w:t>
+            </w:r>
           </w:p>
         </w:tc>
         <w:tc>
@@ -4641,6 +6140,14 @@
                 <w:lang w:val="es-CO"/>
               </w:rPr>
             </w:pPr>
+            <w:r>
+              <w:rPr>
+                <w:rFonts w:asciiTheme="majorHAnsi" w:hAnsiTheme="majorHAnsi" w:cs="Arial"/>
+                <w:szCs w:val="26"/>
+                <w:lang w:val="es-CO"/>
+              </w:rPr>
+              <w:t>{x}</w:t>
+            </w:r>
           </w:p>
         </w:tc>
         <w:tc>
@@ -4719,6 +6226,7 @@
             <w:r>
               <w:rPr>
                 <w:rFonts w:asciiTheme="majorHAnsi" w:hAnsiTheme="majorHAnsi" w:cs="Arial"/>
+                <w:b/>
                 <w:bCs/>
                 <w:sz w:val="26"/>
                 <w:szCs w:val="26"/>
@@ -4746,6 +6254,15 @@
                 <w:lang w:val="es-CO"/>
               </w:rPr>
             </w:pPr>
+            <w:r>
+              <w:rPr>
+                <w:rFonts w:ascii="Trebuchet MS" w:hAnsi="Trebuchet MS" w:cs="Arial"/>
+                <w:sz w:val="26"/>
+                <w:szCs w:val="26"/>
+                <w:lang w:val="es-CO"/>
+              </w:rPr>
+              <w:t>{departamento_empresa3}</w:t>
+            </w:r>
           </w:p>
         </w:tc>
         <w:tc>
@@ -4789,6 +6306,15 @@
                 <w:lang w:val="es-CO"/>
               </w:rPr>
             </w:pPr>
+            <w:r>
+              <w:rPr>
+                <w:rFonts w:asciiTheme="majorHAnsi" w:hAnsiTheme="majorHAnsi" w:cs="Arial"/>
+                <w:sz w:val="26"/>
+                <w:szCs w:val="26"/>
+                <w:lang w:val="es-CO"/>
+              </w:rPr>
+              <w:t>{municipio_empresa3}</w:t>
+            </w:r>
           </w:p>
         </w:tc>
         <w:tc>
@@ -4833,6 +6359,15 @@
                 <w:lang w:val="es-CO"/>
               </w:rPr>
             </w:pPr>
+            <w:r>
+              <w:rPr>
+                <w:rFonts w:asciiTheme="majorHAnsi" w:hAnsiTheme="majorHAnsi" w:cs="Arial"/>
+                <w:sz w:val="26"/>
+                <w:szCs w:val="26"/>
+                <w:lang w:val="es-CO"/>
+              </w:rPr>
+              <w:t>{email_empresa3}</w:t>
+            </w:r>
           </w:p>
         </w:tc>
       </w:tr>
@@ -4863,6 +6398,7 @@
             <w:r>
               <w:rPr>
                 <w:rFonts w:asciiTheme="majorHAnsi" w:hAnsiTheme="majorHAnsi" w:cs="Arial"/>
+                <w:b/>
                 <w:bCs/>
                 <w:sz w:val="26"/>
                 <w:szCs w:val="26"/>
@@ -4890,6 +6426,15 @@
                 <w:lang w:val="es-CO"/>
               </w:rPr>
             </w:pPr>
+            <w:r>
+              <w:rPr>
+                <w:rFonts w:ascii="Trebuchet MS" w:hAnsi="Trebuchet MS" w:cs="Arial"/>
+                <w:sz w:val="26"/>
+                <w:szCs w:val="26"/>
+                <w:lang w:val="es-CO"/>
+              </w:rPr>
+              <w:t>{teléfono_emrpesa3}</w:t>
+            </w:r>
           </w:p>
         </w:tc>
         <w:tc>
@@ -4934,6 +6479,7 @@
                 <w:lang w:val="es-CO"/>
               </w:rPr>
             </w:pPr>
+            <w:proofErr w:type="gramStart"/>
             <w:r>
               <w:rPr>
                 <w:rFonts w:asciiTheme="majorHAnsi" w:hAnsiTheme="majorHAnsi" w:cs="Arial"/>
@@ -4941,7 +6487,8 @@
                 <w:szCs w:val="26"/>
                 <w:lang w:val="es-CO"/>
               </w:rPr>
-              <w:t xml:space="preserve">DIA:      </w:t>
+              <w:lastRenderedPageBreak/>
+              <w:t>DIA:</w:t>
             </w:r>
             <w:r>
               <w:rPr>
@@ -4950,8 +6497,9 @@
                 <w:szCs w:val="26"/>
                 <w:lang w:val="es-CO"/>
               </w:rPr>
-              <w:t xml:space="preserve">   </w:t>
-            </w:r>
+              <w:t>{</w:t>
+            </w:r>
+            <w:proofErr w:type="gramEnd"/>
             <w:r>
               <w:rPr>
                 <w:rFonts w:asciiTheme="majorHAnsi" w:hAnsiTheme="majorHAnsi" w:cs="Arial"/>
@@ -4959,7 +6507,7 @@
                 <w:szCs w:val="26"/>
                 <w:lang w:val="es-CO"/>
               </w:rPr>
-              <w:t xml:space="preserve">MES:    </w:t>
+              <w:t>dia_inicio3}</w:t>
             </w:r>
             <w:r>
               <w:rPr>
@@ -4968,7 +6516,7 @@
                 <w:szCs w:val="26"/>
                 <w:lang w:val="es-CO"/>
               </w:rPr>
-              <w:t xml:space="preserve"> </w:t>
+              <w:t xml:space="preserve">      MES:</w:t>
             </w:r>
             <w:r>
               <w:rPr>
@@ -4977,7 +6525,7 @@
                 <w:szCs w:val="26"/>
                 <w:lang w:val="es-CO"/>
               </w:rPr>
-              <w:t xml:space="preserve"> </w:t>
+              <w:t>{mes_inicio3}</w:t>
             </w:r>
             <w:r>
               <w:rPr>
@@ -4986,7 +6534,7 @@
                 <w:szCs w:val="26"/>
                 <w:lang w:val="es-CO"/>
               </w:rPr>
-              <w:t xml:space="preserve">   AÑO</w:t>
+              <w:t xml:space="preserve">       AÑO</w:t>
             </w:r>
             <w:r>
               <w:rPr>
@@ -4996,6 +6544,15 @@
                 <w:lang w:val="es-CO"/>
               </w:rPr>
               <w:t>:</w:t>
+            </w:r>
+            <w:r>
+              <w:rPr>
+                <w:rFonts w:asciiTheme="majorHAnsi" w:hAnsiTheme="majorHAnsi" w:cs="Arial"/>
+                <w:sz w:val="22"/>
+                <w:szCs w:val="26"/>
+                <w:lang w:val="es-CO"/>
+              </w:rPr>
+              <w:t>{año_inicio3}</w:t>
             </w:r>
           </w:p>
         </w:tc>
@@ -5025,6 +6582,7 @@
                 <w:szCs w:val="26"/>
                 <w:lang w:val="es-CO"/>
               </w:rPr>
+              <w:lastRenderedPageBreak/>
               <w:t>FECHA DE RETIRO</w:t>
             </w:r>
           </w:p>
@@ -5041,6 +6599,7 @@
                 <w:lang w:val="es-CO"/>
               </w:rPr>
             </w:pPr>
+            <w:proofErr w:type="gramStart"/>
             <w:r>
               <w:rPr>
                 <w:rFonts w:asciiTheme="majorHAnsi" w:hAnsiTheme="majorHAnsi" w:cs="Arial"/>
@@ -5048,7 +6607,8 @@
                 <w:szCs w:val="26"/>
                 <w:lang w:val="es-CO"/>
               </w:rPr>
-              <w:t xml:space="preserve">DIA:      </w:t>
+              <w:lastRenderedPageBreak/>
+              <w:t>DIA:</w:t>
             </w:r>
             <w:r>
               <w:rPr>
@@ -5057,8 +6617,9 @@
                 <w:szCs w:val="26"/>
                 <w:lang w:val="es-CO"/>
               </w:rPr>
-              <w:t xml:space="preserve">    </w:t>
-            </w:r>
+              <w:t>{</w:t>
+            </w:r>
+            <w:proofErr w:type="gramEnd"/>
             <w:r>
               <w:rPr>
                 <w:rFonts w:asciiTheme="majorHAnsi" w:hAnsiTheme="majorHAnsi" w:cs="Arial"/>
@@ -5066,7 +6627,7 @@
                 <w:szCs w:val="26"/>
                 <w:lang w:val="es-CO"/>
               </w:rPr>
-              <w:t xml:space="preserve">MES:     </w:t>
+              <w:t>dia_fin3}</w:t>
             </w:r>
             <w:r>
               <w:rPr>
@@ -5075,6 +6636,15 @@
                 <w:szCs w:val="26"/>
                 <w:lang w:val="es-CO"/>
               </w:rPr>
+              <w:t xml:space="preserve">     </w:t>
+            </w:r>
+            <w:r>
+              <w:rPr>
+                <w:rFonts w:asciiTheme="majorHAnsi" w:hAnsiTheme="majorHAnsi" w:cs="Arial"/>
+                <w:sz w:val="20"/>
+                <w:szCs w:val="26"/>
+                <w:lang w:val="es-CO"/>
+              </w:rPr>
               <w:t xml:space="preserve"> </w:t>
             </w:r>
             <w:r>
@@ -5084,7 +6654,52 @@
                 <w:szCs w:val="26"/>
                 <w:lang w:val="es-CO"/>
               </w:rPr>
-              <w:t xml:space="preserve">  AÑO:</w:t>
+              <w:t xml:space="preserve"> MES:</w:t>
+            </w:r>
+            <w:r>
+              <w:rPr>
+                <w:rFonts w:asciiTheme="majorHAnsi" w:hAnsiTheme="majorHAnsi" w:cs="Arial"/>
+                <w:sz w:val="20"/>
+                <w:szCs w:val="26"/>
+                <w:lang w:val="es-CO"/>
+              </w:rPr>
+              <w:t>{mes_fin3}</w:t>
+            </w:r>
+            <w:r>
+              <w:rPr>
+                <w:rFonts w:asciiTheme="majorHAnsi" w:hAnsiTheme="majorHAnsi" w:cs="Arial"/>
+                <w:sz w:val="20"/>
+                <w:szCs w:val="26"/>
+                <w:lang w:val="es-CO"/>
+              </w:rPr>
+              <w:t xml:space="preserve">       </w:t>
+            </w:r>
+            <w:r>
+              <w:rPr>
+                <w:rFonts w:asciiTheme="majorHAnsi" w:hAnsiTheme="majorHAnsi" w:cs="Arial"/>
+                <w:sz w:val="20"/>
+                <w:szCs w:val="26"/>
+                <w:lang w:val="es-CO"/>
+              </w:rPr>
+              <w:t xml:space="preserve"> </w:t>
+            </w:r>
+            <w:r>
+              <w:rPr>
+                <w:rFonts w:asciiTheme="majorHAnsi" w:hAnsiTheme="majorHAnsi" w:cs="Arial"/>
+                <w:sz w:val="20"/>
+                <w:szCs w:val="26"/>
+                <w:lang w:val="es-CO"/>
+              </w:rPr>
+              <w:t>AÑO:</w:t>
+            </w:r>
+            <w:r>
+              <w:rPr>
+                <w:rFonts w:asciiTheme="majorHAnsi" w:hAnsiTheme="majorHAnsi" w:cs="Arial"/>
+                <w:sz w:val="20"/>
+                <w:szCs w:val="26"/>
+                <w:lang w:val="es-CO"/>
+              </w:rPr>
+              <w:t>{año_fin3}</w:t>
             </w:r>
           </w:p>
         </w:tc>
@@ -5116,11 +6731,13 @@
             <w:r>
               <w:rPr>
                 <w:rFonts w:asciiTheme="majorHAnsi" w:hAnsiTheme="majorHAnsi" w:cs="Arial"/>
+                <w:b/>
                 <w:bCs/>
                 <w:sz w:val="26"/>
                 <w:szCs w:val="26"/>
                 <w:lang w:val="es-CO"/>
               </w:rPr>
+              <w:lastRenderedPageBreak/>
               <w:t>CARGO O CONTRATO ACTUAL:</w:t>
             </w:r>
           </w:p>
@@ -5143,6 +6760,15 @@
                 <w:lang w:val="es-CO"/>
               </w:rPr>
             </w:pPr>
+            <w:r>
+              <w:rPr>
+                <w:rFonts w:ascii="Trebuchet MS" w:hAnsi="Trebuchet MS" w:cs="Arial"/>
+                <w:sz w:val="26"/>
+                <w:szCs w:val="26"/>
+                <w:lang w:val="es-CO"/>
+              </w:rPr>
+              <w:t>{cargo_empresa3}</w:t>
+            </w:r>
           </w:p>
         </w:tc>
         <w:tc>
@@ -5187,6 +6813,15 @@
                 <w:lang w:val="es-CO"/>
               </w:rPr>
             </w:pPr>
+            <w:r>
+              <w:rPr>
+                <w:rFonts w:asciiTheme="majorHAnsi" w:hAnsiTheme="majorHAnsi" w:cs="Arial"/>
+                <w:sz w:val="26"/>
+                <w:szCs w:val="26"/>
+                <w:lang w:val="es-CO"/>
+              </w:rPr>
+              <w:t>{dirección_empresa3}</w:t>
+            </w:r>
           </w:p>
         </w:tc>
       </w:tr>
@@ -5331,6 +6966,35 @@
                 <w:lang w:val="es-MX"/>
               </w:rPr>
             </w:pPr>
+            <w:r>
+              <w:rPr>
+                <w:rFonts w:asciiTheme="majorHAnsi" w:eastAsia="Batang" w:hAnsiTheme="majorHAnsi" w:cs="Arabic Typesetting"/>
+                <w:sz w:val="26"/>
+                <w:szCs w:val="26"/>
+                <w:lang w:val="es-MX"/>
+              </w:rPr>
+              <w:t>{</w:t>
+            </w:r>
+            <w:proofErr w:type="spellStart"/>
+            <w:r>
+              <w:rPr>
+                <w:rFonts w:asciiTheme="majorHAnsi" w:eastAsia="Batang" w:hAnsiTheme="majorHAnsi" w:cs="Arabic Typesetting"/>
+                <w:sz w:val="26"/>
+                <w:szCs w:val="26"/>
+                <w:lang w:val="es-MX"/>
+              </w:rPr>
+              <w:t>nombre_iglesia</w:t>
+            </w:r>
+            <w:proofErr w:type="spellEnd"/>
+            <w:r>
+              <w:rPr>
+                <w:rFonts w:asciiTheme="majorHAnsi" w:eastAsia="Batang" w:hAnsiTheme="majorHAnsi" w:cs="Arabic Typesetting"/>
+                <w:sz w:val="26"/>
+                <w:szCs w:val="26"/>
+                <w:lang w:val="es-MX"/>
+              </w:rPr>
+              <w:t>}</w:t>
+            </w:r>
           </w:p>
         </w:tc>
       </w:tr>
@@ -5380,6 +7044,35 @@
                 <w:lang w:val="es-MX"/>
               </w:rPr>
             </w:pPr>
+            <w:r>
+              <w:rPr>
+                <w:rFonts w:asciiTheme="majorHAnsi" w:eastAsia="Batang" w:hAnsiTheme="majorHAnsi" w:cs="Arabic Typesetting"/>
+                <w:sz w:val="26"/>
+                <w:szCs w:val="26"/>
+                <w:lang w:val="es-MX"/>
+              </w:rPr>
+              <w:t>{</w:t>
+            </w:r>
+            <w:proofErr w:type="spellStart"/>
+            <w:r>
+              <w:rPr>
+                <w:rFonts w:asciiTheme="majorHAnsi" w:eastAsia="Batang" w:hAnsiTheme="majorHAnsi" w:cs="Arabic Typesetting"/>
+                <w:sz w:val="26"/>
+                <w:szCs w:val="26"/>
+                <w:lang w:val="es-MX"/>
+              </w:rPr>
+              <w:t>nombre_pastor</w:t>
+            </w:r>
+            <w:proofErr w:type="spellEnd"/>
+            <w:r>
+              <w:rPr>
+                <w:rFonts w:asciiTheme="majorHAnsi" w:eastAsia="Batang" w:hAnsiTheme="majorHAnsi" w:cs="Arabic Typesetting"/>
+                <w:sz w:val="26"/>
+                <w:szCs w:val="26"/>
+                <w:lang w:val="es-MX"/>
+              </w:rPr>
+              <w:t>}</w:t>
+            </w:r>
           </w:p>
         </w:tc>
         <w:tc>
@@ -5415,6 +7108,35 @@
                 <w:lang w:val="es-MX"/>
               </w:rPr>
             </w:pPr>
+            <w:r>
+              <w:rPr>
+                <w:rFonts w:ascii="Trebuchet MS" w:eastAsia="Batang" w:hAnsi="Trebuchet MS" w:cs="Arabic Typesetting"/>
+                <w:sz w:val="26"/>
+                <w:szCs w:val="26"/>
+                <w:lang w:val="es-MX"/>
+              </w:rPr>
+              <w:t>{</w:t>
+            </w:r>
+            <w:proofErr w:type="spellStart"/>
+            <w:r>
+              <w:rPr>
+                <w:rFonts w:ascii="Trebuchet MS" w:eastAsia="Batang" w:hAnsi="Trebuchet MS" w:cs="Arabic Typesetting"/>
+                <w:sz w:val="26"/>
+                <w:szCs w:val="26"/>
+                <w:lang w:val="es-MX"/>
+              </w:rPr>
+              <w:t>telefono_pastor</w:t>
+            </w:r>
+            <w:proofErr w:type="spellEnd"/>
+            <w:r>
+              <w:rPr>
+                <w:rFonts w:ascii="Trebuchet MS" w:eastAsia="Batang" w:hAnsi="Trebuchet MS" w:cs="Arabic Typesetting"/>
+                <w:sz w:val="26"/>
+                <w:szCs w:val="26"/>
+                <w:lang w:val="es-MX"/>
+              </w:rPr>
+              <w:t>}</w:t>
+            </w:r>
           </w:p>
         </w:tc>
       </w:tr>
@@ -5463,6 +7185,35 @@
                 <w:lang w:val="es-MX"/>
               </w:rPr>
             </w:pPr>
+            <w:r>
+              <w:rPr>
+                <w:rFonts w:asciiTheme="majorHAnsi" w:eastAsia="Batang" w:hAnsiTheme="majorHAnsi" w:cs="Arabic Typesetting"/>
+                <w:sz w:val="26"/>
+                <w:szCs w:val="26"/>
+                <w:lang w:val="es-MX"/>
+              </w:rPr>
+              <w:t>{</w:t>
+            </w:r>
+            <w:proofErr w:type="spellStart"/>
+            <w:r>
+              <w:rPr>
+                <w:rFonts w:asciiTheme="majorHAnsi" w:eastAsia="Batang" w:hAnsiTheme="majorHAnsi" w:cs="Arabic Typesetting"/>
+                <w:sz w:val="26"/>
+                <w:szCs w:val="26"/>
+                <w:lang w:val="es-MX"/>
+              </w:rPr>
+              <w:t>país_iglesia</w:t>
+            </w:r>
+            <w:proofErr w:type="spellEnd"/>
+            <w:r>
+              <w:rPr>
+                <w:rFonts w:asciiTheme="majorHAnsi" w:eastAsia="Batang" w:hAnsiTheme="majorHAnsi" w:cs="Arabic Typesetting"/>
+                <w:sz w:val="26"/>
+                <w:szCs w:val="26"/>
+                <w:lang w:val="es-MX"/>
+              </w:rPr>
+              <w:t>}</w:t>
+            </w:r>
           </w:p>
         </w:tc>
         <w:tc>
@@ -5508,6 +7259,44 @@
                 <w:lang w:val="es-MX"/>
               </w:rPr>
             </w:pPr>
+            <w:r>
+              <w:rPr>
+                <w:rFonts w:asciiTheme="majorHAnsi" w:eastAsia="Batang" w:hAnsiTheme="majorHAnsi" w:cs="Arabic Typesetting"/>
+                <w:sz w:val="26"/>
+                <w:szCs w:val="26"/>
+                <w:lang w:val="es-MX"/>
+              </w:rPr>
+              <w:t>{</w:t>
+            </w:r>
+            <w:proofErr w:type="spellStart"/>
+            <w:r>
+              <w:rPr>
+                <w:rFonts w:asciiTheme="majorHAnsi" w:eastAsia="Batang" w:hAnsiTheme="majorHAnsi" w:cs="Arabic Typesetting"/>
+                <w:sz w:val="26"/>
+                <w:szCs w:val="26"/>
+                <w:lang w:val="es-MX"/>
+              </w:rPr>
+              <w:t>direccion</w:t>
+            </w:r>
+            <w:r>
+              <w:rPr>
+                <w:rFonts w:asciiTheme="majorHAnsi" w:eastAsia="Batang" w:hAnsiTheme="majorHAnsi" w:cs="Arabic Typesetting"/>
+                <w:sz w:val="26"/>
+                <w:szCs w:val="26"/>
+                <w:lang w:val="es-MX"/>
+              </w:rPr>
+              <w:t>_iglesia</w:t>
+            </w:r>
+            <w:proofErr w:type="spellEnd"/>
+            <w:r>
+              <w:rPr>
+                <w:rFonts w:asciiTheme="majorHAnsi" w:eastAsia="Batang" w:hAnsiTheme="majorHAnsi" w:cs="Arabic Typesetting"/>
+                <w:sz w:val="26"/>
+                <w:szCs w:val="26"/>
+                <w:lang w:val="es-MX"/>
+              </w:rPr>
+              <w:t>}</w:t>
+            </w:r>
           </w:p>
         </w:tc>
       </w:tr>
@@ -5556,6 +7345,44 @@
                 <w:lang w:val="es-MX"/>
               </w:rPr>
             </w:pPr>
+            <w:r>
+              <w:rPr>
+                <w:rFonts w:asciiTheme="majorHAnsi" w:eastAsia="Batang" w:hAnsiTheme="majorHAnsi" w:cs="Arabic Typesetting"/>
+                <w:sz w:val="26"/>
+                <w:szCs w:val="26"/>
+                <w:lang w:val="es-MX"/>
+              </w:rPr>
+              <w:t>{</w:t>
+            </w:r>
+            <w:proofErr w:type="spellStart"/>
+            <w:r>
+              <w:rPr>
+                <w:rFonts w:asciiTheme="majorHAnsi" w:eastAsia="Batang" w:hAnsiTheme="majorHAnsi" w:cs="Arabic Typesetting"/>
+                <w:sz w:val="26"/>
+                <w:szCs w:val="26"/>
+                <w:lang w:val="es-MX"/>
+              </w:rPr>
+              <w:t>ciudad_igle</w:t>
+            </w:r>
+            <w:r>
+              <w:rPr>
+                <w:rFonts w:asciiTheme="majorHAnsi" w:eastAsia="Batang" w:hAnsiTheme="majorHAnsi" w:cs="Arabic Typesetting"/>
+                <w:sz w:val="26"/>
+                <w:szCs w:val="26"/>
+                <w:lang w:val="es-MX"/>
+              </w:rPr>
+              <w:t>sia</w:t>
+            </w:r>
+            <w:proofErr w:type="spellEnd"/>
+            <w:r>
+              <w:rPr>
+                <w:rFonts w:asciiTheme="majorHAnsi" w:eastAsia="Batang" w:hAnsiTheme="majorHAnsi" w:cs="Arabic Typesetting"/>
+                <w:sz w:val="26"/>
+                <w:szCs w:val="26"/>
+                <w:lang w:val="es-MX"/>
+              </w:rPr>
+              <w:t>}</w:t>
+            </w:r>
           </w:p>
         </w:tc>
         <w:tc>
@@ -5602,6 +7429,35 @@
                 <w:lang w:val="es-MX"/>
               </w:rPr>
             </w:pPr>
+            <w:r>
+              <w:rPr>
+                <w:rFonts w:ascii="Trebuchet MS" w:eastAsia="Batang" w:hAnsi="Trebuchet MS" w:cs="Arabic Typesetting"/>
+                <w:sz w:val="26"/>
+                <w:szCs w:val="26"/>
+                <w:lang w:val="es-MX"/>
+              </w:rPr>
+              <w:t>{</w:t>
+            </w:r>
+            <w:proofErr w:type="spellStart"/>
+            <w:r>
+              <w:rPr>
+                <w:rFonts w:ascii="Trebuchet MS" w:eastAsia="Batang" w:hAnsi="Trebuchet MS" w:cs="Arabic Typesetting"/>
+                <w:sz w:val="26"/>
+                <w:szCs w:val="26"/>
+                <w:lang w:val="es-MX"/>
+              </w:rPr>
+              <w:t>estado_iglesia</w:t>
+            </w:r>
+            <w:proofErr w:type="spellEnd"/>
+            <w:r>
+              <w:rPr>
+                <w:rFonts w:ascii="Trebuchet MS" w:eastAsia="Batang" w:hAnsi="Trebuchet MS" w:cs="Arabic Typesetting"/>
+                <w:sz w:val="26"/>
+                <w:szCs w:val="26"/>
+                <w:lang w:val="es-MX"/>
+              </w:rPr>
+              <w:t>}</w:t>
+            </w:r>
           </w:p>
         </w:tc>
       </w:tr>
@@ -5674,10 +7530,10 @@
         <w:tblLook w:val="04A0" w:firstRow="1" w:lastRow="0" w:firstColumn="1" w:lastColumn="0" w:noHBand="0" w:noVBand="1"/>
       </w:tblPr>
       <w:tblGrid>
-        <w:gridCol w:w="3120"/>
-        <w:gridCol w:w="3260"/>
-        <w:gridCol w:w="2940"/>
-        <w:gridCol w:w="887"/>
+        <w:gridCol w:w="2711"/>
+        <w:gridCol w:w="2978"/>
+        <w:gridCol w:w="2872"/>
+        <w:gridCol w:w="1646"/>
       </w:tblGrid>
       <w:tr>
         <w:trPr>
@@ -5685,7 +7541,7 @@
         </w:trPr>
         <w:tc>
           <w:tcPr>
-            <w:tcW w:w="3120" w:type="dxa"/>
+            <w:tcW w:w="2711" w:type="dxa"/>
             <w:shd w:val="clear" w:color="auto" w:fill="FFFFFF" w:themeFill="background1"/>
             <w:vAlign w:val="center"/>
           </w:tcPr>
@@ -5714,7 +7570,7 @@
         </w:tc>
         <w:tc>
           <w:tcPr>
-            <w:tcW w:w="3260" w:type="dxa"/>
+            <w:tcW w:w="2978" w:type="dxa"/>
             <w:shd w:val="clear" w:color="auto" w:fill="FFFFFF" w:themeFill="background1"/>
             <w:vAlign w:val="center"/>
           </w:tcPr>
@@ -5743,7 +7599,7 @@
         </w:tc>
         <w:tc>
           <w:tcPr>
-            <w:tcW w:w="2940" w:type="dxa"/>
+            <w:tcW w:w="2872" w:type="dxa"/>
             <w:shd w:val="clear" w:color="auto" w:fill="FFFFFF" w:themeFill="background1"/>
             <w:vAlign w:val="center"/>
           </w:tcPr>
@@ -5782,7 +7638,7 @@
         </w:tc>
         <w:tc>
           <w:tcPr>
-            <w:tcW w:w="887" w:type="dxa"/>
+            <w:tcW w:w="1646" w:type="dxa"/>
             <w:shd w:val="clear" w:color="auto" w:fill="FFFFFF" w:themeFill="background1"/>
             <w:vAlign w:val="center"/>
           </w:tcPr>
@@ -5816,7 +7672,7 @@
         </w:trPr>
         <w:tc>
           <w:tcPr>
-            <w:tcW w:w="3120" w:type="dxa"/>
+            <w:tcW w:w="2711" w:type="dxa"/>
             <w:vAlign w:val="center"/>
           </w:tcPr>
           <w:p>
@@ -5829,11 +7685,20 @@
                 <w:lang w:val="en-US"/>
               </w:rPr>
             </w:pPr>
-          </w:p>
-        </w:tc>
-        <w:tc>
-          <w:tcPr>
-            <w:tcW w:w="3260" w:type="dxa"/>
+            <w:r>
+              <w:rPr>
+                <w:rFonts w:ascii="Trebuchet MS" w:hAnsi="Trebuchet MS"/>
+                <w:sz w:val="26"/>
+                <w:szCs w:val="26"/>
+                <w:lang w:val="en-US"/>
+              </w:rPr>
+              <w:t>{academia_1}</w:t>
+            </w:r>
+          </w:p>
+        </w:tc>
+        <w:tc>
+          <w:tcPr>
+            <w:tcW w:w="2978" w:type="dxa"/>
             <w:vAlign w:val="center"/>
           </w:tcPr>
           <w:p>
@@ -5846,11 +7711,20 @@
                 <w:lang w:val="es-MX"/>
               </w:rPr>
             </w:pPr>
-          </w:p>
-        </w:tc>
-        <w:tc>
-          <w:tcPr>
-            <w:tcW w:w="2940" w:type="dxa"/>
+            <w:r>
+              <w:rPr>
+                <w:rFonts w:ascii="Trebuchet MS" w:hAnsi="Trebuchet MS"/>
+                <w:sz w:val="26"/>
+                <w:szCs w:val="26"/>
+                <w:lang w:val="es-MX"/>
+              </w:rPr>
+              <w:t>{titulo_obtenido1}</w:t>
+            </w:r>
+          </w:p>
+        </w:tc>
+        <w:tc>
+          <w:tcPr>
+            <w:tcW w:w="2872" w:type="dxa"/>
             <w:vAlign w:val="center"/>
           </w:tcPr>
           <w:p>
@@ -5863,11 +7737,20 @@
                 <w:lang w:val="es-MX"/>
               </w:rPr>
             </w:pPr>
-          </w:p>
-        </w:tc>
-        <w:tc>
-          <w:tcPr>
-            <w:tcW w:w="887" w:type="dxa"/>
+            <w:r>
+              <w:rPr>
+                <w:rFonts w:ascii="Trebuchet MS" w:hAnsi="Trebuchet MS"/>
+                <w:sz w:val="26"/>
+                <w:szCs w:val="26"/>
+                <w:lang w:val="es-MX"/>
+              </w:rPr>
+              <w:t>{intensidad_horaria1}</w:t>
+            </w:r>
+          </w:p>
+        </w:tc>
+        <w:tc>
+          <w:tcPr>
+            <w:tcW w:w="1646" w:type="dxa"/>
             <w:vAlign w:val="center"/>
           </w:tcPr>
           <w:p>
@@ -5880,6 +7763,15 @@
                 <w:lang w:val="es-MX"/>
               </w:rPr>
             </w:pPr>
+            <w:r>
+              <w:rPr>
+                <w:rFonts w:ascii="Trebuchet MS" w:hAnsi="Trebuchet MS"/>
+                <w:sz w:val="26"/>
+                <w:szCs w:val="26"/>
+                <w:lang w:val="es-MX"/>
+              </w:rPr>
+              <w:t>{añoTaller1}</w:t>
+            </w:r>
           </w:p>
         </w:tc>
       </w:tr>
@@ -5889,7 +7781,7 @@
         </w:trPr>
         <w:tc>
           <w:tcPr>
-            <w:tcW w:w="3120" w:type="dxa"/>
+            <w:tcW w:w="2711" w:type="dxa"/>
             <w:vAlign w:val="center"/>
           </w:tcPr>
           <w:p>
@@ -5902,11 +7794,20 @@
                 <w:lang w:val="es-MX"/>
               </w:rPr>
             </w:pPr>
-          </w:p>
-        </w:tc>
-        <w:tc>
-          <w:tcPr>
-            <w:tcW w:w="3260" w:type="dxa"/>
+            <w:r>
+              <w:rPr>
+                <w:rFonts w:ascii="Trebuchet MS" w:hAnsi="Trebuchet MS"/>
+                <w:sz w:val="26"/>
+                <w:szCs w:val="26"/>
+                <w:lang w:val="en-US"/>
+              </w:rPr>
+              <w:t>{academia_2}</w:t>
+            </w:r>
+          </w:p>
+        </w:tc>
+        <w:tc>
+          <w:tcPr>
+            <w:tcW w:w="2978" w:type="dxa"/>
             <w:vAlign w:val="center"/>
           </w:tcPr>
           <w:p>
@@ -5919,11 +7820,20 @@
                 <w:lang w:val="es-MX"/>
               </w:rPr>
             </w:pPr>
-          </w:p>
-        </w:tc>
-        <w:tc>
-          <w:tcPr>
-            <w:tcW w:w="2940" w:type="dxa"/>
+            <w:r>
+              <w:rPr>
+                <w:rFonts w:ascii="Trebuchet MS" w:hAnsi="Trebuchet MS"/>
+                <w:sz w:val="26"/>
+                <w:szCs w:val="26"/>
+                <w:lang w:val="es-MX"/>
+              </w:rPr>
+              <w:t>{titulo_obtenido2}</w:t>
+            </w:r>
+          </w:p>
+        </w:tc>
+        <w:tc>
+          <w:tcPr>
+            <w:tcW w:w="2872" w:type="dxa"/>
             <w:vAlign w:val="center"/>
           </w:tcPr>
           <w:p>
@@ -5936,11 +7846,20 @@
                 <w:lang w:val="es-MX"/>
               </w:rPr>
             </w:pPr>
-          </w:p>
-        </w:tc>
-        <w:tc>
-          <w:tcPr>
-            <w:tcW w:w="887" w:type="dxa"/>
+            <w:r>
+              <w:rPr>
+                <w:rFonts w:ascii="Trebuchet MS" w:hAnsi="Trebuchet MS"/>
+                <w:sz w:val="26"/>
+                <w:szCs w:val="26"/>
+                <w:lang w:val="es-MX"/>
+              </w:rPr>
+              <w:t>{intensidad_horaria2}</w:t>
+            </w:r>
+          </w:p>
+        </w:tc>
+        <w:tc>
+          <w:tcPr>
+            <w:tcW w:w="1646" w:type="dxa"/>
             <w:vAlign w:val="center"/>
           </w:tcPr>
           <w:p>
@@ -5953,6 +7872,15 @@
                 <w:lang w:val="es-MX"/>
               </w:rPr>
             </w:pPr>
+            <w:r>
+              <w:rPr>
+                <w:rFonts w:ascii="Trebuchet MS" w:hAnsi="Trebuchet MS"/>
+                <w:sz w:val="26"/>
+                <w:szCs w:val="26"/>
+                <w:lang w:val="es-MX"/>
+              </w:rPr>
+              <w:t>{añoTaller2}</w:t>
+            </w:r>
           </w:p>
         </w:tc>
       </w:tr>
@@ -5962,7 +7890,7 @@
         </w:trPr>
         <w:tc>
           <w:tcPr>
-            <w:tcW w:w="3120" w:type="dxa"/>
+            <w:tcW w:w="2711" w:type="dxa"/>
             <w:vAlign w:val="center"/>
           </w:tcPr>
           <w:p>
@@ -5975,11 +7903,20 @@
                 <w:lang w:val="es-MX"/>
               </w:rPr>
             </w:pPr>
-          </w:p>
-        </w:tc>
-        <w:tc>
-          <w:tcPr>
-            <w:tcW w:w="3260" w:type="dxa"/>
+            <w:r>
+              <w:rPr>
+                <w:rFonts w:ascii="Trebuchet MS" w:hAnsi="Trebuchet MS"/>
+                <w:sz w:val="26"/>
+                <w:szCs w:val="26"/>
+                <w:lang w:val="en-US"/>
+              </w:rPr>
+              <w:t>{academia_3}</w:t>
+            </w:r>
+          </w:p>
+        </w:tc>
+        <w:tc>
+          <w:tcPr>
+            <w:tcW w:w="2978" w:type="dxa"/>
             <w:vAlign w:val="center"/>
           </w:tcPr>
           <w:p>
@@ -5992,11 +7929,20 @@
                 <w:lang w:val="es-MX"/>
               </w:rPr>
             </w:pPr>
-          </w:p>
-        </w:tc>
-        <w:tc>
-          <w:tcPr>
-            <w:tcW w:w="2940" w:type="dxa"/>
+            <w:r>
+              <w:rPr>
+                <w:rFonts w:ascii="Trebuchet MS" w:hAnsi="Trebuchet MS"/>
+                <w:sz w:val="26"/>
+                <w:szCs w:val="26"/>
+                <w:lang w:val="es-MX"/>
+              </w:rPr>
+              <w:t>{titulo_obtenido3}</w:t>
+            </w:r>
+          </w:p>
+        </w:tc>
+        <w:tc>
+          <w:tcPr>
+            <w:tcW w:w="2872" w:type="dxa"/>
             <w:vAlign w:val="center"/>
           </w:tcPr>
           <w:p>
@@ -6009,11 +7955,20 @@
                 <w:lang w:val="es-MX"/>
               </w:rPr>
             </w:pPr>
-          </w:p>
-        </w:tc>
-        <w:tc>
-          <w:tcPr>
-            <w:tcW w:w="887" w:type="dxa"/>
+            <w:r>
+              <w:rPr>
+                <w:rFonts w:ascii="Trebuchet MS" w:hAnsi="Trebuchet MS"/>
+                <w:sz w:val="26"/>
+                <w:szCs w:val="26"/>
+                <w:lang w:val="es-MX"/>
+              </w:rPr>
+              <w:t>{intensidad_horaria3}</w:t>
+            </w:r>
+          </w:p>
+        </w:tc>
+        <w:tc>
+          <w:tcPr>
+            <w:tcW w:w="1646" w:type="dxa"/>
             <w:vAlign w:val="center"/>
           </w:tcPr>
           <w:p>
@@ -6026,6 +7981,15 @@
                 <w:lang w:val="es-MX"/>
               </w:rPr>
             </w:pPr>
+            <w:r>
+              <w:rPr>
+                <w:rFonts w:ascii="Trebuchet MS" w:hAnsi="Trebuchet MS"/>
+                <w:sz w:val="26"/>
+                <w:szCs w:val="26"/>
+                <w:lang w:val="es-MX"/>
+              </w:rPr>
+              <w:t>{añoTaller3}</w:t>
+            </w:r>
           </w:p>
         </w:tc>
       </w:tr>
@@ -6035,7 +7999,7 @@
         </w:trPr>
         <w:tc>
           <w:tcPr>
-            <w:tcW w:w="3120" w:type="dxa"/>
+            <w:tcW w:w="2711" w:type="dxa"/>
             <w:vAlign w:val="center"/>
           </w:tcPr>
           <w:p>
@@ -6048,11 +8012,20 @@
                 <w:lang w:val="es-MX"/>
               </w:rPr>
             </w:pPr>
-          </w:p>
-        </w:tc>
-        <w:tc>
-          <w:tcPr>
-            <w:tcW w:w="3260" w:type="dxa"/>
+            <w:r>
+              <w:rPr>
+                <w:rFonts w:ascii="Trebuchet MS" w:hAnsi="Trebuchet MS"/>
+                <w:sz w:val="26"/>
+                <w:szCs w:val="26"/>
+                <w:lang w:val="en-US"/>
+              </w:rPr>
+              <w:t>{academia_4}</w:t>
+            </w:r>
+          </w:p>
+        </w:tc>
+        <w:tc>
+          <w:tcPr>
+            <w:tcW w:w="2978" w:type="dxa"/>
             <w:vAlign w:val="center"/>
           </w:tcPr>
           <w:p>
@@ -6065,11 +8038,20 @@
                 <w:lang w:val="es-MX"/>
               </w:rPr>
             </w:pPr>
-          </w:p>
-        </w:tc>
-        <w:tc>
-          <w:tcPr>
-            <w:tcW w:w="2940" w:type="dxa"/>
+            <w:r>
+              <w:rPr>
+                <w:rFonts w:ascii="Trebuchet MS" w:hAnsi="Trebuchet MS"/>
+                <w:sz w:val="26"/>
+                <w:szCs w:val="26"/>
+                <w:lang w:val="es-MX"/>
+              </w:rPr>
+              <w:t>{titulo_obtenido4}</w:t>
+            </w:r>
+          </w:p>
+        </w:tc>
+        <w:tc>
+          <w:tcPr>
+            <w:tcW w:w="2872" w:type="dxa"/>
             <w:vAlign w:val="center"/>
           </w:tcPr>
           <w:p>
@@ -6082,11 +8064,20 @@
                 <w:lang w:val="es-MX"/>
               </w:rPr>
             </w:pPr>
-          </w:p>
-        </w:tc>
-        <w:tc>
-          <w:tcPr>
-            <w:tcW w:w="887" w:type="dxa"/>
+            <w:r>
+              <w:rPr>
+                <w:rFonts w:ascii="Trebuchet MS" w:hAnsi="Trebuchet MS"/>
+                <w:sz w:val="26"/>
+                <w:szCs w:val="26"/>
+                <w:lang w:val="es-MX"/>
+              </w:rPr>
+              <w:t>{intensidad_horaria4}</w:t>
+            </w:r>
+          </w:p>
+        </w:tc>
+        <w:tc>
+          <w:tcPr>
+            <w:tcW w:w="1646" w:type="dxa"/>
             <w:vAlign w:val="center"/>
           </w:tcPr>
           <w:p>
@@ -6099,6 +8090,15 @@
                 <w:lang w:val="es-MX"/>
               </w:rPr>
             </w:pPr>
+            <w:r>
+              <w:rPr>
+                <w:rFonts w:ascii="Trebuchet MS" w:hAnsi="Trebuchet MS"/>
+                <w:sz w:val="26"/>
+                <w:szCs w:val="26"/>
+                <w:lang w:val="es-MX"/>
+              </w:rPr>
+              <w:t>{añoTaller4}</w:t>
+            </w:r>
           </w:p>
         </w:tc>
       </w:tr>
@@ -6164,10 +8164,10 @@
         <w:tblLook w:val="04A0" w:firstRow="1" w:lastRow="0" w:firstColumn="1" w:lastColumn="0" w:noHBand="0" w:noVBand="1"/>
       </w:tblPr>
       <w:tblGrid>
-        <w:gridCol w:w="3120"/>
-        <w:gridCol w:w="3260"/>
-        <w:gridCol w:w="2940"/>
-        <w:gridCol w:w="887"/>
+        <w:gridCol w:w="2711"/>
+        <w:gridCol w:w="2978"/>
+        <w:gridCol w:w="2872"/>
+        <w:gridCol w:w="1646"/>
       </w:tblGrid>
       <w:tr>
         <w:trPr>
@@ -6319,6 +8319,15 @@
                 <w:lang w:val="en-US"/>
               </w:rPr>
             </w:pPr>
+            <w:r>
+              <w:rPr>
+                <w:rFonts w:ascii="Trebuchet MS" w:hAnsi="Trebuchet MS"/>
+                <w:sz w:val="26"/>
+                <w:szCs w:val="26"/>
+                <w:lang w:val="en-US"/>
+              </w:rPr>
+              <w:t>{academia_5}</w:t>
+            </w:r>
           </w:p>
         </w:tc>
         <w:tc>
@@ -6336,6 +8345,15 @@
                 <w:lang w:val="es-MX"/>
               </w:rPr>
             </w:pPr>
+            <w:r>
+              <w:rPr>
+                <w:rFonts w:ascii="Trebuchet MS" w:hAnsi="Trebuchet MS"/>
+                <w:sz w:val="26"/>
+                <w:szCs w:val="26"/>
+                <w:lang w:val="es-MX"/>
+              </w:rPr>
+              <w:t>{titulo_obtenido5}</w:t>
+            </w:r>
           </w:p>
         </w:tc>
         <w:tc>
@@ -6353,6 +8371,15 @@
                 <w:lang w:val="es-MX"/>
               </w:rPr>
             </w:pPr>
+            <w:r>
+              <w:rPr>
+                <w:rFonts w:ascii="Trebuchet MS" w:hAnsi="Trebuchet MS"/>
+                <w:sz w:val="26"/>
+                <w:szCs w:val="26"/>
+                <w:lang w:val="es-MX"/>
+              </w:rPr>
+              <w:t>{intensidad_horaria5}</w:t>
+            </w:r>
           </w:p>
         </w:tc>
         <w:tc>
@@ -6370,6 +8397,15 @@
                 <w:lang w:val="es-MX"/>
               </w:rPr>
             </w:pPr>
+            <w:r>
+              <w:rPr>
+                <w:rFonts w:ascii="Trebuchet MS" w:hAnsi="Trebuchet MS"/>
+                <w:sz w:val="26"/>
+                <w:szCs w:val="26"/>
+                <w:lang w:val="es-MX"/>
+              </w:rPr>
+              <w:t>{añoTaller5}</w:t>
+            </w:r>
           </w:p>
         </w:tc>
       </w:tr>
@@ -6392,6 +8428,15 @@
                 <w:lang w:val="es-MX"/>
               </w:rPr>
             </w:pPr>
+            <w:r>
+              <w:rPr>
+                <w:rFonts w:ascii="Trebuchet MS" w:hAnsi="Trebuchet MS"/>
+                <w:sz w:val="26"/>
+                <w:szCs w:val="26"/>
+                <w:lang w:val="en-US"/>
+              </w:rPr>
+              <w:t>{academia_6}</w:t>
+            </w:r>
           </w:p>
         </w:tc>
         <w:tc>
@@ -6409,6 +8454,15 @@
                 <w:lang w:val="es-MX"/>
               </w:rPr>
             </w:pPr>
+            <w:r>
+              <w:rPr>
+                <w:rFonts w:ascii="Trebuchet MS" w:hAnsi="Trebuchet MS"/>
+                <w:sz w:val="26"/>
+                <w:szCs w:val="26"/>
+                <w:lang w:val="es-MX"/>
+              </w:rPr>
+              <w:t>{titulo_obtenido6}</w:t>
+            </w:r>
           </w:p>
         </w:tc>
         <w:tc>
@@ -6426,6 +8480,15 @@
                 <w:lang w:val="es-MX"/>
               </w:rPr>
             </w:pPr>
+            <w:r>
+              <w:rPr>
+                <w:rFonts w:ascii="Trebuchet MS" w:hAnsi="Trebuchet MS"/>
+                <w:sz w:val="26"/>
+                <w:szCs w:val="26"/>
+                <w:lang w:val="es-MX"/>
+              </w:rPr>
+              <w:t>{intensidad_horaria6}</w:t>
+            </w:r>
           </w:p>
         </w:tc>
         <w:tc>
@@ -6443,6 +8506,15 @@
                 <w:lang w:val="es-MX"/>
               </w:rPr>
             </w:pPr>
+            <w:r>
+              <w:rPr>
+                <w:rFonts w:ascii="Trebuchet MS" w:hAnsi="Trebuchet MS"/>
+                <w:sz w:val="26"/>
+                <w:szCs w:val="26"/>
+                <w:lang w:val="es-MX"/>
+              </w:rPr>
+              <w:t>{añoTaller6}</w:t>
+            </w:r>
           </w:p>
         </w:tc>
       </w:tr>
@@ -6465,6 +8537,15 @@
                 <w:lang w:val="es-MX"/>
               </w:rPr>
             </w:pPr>
+            <w:r>
+              <w:rPr>
+                <w:rFonts w:ascii="Trebuchet MS" w:hAnsi="Trebuchet MS"/>
+                <w:sz w:val="26"/>
+                <w:szCs w:val="26"/>
+                <w:lang w:val="en-US"/>
+              </w:rPr>
+              <w:t>{academia_7}</w:t>
+            </w:r>
           </w:p>
         </w:tc>
         <w:tc>
@@ -6482,6 +8563,15 @@
                 <w:lang w:val="es-MX"/>
               </w:rPr>
             </w:pPr>
+            <w:r>
+              <w:rPr>
+                <w:rFonts w:ascii="Trebuchet MS" w:hAnsi="Trebuchet MS"/>
+                <w:sz w:val="26"/>
+                <w:szCs w:val="26"/>
+                <w:lang w:val="es-MX"/>
+              </w:rPr>
+              <w:t>{titulo_obtenido7}</w:t>
+            </w:r>
           </w:p>
         </w:tc>
         <w:tc>
@@ -6499,6 +8589,15 @@
                 <w:lang w:val="es-MX"/>
               </w:rPr>
             </w:pPr>
+            <w:r>
+              <w:rPr>
+                <w:rFonts w:ascii="Trebuchet MS" w:hAnsi="Trebuchet MS"/>
+                <w:sz w:val="26"/>
+                <w:szCs w:val="26"/>
+                <w:lang w:val="es-MX"/>
+              </w:rPr>
+              <w:t>{intensidad_horaria7}</w:t>
+            </w:r>
           </w:p>
         </w:tc>
         <w:tc>
@@ -6516,6 +8615,15 @@
                 <w:lang w:val="es-MX"/>
               </w:rPr>
             </w:pPr>
+            <w:r>
+              <w:rPr>
+                <w:rFonts w:ascii="Trebuchet MS" w:hAnsi="Trebuchet MS"/>
+                <w:sz w:val="26"/>
+                <w:szCs w:val="26"/>
+                <w:lang w:val="es-MX"/>
+              </w:rPr>
+              <w:t>{añoTaller7}</w:t>
+            </w:r>
           </w:p>
         </w:tc>
       </w:tr>
@@ -6538,6 +8646,15 @@
                 <w:lang w:val="es-MX"/>
               </w:rPr>
             </w:pPr>
+            <w:r>
+              <w:rPr>
+                <w:rFonts w:ascii="Trebuchet MS" w:hAnsi="Trebuchet MS"/>
+                <w:sz w:val="26"/>
+                <w:szCs w:val="26"/>
+                <w:lang w:val="en-US"/>
+              </w:rPr>
+              <w:t>{academia_8}</w:t>
+            </w:r>
           </w:p>
         </w:tc>
         <w:tc>
@@ -6555,6 +8672,15 @@
                 <w:lang w:val="es-MX"/>
               </w:rPr>
             </w:pPr>
+            <w:r>
+              <w:rPr>
+                <w:rFonts w:ascii="Trebuchet MS" w:hAnsi="Trebuchet MS"/>
+                <w:sz w:val="26"/>
+                <w:szCs w:val="26"/>
+                <w:lang w:val="es-MX"/>
+              </w:rPr>
+              <w:t>{titulo_obtenido8}</w:t>
+            </w:r>
           </w:p>
         </w:tc>
         <w:tc>
@@ -6572,6 +8698,15 @@
                 <w:lang w:val="es-MX"/>
               </w:rPr>
             </w:pPr>
+            <w:r>
+              <w:rPr>
+                <w:rFonts w:ascii="Trebuchet MS" w:hAnsi="Trebuchet MS"/>
+                <w:sz w:val="26"/>
+                <w:szCs w:val="26"/>
+                <w:lang w:val="es-MX"/>
+              </w:rPr>
+              <w:t>{intensidad_horaria8}</w:t>
+            </w:r>
           </w:p>
         </w:tc>
         <w:tc>
@@ -6589,6 +8724,15 @@
                 <w:lang w:val="es-MX"/>
               </w:rPr>
             </w:pPr>
+            <w:r>
+              <w:rPr>
+                <w:rFonts w:ascii="Trebuchet MS" w:hAnsi="Trebuchet MS"/>
+                <w:sz w:val="26"/>
+                <w:szCs w:val="26"/>
+                <w:lang w:val="es-MX"/>
+              </w:rPr>
+              <w:t>{añoTaller8}</w:t>
+            </w:r>
           </w:p>
         </w:tc>
       </w:tr>
@@ -6649,6 +8793,7 @@
           <w:szCs w:val="26"/>
           <w:lang w:val="es-CO"/>
         </w:rPr>
+        <w:lastRenderedPageBreak/>
         <w:t>IDI</w:t>
       </w:r>
       <w:r>
@@ -6851,6 +8996,14 @@
                 <w:lang w:val="es-CO"/>
               </w:rPr>
             </w:pPr>
+            <w:r>
+              <w:rPr>
+                <w:rFonts w:asciiTheme="majorHAnsi" w:eastAsia="Batang" w:hAnsiTheme="majorHAnsi" w:cs="Arabic Typesetting"/>
+                <w:szCs w:val="26"/>
+                <w:lang w:val="es-CO"/>
+              </w:rPr>
+              <w:t>{idioma_1}</w:t>
+            </w:r>
           </w:p>
         </w:tc>
         <w:tc>
@@ -6869,6 +9022,14 @@
                 <w:lang w:val="es-CO"/>
               </w:rPr>
             </w:pPr>
+            <w:r>
+              <w:rPr>
+                <w:rFonts w:asciiTheme="majorHAnsi" w:eastAsia="Batang" w:hAnsiTheme="majorHAnsi" w:cs="Arabic Typesetting"/>
+                <w:szCs w:val="26"/>
+                <w:lang w:val="es-CO"/>
+              </w:rPr>
+              <w:t>{habla_1}</w:t>
+            </w:r>
           </w:p>
         </w:tc>
         <w:tc>
@@ -6887,6 +9048,14 @@
                 <w:lang w:val="es-CO"/>
               </w:rPr>
             </w:pPr>
+            <w:r>
+              <w:rPr>
+                <w:rFonts w:asciiTheme="majorHAnsi" w:eastAsia="Batang" w:hAnsiTheme="majorHAnsi" w:cs="Arabic Typesetting"/>
+                <w:szCs w:val="26"/>
+                <w:lang w:val="es-CO"/>
+              </w:rPr>
+              <w:t>{lee_1}</w:t>
+            </w:r>
           </w:p>
         </w:tc>
         <w:tc>
@@ -6904,6 +9073,14 @@
                 <w:lang w:val="es-CO"/>
               </w:rPr>
             </w:pPr>
+            <w:r>
+              <w:rPr>
+                <w:rFonts w:asciiTheme="majorHAnsi" w:eastAsia="Batang" w:hAnsiTheme="majorHAnsi" w:cs="Arabic Typesetting"/>
+                <w:szCs w:val="26"/>
+                <w:lang w:val="es-CO"/>
+              </w:rPr>
+              <w:t>{escribe_1}</w:t>
+            </w:r>
           </w:p>
         </w:tc>
       </w:tr>
@@ -6923,6 +9100,14 @@
                 <w:lang w:val="es-CO"/>
               </w:rPr>
             </w:pPr>
+            <w:r>
+              <w:rPr>
+                <w:rFonts w:asciiTheme="majorHAnsi" w:eastAsia="Batang" w:hAnsiTheme="majorHAnsi" w:cs="Arabic Typesetting"/>
+                <w:szCs w:val="26"/>
+                <w:lang w:val="es-CO"/>
+              </w:rPr>
+              <w:t>{idioma_2}</w:t>
+            </w:r>
           </w:p>
         </w:tc>
         <w:tc>
@@ -6941,6 +9126,14 @@
                 <w:lang w:val="es-CO"/>
               </w:rPr>
             </w:pPr>
+            <w:r>
+              <w:rPr>
+                <w:rFonts w:asciiTheme="majorHAnsi" w:eastAsia="Batang" w:hAnsiTheme="majorHAnsi" w:cs="Arabic Typesetting"/>
+                <w:szCs w:val="26"/>
+                <w:lang w:val="es-CO"/>
+              </w:rPr>
+              <w:t>{habla_2}</w:t>
+            </w:r>
           </w:p>
         </w:tc>
         <w:tc>
@@ -6959,6 +9152,14 @@
                 <w:lang w:val="es-CO"/>
               </w:rPr>
             </w:pPr>
+            <w:r>
+              <w:rPr>
+                <w:rFonts w:asciiTheme="majorHAnsi" w:eastAsia="Batang" w:hAnsiTheme="majorHAnsi" w:cs="Arabic Typesetting"/>
+                <w:szCs w:val="26"/>
+                <w:lang w:val="es-CO"/>
+              </w:rPr>
+              <w:t>{lee_2}</w:t>
+            </w:r>
           </w:p>
         </w:tc>
         <w:tc>
@@ -6976,6 +9177,14 @@
                 <w:lang w:val="es-CO"/>
               </w:rPr>
             </w:pPr>
+            <w:r>
+              <w:rPr>
+                <w:rFonts w:asciiTheme="majorHAnsi" w:eastAsia="Batang" w:hAnsiTheme="majorHAnsi" w:cs="Arabic Typesetting"/>
+                <w:szCs w:val="26"/>
+                <w:lang w:val="es-CO"/>
+              </w:rPr>
+              <w:t>{escribe_2}</w:t>
+            </w:r>
           </w:p>
         </w:tc>
       </w:tr>
@@ -6995,6 +9204,14 @@
                 <w:lang w:val="es-CO"/>
               </w:rPr>
             </w:pPr>
+            <w:r>
+              <w:rPr>
+                <w:rFonts w:asciiTheme="majorHAnsi" w:eastAsia="Batang" w:hAnsiTheme="majorHAnsi" w:cs="Arabic Typesetting"/>
+                <w:szCs w:val="26"/>
+                <w:lang w:val="es-CO"/>
+              </w:rPr>
+              <w:t>{idioma_3}</w:t>
+            </w:r>
           </w:p>
         </w:tc>
         <w:tc>
@@ -7013,6 +9230,14 @@
                 <w:lang w:val="es-CO"/>
               </w:rPr>
             </w:pPr>
+            <w:r>
+              <w:rPr>
+                <w:rFonts w:asciiTheme="majorHAnsi" w:eastAsia="Batang" w:hAnsiTheme="majorHAnsi" w:cs="Arabic Typesetting"/>
+                <w:szCs w:val="26"/>
+                <w:lang w:val="es-CO"/>
+              </w:rPr>
+              <w:t>{habla_3}</w:t>
+            </w:r>
           </w:p>
         </w:tc>
         <w:tc>
@@ -7031,6 +9256,14 @@
                 <w:lang w:val="es-CO"/>
               </w:rPr>
             </w:pPr>
+            <w:r>
+              <w:rPr>
+                <w:rFonts w:asciiTheme="majorHAnsi" w:eastAsia="Batang" w:hAnsiTheme="majorHAnsi" w:cs="Arabic Typesetting"/>
+                <w:szCs w:val="26"/>
+                <w:lang w:val="es-CO"/>
+              </w:rPr>
+              <w:t>{lee_3}</w:t>
+            </w:r>
           </w:p>
         </w:tc>
         <w:tc>
@@ -7048,6 +9281,14 @@
                 <w:lang w:val="es-CO"/>
               </w:rPr>
             </w:pPr>
+            <w:r>
+              <w:rPr>
+                <w:rFonts w:asciiTheme="majorHAnsi" w:eastAsia="Batang" w:hAnsiTheme="majorHAnsi" w:cs="Arabic Typesetting"/>
+                <w:szCs w:val="26"/>
+                <w:lang w:val="es-CO"/>
+              </w:rPr>
+              <w:t>{escribe_3}</w:t>
+            </w:r>
           </w:p>
         </w:tc>
       </w:tr>
@@ -7113,6 +9354,32 @@
                 <w:lang w:val="es-CO"/>
               </w:rPr>
             </w:pPr>
+            <w:r>
+              <w:rPr>
+                <w:rFonts w:asciiTheme="majorHAnsi" w:eastAsia="Batang" w:hAnsiTheme="majorHAnsi" w:cs="Arabic Typesetting"/>
+                <w:szCs w:val="26"/>
+                <w:lang w:val="es-CO"/>
+              </w:rPr>
+              <w:t>{</w:t>
+            </w:r>
+            <w:proofErr w:type="spellStart"/>
+            <w:r>
+              <w:rPr>
+                <w:rFonts w:asciiTheme="majorHAnsi" w:eastAsia="Batang" w:hAnsiTheme="majorHAnsi" w:cs="Arabic Typesetting"/>
+                <w:szCs w:val="26"/>
+                <w:lang w:val="es-CO"/>
+              </w:rPr>
+              <w:t>cargo_en_FHISYL</w:t>
+            </w:r>
+            <w:proofErr w:type="spellEnd"/>
+            <w:r>
+              <w:rPr>
+                <w:rFonts w:asciiTheme="majorHAnsi" w:eastAsia="Batang" w:hAnsiTheme="majorHAnsi" w:cs="Arabic Typesetting"/>
+                <w:szCs w:val="26"/>
+                <w:lang w:val="es-CO"/>
+              </w:rPr>
+              <w:t>}</w:t>
+            </w:r>
           </w:p>
         </w:tc>
       </w:tr>
@@ -7155,10 +9422,10 @@
         <w:tblLook w:val="04A0" w:firstRow="1" w:lastRow="0" w:firstColumn="1" w:lastColumn="0" w:noHBand="0" w:noVBand="1"/>
       </w:tblPr>
       <w:tblGrid>
-        <w:gridCol w:w="3261"/>
-        <w:gridCol w:w="2268"/>
-        <w:gridCol w:w="2430"/>
-        <w:gridCol w:w="2248"/>
+        <w:gridCol w:w="3258"/>
+        <w:gridCol w:w="2267"/>
+        <w:gridCol w:w="2427"/>
+        <w:gridCol w:w="2255"/>
       </w:tblGrid>
       <w:tr>
         <w:tc>
@@ -7308,6 +9575,15 @@
                 <w:szCs w:val="26"/>
               </w:rPr>
             </w:pPr>
+            <w:r>
+              <w:rPr>
+                <w:rFonts w:ascii="Trebuchet MS" w:hAnsi="Trebuchet MS" w:cs="Arial"/>
+                <w:noProof/>
+                <w:sz w:val="28"/>
+                <w:szCs w:val="26"/>
+              </w:rPr>
+              <w:t>{nombre_familia_1}</w:t>
+            </w:r>
           </w:p>
         </w:tc>
         <w:tc>
@@ -7327,6 +9603,15 @@
                 <w:szCs w:val="26"/>
               </w:rPr>
             </w:pPr>
+            <w:r>
+              <w:rPr>
+                <w:rFonts w:ascii="Trebuchet MS" w:hAnsi="Trebuchet MS" w:cs="Arial"/>
+                <w:noProof/>
+                <w:sz w:val="28"/>
+                <w:szCs w:val="26"/>
+              </w:rPr>
+              <w:t>{parentezco_1}</w:t>
+            </w:r>
           </w:p>
         </w:tc>
         <w:tc>
@@ -7346,6 +9631,15 @@
                 <w:szCs w:val="26"/>
               </w:rPr>
             </w:pPr>
+            <w:r>
+              <w:rPr>
+                <w:rFonts w:ascii="Trebuchet MS" w:hAnsi="Trebuchet MS" w:cs="Arial"/>
+                <w:noProof/>
+                <w:sz w:val="28"/>
+                <w:szCs w:val="26"/>
+              </w:rPr>
+              <w:t>{profesion_1}</w:t>
+            </w:r>
           </w:p>
         </w:tc>
         <w:tc>
@@ -7365,6 +9659,15 @@
                 <w:szCs w:val="26"/>
               </w:rPr>
             </w:pPr>
+            <w:r>
+              <w:rPr>
+                <w:rFonts w:ascii="Trebuchet MS" w:hAnsi="Trebuchet MS" w:cs="Arial"/>
+                <w:noProof/>
+                <w:sz w:val="28"/>
+                <w:szCs w:val="26"/>
+              </w:rPr>
+              <w:t>{telefonofam_1}</w:t>
+            </w:r>
           </w:p>
         </w:tc>
       </w:tr>
@@ -7386,6 +9689,15 @@
                 <w:szCs w:val="26"/>
               </w:rPr>
             </w:pPr>
+            <w:r>
+              <w:rPr>
+                <w:rFonts w:ascii="Trebuchet MS" w:hAnsi="Trebuchet MS" w:cs="Arial"/>
+                <w:noProof/>
+                <w:sz w:val="28"/>
+                <w:szCs w:val="26"/>
+              </w:rPr>
+              <w:t>{nombre_familia_2}</w:t>
+            </w:r>
           </w:p>
         </w:tc>
         <w:tc>
@@ -7406,6 +9718,15 @@
                 <w:szCs w:val="26"/>
               </w:rPr>
             </w:pPr>
+            <w:r>
+              <w:rPr>
+                <w:rFonts w:ascii="Trebuchet MS" w:hAnsi="Trebuchet MS" w:cs="Arial"/>
+                <w:noProof/>
+                <w:sz w:val="28"/>
+                <w:szCs w:val="26"/>
+              </w:rPr>
+              <w:t>{parentezco_2}</w:t>
+            </w:r>
           </w:p>
         </w:tc>
         <w:tc>
@@ -7425,6 +9746,15 @@
                 <w:szCs w:val="26"/>
               </w:rPr>
             </w:pPr>
+            <w:r>
+              <w:rPr>
+                <w:rFonts w:ascii="Trebuchet MS" w:hAnsi="Trebuchet MS" w:cs="Arial"/>
+                <w:noProof/>
+                <w:sz w:val="28"/>
+                <w:szCs w:val="26"/>
+              </w:rPr>
+              <w:t>{profesion_2}</w:t>
+            </w:r>
           </w:p>
         </w:tc>
         <w:tc>
@@ -7444,6 +9774,15 @@
                 <w:szCs w:val="26"/>
               </w:rPr>
             </w:pPr>
+            <w:r>
+              <w:rPr>
+                <w:rFonts w:ascii="Trebuchet MS" w:hAnsi="Trebuchet MS" w:cs="Arial"/>
+                <w:noProof/>
+                <w:sz w:val="28"/>
+                <w:szCs w:val="26"/>
+              </w:rPr>
+              <w:t>{telefonofam_2}</w:t>
+            </w:r>
           </w:p>
         </w:tc>
       </w:tr>
@@ -7465,6 +9804,15 @@
                 <w:szCs w:val="26"/>
               </w:rPr>
             </w:pPr>
+            <w:r>
+              <w:rPr>
+                <w:rFonts w:ascii="Trebuchet MS" w:hAnsi="Trebuchet MS" w:cs="Arial"/>
+                <w:noProof/>
+                <w:sz w:val="28"/>
+                <w:szCs w:val="26"/>
+              </w:rPr>
+              <w:t>{nombre_familia_3}</w:t>
+            </w:r>
           </w:p>
         </w:tc>
         <w:tc>
@@ -7484,6 +9832,15 @@
                 <w:szCs w:val="26"/>
               </w:rPr>
             </w:pPr>
+            <w:r>
+              <w:rPr>
+                <w:rFonts w:ascii="Trebuchet MS" w:hAnsi="Trebuchet MS" w:cs="Arial"/>
+                <w:noProof/>
+                <w:sz w:val="28"/>
+                <w:szCs w:val="26"/>
+              </w:rPr>
+              <w:t>{parentezco_3}</w:t>
+            </w:r>
           </w:p>
         </w:tc>
         <w:tc>
@@ -7503,6 +9860,15 @@
                 <w:szCs w:val="26"/>
               </w:rPr>
             </w:pPr>
+            <w:r>
+              <w:rPr>
+                <w:rFonts w:ascii="Trebuchet MS" w:hAnsi="Trebuchet MS" w:cs="Arial"/>
+                <w:noProof/>
+                <w:sz w:val="28"/>
+                <w:szCs w:val="26"/>
+              </w:rPr>
+              <w:t>{profesion_3}</w:t>
+            </w:r>
           </w:p>
         </w:tc>
         <w:tc>
@@ -7522,6 +9888,15 @@
                 <w:szCs w:val="26"/>
               </w:rPr>
             </w:pPr>
+            <w:r>
+              <w:rPr>
+                <w:rFonts w:ascii="Trebuchet MS" w:hAnsi="Trebuchet MS" w:cs="Arial"/>
+                <w:noProof/>
+                <w:sz w:val="28"/>
+                <w:szCs w:val="26"/>
+              </w:rPr>
+              <w:t>{telefonofam_3}</w:t>
+            </w:r>
           </w:p>
         </w:tc>
       </w:tr>
@@ -7675,6 +10050,15 @@
                 <w:szCs w:val="26"/>
               </w:rPr>
             </w:pPr>
+            <w:r>
+              <w:rPr>
+                <w:rFonts w:ascii="Trebuchet MS" w:hAnsi="Trebuchet MS" w:cs="Arial"/>
+                <w:noProof/>
+                <w:sz w:val="28"/>
+                <w:szCs w:val="26"/>
+              </w:rPr>
+              <w:t>{nombre_personales_1}</w:t>
+            </w:r>
           </w:p>
         </w:tc>
         <w:tc>
@@ -7694,6 +10078,15 @@
                 <w:szCs w:val="26"/>
               </w:rPr>
             </w:pPr>
+            <w:r>
+              <w:rPr>
+                <w:rFonts w:ascii="Trebuchet MS" w:hAnsi="Trebuchet MS" w:cs="Arial"/>
+                <w:noProof/>
+                <w:sz w:val="28"/>
+                <w:szCs w:val="26"/>
+              </w:rPr>
+              <w:t>{profesion_personal_1}</w:t>
+            </w:r>
           </w:p>
         </w:tc>
         <w:tc>
@@ -7713,6 +10106,15 @@
                 <w:szCs w:val="26"/>
               </w:rPr>
             </w:pPr>
+            <w:r>
+              <w:rPr>
+                <w:rFonts w:ascii="Trebuchet MS" w:hAnsi="Trebuchet MS" w:cs="Arial"/>
+                <w:noProof/>
+                <w:sz w:val="28"/>
+                <w:szCs w:val="26"/>
+              </w:rPr>
+              <w:t>{telefonopers_1}</w:t>
+            </w:r>
           </w:p>
         </w:tc>
       </w:tr>
@@ -7734,6 +10136,15 @@
                 <w:szCs w:val="26"/>
               </w:rPr>
             </w:pPr>
+            <w:r>
+              <w:rPr>
+                <w:rFonts w:ascii="Trebuchet MS" w:hAnsi="Trebuchet MS" w:cs="Arial"/>
+                <w:noProof/>
+                <w:sz w:val="28"/>
+                <w:szCs w:val="26"/>
+              </w:rPr>
+              <w:t>{nombre_personales_2}</w:t>
+            </w:r>
           </w:p>
         </w:tc>
         <w:tc>
@@ -7753,6 +10164,15 @@
                 <w:szCs w:val="26"/>
               </w:rPr>
             </w:pPr>
+            <w:r>
+              <w:rPr>
+                <w:rFonts w:ascii="Trebuchet MS" w:hAnsi="Trebuchet MS" w:cs="Arial"/>
+                <w:noProof/>
+                <w:sz w:val="28"/>
+                <w:szCs w:val="26"/>
+              </w:rPr>
+              <w:t>{profesion_personal _2}</w:t>
+            </w:r>
           </w:p>
         </w:tc>
         <w:tc>
@@ -7772,6 +10192,15 @@
                 <w:szCs w:val="26"/>
               </w:rPr>
             </w:pPr>
+            <w:r>
+              <w:rPr>
+                <w:rFonts w:ascii="Trebuchet MS" w:hAnsi="Trebuchet MS" w:cs="Arial"/>
+                <w:noProof/>
+                <w:sz w:val="28"/>
+                <w:szCs w:val="26"/>
+              </w:rPr>
+              <w:t>{telefonopers_2}</w:t>
+            </w:r>
           </w:p>
         </w:tc>
       </w:tr>
@@ -7793,6 +10222,15 @@
                 <w:szCs w:val="26"/>
               </w:rPr>
             </w:pPr>
+            <w:r>
+              <w:rPr>
+                <w:rFonts w:ascii="Trebuchet MS" w:hAnsi="Trebuchet MS" w:cs="Arial"/>
+                <w:noProof/>
+                <w:sz w:val="28"/>
+                <w:szCs w:val="26"/>
+              </w:rPr>
+              <w:t>{nombre_personales_3}</w:t>
+            </w:r>
           </w:p>
         </w:tc>
         <w:tc>
@@ -7812,6 +10250,15 @@
                 <w:szCs w:val="26"/>
               </w:rPr>
             </w:pPr>
+            <w:r>
+              <w:rPr>
+                <w:rFonts w:ascii="Trebuchet MS" w:hAnsi="Trebuchet MS" w:cs="Arial"/>
+                <w:noProof/>
+                <w:sz w:val="28"/>
+                <w:szCs w:val="26"/>
+              </w:rPr>
+              <w:t>{profesion_personal _3}</w:t>
+            </w:r>
           </w:p>
         </w:tc>
         <w:tc>
@@ -7831,6 +10278,15 @@
                 <w:szCs w:val="26"/>
               </w:rPr>
             </w:pPr>
+            <w:r>
+              <w:rPr>
+                <w:rFonts w:ascii="Trebuchet MS" w:hAnsi="Trebuchet MS" w:cs="Arial"/>
+                <w:noProof/>
+                <w:sz w:val="28"/>
+                <w:szCs w:val="26"/>
+              </w:rPr>
+              <w:t>{telefonopers_3}</w:t>
+            </w:r>
           </w:p>
         </w:tc>
       </w:tr>
@@ -7858,7 +10314,7 @@
         <mc:AlternateContent>
           <mc:Choice Requires="wps">
             <w:drawing>
-              <wp:anchor distT="0" distB="0" distL="114300" distR="114300" simplePos="0" relativeHeight="251697664" behindDoc="0" locked="0" layoutInCell="1" allowOverlap="1" wp14:anchorId="12CC099D" wp14:editId="1511A733">
+              <wp:anchor distT="0" distB="0" distL="114300" distR="114300" simplePos="0" relativeHeight="251697664" behindDoc="0" locked="0" layoutInCell="1" allowOverlap="1" wp14:anchorId="12CC099D" wp14:editId="36805B9F">
                 <wp:simplePos x="0" y="0"/>
                 <wp:positionH relativeFrom="column">
                   <wp:posOffset>-289560</wp:posOffset>
@@ -9388,16 +11844,16 @@
         <mc:AlternateContent>
           <mc:Choice Requires="wps">
             <w:drawing>
-              <wp:anchor distT="0" distB="0" distL="114300" distR="114300" simplePos="0" relativeHeight="251699712" behindDoc="0" locked="0" layoutInCell="1" allowOverlap="1" wp14:anchorId="76AD2AF5" wp14:editId="30DC8E15">
+              <wp:anchor distT="0" distB="0" distL="114300" distR="114300" simplePos="0" relativeHeight="251699712" behindDoc="0" locked="0" layoutInCell="1" allowOverlap="1" wp14:anchorId="76AD2AF5" wp14:editId="1AE3146E">
                 <wp:simplePos x="0" y="0"/>
                 <wp:positionH relativeFrom="column">
-                  <wp:posOffset>3044190</wp:posOffset>
+                  <wp:posOffset>3030507</wp:posOffset>
                 </wp:positionH>
                 <wp:positionV relativeFrom="paragraph">
-                  <wp:posOffset>72390</wp:posOffset>
+                  <wp:posOffset>1905</wp:posOffset>
                 </wp:positionV>
-                <wp:extent cx="247650" cy="209550"/>
-                <wp:effectExtent l="0" t="0" r="19050" b="19050"/>
+                <wp:extent cx="255531" cy="240500"/>
+                <wp:effectExtent l="0" t="0" r="11430" b="26670"/>
                 <wp:wrapNone/>
                 <wp:docPr id="9" name="Rectángulo 9"/>
                 <wp:cNvGraphicFramePr/>
@@ -9408,84 +11864,7 @@
                       <wps:spPr>
                         <a:xfrm>
                           <a:off x="0" y="0"/>
-                          <a:ext cx="247650" cy="209550"/>
-                        </a:xfrm>
-                        <a:prstGeom prst="rect">
-                          <a:avLst/>
-                        </a:prstGeom>
-                        <a:ln w="3175"/>
-                      </wps:spPr>
-                      <wps:style>
-                        <a:lnRef idx="2">
-                          <a:schemeClr val="dk1"/>
-                        </a:lnRef>
-                        <a:fillRef idx="1">
-                          <a:schemeClr val="lt1"/>
-                        </a:fillRef>
-                        <a:effectRef idx="0">
-                          <a:schemeClr val="dk1"/>
-                        </a:effectRef>
-                        <a:fontRef idx="minor">
-                          <a:schemeClr val="dk1"/>
-                        </a:fontRef>
-                      </wps:style>
-                      <wps:bodyPr rot="0" spcFirstLastPara="0" vertOverflow="overflow" horzOverflow="overflow" vert="horz" wrap="square" lIns="91440" tIns="45720" rIns="91440" bIns="45720" numCol="1" spcCol="0" rtlCol="0" fromWordArt="0" anchor="ctr" anchorCtr="0" forceAA="0" compatLnSpc="1">
-                        <a:prstTxWarp prst="textNoShape">
-                          <a:avLst/>
-                        </a:prstTxWarp>
-                        <a:noAutofit/>
-                      </wps:bodyPr>
-                    </wps:wsp>
-                  </a:graphicData>
-                </a:graphic>
-                <wp14:sizeRelH relativeFrom="margin">
-                  <wp14:pctWidth>0</wp14:pctWidth>
-                </wp14:sizeRelH>
-                <wp14:sizeRelV relativeFrom="margin">
-                  <wp14:pctHeight>0</wp14:pctHeight>
-                </wp14:sizeRelV>
-              </wp:anchor>
-            </w:drawing>
-          </mc:Choice>
-          <mc:Fallback xmlns:w16du="http://schemas.microsoft.com/office/word/2023/wordml/word16du">
-            <w:pict>
-              <v:rect w14:anchorId="664144B3" id="Rectángulo 9" o:spid="_x0000_s1026" style="position:absolute;margin-left:239.7pt;margin-top:5.7pt;width:19.5pt;height:16.5pt;z-index:251699712;visibility:visible;mso-wrap-style:square;mso-width-percent:0;mso-height-percent:0;mso-wrap-distance-left:9pt;mso-wrap-distance-top:0;mso-wrap-distance-right:9pt;mso-wrap-distance-bottom:0;mso-position-horizontal:absolute;mso-position-horizontal-relative:text;mso-position-vertical:absolute;mso-position-vertical-relative:text;mso-width-percent:0;mso-height-percent:0;mso-width-relative:margin;mso-height-relative:margin;v-text-anchor:middle" o:gfxdata="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" fillcolor="white [3201]" strokecolor="black [3200]" strokeweight=".25pt"/>
-            </w:pict>
-          </mc:Fallback>
-        </mc:AlternateContent>
-      </w:r>
-      <w:r>
-        <w:rPr>
-          <w:rFonts w:ascii="Trebuchet MS" w:hAnsi="Trebuchet MS" w:cs="Arial"/>
-          <w:noProof/>
-          <w:sz w:val="26"/>
-          <w:szCs w:val="26"/>
-          <w:lang w:val="es-CO" w:eastAsia="es-CO"/>
-        </w:rPr>
-        <mc:AlternateContent>
-          <mc:Choice Requires="wps">
-            <w:drawing>
-              <wp:anchor distT="0" distB="0" distL="114300" distR="114300" simplePos="0" relativeHeight="251698688" behindDoc="0" locked="0" layoutInCell="1" allowOverlap="1" wp14:anchorId="45FEC26B" wp14:editId="7E3B56C7">
-                <wp:simplePos x="0" y="0"/>
-                <wp:positionH relativeFrom="column">
-                  <wp:posOffset>2482215</wp:posOffset>
-                </wp:positionH>
-                <wp:positionV relativeFrom="paragraph">
-                  <wp:posOffset>81915</wp:posOffset>
-                </wp:positionV>
-                <wp:extent cx="257175" cy="190500"/>
-                <wp:effectExtent l="0" t="0" r="28575" b="19050"/>
-                <wp:wrapNone/>
-                <wp:docPr id="7" name="Rectángulo 7"/>
-                <wp:cNvGraphicFramePr/>
-                <a:graphic xmlns:a="http://schemas.openxmlformats.org/drawingml/2006/main">
-                  <a:graphicData uri="http://schemas.microsoft.com/office/word/2010/wordprocessingShape">
-                    <wps:wsp>
-                      <wps:cNvSpPr/>
-                      <wps:spPr>
-                        <a:xfrm>
-                          <a:off x="0" y="0"/>
-                          <a:ext cx="257175" cy="190500"/>
+                          <a:ext cx="255531" cy="240500"/>
                         </a:xfrm>
                         <a:prstGeom prst="rect">
                           <a:avLst/>
@@ -9510,10 +11889,40 @@
                         <w:txbxContent>
                           <w:p>
                             <w:pPr>
+                              <w:pStyle w:val="Sinespaciado"/>
                               <w:rPr>
-                                <w:lang w:val="es-MX"/>
+                                <w:sz w:val="20"/>
+                                <w:szCs w:val="20"/>
+                                <w:lang w:val="es-AR"/>
                               </w:rPr>
                             </w:pPr>
+                            <w:r>
+                              <w:rPr>
+                                <w:rFonts w:asciiTheme="majorHAnsi" w:eastAsia="Batang" w:hAnsiTheme="majorHAnsi" w:cs="Arabic Typesetting"/>
+                                <w:sz w:val="20"/>
+                                <w:szCs w:val="20"/>
+                                <w:lang w:val="es-CO"/>
+                              </w:rPr>
+                              <w:t>{</w:t>
+                            </w:r>
+                            <w:proofErr w:type="spellStart"/>
+                            <w:r>
+                              <w:rPr>
+                                <w:rFonts w:asciiTheme="majorHAnsi" w:eastAsia="Batang" w:hAnsiTheme="majorHAnsi" w:cs="Arabic Typesetting"/>
+                                <w:szCs w:val="26"/>
+                                <w:lang w:val="es-CO"/>
+                              </w:rPr>
+                              <w:t>autorizo_no</w:t>
+                            </w:r>
+                            <w:proofErr w:type="spellEnd"/>
+                            <w:r>
+                              <w:rPr>
+                                <w:rFonts w:asciiTheme="majorHAnsi" w:eastAsia="Batang" w:hAnsiTheme="majorHAnsi" w:cs="Arabic Typesetting"/>
+                                <w:szCs w:val="26"/>
+                                <w:lang w:val="es-CO"/>
+                              </w:rPr>
+                              <w:t>}</w:t>
+                            </w:r>
                           </w:p>
                         </w:txbxContent>
                       </wps:txbx>
@@ -9537,18 +11946,211 @@
           </mc:Choice>
           <mc:Fallback>
             <w:pict>
-              <v:rect w14:anchorId="45FEC26B" id="Rectángulo 7" o:spid="_x0000_s1029" style="position:absolute;margin-left:195.45pt;margin-top:6.45pt;width:20.25pt;height:15pt;z-index:251698688;visibility:visible;mso-wrap-style:square;mso-width-percent:0;mso-height-percent:0;mso-wrap-distance-left:9pt;mso-wrap-distance-top:0;mso-wrap-distance-right:9pt;mso-wrap-distance-bottom:0;mso-position-horizontal:absolute;mso-position-horizontal-relative:text;mso-position-vertical:absolute;mso-position-vertical-relative:text;mso-width-percent:0;mso-height-percent:0;mso-width-relative:margin;mso-height-relative:margin;v-text-anchor:middle" o:gfxdata="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" fillcolor="white [3201]" strokecolor="black [3200]" strokeweight=".25pt">
+              <v:rect w14:anchorId="76AD2AF5" id="Rectángulo 9" o:spid="_x0000_s1029" style="position:absolute;margin-left:238.6pt;margin-top:.15pt;width:20.1pt;height:18.95pt;z-index:251699712;visibility:visible;mso-wrap-style:square;mso-width-percent:0;mso-height-percent:0;mso-wrap-distance-left:9pt;mso-wrap-distance-top:0;mso-wrap-distance-right:9pt;mso-wrap-distance-bottom:0;mso-position-horizontal:absolute;mso-position-horizontal-relative:text;mso-position-vertical:absolute;mso-position-vertical-relative:text;mso-width-percent:0;mso-height-percent:0;mso-width-relative:margin;mso-height-relative:margin;v-text-anchor:middle" o:gfxdata="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" fillcolor="white [3201]" strokecolor="black [3200]" strokeweight=".25pt">
                 <v:textbox>
                   <w:txbxContent>
                     <w:p>
                       <w:pPr>
+                        <w:pStyle w:val="Sinespaciado"/>
+                        <w:rPr>
+                          <w:sz w:val="20"/>
+                          <w:szCs w:val="20"/>
+                          <w:lang w:val="es-AR"/>
+                        </w:rPr>
+                      </w:pPr>
+                      <w:r>
+                        <w:rPr>
+                          <w:rFonts w:asciiTheme="majorHAnsi" w:eastAsia="Batang" w:hAnsiTheme="majorHAnsi" w:cs="Arabic Typesetting"/>
+                          <w:sz w:val="20"/>
+                          <w:szCs w:val="20"/>
+                          <w:lang w:val="es-CO"/>
+                        </w:rPr>
+                        <w:t>{</w:t>
+                      </w:r>
+                      <w:proofErr w:type="spellStart"/>
+                      <w:r>
+                        <w:rPr>
+                          <w:rFonts w:asciiTheme="majorHAnsi" w:eastAsia="Batang" w:hAnsiTheme="majorHAnsi" w:cs="Arabic Typesetting"/>
+                          <w:szCs w:val="26"/>
+                          <w:lang w:val="es-CO"/>
+                        </w:rPr>
+                        <w:t>autorizo_no</w:t>
+                      </w:r>
+                      <w:proofErr w:type="spellEnd"/>
+                      <w:r>
+                        <w:rPr>
+                          <w:rFonts w:asciiTheme="majorHAnsi" w:eastAsia="Batang" w:hAnsiTheme="majorHAnsi" w:cs="Arabic Typesetting"/>
+                          <w:szCs w:val="26"/>
+                          <w:lang w:val="es-CO"/>
+                        </w:rPr>
+                        <w:t>}</w:t>
+                      </w:r>
+                    </w:p>
+                  </w:txbxContent>
+                </v:textbox>
+              </v:rect>
+            </w:pict>
+          </mc:Fallback>
+        </mc:AlternateContent>
+      </w:r>
+      <w:r>
+        <w:rPr>
+          <w:rFonts w:ascii="Trebuchet MS" w:hAnsi="Trebuchet MS" w:cs="Arial"/>
+          <w:noProof/>
+          <w:sz w:val="26"/>
+          <w:szCs w:val="26"/>
+          <w:lang w:val="es-CO" w:eastAsia="es-CO"/>
+        </w:rPr>
+        <mc:AlternateContent>
+          <mc:Choice Requires="wps">
+            <w:drawing>
+              <wp:anchor distT="0" distB="0" distL="114300" distR="114300" simplePos="0" relativeHeight="251698688" behindDoc="0" locked="0" layoutInCell="1" allowOverlap="1" wp14:anchorId="45FEC26B" wp14:editId="3F5290E4">
+                <wp:simplePos x="0" y="0"/>
+                <wp:positionH relativeFrom="column">
+                  <wp:posOffset>2444115</wp:posOffset>
+                </wp:positionH>
+                <wp:positionV relativeFrom="paragraph">
+                  <wp:posOffset>62230</wp:posOffset>
+                </wp:positionV>
+                <wp:extent cx="305435" cy="219075"/>
+                <wp:effectExtent l="0" t="0" r="18415" b="28575"/>
+                <wp:wrapThrough wrapText="bothSides">
+                  <wp:wrapPolygon edited="0">
+                    <wp:start x="0" y="0"/>
+                    <wp:lineTo x="0" y="22539"/>
+                    <wp:lineTo x="21555" y="22539"/>
+                    <wp:lineTo x="21555" y="0"/>
+                    <wp:lineTo x="0" y="0"/>
+                  </wp:wrapPolygon>
+                </wp:wrapThrough>
+                <wp:docPr id="7" name="Rectángulo 7"/>
+                <wp:cNvGraphicFramePr/>
+                <a:graphic xmlns:a="http://schemas.openxmlformats.org/drawingml/2006/main">
+                  <a:graphicData uri="http://schemas.microsoft.com/office/word/2010/wordprocessingShape">
+                    <wps:wsp>
+                      <wps:cNvSpPr/>
+                      <wps:spPr>
+                        <a:xfrm>
+                          <a:off x="0" y="0"/>
+                          <a:ext cx="305435" cy="219075"/>
+                        </a:xfrm>
+                        <a:prstGeom prst="rect">
+                          <a:avLst/>
+                        </a:prstGeom>
+                        <a:ln w="3175"/>
+                      </wps:spPr>
+                      <wps:style>
+                        <a:lnRef idx="2">
+                          <a:schemeClr val="dk1"/>
+                        </a:lnRef>
+                        <a:fillRef idx="1">
+                          <a:schemeClr val="lt1"/>
+                        </a:fillRef>
+                        <a:effectRef idx="0">
+                          <a:schemeClr val="dk1"/>
+                        </a:effectRef>
+                        <a:fontRef idx="minor">
+                          <a:schemeClr val="dk1"/>
+                        </a:fontRef>
+                      </wps:style>
+                      <wps:txbx>
+                        <w:txbxContent>
+                          <w:p>
+                            <w:pPr>
+                              <w:pStyle w:val="Sinespaciado"/>
+                              <w:rPr>
+                                <w:lang w:val="es-MX"/>
+                              </w:rPr>
+                            </w:pPr>
+                            <w:r>
+                              <w:rPr>
+                                <w:rFonts w:asciiTheme="majorHAnsi" w:eastAsia="Batang" w:hAnsiTheme="majorHAnsi" w:cs="Arabic Typesetting"/>
+                                <w:szCs w:val="26"/>
+                                <w:lang w:val="es-CO"/>
+                              </w:rPr>
+                              <w:t>{</w:t>
+                            </w:r>
+                            <w:proofErr w:type="spellStart"/>
+                            <w:r>
+                              <w:rPr>
+                                <w:rFonts w:asciiTheme="majorHAnsi" w:eastAsia="Batang" w:hAnsiTheme="majorHAnsi" w:cs="Arabic Typesetting"/>
+                                <w:szCs w:val="26"/>
+                                <w:lang w:val="es-CO"/>
+                              </w:rPr>
+                              <w:t>autorizo_si</w:t>
+                            </w:r>
+                            <w:proofErr w:type="spellEnd"/>
+                            <w:r>
+                              <w:rPr>
+                                <w:rFonts w:asciiTheme="majorHAnsi" w:eastAsia="Batang" w:hAnsiTheme="majorHAnsi" w:cs="Arabic Typesetting"/>
+                                <w:szCs w:val="26"/>
+                                <w:lang w:val="es-CO"/>
+                              </w:rPr>
+                              <w:t>}</w:t>
+                            </w:r>
+                          </w:p>
+                        </w:txbxContent>
+                      </wps:txbx>
+                      <wps:bodyPr rot="0" spcFirstLastPara="0" vertOverflow="overflow" horzOverflow="overflow" vert="horz" wrap="square" lIns="91440" tIns="45720" rIns="91440" bIns="45720" numCol="1" spcCol="0" rtlCol="0" fromWordArt="0" anchor="ctr" anchorCtr="0" forceAA="0" compatLnSpc="1">
+                        <a:prstTxWarp prst="textNoShape">
+                          <a:avLst/>
+                        </a:prstTxWarp>
+                        <a:noAutofit/>
+                      </wps:bodyPr>
+                    </wps:wsp>
+                  </a:graphicData>
+                </a:graphic>
+                <wp14:sizeRelH relativeFrom="margin">
+                  <wp14:pctWidth>0</wp14:pctWidth>
+                </wp14:sizeRelH>
+                <wp14:sizeRelV relativeFrom="margin">
+                  <wp14:pctHeight>0</wp14:pctHeight>
+                </wp14:sizeRelV>
+              </wp:anchor>
+            </w:drawing>
+          </mc:Choice>
+          <mc:Fallback>
+            <w:pict>
+              <v:rect w14:anchorId="45FEC26B" id="Rectángulo 7" o:spid="_x0000_s1030" style="position:absolute;margin-left:192.45pt;margin-top:4.9pt;width:24.05pt;height:17.25pt;z-index:251698688;visibility:visible;mso-wrap-style:square;mso-width-percent:0;mso-height-percent:0;mso-wrap-distance-left:9pt;mso-wrap-distance-top:0;mso-wrap-distance-right:9pt;mso-wrap-distance-bottom:0;mso-position-horizontal:absolute;mso-position-horizontal-relative:text;mso-position-vertical:absolute;mso-position-vertical-relative:text;mso-width-percent:0;mso-height-percent:0;mso-width-relative:margin;mso-height-relative:margin;v-text-anchor:middle" o:gfxdata="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" fillcolor="white [3201]" strokecolor="black [3200]" strokeweight=".25pt">
+                <v:textbox>
+                  <w:txbxContent>
+                    <w:p>
+                      <w:pPr>
+                        <w:pStyle w:val="Sinespaciado"/>
                         <w:rPr>
                           <w:lang w:val="es-MX"/>
                         </w:rPr>
                       </w:pPr>
+                      <w:r>
+                        <w:rPr>
+                          <w:rFonts w:asciiTheme="majorHAnsi" w:eastAsia="Batang" w:hAnsiTheme="majorHAnsi" w:cs="Arabic Typesetting"/>
+                          <w:szCs w:val="26"/>
+                          <w:lang w:val="es-CO"/>
+                        </w:rPr>
+                        <w:t>{</w:t>
+                      </w:r>
+                      <w:proofErr w:type="spellStart"/>
+                      <w:r>
+                        <w:rPr>
+                          <w:rFonts w:asciiTheme="majorHAnsi" w:eastAsia="Batang" w:hAnsiTheme="majorHAnsi" w:cs="Arabic Typesetting"/>
+                          <w:szCs w:val="26"/>
+                          <w:lang w:val="es-CO"/>
+                        </w:rPr>
+                        <w:t>autorizo_si</w:t>
+                      </w:r>
+                      <w:proofErr w:type="spellEnd"/>
+                      <w:r>
+                        <w:rPr>
+                          <w:rFonts w:asciiTheme="majorHAnsi" w:eastAsia="Batang" w:hAnsiTheme="majorHAnsi" w:cs="Arabic Typesetting"/>
+                          <w:szCs w:val="26"/>
+                          <w:lang w:val="es-CO"/>
+                        </w:rPr>
+                        <w:t>}</w:t>
+                      </w:r>
                     </w:p>
                   </w:txbxContent>
                 </v:textbox>
+                <w10:wrap type="through"/>
               </v:rect>
             </w:pict>
           </mc:Fallback>
@@ -9593,6 +12195,138 @@
         <w:rPr>
           <w:rFonts w:ascii="Baskerville Old Face" w:eastAsia="Batang" w:hAnsi="Baskerville Old Face" w:cs="Arabic Typesetting"/>
           <w:b/>
+          <w:noProof/>
+          <w:sz w:val="40"/>
+          <w:szCs w:val="26"/>
+          <w:lang w:val="es-CO"/>
+        </w:rPr>
+        <mc:AlternateContent>
+          <mc:Choice Requires="wps">
+            <w:drawing>
+              <wp:anchor distT="0" distB="0" distL="114300" distR="114300" simplePos="0" relativeHeight="251702784" behindDoc="0" locked="0" layoutInCell="1" allowOverlap="1" wp14:anchorId="67888A26" wp14:editId="6607B185">
+                <wp:simplePos x="0" y="0"/>
+                <wp:positionH relativeFrom="column">
+                  <wp:posOffset>235991</wp:posOffset>
+                </wp:positionH>
+                <wp:positionV relativeFrom="paragraph">
+                  <wp:posOffset>758368</wp:posOffset>
+                </wp:positionV>
+                <wp:extent cx="2275027" cy="409550"/>
+                <wp:effectExtent l="0" t="0" r="0" b="0"/>
+                <wp:wrapNone/>
+                <wp:docPr id="4" name="Cuadro de texto 4"/>
+                <wp:cNvGraphicFramePr/>
+                <a:graphic xmlns:a="http://schemas.openxmlformats.org/drawingml/2006/main">
+                  <a:graphicData uri="http://schemas.microsoft.com/office/word/2010/wordprocessingShape">
+                    <wps:wsp>
+                      <wps:cNvSpPr txBox="1"/>
+                      <wps:spPr>
+                        <a:xfrm>
+                          <a:off x="0" y="0"/>
+                          <a:ext cx="2275027" cy="409550"/>
+                        </a:xfrm>
+                        <a:prstGeom prst="rect">
+                          <a:avLst/>
+                        </a:prstGeom>
+                        <a:solidFill>
+                          <a:schemeClr val="lt1"/>
+                        </a:solidFill>
+                        <a:ln w="6350">
+                          <a:noFill/>
+                        </a:ln>
+                      </wps:spPr>
+                      <wps:txbx>
+                        <w:txbxContent>
+                          <w:p>
+                            <w:pPr>
+                              <w:rPr>
+                                <w:lang w:val="es-AR"/>
+                              </w:rPr>
+                            </w:pPr>
+                            <w:r>
+                              <w:rPr>
+                                <w:lang w:val="es-AR"/>
+                              </w:rPr>
+                              <w:t>{</w:t>
+                            </w:r>
+                            <w:proofErr w:type="spellStart"/>
+                            <w:r>
+                              <w:rPr>
+                                <w:lang w:val="es-AR"/>
+                              </w:rPr>
+                              <w:t>firma_digital</w:t>
+                            </w:r>
+                            <w:proofErr w:type="spellEnd"/>
+                            <w:r>
+                              <w:rPr>
+                                <w:lang w:val="es-AR"/>
+                              </w:rPr>
+                              <w:t>}</w:t>
+                            </w:r>
+                          </w:p>
+                        </w:txbxContent>
+                      </wps:txbx>
+                      <wps:bodyPr rot="0" spcFirstLastPara="0" vertOverflow="overflow" horzOverflow="overflow" vert="horz" wrap="square" lIns="91440" tIns="45720" rIns="91440" bIns="45720" numCol="1" spcCol="0" rtlCol="0" fromWordArt="0" anchor="t" anchorCtr="0" forceAA="0" compatLnSpc="1">
+                        <a:prstTxWarp prst="textNoShape">
+                          <a:avLst/>
+                        </a:prstTxWarp>
+                        <a:noAutofit/>
+                      </wps:bodyPr>
+                    </wps:wsp>
+                  </a:graphicData>
+                </a:graphic>
+                <wp14:sizeRelH relativeFrom="margin">
+                  <wp14:pctWidth>0</wp14:pctWidth>
+                </wp14:sizeRelH>
+                <wp14:sizeRelV relativeFrom="margin">
+                  <wp14:pctHeight>0</wp14:pctHeight>
+                </wp14:sizeRelV>
+              </wp:anchor>
+            </w:drawing>
+          </mc:Choice>
+          <mc:Fallback>
+            <w:pict>
+              <v:shape w14:anchorId="67888A26" id="Cuadro de texto 4" o:spid="_x0000_s1031" type="#_x0000_t202" style="position:absolute;margin-left:18.6pt;margin-top:59.7pt;width:179.15pt;height:32.25pt;z-index:251702784;visibility:visible;mso-wrap-style:square;mso-width-percent:0;mso-height-percent:0;mso-wrap-distance-left:9pt;mso-wrap-distance-top:0;mso-wrap-distance-right:9pt;mso-wrap-distance-bottom:0;mso-position-horizontal:absolute;mso-position-horizontal-relative:text;mso-position-vertical:absolute;mso-position-vertical-relative:text;mso-width-percent:0;mso-height-percent:0;mso-width-relative:margin;mso-height-relative:margin;v-text-anchor:top" o:gfxdata="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" fillcolor="white [3201]" stroked="f" strokeweight=".5pt">
+                <v:textbox>
+                  <w:txbxContent>
+                    <w:p>
+                      <w:pPr>
+                        <w:rPr>
+                          <w:lang w:val="es-AR"/>
+                        </w:rPr>
+                      </w:pPr>
+                      <w:r>
+                        <w:rPr>
+                          <w:lang w:val="es-AR"/>
+                        </w:rPr>
+                        <w:t>{</w:t>
+                      </w:r>
+                      <w:proofErr w:type="spellStart"/>
+                      <w:r>
+                        <w:rPr>
+                          <w:lang w:val="es-AR"/>
+                        </w:rPr>
+                        <w:t>firma_digital</w:t>
+                      </w:r>
+                      <w:proofErr w:type="spellEnd"/>
+                      <w:r>
+                        <w:rPr>
+                          <w:lang w:val="es-AR"/>
+                        </w:rPr>
+                        <w:t>}</w:t>
+                      </w:r>
+                    </w:p>
+                  </w:txbxContent>
+                </v:textbox>
+              </v:shape>
+            </w:pict>
+          </mc:Fallback>
+        </mc:AlternateContent>
+      </w:r>
+      <w:r>
+        <w:rPr>
+          <w:rFonts w:ascii="Baskerville Old Face" w:eastAsia="Batang" w:hAnsi="Baskerville Old Face" w:cs="Arabic Typesetting"/>
+          <w:b/>
           <w:sz w:val="40"/>
           <w:szCs w:val="26"/>
           <w:lang w:val="es-CO"/>
@@ -9629,12 +12363,8 @@
       </w:r>
     </w:p>
     <w:sectPr>
-      <w:headerReference w:type="even" r:id="rId8"/>
-      <w:headerReference w:type="default" r:id="rId9"/>
-      <w:footerReference w:type="even" r:id="rId10"/>
-      <w:footerReference w:type="default" r:id="rId11"/>
-      <w:headerReference w:type="first" r:id="rId12"/>
-      <w:footerReference w:type="first" r:id="rId13"/>
+      <w:headerReference w:type="default" r:id="rId8"/>
+      <w:footerReference w:type="default" r:id="rId9"/>
       <w:pgSz w:w="12240" w:h="15840"/>
       <w:pgMar w:top="1702" w:right="1701" w:bottom="993" w:left="1701" w:header="426" w:footer="708" w:gutter="0"/>
       <w:cols w:space="708"/>
@@ -9664,16 +12394,6 @@
 </file>
 
 <file path=word/footer1.xml><?xml version="1.0" encoding="utf-8"?>
-<w:ftr xmlns:wpc="http://schemas.microsoft.com/office/word/2010/wordprocessingCanvas" xmlns:cx="http://schemas.microsoft.com/office/drawing/2014/chartex" xmlns:cx1="http://schemas.microsoft.com/office/drawing/2015/9/8/chartex" xmlns:cx2="http://schemas.microsoft.com/office/drawing/2015/10/21/chartex" xmlns:cx3="http://schemas.microsoft.com/office/drawing/2016/5/9/chartex" xmlns:cx4="http://schemas.microsoft.com/office/drawing/2016/5/10/chartex" xmlns:cx5="http://schemas.microsoft.com/office/drawing/2016/5/11/chartex" xmlns:cx6="http://schemas.microsoft.com/office/drawing/2016/5/12/chartex" xmlns:cx7="http://schemas.microsoft.com/office/drawing/2016/5/13/chartex" xmlns:cx8="http://schemas.microsoft.com/office/drawing/2016/5/14/chartex" xmlns:mc="http://schemas.openxmlformats.org/markup-compatibility/2006" xmlns:aink="http://schemas.microsoft.com/office/drawing/2016/ink" xmlns:am3d="http://schemas.microsoft.com/office/drawing/2017/model3d" xmlns:o="urn:schemas-microsoft-com:office:office" xmlns:oel="http://schemas.microsoft.com/office/2019/extlst" xmlns:r="http://schemas.openxmlformats.org/officeDocument/2006/relationships" xmlns:m="http://schemas.openxmlformats.org/officeDocument/2006/math" xmlns:v="urn:schemas-microsoft-com:vml" xmlns:wp14="http://schemas.microsoft.com/office/word/2010/wordprocessingDrawing" xmlns:wp="http://schemas.openxmlformats.org/drawingml/2006/wordprocessingDrawing" xmlns:w10="urn:schemas-microsoft-com:office:word" xmlns:w="http://schemas.openxmlformats.org/wordprocessingml/2006/main" xmlns:w14="http://schemas.microsoft.com/office/word/2010/wordml" xmlns:w15="http://schemas.microsoft.com/office/word/2012/wordml" xmlns:w16cex="http://schemas.microsoft.com/office/word/2018/wordml/cex" xmlns:w16cid="http://schemas.microsoft.com/office/word/2016/wordml/cid" xmlns:w16="http://schemas.microsoft.com/office/word/2018/wordml" xmlns:w16sdtdh="http://schemas.microsoft.com/office/word/2020/wordml/sdtdatahash" xmlns:w16se="http://schemas.microsoft.com/office/word/2015/wordml/symex" xmlns:wpg="http://schemas.microsoft.com/office/word/2010/wordprocessingGroup" xmlns:wpi="http://schemas.microsoft.com/office/word/2010/wordprocessingInk" xmlns:wne="http://schemas.microsoft.com/office/word/2006/wordml" xmlns:wps="http://schemas.microsoft.com/office/word/2010/wordprocessingShape" mc:Ignorable="w14 w15 w16se w16cid w16 w16cex w16sdtdh wp14">
-  <w:p>
-    <w:pPr>
-      <w:pStyle w:val="Piedepgina"/>
-    </w:pPr>
-  </w:p>
-</w:ftr>
-</file>
-
-<file path=word/footer2.xml><?xml version="1.0" encoding="utf-8"?>
 <w:ftr xmlns:wpc="http://schemas.microsoft.com/office/word/2010/wordprocessingCanvas" xmlns:cx="http://schemas.microsoft.com/office/drawing/2014/chartex" xmlns:cx1="http://schemas.microsoft.com/office/drawing/2015/9/8/chartex" xmlns:cx2="http://schemas.microsoft.com/office/drawing/2015/10/21/chartex" xmlns:cx3="http://schemas.microsoft.com/office/drawing/2016/5/9/chartex" xmlns:cx4="http://schemas.microsoft.com/office/drawing/2016/5/10/chartex" xmlns:cx5="http://schemas.microsoft.com/office/drawing/2016/5/11/chartex" xmlns:cx6="http://schemas.microsoft.com/office/drawing/2016/5/12/chartex" xmlns:cx7="http://schemas.microsoft.com/office/drawing/2016/5/13/chartex" xmlns:cx8="http://schemas.microsoft.com/office/drawing/2016/5/14/chartex" xmlns:mc="http://schemas.openxmlformats.org/markup-compatibility/2006" xmlns:aink="http://schemas.microsoft.com/office/drawing/2016/ink" xmlns:am3d="http://schemas.microsoft.com/office/drawing/2017/model3d" xmlns:o="urn:schemas-microsoft-com:office:office" xmlns:oel="http://schemas.microsoft.com/office/2019/extlst" xmlns:r="http://schemas.openxmlformats.org/officeDocument/2006/relationships" xmlns:m="http://schemas.openxmlformats.org/officeDocument/2006/math" xmlns:v="urn:schemas-microsoft-com:vml" xmlns:wp14="http://schemas.microsoft.com/office/word/2010/wordprocessingDrawing" xmlns:wp="http://schemas.openxmlformats.org/drawingml/2006/wordprocessingDrawing" xmlns:w10="urn:schemas-microsoft-com:office:word" xmlns:w="http://schemas.openxmlformats.org/wordprocessingml/2006/main" xmlns:w14="http://schemas.microsoft.com/office/word/2010/wordml" xmlns:w15="http://schemas.microsoft.com/office/word/2012/wordml" xmlns:w16cex="http://schemas.microsoft.com/office/word/2018/wordml/cex" xmlns:w16cid="http://schemas.microsoft.com/office/word/2016/wordml/cid" xmlns:w16="http://schemas.microsoft.com/office/word/2018/wordml" xmlns:w16sdtdh="http://schemas.microsoft.com/office/word/2020/wordml/sdtdatahash" xmlns:w16se="http://schemas.microsoft.com/office/word/2015/wordml/symex" xmlns:wpg="http://schemas.microsoft.com/office/word/2010/wordprocessingGroup" xmlns:wpi="http://schemas.microsoft.com/office/word/2010/wordprocessingInk" xmlns:wne="http://schemas.microsoft.com/office/word/2006/wordml" xmlns:wps="http://schemas.microsoft.com/office/word/2010/wordprocessingShape" mc:Ignorable="w14 w15 w16se w16cid w16 w16cex w16sdtdh wp14">
   <w:p>
     <w:pPr>
@@ -9748,16 +12468,6 @@
 </w:ftr>
 </file>
 
-<file path=word/footer3.xml><?xml version="1.0" encoding="utf-8"?>
-<w:ftr xmlns:wpc="http://schemas.microsoft.com/office/word/2010/wordprocessingCanvas" xmlns:cx="http://schemas.microsoft.com/office/drawing/2014/chartex" xmlns:cx1="http://schemas.microsoft.com/office/drawing/2015/9/8/chartex" xmlns:cx2="http://schemas.microsoft.com/office/drawing/2015/10/21/chartex" xmlns:cx3="http://schemas.microsoft.com/office/drawing/2016/5/9/chartex" xmlns:cx4="http://schemas.microsoft.com/office/drawing/2016/5/10/chartex" xmlns:cx5="http://schemas.microsoft.com/office/drawing/2016/5/11/chartex" xmlns:cx6="http://schemas.microsoft.com/office/drawing/2016/5/12/chartex" xmlns:cx7="http://schemas.microsoft.com/office/drawing/2016/5/13/chartex" xmlns:cx8="http://schemas.microsoft.com/office/drawing/2016/5/14/chartex" xmlns:mc="http://schemas.openxmlformats.org/markup-compatibility/2006" xmlns:aink="http://schemas.microsoft.com/office/drawing/2016/ink" xmlns:am3d="http://schemas.microsoft.com/office/drawing/2017/model3d" xmlns:o="urn:schemas-microsoft-com:office:office" xmlns:oel="http://schemas.microsoft.com/office/2019/extlst" xmlns:r="http://schemas.openxmlformats.org/officeDocument/2006/relationships" xmlns:m="http://schemas.openxmlformats.org/officeDocument/2006/math" xmlns:v="urn:schemas-microsoft-com:vml" xmlns:wp14="http://schemas.microsoft.com/office/word/2010/wordprocessingDrawing" xmlns:wp="http://schemas.openxmlformats.org/drawingml/2006/wordprocessingDrawing" xmlns:w10="urn:schemas-microsoft-com:office:word" xmlns:w="http://schemas.openxmlformats.org/wordprocessingml/2006/main" xmlns:w14="http://schemas.microsoft.com/office/word/2010/wordml" xmlns:w15="http://schemas.microsoft.com/office/word/2012/wordml" xmlns:w16cex="http://schemas.microsoft.com/office/word/2018/wordml/cex" xmlns:w16cid="http://schemas.microsoft.com/office/word/2016/wordml/cid" xmlns:w16="http://schemas.microsoft.com/office/word/2018/wordml" xmlns:w16sdtdh="http://schemas.microsoft.com/office/word/2020/wordml/sdtdatahash" xmlns:w16se="http://schemas.microsoft.com/office/word/2015/wordml/symex" xmlns:wpg="http://schemas.microsoft.com/office/word/2010/wordprocessingGroup" xmlns:wpi="http://schemas.microsoft.com/office/word/2010/wordprocessingInk" xmlns:wne="http://schemas.microsoft.com/office/word/2006/wordml" xmlns:wps="http://schemas.microsoft.com/office/word/2010/wordprocessingShape" mc:Ignorable="w14 w15 w16se w16cid w16 w16cex w16sdtdh wp14">
-  <w:p>
-    <w:pPr>
-      <w:pStyle w:val="Piedepgina"/>
-    </w:pPr>
-  </w:p>
-</w:ftr>
-</file>
-
 <file path=word/footnotes.xml><?xml version="1.0" encoding="utf-8"?>
 <w:footnotes xmlns:wpc="http://schemas.microsoft.com/office/word/2010/wordprocessingCanvas" xmlns:cx="http://schemas.microsoft.com/office/drawing/2014/chartex" xmlns:cx1="http://schemas.microsoft.com/office/drawing/2015/9/8/chartex" xmlns:cx2="http://schemas.microsoft.com/office/drawing/2015/10/21/chartex" xmlns:cx3="http://schemas.microsoft.com/office/drawing/2016/5/9/chartex" xmlns:cx4="http://schemas.microsoft.com/office/drawing/2016/5/10/chartex" xmlns:cx5="http://schemas.microsoft.com/office/drawing/2016/5/11/chartex" xmlns:cx6="http://schemas.microsoft.com/office/drawing/2016/5/12/chartex" xmlns:cx7="http://schemas.microsoft.com/office/drawing/2016/5/13/chartex" xmlns:cx8="http://schemas.microsoft.com/office/drawing/2016/5/14/chartex" xmlns:mc="http://schemas.openxmlformats.org/markup-compatibility/2006" xmlns:aink="http://schemas.microsoft.com/office/drawing/2016/ink" xmlns:am3d="http://schemas.microsoft.com/office/drawing/2017/model3d" xmlns:o="urn:schemas-microsoft-com:office:office" xmlns:oel="http://schemas.microsoft.com/office/2019/extlst" xmlns:r="http://schemas.openxmlformats.org/officeDocument/2006/relationships" xmlns:m="http://schemas.openxmlformats.org/officeDocument/2006/math" xmlns:v="urn:schemas-microsoft-com:vml" xmlns:wp14="http://schemas.microsoft.com/office/word/2010/wordprocessingDrawing" xmlns:wp="http://schemas.openxmlformats.org/drawingml/2006/wordprocessingDrawing" xmlns:w10="urn:schemas-microsoft-com:office:word" xmlns:w="http://schemas.openxmlformats.org/wordprocessingml/2006/main" xmlns:w14="http://schemas.microsoft.com/office/word/2010/wordml" xmlns:w15="http://schemas.microsoft.com/office/word/2012/wordml" xmlns:w16cex="http://schemas.microsoft.com/office/word/2018/wordml/cex" xmlns:w16cid="http://schemas.microsoft.com/office/word/2016/wordml/cid" xmlns:w16="http://schemas.microsoft.com/office/word/2018/wordml" xmlns:w16sdtdh="http://schemas.microsoft.com/office/word/2020/wordml/sdtdatahash" xmlns:w16se="http://schemas.microsoft.com/office/word/2015/wordml/symex" xmlns:wpg="http://schemas.microsoft.com/office/word/2010/wordprocessingGroup" xmlns:wpi="http://schemas.microsoft.com/office/word/2010/wordprocessingInk" xmlns:wne="http://schemas.microsoft.com/office/word/2006/wordml" xmlns:wps="http://schemas.microsoft.com/office/word/2010/wordprocessingShape" mc:Ignorable="w14 w15 w16se w16cid w16 w16cex w16sdtdh wp14">
   <w:footnote w:type="separator" w:id="-1">
@@ -9781,16 +12491,6 @@
 <w:hdr xmlns:wpc="http://schemas.microsoft.com/office/word/2010/wordprocessingCanvas" xmlns:cx="http://schemas.microsoft.com/office/drawing/2014/chartex" xmlns:cx1="http://schemas.microsoft.com/office/drawing/2015/9/8/chartex" xmlns:cx2="http://schemas.microsoft.com/office/drawing/2015/10/21/chartex" xmlns:cx3="http://schemas.microsoft.com/office/drawing/2016/5/9/chartex" xmlns:cx4="http://schemas.microsoft.com/office/drawing/2016/5/10/chartex" xmlns:cx5="http://schemas.microsoft.com/office/drawing/2016/5/11/chartex" xmlns:cx6="http://schemas.microsoft.com/office/drawing/2016/5/12/chartex" xmlns:cx7="http://schemas.microsoft.com/office/drawing/2016/5/13/chartex" xmlns:cx8="http://schemas.microsoft.com/office/drawing/2016/5/14/chartex" xmlns:mc="http://schemas.openxmlformats.org/markup-compatibility/2006" xmlns:aink="http://schemas.microsoft.com/office/drawing/2016/ink" xmlns:am3d="http://schemas.microsoft.com/office/drawing/2017/model3d" xmlns:o="urn:schemas-microsoft-com:office:office" xmlns:oel="http://schemas.microsoft.com/office/2019/extlst" xmlns:r="http://schemas.openxmlformats.org/officeDocument/2006/relationships" xmlns:m="http://schemas.openxmlformats.org/officeDocument/2006/math" xmlns:v="urn:schemas-microsoft-com:vml" xmlns:wp14="http://schemas.microsoft.com/office/word/2010/wordprocessingDrawing" xmlns:wp="http://schemas.openxmlformats.org/drawingml/2006/wordprocessingDrawing" xmlns:w10="urn:schemas-microsoft-com:office:word" xmlns:w="http://schemas.openxmlformats.org/wordprocessingml/2006/main" xmlns:w14="http://schemas.microsoft.com/office/word/2010/wordml" xmlns:w15="http://schemas.microsoft.com/office/word/2012/wordml" xmlns:w16cex="http://schemas.microsoft.com/office/word/2018/wordml/cex" xmlns:w16cid="http://schemas.microsoft.com/office/word/2016/wordml/cid" xmlns:w16="http://schemas.microsoft.com/office/word/2018/wordml" xmlns:w16sdtdh="http://schemas.microsoft.com/office/word/2020/wordml/sdtdatahash" xmlns:w16se="http://schemas.microsoft.com/office/word/2015/wordml/symex" xmlns:wpg="http://schemas.microsoft.com/office/word/2010/wordprocessingGroup" xmlns:wpi="http://schemas.microsoft.com/office/word/2010/wordprocessingInk" xmlns:wne="http://schemas.microsoft.com/office/word/2006/wordml" xmlns:wps="http://schemas.microsoft.com/office/word/2010/wordprocessingShape" mc:Ignorable="w14 w15 w16se w16cid w16 w16cex w16sdtdh wp14">
   <w:p>
     <w:pPr>
-      <w:pStyle w:val="Encabezado"/>
-    </w:pPr>
-  </w:p>
-</w:hdr>
-</file>
-
-<file path=word/header2.xml><?xml version="1.0" encoding="utf-8"?>
-<w:hdr xmlns:wpc="http://schemas.microsoft.com/office/word/2010/wordprocessingCanvas" xmlns:cx="http://schemas.microsoft.com/office/drawing/2014/chartex" xmlns:cx1="http://schemas.microsoft.com/office/drawing/2015/9/8/chartex" xmlns:cx2="http://schemas.microsoft.com/office/drawing/2015/10/21/chartex" xmlns:cx3="http://schemas.microsoft.com/office/drawing/2016/5/9/chartex" xmlns:cx4="http://schemas.microsoft.com/office/drawing/2016/5/10/chartex" xmlns:cx5="http://schemas.microsoft.com/office/drawing/2016/5/11/chartex" xmlns:cx6="http://schemas.microsoft.com/office/drawing/2016/5/12/chartex" xmlns:cx7="http://schemas.microsoft.com/office/drawing/2016/5/13/chartex" xmlns:cx8="http://schemas.microsoft.com/office/drawing/2016/5/14/chartex" xmlns:mc="http://schemas.openxmlformats.org/markup-compatibility/2006" xmlns:aink="http://schemas.microsoft.com/office/drawing/2016/ink" xmlns:am3d="http://schemas.microsoft.com/office/drawing/2017/model3d" xmlns:o="urn:schemas-microsoft-com:office:office" xmlns:oel="http://schemas.microsoft.com/office/2019/extlst" xmlns:r="http://schemas.openxmlformats.org/officeDocument/2006/relationships" xmlns:m="http://schemas.openxmlformats.org/officeDocument/2006/math" xmlns:v="urn:schemas-microsoft-com:vml" xmlns:wp14="http://schemas.microsoft.com/office/word/2010/wordprocessingDrawing" xmlns:wp="http://schemas.openxmlformats.org/drawingml/2006/wordprocessingDrawing" xmlns:w10="urn:schemas-microsoft-com:office:word" xmlns:w="http://schemas.openxmlformats.org/wordprocessingml/2006/main" xmlns:w14="http://schemas.microsoft.com/office/word/2010/wordml" xmlns:w15="http://schemas.microsoft.com/office/word/2012/wordml" xmlns:w16cex="http://schemas.microsoft.com/office/word/2018/wordml/cex" xmlns:w16cid="http://schemas.microsoft.com/office/word/2016/wordml/cid" xmlns:w16="http://schemas.microsoft.com/office/word/2018/wordml" xmlns:w16sdtdh="http://schemas.microsoft.com/office/word/2020/wordml/sdtdatahash" xmlns:w16se="http://schemas.microsoft.com/office/word/2015/wordml/symex" xmlns:wpg="http://schemas.microsoft.com/office/word/2010/wordprocessingGroup" xmlns:wpi="http://schemas.microsoft.com/office/word/2010/wordprocessingInk" xmlns:wne="http://schemas.microsoft.com/office/word/2006/wordml" xmlns:wps="http://schemas.microsoft.com/office/word/2010/wordprocessingShape" mc:Ignorable="w14 w15 w16se w16cid w16 w16cex w16sdtdh wp14">
-  <w:p>
-    <w:pPr>
       <w:ind w:right="-516" w:firstLine="4536"/>
       <w:rPr>
         <w:rFonts w:ascii="Batang" w:eastAsia="Batang" w:hAnsi="Batang" w:cs="Arial"/>
@@ -9805,25 +12505,25 @@
         <w:rFonts w:ascii="Baskerville Old Face" w:eastAsia="Batang" w:hAnsi="Baskerville Old Face" w:cs="Arabic Typesetting"/>
         <w:b/>
         <w:noProof/>
-        <w:sz w:val="26"/>
+        <w:sz w:val="40"/>
         <w:szCs w:val="26"/>
-        <w:lang w:val="es-CO"/>
+        <w:lang w:val="es-CO" w:eastAsia="es-CO"/>
       </w:rPr>
       <mc:AlternateContent>
         <mc:Choice Requires="wps">
           <w:drawing>
-            <wp:anchor distT="45720" distB="45720" distL="114300" distR="114300" simplePos="0" relativeHeight="251673600" behindDoc="0" locked="0" layoutInCell="1" allowOverlap="1" wp14:anchorId="243472CC" wp14:editId="05FE77BF">
+            <wp:anchor distT="45720" distB="45720" distL="114300" distR="114300" simplePos="0" relativeHeight="251673600" behindDoc="0" locked="0" layoutInCell="1" allowOverlap="1" wp14:anchorId="38526479" wp14:editId="2DE418B8">
               <wp:simplePos x="0" y="0"/>
-              <wp:positionH relativeFrom="margin">
-                <wp:align>left</wp:align>
+              <wp:positionH relativeFrom="column">
+                <wp:posOffset>-137160</wp:posOffset>
               </wp:positionH>
               <wp:positionV relativeFrom="paragraph">
-                <wp:posOffset>234315</wp:posOffset>
+                <wp:posOffset>339090</wp:posOffset>
               </wp:positionV>
-              <wp:extent cx="3248025" cy="266700"/>
-              <wp:effectExtent l="0" t="0" r="28575" b="19050"/>
+              <wp:extent cx="4991100" cy="561975"/>
+              <wp:effectExtent l="0" t="0" r="0" b="0"/>
               <wp:wrapNone/>
-              <wp:docPr id="2" name="Cuadro de texto 2"/>
+              <wp:docPr id="3" name="Cuadro de texto 2"/>
               <wp:cNvGraphicFramePr>
                 <a:graphicFrameLocks xmlns:a="http://schemas.openxmlformats.org/drawingml/2006/main"/>
               </wp:cNvGraphicFramePr>
@@ -9836,18 +12536,14 @@
                     <wps:spPr bwMode="auto">
                       <a:xfrm>
                         <a:off x="0" y="0"/>
-                        <a:ext cx="3248025" cy="266700"/>
+                        <a:ext cx="4991100" cy="561975"/>
                       </a:xfrm>
                       <a:prstGeom prst="rect">
                         <a:avLst/>
                       </a:prstGeom>
-                      <a:solidFill>
-                        <a:srgbClr val="FFFFFF"/>
-                      </a:solidFill>
+                      <a:noFill/>
                       <a:ln w="9525">
-                        <a:solidFill>
-                          <a:srgbClr val="000000"/>
-                        </a:solidFill>
+                        <a:noFill/>
                         <a:miter lim="800000"/>
                         <a:headEnd/>
                         <a:tailEnd/>
@@ -9856,15 +12552,33 @@
                     <wps:txbx>
                       <w:txbxContent>
                         <w:p>
+                          <w:pPr>
+                            <w:rPr>
+                              <w:rFonts w:ascii="Lucida Calligraphy" w:hAnsi="Lucida Calligraphy" w:cs="Segoe UI"/>
+                              <w:lang w:val="es-CO"/>
+                            </w:rPr>
+                          </w:pPr>
                           <w:r>
+                            <w:rPr>
+                              <w:rFonts w:ascii="Lucida Calligraphy" w:hAnsi="Lucida Calligraphy" w:cs="Segoe UI"/>
+                              <w:lang w:val="es-CO"/>
+                            </w:rPr>
                             <w:t>{</w:t>
                           </w:r>
                           <w:proofErr w:type="spellStart"/>
                           <w:r>
-                            <w:t>nombre_completo</w:t>
+                            <w:rPr>
+                              <w:rFonts w:ascii="Lucida Calligraphy" w:hAnsi="Lucida Calligraphy" w:cs="Segoe UI"/>
+                              <w:lang w:val="es-CO"/>
+                            </w:rPr>
+                            <w:t>frase_indentificadora</w:t>
                           </w:r>
                           <w:proofErr w:type="spellEnd"/>
                           <w:r>
+                            <w:rPr>
+                              <w:rFonts w:ascii="Lucida Calligraphy" w:hAnsi="Lucida Calligraphy" w:cs="Segoe UI"/>
+                              <w:lang w:val="es-CO"/>
+                            </w:rPr>
                             <w:t>}</w:t>
                           </w:r>
                         </w:p>
@@ -9887,29 +12601,46 @@
         </mc:Choice>
         <mc:Fallback>
           <w:pict>
-            <v:shapetype w14:anchorId="243472CC" id="_x0000_t202" coordsize="21600,21600" o:spt="202" path="m,l,21600r21600,l21600,xe">
+            <v:shapetype w14:anchorId="38526479" id="_x0000_t202" coordsize="21600,21600" o:spt="202" path="m,l,21600r21600,l21600,xe">
               <v:stroke joinstyle="miter"/>
               <v:path gradientshapeok="t" o:connecttype="rect"/>
             </v:shapetype>
-            <v:shape id="_x0000_s1030" type="#_x0000_t202" style="position:absolute;left:0;text-align:left;margin-left:0;margin-top:18.45pt;width:255.75pt;height:21pt;z-index:251673600;visibility:visible;mso-wrap-style:square;mso-width-percent:0;mso-height-percent:0;mso-wrap-distance-left:9pt;mso-wrap-distance-top:3.6pt;mso-wrap-distance-right:9pt;mso-wrap-distance-bottom:3.6pt;mso-position-horizontal:left;mso-position-horizontal-relative:margin;mso-position-vertical:absolute;mso-position-vertical-relative:text;mso-width-percent:0;mso-height-percent:0;mso-width-relative:margin;mso-height-relative:margin;v-text-anchor:top" o:gfxdata="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">
+            <v:shape id="_x0000_s1032" type="#_x0000_t202" style="position:absolute;left:0;text-align:left;margin-left:-10.8pt;margin-top:26.7pt;width:393pt;height:44.25pt;z-index:251673600;visibility:visible;mso-wrap-style:square;mso-width-percent:0;mso-height-percent:0;mso-wrap-distance-left:9pt;mso-wrap-distance-top:3.6pt;mso-wrap-distance-right:9pt;mso-wrap-distance-bottom:3.6pt;mso-position-horizontal:absolute;mso-position-horizontal-relative:text;mso-position-vertical:absolute;mso-position-vertical-relative:text;mso-width-percent:0;mso-height-percent:0;mso-width-relative:margin;mso-height-relative:margin;v-text-anchor:top" o:gfxdata="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" filled="f" stroked="f">
               <v:textbox>
                 <w:txbxContent>
                   <w:p>
+                    <w:pPr>
+                      <w:rPr>
+                        <w:rFonts w:ascii="Lucida Calligraphy" w:hAnsi="Lucida Calligraphy" w:cs="Segoe UI"/>
+                        <w:lang w:val="es-CO"/>
+                      </w:rPr>
+                    </w:pPr>
                     <w:r>
+                      <w:rPr>
+                        <w:rFonts w:ascii="Lucida Calligraphy" w:hAnsi="Lucida Calligraphy" w:cs="Segoe UI"/>
+                        <w:lang w:val="es-CO"/>
+                      </w:rPr>
                       <w:t>{</w:t>
                     </w:r>
                     <w:proofErr w:type="spellStart"/>
                     <w:r>
-                      <w:t>nombre_completo</w:t>
+                      <w:rPr>
+                        <w:rFonts w:ascii="Lucida Calligraphy" w:hAnsi="Lucida Calligraphy" w:cs="Segoe UI"/>
+                        <w:lang w:val="es-CO"/>
+                      </w:rPr>
+                      <w:t>frase_indentificadora</w:t>
                     </w:r>
                     <w:proofErr w:type="spellEnd"/>
                     <w:r>
+                      <w:rPr>
+                        <w:rFonts w:ascii="Lucida Calligraphy" w:hAnsi="Lucida Calligraphy" w:cs="Segoe UI"/>
+                        <w:lang w:val="es-CO"/>
+                      </w:rPr>
                       <w:t>}</w:t>
                     </w:r>
                   </w:p>
                 </w:txbxContent>
               </v:textbox>
-              <w10:wrap anchorx="margin"/>
             </v:shape>
           </w:pict>
         </mc:Fallback>
@@ -9927,7 +12658,7 @@
       <mc:AlternateContent>
         <mc:Choice Requires="wps">
           <w:drawing>
-            <wp:anchor distT="45720" distB="45720" distL="114300" distR="114300" simplePos="0" relativeHeight="251653632" behindDoc="0" locked="0" layoutInCell="1" allowOverlap="1" wp14:anchorId="52114CD8" wp14:editId="287553AF">
+            <wp:anchor distT="45720" distB="45720" distL="114300" distR="114300" simplePos="0" relativeHeight="251653632" behindDoc="0" locked="0" layoutInCell="1" allowOverlap="1" wp14:anchorId="52114CD8" wp14:editId="02F44D9F">
               <wp:simplePos x="0" y="0"/>
               <wp:positionH relativeFrom="column">
                 <wp:posOffset>-251460</wp:posOffset>
@@ -9935,7 +12666,7 @@
               <wp:positionV relativeFrom="paragraph">
                 <wp:posOffset>-118110</wp:posOffset>
               </wp:positionV>
-              <wp:extent cx="2438400" cy="679450"/>
+              <wp:extent cx="3581400" cy="679450"/>
               <wp:effectExtent l="0" t="0" r="0" b="6350"/>
               <wp:wrapNone/>
               <wp:docPr id="217" name="Cuadro de texto 2"/>
@@ -9951,7 +12682,7 @@
                     <wps:spPr bwMode="auto">
                       <a:xfrm>
                         <a:off x="0" y="0"/>
-                        <a:ext cx="2438400" cy="679450"/>
+                        <a:ext cx="3581400" cy="679450"/>
                       </a:xfrm>
                       <a:prstGeom prst="rect">
                         <a:avLst/>
@@ -9971,7 +12702,7 @@
                             <w:jc w:val="center"/>
                             <w:rPr>
                               <w:rFonts w:ascii="Lucida Calligraphy" w:hAnsi="Lucida Calligraphy" w:cs="Segoe UI"/>
-                              <w:sz w:val="36"/>
+                              <w:sz w:val="28"/>
                               <w:szCs w:val="28"/>
                               <w:lang w:val="es-CO"/>
                             </w:rPr>
@@ -9979,12 +12710,43 @@
                           <w:r>
                             <w:rPr>
                               <w:rFonts w:ascii="Lucida Calligraphy" w:hAnsi="Lucida Calligraphy" w:cs="Segoe UI"/>
-                              <w:sz w:val="36"/>
+                              <w:sz w:val="28"/>
                               <w:szCs w:val="28"/>
                               <w:lang w:val="es-CO"/>
                             </w:rPr>
-                            <w:t>Nombre completo</w:t>
+                            <w:t>{</w:t>
                           </w:r>
+                          <w:proofErr w:type="spellStart"/>
+                          <w:r>
+                            <w:rPr>
+                              <w:rFonts w:ascii="Lucida Calligraphy" w:hAnsi="Lucida Calligraphy" w:cs="Segoe UI"/>
+                              <w:sz w:val="28"/>
+                              <w:szCs w:val="28"/>
+                              <w:lang w:val="es-CO"/>
+                            </w:rPr>
+                            <w:t>nombre_completo</w:t>
+                          </w:r>
+                          <w:proofErr w:type="spellEnd"/>
+                          <w:r>
+                            <w:rPr>
+                              <w:rFonts w:ascii="Lucida Calligraphy" w:hAnsi="Lucida Calligraphy" w:cs="Segoe UI"/>
+                              <w:sz w:val="28"/>
+                              <w:szCs w:val="28"/>
+                              <w:lang w:val="es-CO"/>
+                            </w:rPr>
+                            <w:t>}</w:t>
+                          </w:r>
+                        </w:p>
+                        <w:p>
+                          <w:pPr>
+                            <w:jc w:val="center"/>
+                            <w:rPr>
+                              <w:rFonts w:ascii="Lucida Calligraphy" w:hAnsi="Lucida Calligraphy" w:cs="Segoe UI"/>
+                              <w:sz w:val="28"/>
+                              <w:szCs w:val="28"/>
+                              <w:lang w:val="es-CO"/>
+                            </w:rPr>
+                          </w:pPr>
                         </w:p>
                       </w:txbxContent>
                     </wps:txbx>
@@ -10005,7 +12767,7 @@
         </mc:Choice>
         <mc:Fallback>
           <w:pict>
-            <v:shape w14:anchorId="52114CD8" id="_x0000_s1031" type="#_x0000_t202" style="position:absolute;left:0;text-align:left;margin-left:-19.8pt;margin-top:-9.3pt;width:192pt;height:53.5pt;z-index:251653632;visibility:visible;mso-wrap-style:square;mso-width-percent:0;mso-height-percent:0;mso-wrap-distance-left:9pt;mso-wrap-distance-top:3.6pt;mso-wrap-distance-right:9pt;mso-wrap-distance-bottom:3.6pt;mso-position-horizontal:absolute;mso-position-horizontal-relative:text;mso-position-vertical:absolute;mso-position-vertical-relative:text;mso-width-percent:0;mso-height-percent:0;mso-width-relative:margin;mso-height-relative:margin;v-text-anchor:top" o:gfxdata="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" filled="f" stroked="f">
+            <v:shape w14:anchorId="52114CD8" id="_x0000_s1033" type="#_x0000_t202" style="position:absolute;left:0;text-align:left;margin-left:-19.8pt;margin-top:-9.3pt;width:282pt;height:53.5pt;z-index:251653632;visibility:visible;mso-wrap-style:square;mso-width-percent:0;mso-height-percent:0;mso-wrap-distance-left:9pt;mso-wrap-distance-top:3.6pt;mso-wrap-distance-right:9pt;mso-wrap-distance-bottom:3.6pt;mso-position-horizontal:absolute;mso-position-horizontal-relative:text;mso-position-vertical:absolute;mso-position-vertical-relative:text;mso-width-percent:0;mso-height-percent:0;mso-width-relative:margin;mso-height-relative:margin;v-text-anchor:top" o:gfxdata="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" filled="f" stroked="f">
               <v:textbox>
                 <w:txbxContent>
                   <w:p>
@@ -10013,7 +12775,7 @@
                       <w:jc w:val="center"/>
                       <w:rPr>
                         <w:rFonts w:ascii="Lucida Calligraphy" w:hAnsi="Lucida Calligraphy" w:cs="Segoe UI"/>
-                        <w:sz w:val="36"/>
+                        <w:sz w:val="28"/>
                         <w:szCs w:val="28"/>
                         <w:lang w:val="es-CO"/>
                       </w:rPr>
@@ -10021,12 +12783,43 @@
                     <w:r>
                       <w:rPr>
                         <w:rFonts w:ascii="Lucida Calligraphy" w:hAnsi="Lucida Calligraphy" w:cs="Segoe UI"/>
-                        <w:sz w:val="36"/>
+                        <w:sz w:val="28"/>
                         <w:szCs w:val="28"/>
                         <w:lang w:val="es-CO"/>
                       </w:rPr>
-                      <w:t>Nombre completo</w:t>
+                      <w:t>{</w:t>
                     </w:r>
+                    <w:proofErr w:type="spellStart"/>
+                    <w:r>
+                      <w:rPr>
+                        <w:rFonts w:ascii="Lucida Calligraphy" w:hAnsi="Lucida Calligraphy" w:cs="Segoe UI"/>
+                        <w:sz w:val="28"/>
+                        <w:szCs w:val="28"/>
+                        <w:lang w:val="es-CO"/>
+                      </w:rPr>
+                      <w:t>nombre_completo</w:t>
+                    </w:r>
+                    <w:proofErr w:type="spellEnd"/>
+                    <w:r>
+                      <w:rPr>
+                        <w:rFonts w:ascii="Lucida Calligraphy" w:hAnsi="Lucida Calligraphy" w:cs="Segoe UI"/>
+                        <w:sz w:val="28"/>
+                        <w:szCs w:val="28"/>
+                        <w:lang w:val="es-CO"/>
+                      </w:rPr>
+                      <w:t>}</w:t>
+                    </w:r>
+                  </w:p>
+                  <w:p>
+                    <w:pPr>
+                      <w:jc w:val="center"/>
+                      <w:rPr>
+                        <w:rFonts w:ascii="Lucida Calligraphy" w:hAnsi="Lucida Calligraphy" w:cs="Segoe UI"/>
+                        <w:sz w:val="28"/>
+                        <w:szCs w:val="28"/>
+                        <w:lang w:val="es-CO"/>
+                      </w:rPr>
+                    </w:pPr>
                   </w:p>
                 </w:txbxContent>
               </v:textbox>
@@ -10295,7 +13088,7 @@
         </mc:Choice>
         <mc:Fallback>
           <w:pict>
-            <v:shape w14:anchorId="17FFBDF6" id="_x0000_s1032" type="#_x0000_t202" style="position:absolute;left:0;text-align:left;margin-left:-33.05pt;margin-top:17.2pt;width:209.5pt;height:37.5pt;z-index:251662336;visibility:visible;mso-wrap-style:square;mso-width-percent:0;mso-height-percent:0;mso-wrap-distance-left:9pt;mso-wrap-distance-top:0;mso-wrap-distance-right:9pt;mso-wrap-distance-bottom:0;mso-position-horizontal:absolute;mso-position-horizontal-relative:text;mso-position-vertical:absolute;mso-position-vertical-relative:text;mso-width-percent:0;mso-height-percent:0;mso-width-relative:margin;mso-height-relative:margin;v-text-anchor:top" o:gfxdata="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" filled="f" stroked="f">
+            <v:shape w14:anchorId="17FFBDF6" id="_x0000_s1034" type="#_x0000_t202" style="position:absolute;left:0;text-align:left;margin-left:-33.05pt;margin-top:17.2pt;width:209.5pt;height:37.5pt;z-index:251662336;visibility:visible;mso-wrap-style:square;mso-width-percent:0;mso-height-percent:0;mso-wrap-distance-left:9pt;mso-wrap-distance-top:0;mso-wrap-distance-right:9pt;mso-wrap-distance-bottom:0;mso-position-horizontal:absolute;mso-position-horizontal-relative:text;mso-position-vertical:absolute;mso-position-vertical-relative:text;mso-width-percent:0;mso-height-percent:0;mso-width-relative:margin;mso-height-relative:margin;v-text-anchor:top" o:gfxdata="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" filled="f" stroked="f">
               <v:textbox>
                 <w:txbxContent>
                   <w:p>
@@ -10408,16 +13201,6 @@
         </mc:Fallback>
       </mc:AlternateContent>
     </w:r>
-  </w:p>
-</w:hdr>
-</file>
-
-<file path=word/header3.xml><?xml version="1.0" encoding="utf-8"?>
-<w:hdr xmlns:wpc="http://schemas.microsoft.com/office/word/2010/wordprocessingCanvas" xmlns:cx="http://schemas.microsoft.com/office/drawing/2014/chartex" xmlns:cx1="http://schemas.microsoft.com/office/drawing/2015/9/8/chartex" xmlns:cx2="http://schemas.microsoft.com/office/drawing/2015/10/21/chartex" xmlns:cx3="http://schemas.microsoft.com/office/drawing/2016/5/9/chartex" xmlns:cx4="http://schemas.microsoft.com/office/drawing/2016/5/10/chartex" xmlns:cx5="http://schemas.microsoft.com/office/drawing/2016/5/11/chartex" xmlns:cx6="http://schemas.microsoft.com/office/drawing/2016/5/12/chartex" xmlns:cx7="http://schemas.microsoft.com/office/drawing/2016/5/13/chartex" xmlns:cx8="http://schemas.microsoft.com/office/drawing/2016/5/14/chartex" xmlns:mc="http://schemas.openxmlformats.org/markup-compatibility/2006" xmlns:aink="http://schemas.microsoft.com/office/drawing/2016/ink" xmlns:am3d="http://schemas.microsoft.com/office/drawing/2017/model3d" xmlns:o="urn:schemas-microsoft-com:office:office" xmlns:oel="http://schemas.microsoft.com/office/2019/extlst" xmlns:r="http://schemas.openxmlformats.org/officeDocument/2006/relationships" xmlns:m="http://schemas.openxmlformats.org/officeDocument/2006/math" xmlns:v="urn:schemas-microsoft-com:vml" xmlns:wp14="http://schemas.microsoft.com/office/word/2010/wordprocessingDrawing" xmlns:wp="http://schemas.openxmlformats.org/drawingml/2006/wordprocessingDrawing" xmlns:w10="urn:schemas-microsoft-com:office:word" xmlns:w="http://schemas.openxmlformats.org/wordprocessingml/2006/main" xmlns:w14="http://schemas.microsoft.com/office/word/2010/wordml" xmlns:w15="http://schemas.microsoft.com/office/word/2012/wordml" xmlns:w16cex="http://schemas.microsoft.com/office/word/2018/wordml/cex" xmlns:w16cid="http://schemas.microsoft.com/office/word/2016/wordml/cid" xmlns:w16="http://schemas.microsoft.com/office/word/2018/wordml" xmlns:w16sdtdh="http://schemas.microsoft.com/office/word/2020/wordml/sdtdatahash" xmlns:w16se="http://schemas.microsoft.com/office/word/2015/wordml/symex" xmlns:wpg="http://schemas.microsoft.com/office/word/2010/wordprocessingGroup" xmlns:wpi="http://schemas.microsoft.com/office/word/2010/wordprocessingInk" xmlns:wne="http://schemas.microsoft.com/office/word/2006/wordml" xmlns:wps="http://schemas.microsoft.com/office/word/2010/wordprocessingShape" mc:Ignorable="w14 w15 w16se w16cid w16 w16cex w16sdtdh wp14">
-  <w:p>
-    <w:pPr>
-      <w:pStyle w:val="Encabezado"/>
-    </w:pPr>
   </w:p>
 </w:hdr>
 </file>
@@ -11480,6 +14263,21 @@
       </w:tcPr>
     </w:tblStylePr>
   </w:style>
+  <w:style w:type="paragraph" w:styleId="Sinespaciado">
+    <w:name w:val="No Spacing"/>
+    <w:uiPriority w:val="1"/>
+    <w:qFormat/>
+    <w:rsid w:val="00613CE1"/>
+    <w:pPr>
+      <w:spacing w:after="0" w:line="240" w:lineRule="auto"/>
+    </w:pPr>
+    <w:rPr>
+      <w:rFonts w:ascii="Times New Roman" w:eastAsia="Times New Roman" w:hAnsi="Times New Roman" w:cs="Times New Roman"/>
+      <w:sz w:val="24"/>
+      <w:szCs w:val="24"/>
+      <w:lang w:val="es-ES" w:eastAsia="es-ES"/>
+    </w:rPr>
+  </w:style>
 </w:styles>
 </file>
 

--- a/src/features/fundacion/docs/FORMATO HOJA DE VIDA FHISYL.docx
+++ b/src/features/fundacion/docs/FORMATO HOJA DE VIDA FHISYL.docx
@@ -2,6 +2,7 @@
 <file path=word/document.xml><?xml version="1.0" encoding="utf-8"?>
 <w:document xmlns:wpc="http://schemas.microsoft.com/office/word/2010/wordprocessingCanvas" xmlns:cx="http://schemas.microsoft.com/office/drawing/2014/chartex" xmlns:cx1="http://schemas.microsoft.com/office/drawing/2015/9/8/chartex" xmlns:cx2="http://schemas.microsoft.com/office/drawing/2015/10/21/chartex" xmlns:cx3="http://schemas.microsoft.com/office/drawing/2016/5/9/chartex" xmlns:cx4="http://schemas.microsoft.com/office/drawing/2016/5/10/chartex" xmlns:cx5="http://schemas.microsoft.com/office/drawing/2016/5/11/chartex" xmlns:cx6="http://schemas.microsoft.com/office/drawing/2016/5/12/chartex" xmlns:cx7="http://schemas.microsoft.com/office/drawing/2016/5/13/chartex" xmlns:cx8="http://schemas.microsoft.com/office/drawing/2016/5/14/chartex" xmlns:mc="http://schemas.openxmlformats.org/markup-compatibility/2006" xmlns:aink="http://schemas.microsoft.com/office/drawing/2016/ink" xmlns:am3d="http://schemas.microsoft.com/office/drawing/2017/model3d" xmlns:o="urn:schemas-microsoft-com:office:office" xmlns:oel="http://schemas.microsoft.com/office/2019/extlst" xmlns:r="http://schemas.openxmlformats.org/officeDocument/2006/relationships" xmlns:m="http://schemas.openxmlformats.org/officeDocument/2006/math" xmlns:v="urn:schemas-microsoft-com:vml" xmlns:wp14="http://schemas.microsoft.com/office/word/2010/wordprocessingDrawing" xmlns:wp="http://schemas.openxmlformats.org/drawingml/2006/wordprocessingDrawing" xmlns:w10="urn:schemas-microsoft-com:office:word" xmlns:w="http://schemas.openxmlformats.org/wordprocessingml/2006/main" xmlns:w14="http://schemas.microsoft.com/office/word/2010/wordml" xmlns:w15="http://schemas.microsoft.com/office/word/2012/wordml" xmlns:w16cex="http://schemas.microsoft.com/office/word/2018/wordml/cex" xmlns:w16cid="http://schemas.microsoft.com/office/word/2016/wordml/cid" xmlns:w16="http://schemas.microsoft.com/office/word/2018/wordml" xmlns:w16sdtdh="http://schemas.microsoft.com/office/word/2020/wordml/sdtdatahash" xmlns:w16se="http://schemas.microsoft.com/office/word/2015/wordml/symex" xmlns:wpg="http://schemas.microsoft.com/office/word/2010/wordprocessingGroup" xmlns:wpi="http://schemas.microsoft.com/office/word/2010/wordprocessingInk" xmlns:wne="http://schemas.microsoft.com/office/word/2006/wordml" xmlns:wps="http://schemas.microsoft.com/office/word/2010/wordprocessingShape" mc:Ignorable="w14 w15 w16se w16cid w16 w16cex w16sdtdh wp14">
   <w:body>
+    <w:bookmarkStart w:id="0" w:name="_Hlk110511240"/>
     <w:p>
       <w:pPr>
         <w:rPr>
@@ -11,7 +12,6 @@
           <w:szCs w:val="26"/>
         </w:rPr>
       </w:pPr>
-      <w:bookmarkStart w:id="0" w:name="_Hlk110511240"/>
       <w:r>
         <w:rPr>
           <w:rFonts w:ascii="Calibri Light" w:hAnsi="Calibri Light" w:cs="Calibri Light"/>
@@ -1967,13 +1967,7 @@
               <w:rPr>
                 <w:szCs w:val="26"/>
               </w:rPr>
-              <w:t>{</w:t>
-            </w:r>
-            <w:r>
-              <w:rPr>
-                <w:szCs w:val="26"/>
-              </w:rPr>
-              <w:t>_grado}</w:t>
+              <w:t>{_grado}</w:t>
             </w:r>
             <w:r>
               <w:rPr>
@@ -3650,56 +3644,26 @@
                 <w:sz w:val="26"/>
                 <w:szCs w:val="26"/>
               </w:rPr>
-              <w:t>{aplica/noAplica</w:t>
-            </w:r>
-            <w:r>
+              <w:t>{aplica/noAplica2}</w:t>
+            </w:r>
+          </w:p>
+        </w:tc>
+        <w:tc>
+          <w:tcPr>
+            <w:tcW w:w="2552" w:type="dxa"/>
+            <w:vAlign w:val="center"/>
+          </w:tcPr>
+          <w:p>
+            <w:pPr>
               <w:rPr>
                 <w:rFonts w:ascii="Trebuchet MS" w:hAnsi="Trebuchet MS"/>
-                <w:b/>
-                <w:sz w:val="26"/>
-                <w:szCs w:val="26"/>
-              </w:rPr>
-              <w:t>2</w:t>
-            </w:r>
+              </w:rPr>
+            </w:pPr>
             <w:r>
               <w:rPr>
                 <w:rFonts w:ascii="Trebuchet MS" w:hAnsi="Trebuchet MS"/>
-                <w:b/>
-                <w:sz w:val="26"/>
-                <w:szCs w:val="26"/>
-              </w:rPr>
-              <w:t>}</w:t>
-            </w:r>
-          </w:p>
-        </w:tc>
-        <w:tc>
-          <w:tcPr>
-            <w:tcW w:w="2552" w:type="dxa"/>
-            <w:vAlign w:val="center"/>
-          </w:tcPr>
-          <w:p>
-            <w:pPr>
-              <w:rPr>
-                <w:rFonts w:ascii="Trebuchet MS" w:hAnsi="Trebuchet MS"/>
-              </w:rPr>
-            </w:pPr>
-            <w:r>
-              <w:rPr>
-                <w:rFonts w:ascii="Trebuchet MS" w:hAnsi="Trebuchet MS"/>
-              </w:rPr>
-              <w:t>{numero_horas</w:t>
-            </w:r>
-            <w:r>
-              <w:rPr>
-                <w:rFonts w:ascii="Trebuchet MS" w:hAnsi="Trebuchet MS"/>
-              </w:rPr>
-              <w:t>2</w:t>
-            </w:r>
-            <w:r>
-              <w:rPr>
-                <w:rFonts w:ascii="Trebuchet MS" w:hAnsi="Trebuchet MS"/>
-              </w:rPr>
-              <w:t>}</w:t>
+              </w:rPr>
+              <w:t>{numero_horas2}</w:t>
             </w:r>
           </w:p>
         </w:tc>
@@ -3719,19 +3683,7 @@
               <w:rPr>
                 <w:rFonts w:ascii="Trebuchet MS" w:hAnsi="Trebuchet MS"/>
               </w:rPr>
-              <w:t>{exp_si</w:t>
-            </w:r>
-            <w:r>
-              <w:rPr>
-                <w:rFonts w:ascii="Trebuchet MS" w:hAnsi="Trebuchet MS"/>
-              </w:rPr>
-              <w:t>2</w:t>
-            </w:r>
-            <w:r>
-              <w:rPr>
-                <w:rFonts w:ascii="Trebuchet MS" w:hAnsi="Trebuchet MS"/>
-              </w:rPr>
-              <w:t>}</w:t>
+              <w:t>{exp_si2}</w:t>
             </w:r>
           </w:p>
         </w:tc>
@@ -3751,19 +3703,7 @@
               <w:rPr>
                 <w:rFonts w:ascii="Trebuchet MS" w:hAnsi="Trebuchet MS"/>
               </w:rPr>
-              <w:t>{exp_no</w:t>
-            </w:r>
-            <w:r>
-              <w:rPr>
-                <w:rFonts w:ascii="Trebuchet MS" w:hAnsi="Trebuchet MS"/>
-              </w:rPr>
-              <w:t>2</w:t>
-            </w:r>
-            <w:r>
-              <w:rPr>
-                <w:rFonts w:ascii="Trebuchet MS" w:hAnsi="Trebuchet MS"/>
-              </w:rPr>
-              <w:t>}</w:t>
+              <w:t>{exp_no2}</w:t>
             </w:r>
           </w:p>
         </w:tc>
@@ -3794,56 +3734,26 @@
                 <w:sz w:val="26"/>
                 <w:szCs w:val="26"/>
               </w:rPr>
-              <w:t>{aplica/noAplica</w:t>
-            </w:r>
-            <w:r>
+              <w:t>{aplica/noAplica3}</w:t>
+            </w:r>
+          </w:p>
+        </w:tc>
+        <w:tc>
+          <w:tcPr>
+            <w:tcW w:w="2552" w:type="dxa"/>
+            <w:vAlign w:val="center"/>
+          </w:tcPr>
+          <w:p>
+            <w:pPr>
               <w:rPr>
                 <w:rFonts w:ascii="Trebuchet MS" w:hAnsi="Trebuchet MS"/>
-                <w:b/>
-                <w:sz w:val="26"/>
-                <w:szCs w:val="26"/>
-              </w:rPr>
-              <w:t>3</w:t>
-            </w:r>
+              </w:rPr>
+            </w:pPr>
             <w:r>
               <w:rPr>
                 <w:rFonts w:ascii="Trebuchet MS" w:hAnsi="Trebuchet MS"/>
-                <w:b/>
-                <w:sz w:val="26"/>
-                <w:szCs w:val="26"/>
-              </w:rPr>
-              <w:t>}</w:t>
-            </w:r>
-          </w:p>
-        </w:tc>
-        <w:tc>
-          <w:tcPr>
-            <w:tcW w:w="2552" w:type="dxa"/>
-            <w:vAlign w:val="center"/>
-          </w:tcPr>
-          <w:p>
-            <w:pPr>
-              <w:rPr>
-                <w:rFonts w:ascii="Trebuchet MS" w:hAnsi="Trebuchet MS"/>
-              </w:rPr>
-            </w:pPr>
-            <w:r>
-              <w:rPr>
-                <w:rFonts w:ascii="Trebuchet MS" w:hAnsi="Trebuchet MS"/>
-              </w:rPr>
-              <w:t>{numero_horas</w:t>
-            </w:r>
-            <w:r>
-              <w:rPr>
-                <w:rFonts w:ascii="Trebuchet MS" w:hAnsi="Trebuchet MS"/>
-              </w:rPr>
-              <w:t>3</w:t>
-            </w:r>
-            <w:r>
-              <w:rPr>
-                <w:rFonts w:ascii="Trebuchet MS" w:hAnsi="Trebuchet MS"/>
-              </w:rPr>
-              <w:t>}</w:t>
+              </w:rPr>
+              <w:t>{numero_horas3}</w:t>
             </w:r>
           </w:p>
         </w:tc>
@@ -3863,19 +3773,7 @@
               <w:rPr>
                 <w:rFonts w:ascii="Trebuchet MS" w:hAnsi="Trebuchet MS"/>
               </w:rPr>
-              <w:t>{exp_si</w:t>
-            </w:r>
-            <w:r>
-              <w:rPr>
-                <w:rFonts w:ascii="Trebuchet MS" w:hAnsi="Trebuchet MS"/>
-              </w:rPr>
-              <w:t>3</w:t>
-            </w:r>
-            <w:r>
-              <w:rPr>
-                <w:rFonts w:ascii="Trebuchet MS" w:hAnsi="Trebuchet MS"/>
-              </w:rPr>
-              <w:t>}</w:t>
+              <w:t>{exp_si3}</w:t>
             </w:r>
           </w:p>
         </w:tc>
@@ -3895,19 +3793,7 @@
               <w:rPr>
                 <w:rFonts w:ascii="Trebuchet MS" w:hAnsi="Trebuchet MS"/>
               </w:rPr>
-              <w:t>{exp_no</w:t>
-            </w:r>
-            <w:r>
-              <w:rPr>
-                <w:rFonts w:ascii="Trebuchet MS" w:hAnsi="Trebuchet MS"/>
-              </w:rPr>
-              <w:t>3</w:t>
-            </w:r>
-            <w:r>
-              <w:rPr>
-                <w:rFonts w:ascii="Trebuchet MS" w:hAnsi="Trebuchet MS"/>
-              </w:rPr>
-              <w:t>}</w:t>
+              <w:t>{exp_no3}</w:t>
             </w:r>
           </w:p>
         </w:tc>
@@ -4564,7 +4450,6 @@
                 <w:lang w:val="es-CO"/>
               </w:rPr>
             </w:pPr>
-            <w:proofErr w:type="gramStart"/>
             <w:r>
               <w:rPr>
                 <w:rFonts w:asciiTheme="majorHAnsi" w:hAnsiTheme="majorHAnsi" w:cs="Arial"/>
@@ -4584,7 +4469,6 @@
               <w:t>{</w:t>
             </w:r>
             <w:proofErr w:type="spellStart"/>
-            <w:proofErr w:type="gramEnd"/>
             <w:r>
               <w:rPr>
                 <w:rFonts w:asciiTheme="majorHAnsi" w:hAnsiTheme="majorHAnsi" w:cs="Arial"/>
@@ -4769,7 +4653,6 @@
                 <w:lang w:val="es-CO"/>
               </w:rPr>
             </w:pPr>
-            <w:proofErr w:type="gramStart"/>
             <w:r>
               <w:rPr>
                 <w:rFonts w:asciiTheme="majorHAnsi" w:hAnsiTheme="majorHAnsi" w:cs="Arial"/>
@@ -4789,7 +4672,6 @@
               <w:t>{</w:t>
             </w:r>
             <w:proofErr w:type="spellStart"/>
-            <w:proofErr w:type="gramEnd"/>
             <w:r>
               <w:rPr>
                 <w:rFonts w:asciiTheme="majorHAnsi" w:hAnsiTheme="majorHAnsi" w:cs="Arial"/>
@@ -5630,7 +5512,6 @@
                 <w:lang w:val="es-CO"/>
               </w:rPr>
             </w:pPr>
-            <w:proofErr w:type="gramStart"/>
             <w:r>
               <w:rPr>
                 <w:rFonts w:asciiTheme="majorHAnsi" w:hAnsiTheme="majorHAnsi" w:cs="Arial"/>
@@ -5647,17 +5528,7 @@
                 <w:szCs w:val="26"/>
                 <w:lang w:val="es-CO"/>
               </w:rPr>
-              <w:t>{</w:t>
-            </w:r>
-            <w:proofErr w:type="gramEnd"/>
-            <w:r>
-              <w:rPr>
-                <w:rFonts w:asciiTheme="majorHAnsi" w:hAnsiTheme="majorHAnsi" w:cs="Arial"/>
-                <w:sz w:val="20"/>
-                <w:szCs w:val="26"/>
-                <w:lang w:val="es-CO"/>
-              </w:rPr>
-              <w:t>dia_inicio2}</w:t>
+              <w:t>{dia_inicio2}</w:t>
             </w:r>
             <w:r>
               <w:rPr>
@@ -5748,7 +5619,6 @@
                 <w:lang w:val="es-CO"/>
               </w:rPr>
             </w:pPr>
-            <w:proofErr w:type="gramStart"/>
             <w:r>
               <w:rPr>
                 <w:rFonts w:asciiTheme="majorHAnsi" w:hAnsiTheme="majorHAnsi" w:cs="Arial"/>
@@ -5765,17 +5635,7 @@
                 <w:szCs w:val="26"/>
                 <w:lang w:val="es-CO"/>
               </w:rPr>
-              <w:t>{</w:t>
-            </w:r>
-            <w:proofErr w:type="gramEnd"/>
-            <w:r>
-              <w:rPr>
-                <w:rFonts w:asciiTheme="majorHAnsi" w:hAnsiTheme="majorHAnsi" w:cs="Arial"/>
-                <w:sz w:val="20"/>
-                <w:szCs w:val="26"/>
-                <w:lang w:val="es-CO"/>
-              </w:rPr>
-              <w:t>dia_fin2}</w:t>
+              <w:t>{dia_fin2}</w:t>
             </w:r>
             <w:r>
               <w:rPr>
@@ -6479,7 +6339,6 @@
                 <w:lang w:val="es-CO"/>
               </w:rPr>
             </w:pPr>
-            <w:proofErr w:type="gramStart"/>
             <w:r>
               <w:rPr>
                 <w:rFonts w:asciiTheme="majorHAnsi" w:hAnsiTheme="majorHAnsi" w:cs="Arial"/>
@@ -6497,17 +6356,7 @@
                 <w:szCs w:val="26"/>
                 <w:lang w:val="es-CO"/>
               </w:rPr>
-              <w:t>{</w:t>
-            </w:r>
-            <w:proofErr w:type="gramEnd"/>
-            <w:r>
-              <w:rPr>
-                <w:rFonts w:asciiTheme="majorHAnsi" w:hAnsiTheme="majorHAnsi" w:cs="Arial"/>
-                <w:sz w:val="20"/>
-                <w:szCs w:val="26"/>
-                <w:lang w:val="es-CO"/>
-              </w:rPr>
-              <w:t>dia_inicio3}</w:t>
+              <w:t>{dia_inicio3}</w:t>
             </w:r>
             <w:r>
               <w:rPr>
@@ -6599,7 +6448,6 @@
                 <w:lang w:val="es-CO"/>
               </w:rPr>
             </w:pPr>
-            <w:proofErr w:type="gramStart"/>
             <w:r>
               <w:rPr>
                 <w:rFonts w:asciiTheme="majorHAnsi" w:hAnsiTheme="majorHAnsi" w:cs="Arial"/>
@@ -6617,17 +6465,7 @@
                 <w:szCs w:val="26"/>
                 <w:lang w:val="es-CO"/>
               </w:rPr>
-              <w:t>{</w:t>
-            </w:r>
-            <w:proofErr w:type="gramEnd"/>
-            <w:r>
-              <w:rPr>
-                <w:rFonts w:asciiTheme="majorHAnsi" w:hAnsiTheme="majorHAnsi" w:cs="Arial"/>
-                <w:sz w:val="20"/>
-                <w:szCs w:val="26"/>
-                <w:lang w:val="es-CO"/>
-              </w:rPr>
-              <w:t>dia_fin3}</w:t>
+              <w:t>{dia_fin3}</w:t>
             </w:r>
             <w:r>
               <w:rPr>
@@ -12249,6 +12087,12 @@
                               </w:rPr>
                               <w:t>{</w:t>
                             </w:r>
+                            <w:r>
+                              <w:rPr>
+                                <w:lang w:val="es-AR"/>
+                              </w:rPr>
+                              <w:t>%</w:t>
+                            </w:r>
                             <w:proofErr w:type="spellStart"/>
                             <w:r>
                               <w:rPr>
@@ -12286,7 +12130,11 @@
           </mc:Choice>
           <mc:Fallback>
             <w:pict>
-              <v:shape w14:anchorId="67888A26" id="Cuadro de texto 4" o:spid="_x0000_s1031" type="#_x0000_t202" style="position:absolute;margin-left:18.6pt;margin-top:59.7pt;width:179.15pt;height:32.25pt;z-index:251702784;visibility:visible;mso-wrap-style:square;mso-width-percent:0;mso-height-percent:0;mso-wrap-distance-left:9pt;mso-wrap-distance-top:0;mso-wrap-distance-right:9pt;mso-wrap-distance-bottom:0;mso-position-horizontal:absolute;mso-position-horizontal-relative:text;mso-position-vertical:absolute;mso-position-vertical-relative:text;mso-width-percent:0;mso-height-percent:0;mso-width-relative:margin;mso-height-relative:margin;v-text-anchor:top" o:gfxdata="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" fillcolor="white [3201]" stroked="f" strokeweight=".5pt">
+              <v:shapetype w14:anchorId="67888A26" id="_x0000_t202" coordsize="21600,21600" o:spt="202" path="m,l,21600r21600,l21600,xe">
+                <v:stroke joinstyle="miter"/>
+                <v:path gradientshapeok="t" o:connecttype="rect"/>
+              </v:shapetype>
+              <v:shape id="Cuadro de texto 4" o:spid="_x0000_s1031" type="#_x0000_t202" style="position:absolute;margin-left:18.6pt;margin-top:59.7pt;width:179.15pt;height:32.25pt;z-index:251702784;visibility:visible;mso-wrap-style:square;mso-width-percent:0;mso-height-percent:0;mso-wrap-distance-left:9pt;mso-wrap-distance-top:0;mso-wrap-distance-right:9pt;mso-wrap-distance-bottom:0;mso-position-horizontal:absolute;mso-position-horizontal-relative:text;mso-position-vertical:absolute;mso-position-vertical-relative:text;mso-width-percent:0;mso-height-percent:0;mso-width-relative:margin;mso-height-relative:margin;v-text-anchor:top" o:gfxdata="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" fillcolor="white [3201]" stroked="f" strokeweight=".5pt">
                 <v:textbox>
                   <w:txbxContent>
                     <w:p>
@@ -12300,6 +12148,12 @@
                           <w:lang w:val="es-AR"/>
                         </w:rPr>
                         <w:t>{</w:t>
+                      </w:r>
+                      <w:r>
+                        <w:rPr>
+                          <w:lang w:val="es-AR"/>
+                        </w:rPr>
+                        <w:t>%</w:t>
                       </w:r>
                       <w:proofErr w:type="spellStart"/>
                       <w:r>
@@ -13021,7 +12875,7 @@
                       <a:effectLst/>
                       <a:extLst>
                         <a:ext uri="{C572A759-6A51-4108-AA02-DFA0A04FC94B}">
-                          <ma14:wrappingTextBoxFlag xmlns:ma14="http://schemas.microsoft.com/office/mac/drawingml/2011/main" xmlns:w="http://schemas.openxmlformats.org/wordprocessingml/2006/main" xmlns:w10="urn:schemas-microsoft-com:office:word" xmlns:v="urn:schemas-microsoft-com:vml" xmlns:o="urn:schemas-microsoft-com:office:office" xmlns:mv="urn:schemas-microsoft-com:mac:vml" xmlns:mo="http://schemas.microsoft.com/office/mac/office/2008/main" xmlns="" xmlns:arto="http://schemas.microsoft.com/office/word/2006/arto"/>
+                          <ma14:wrappingTextBoxFlag xmlns:arto="http://schemas.microsoft.com/office/word/2006/arto" xmlns="" xmlns:mo="http://schemas.microsoft.com/office/mac/office/2008/main" xmlns:mv="urn:schemas-microsoft-com:mac:vml" xmlns:o="urn:schemas-microsoft-com:office:office" xmlns:v="urn:schemas-microsoft-com:vml" xmlns:w10="urn:schemas-microsoft-com:office:word" xmlns:w="http://schemas.openxmlformats.org/wordprocessingml/2006/main" xmlns:ma14="http://schemas.microsoft.com/office/mac/drawingml/2011/main"/>
                         </a:ext>
                       </a:extLst>
                     </wps:spPr>

--- a/src/features/fundacion/docs/FORMATO HOJA DE VIDA FHISYL.docx
+++ b/src/features/fundacion/docs/FORMATO HOJA DE VIDA FHISYL.docx
@@ -2,7 +2,6 @@
 <file path=word/document.xml><?xml version="1.0" encoding="utf-8"?>
 <w:document xmlns:wpc="http://schemas.microsoft.com/office/word/2010/wordprocessingCanvas" xmlns:cx="http://schemas.microsoft.com/office/drawing/2014/chartex" xmlns:cx1="http://schemas.microsoft.com/office/drawing/2015/9/8/chartex" xmlns:cx2="http://schemas.microsoft.com/office/drawing/2015/10/21/chartex" xmlns:cx3="http://schemas.microsoft.com/office/drawing/2016/5/9/chartex" xmlns:cx4="http://schemas.microsoft.com/office/drawing/2016/5/10/chartex" xmlns:cx5="http://schemas.microsoft.com/office/drawing/2016/5/11/chartex" xmlns:cx6="http://schemas.microsoft.com/office/drawing/2016/5/12/chartex" xmlns:cx7="http://schemas.microsoft.com/office/drawing/2016/5/13/chartex" xmlns:cx8="http://schemas.microsoft.com/office/drawing/2016/5/14/chartex" xmlns:mc="http://schemas.openxmlformats.org/markup-compatibility/2006" xmlns:aink="http://schemas.microsoft.com/office/drawing/2016/ink" xmlns:am3d="http://schemas.microsoft.com/office/drawing/2017/model3d" xmlns:o="urn:schemas-microsoft-com:office:office" xmlns:oel="http://schemas.microsoft.com/office/2019/extlst" xmlns:r="http://schemas.openxmlformats.org/officeDocument/2006/relationships" xmlns:m="http://schemas.openxmlformats.org/officeDocument/2006/math" xmlns:v="urn:schemas-microsoft-com:vml" xmlns:wp14="http://schemas.microsoft.com/office/word/2010/wordprocessingDrawing" xmlns:wp="http://schemas.openxmlformats.org/drawingml/2006/wordprocessingDrawing" xmlns:w10="urn:schemas-microsoft-com:office:word" xmlns:w="http://schemas.openxmlformats.org/wordprocessingml/2006/main" xmlns:w14="http://schemas.microsoft.com/office/word/2010/wordml" xmlns:w15="http://schemas.microsoft.com/office/word/2012/wordml" xmlns:w16cex="http://schemas.microsoft.com/office/word/2018/wordml/cex" xmlns:w16cid="http://schemas.microsoft.com/office/word/2016/wordml/cid" xmlns:w16="http://schemas.microsoft.com/office/word/2018/wordml" xmlns:w16sdtdh="http://schemas.microsoft.com/office/word/2020/wordml/sdtdatahash" xmlns:w16se="http://schemas.microsoft.com/office/word/2015/wordml/symex" xmlns:wpg="http://schemas.microsoft.com/office/word/2010/wordprocessingGroup" xmlns:wpi="http://schemas.microsoft.com/office/word/2010/wordprocessingInk" xmlns:wne="http://schemas.microsoft.com/office/word/2006/wordml" xmlns:wps="http://schemas.microsoft.com/office/word/2010/wordprocessingShape" mc:Ignorable="w14 w15 w16se w16cid w16 w16cex w16sdtdh wp14">
   <w:body>
-    <w:bookmarkStart w:id="0" w:name="_Hlk110511240"/>
     <w:p>
       <w:pPr>
         <w:rPr>
@@ -12,6 +11,7 @@
           <w:szCs w:val="26"/>
         </w:rPr>
       </w:pPr>
+      <w:bookmarkStart w:id="0" w:name="_Hlk110511240"/>
       <w:r>
         <w:rPr>
           <w:rFonts w:ascii="Calibri Light" w:hAnsi="Calibri Light" w:cs="Calibri Light"/>
@@ -68,15 +68,7 @@
                         <w:txbxContent>
                           <w:p>
                             <w:r>
-                              <w:t>{%</w:t>
-                            </w:r>
-                            <w:proofErr w:type="spellStart"/>
-                            <w:r>
-                              <w:t>foto_perfil</w:t>
-                            </w:r>
-                            <w:proofErr w:type="spellEnd"/>
-                            <w:r>
-                              <w:t>}</w:t>
+                              <w:t>{%foto_perfil}</w:t>
                             </w:r>
                           </w:p>
                           <w:p/>
@@ -108,15 +100,7 @@
                   <w:txbxContent>
                     <w:p>
                       <w:r>
-                        <w:t>{%</w:t>
-                      </w:r>
-                      <w:proofErr w:type="spellStart"/>
-                      <w:r>
-                        <w:t>foto_perfil</w:t>
-                      </w:r>
-                      <w:proofErr w:type="spellEnd"/>
-                      <w:r>
-                        <w:t>}</w:t>
+                        <w:t>{%foto_perfil}</w:t>
                       </w:r>
                     </w:p>
                     <w:p/>
@@ -196,25 +180,7 @@
                                 <w:i/>
                                 <w:lang w:val="es-CO"/>
                               </w:rPr>
-                              <w:t>{</w:t>
-                            </w:r>
-                            <w:proofErr w:type="spellStart"/>
-                            <w:r>
-                              <w:rPr>
-                                <w:rFonts w:ascii="Calibri Light" w:hAnsi="Calibri Light" w:cs="Calibri Light"/>
-                                <w:i/>
-                                <w:lang w:val="es-CO"/>
-                              </w:rPr>
-                              <w:t>descripción_breve_ministerio_profesion</w:t>
-                            </w:r>
-                            <w:proofErr w:type="spellEnd"/>
-                            <w:r>
-                              <w:rPr>
-                                <w:rFonts w:ascii="Calibri Light" w:hAnsi="Calibri Light" w:cs="Calibri Light"/>
-                                <w:i/>
-                                <w:lang w:val="es-CO"/>
-                              </w:rPr>
-                              <w:t>}</w:t>
+                              <w:t>{descripción_breve_ministerio_profesion}</w:t>
                             </w:r>
                           </w:p>
                         </w:txbxContent>
@@ -252,25 +218,7 @@
                           <w:i/>
                           <w:lang w:val="es-CO"/>
                         </w:rPr>
-                        <w:t>{</w:t>
-                      </w:r>
-                      <w:proofErr w:type="spellStart"/>
-                      <w:r>
-                        <w:rPr>
-                          <w:rFonts w:ascii="Calibri Light" w:hAnsi="Calibri Light" w:cs="Calibri Light"/>
-                          <w:i/>
-                          <w:lang w:val="es-CO"/>
-                        </w:rPr>
-                        <w:t>descripción_breve_ministerio_profesion</w:t>
-                      </w:r>
-                      <w:proofErr w:type="spellEnd"/>
-                      <w:r>
-                        <w:rPr>
-                          <w:rFonts w:ascii="Calibri Light" w:hAnsi="Calibri Light" w:cs="Calibri Light"/>
-                          <w:i/>
-                          <w:lang w:val="es-CO"/>
-                        </w:rPr>
-                        <w:t>}</w:t>
+                        <w:t>{descripción_breve_ministerio_profesion}</w:t>
                       </w:r>
                     </w:p>
                   </w:txbxContent>
@@ -2228,25 +2176,7 @@
                 <w:sz w:val="26"/>
                 <w:szCs w:val="26"/>
               </w:rPr>
-              <w:t>{</w:t>
-            </w:r>
-            <w:proofErr w:type="spellStart"/>
-            <w:r>
-              <w:rPr>
-                <w:rFonts w:ascii="Trebuchet MS" w:hAnsi="Trebuchet MS"/>
-                <w:sz w:val="26"/>
-                <w:szCs w:val="26"/>
-              </w:rPr>
-              <w:t>fecha_mes_grado</w:t>
-            </w:r>
-            <w:proofErr w:type="spellEnd"/>
-            <w:r>
-              <w:rPr>
-                <w:rFonts w:ascii="Trebuchet MS" w:hAnsi="Trebuchet MS"/>
-                <w:sz w:val="26"/>
-                <w:szCs w:val="26"/>
-              </w:rPr>
-              <w:t>}</w:t>
+              <w:t>{fecha_mes_grado}</w:t>
             </w:r>
           </w:p>
         </w:tc>
@@ -2272,25 +2202,7 @@
                 <w:sz w:val="26"/>
                 <w:szCs w:val="26"/>
               </w:rPr>
-              <w:t>{</w:t>
-            </w:r>
-            <w:proofErr w:type="spellStart"/>
-            <w:r>
-              <w:rPr>
-                <w:rFonts w:ascii="Trebuchet MS" w:hAnsi="Trebuchet MS"/>
-                <w:sz w:val="26"/>
-                <w:szCs w:val="26"/>
-              </w:rPr>
-              <w:t>fecha_año_grado</w:t>
-            </w:r>
-            <w:proofErr w:type="spellEnd"/>
-            <w:r>
-              <w:rPr>
-                <w:rFonts w:ascii="Trebuchet MS" w:hAnsi="Trebuchet MS"/>
-                <w:sz w:val="26"/>
-                <w:szCs w:val="26"/>
-              </w:rPr>
-              <w:t>}</w:t>
+              <w:t>{fecha_año_grado}</w:t>
             </w:r>
           </w:p>
         </w:tc>
@@ -2380,27 +2292,7 @@
                 <w:sz w:val="28"/>
                 <w:szCs w:val="26"/>
               </w:rPr>
-              <w:t>{</w:t>
-            </w:r>
-            <w:proofErr w:type="spellStart"/>
-            <w:r>
-              <w:rPr>
-                <w:rFonts w:asciiTheme="majorHAnsi" w:hAnsiTheme="majorHAnsi"/>
-                <w:b/>
-                <w:sz w:val="28"/>
-                <w:szCs w:val="26"/>
-              </w:rPr>
-              <w:t>seleccionar_tecnica</w:t>
-            </w:r>
-            <w:proofErr w:type="spellEnd"/>
-            <w:r>
-              <w:rPr>
-                <w:rFonts w:asciiTheme="majorHAnsi" w:hAnsiTheme="majorHAnsi"/>
-                <w:b/>
-                <w:sz w:val="28"/>
-                <w:szCs w:val="26"/>
-              </w:rPr>
-              <w:t>}</w:t>
+              <w:t>{seleccionar_tecnica}</w:t>
             </w:r>
           </w:p>
         </w:tc>
@@ -2451,27 +2343,7 @@
                 <w:sz w:val="28"/>
                 <w:szCs w:val="26"/>
               </w:rPr>
-              <w:t>{</w:t>
-            </w:r>
-            <w:proofErr w:type="spellStart"/>
-            <w:r>
-              <w:rPr>
-                <w:rFonts w:asciiTheme="majorHAnsi" w:hAnsiTheme="majorHAnsi"/>
-                <w:b/>
-                <w:sz w:val="28"/>
-                <w:szCs w:val="26"/>
-              </w:rPr>
-              <w:t>seleccionar_tecnologica</w:t>
-            </w:r>
-            <w:proofErr w:type="spellEnd"/>
-            <w:r>
-              <w:rPr>
-                <w:rFonts w:asciiTheme="majorHAnsi" w:hAnsiTheme="majorHAnsi"/>
-                <w:b/>
-                <w:sz w:val="28"/>
-                <w:szCs w:val="26"/>
-              </w:rPr>
-              <w:t>}</w:t>
+              <w:t>{seleccionar_tecnologica}</w:t>
             </w:r>
           </w:p>
         </w:tc>
@@ -2534,27 +2406,7 @@
                 <w:sz w:val="28"/>
                 <w:szCs w:val="26"/>
               </w:rPr>
-              <w:t>{</w:t>
-            </w:r>
-            <w:proofErr w:type="spellStart"/>
-            <w:r>
-              <w:rPr>
-                <w:rFonts w:asciiTheme="majorHAnsi" w:hAnsiTheme="majorHAnsi"/>
-                <w:b/>
-                <w:sz w:val="28"/>
-                <w:szCs w:val="26"/>
-              </w:rPr>
-              <w:t>seleccionar_universitario</w:t>
-            </w:r>
-            <w:proofErr w:type="spellEnd"/>
-            <w:r>
-              <w:rPr>
-                <w:rFonts w:asciiTheme="majorHAnsi" w:hAnsiTheme="majorHAnsi"/>
-                <w:b/>
-                <w:sz w:val="28"/>
-                <w:szCs w:val="26"/>
-              </w:rPr>
-              <w:t>}</w:t>
+              <w:t>{seleccionar_universitario}</w:t>
             </w:r>
           </w:p>
         </w:tc>
@@ -2608,27 +2460,7 @@
                 <w:sz w:val="28"/>
                 <w:szCs w:val="26"/>
               </w:rPr>
-              <w:t>{</w:t>
-            </w:r>
-            <w:proofErr w:type="spellStart"/>
-            <w:r>
-              <w:rPr>
-                <w:rFonts w:asciiTheme="majorHAnsi" w:hAnsiTheme="majorHAnsi"/>
-                <w:b/>
-                <w:sz w:val="28"/>
-                <w:szCs w:val="26"/>
-              </w:rPr>
-              <w:t>seleccionar_posgrado</w:t>
-            </w:r>
-            <w:proofErr w:type="spellEnd"/>
-            <w:r>
-              <w:rPr>
-                <w:rFonts w:asciiTheme="majorHAnsi" w:hAnsiTheme="majorHAnsi"/>
-                <w:b/>
-                <w:sz w:val="28"/>
-                <w:szCs w:val="26"/>
-              </w:rPr>
-              <w:t>}</w:t>
+              <w:t>{seleccionar_posgrado}</w:t>
             </w:r>
           </w:p>
         </w:tc>
@@ -3879,7 +3711,7 @@
     <w:tbl>
       <w:tblPr>
         <w:tblpPr w:leftFromText="141" w:rightFromText="141" w:vertAnchor="text" w:horzAnchor="margin" w:tblpX="-714" w:tblpY="95"/>
-        <w:tblW w:w="10485" w:type="dxa"/>
+        <w:tblW w:w="11542" w:type="dxa"/>
         <w:tblBorders>
           <w:top w:val="single" w:sz="4" w:space="0" w:color="auto"/>
           <w:left w:val="single" w:sz="4" w:space="0" w:color="auto"/>
@@ -3898,7 +3730,7 @@
         <w:gridCol w:w="484"/>
         <w:gridCol w:w="518"/>
         <w:gridCol w:w="1182"/>
-        <w:gridCol w:w="567"/>
+        <w:gridCol w:w="2166"/>
       </w:tblGrid>
       <w:tr>
         <w:trPr>
@@ -3906,7 +3738,7 @@
         </w:trPr>
         <w:tc>
           <w:tcPr>
-            <w:tcW w:w="2800" w:type="dxa"/>
+            <w:tcW w:w="2353" w:type="dxa"/>
             <w:shd w:val="clear" w:color="auto" w:fill="auto"/>
             <w:vAlign w:val="center"/>
           </w:tcPr>
@@ -3938,7 +3770,7 @@
         </w:tc>
         <w:tc>
           <w:tcPr>
-            <w:tcW w:w="4188" w:type="dxa"/>
+            <w:tcW w:w="5776" w:type="dxa"/>
             <w:gridSpan w:val="2"/>
             <w:vAlign w:val="center"/>
           </w:tcPr>
@@ -3962,33 +3794,13 @@
                 <w:szCs w:val="26"/>
                 <w:lang w:val="es-CO"/>
               </w:rPr>
-              <w:t>{</w:t>
-            </w:r>
-            <w:proofErr w:type="spellStart"/>
-            <w:r>
-              <w:rPr>
-                <w:rFonts w:ascii="Trebuchet MS" w:hAnsi="Trebuchet MS" w:cs="Arial"/>
-                <w:sz w:val="26"/>
-                <w:szCs w:val="26"/>
-                <w:lang w:val="es-CO"/>
-              </w:rPr>
-              <w:t>empresa_actual</w:t>
-            </w:r>
-            <w:proofErr w:type="spellEnd"/>
-            <w:r>
-              <w:rPr>
-                <w:rFonts w:ascii="Trebuchet MS" w:hAnsi="Trebuchet MS" w:cs="Arial"/>
-                <w:sz w:val="26"/>
-                <w:szCs w:val="26"/>
-                <w:lang w:val="es-CO"/>
-              </w:rPr>
-              <w:t>}</w:t>
-            </w:r>
-          </w:p>
-        </w:tc>
-        <w:tc>
-          <w:tcPr>
-            <w:tcW w:w="1188" w:type="dxa"/>
+              <w:t>{empresa_actual}</w:t>
+            </w:r>
+          </w:p>
+        </w:tc>
+        <w:tc>
+          <w:tcPr>
+            <w:tcW w:w="1146" w:type="dxa"/>
             <w:gridSpan w:val="2"/>
             <w:vAlign w:val="center"/>
           </w:tcPr>
@@ -4016,7 +3828,7 @@
         </w:tc>
         <w:tc>
           <w:tcPr>
-            <w:tcW w:w="436" w:type="dxa"/>
+            <w:tcW w:w="518" w:type="dxa"/>
             <w:vAlign w:val="center"/>
           </w:tcPr>
           <w:p>
@@ -4043,7 +3855,7 @@
         </w:tc>
         <w:tc>
           <w:tcPr>
-            <w:tcW w:w="1306" w:type="dxa"/>
+            <w:tcW w:w="1182" w:type="dxa"/>
             <w:vAlign w:val="center"/>
           </w:tcPr>
           <w:p>
@@ -4081,9 +3893,11 @@
             </w:pPr>
             <w:r>
               <w:rPr>
-                <w:lang w:val="es-CO"/>
-              </w:rPr>
-              <w:t>{x}</w:t>
+                <w:rFonts w:asciiTheme="majorHAnsi" w:hAnsiTheme="majorHAnsi" w:cs="Arial"/>
+                <w:szCs w:val="26"/>
+                <w:lang w:val="es-CO"/>
+              </w:rPr>
+              <w:t>{empresa_privada}</w:t>
             </w:r>
           </w:p>
         </w:tc>
@@ -4094,7 +3908,7 @@
         </w:trPr>
         <w:tc>
           <w:tcPr>
-            <w:tcW w:w="2800" w:type="dxa"/>
+            <w:tcW w:w="2353" w:type="dxa"/>
             <w:shd w:val="clear" w:color="auto" w:fill="auto"/>
             <w:vAlign w:val="center"/>
           </w:tcPr>
@@ -4128,7 +3942,7 @@
         </w:tc>
         <w:tc>
           <w:tcPr>
-            <w:tcW w:w="2030" w:type="dxa"/>
+            <w:tcW w:w="3182" w:type="dxa"/>
             <w:vAlign w:val="center"/>
           </w:tcPr>
           <w:p>
@@ -4151,33 +3965,13 @@
                 <w:szCs w:val="26"/>
                 <w:lang w:val="es-CO"/>
               </w:rPr>
-              <w:t>{</w:t>
-            </w:r>
-            <w:proofErr w:type="spellStart"/>
-            <w:r>
-              <w:rPr>
-                <w:rFonts w:ascii="Trebuchet MS" w:hAnsi="Trebuchet MS" w:cs="Arial"/>
-                <w:sz w:val="26"/>
-                <w:szCs w:val="26"/>
-                <w:lang w:val="es-CO"/>
-              </w:rPr>
-              <w:t>departamento_empresa</w:t>
-            </w:r>
-            <w:proofErr w:type="spellEnd"/>
-            <w:r>
-              <w:rPr>
-                <w:rFonts w:ascii="Trebuchet MS" w:hAnsi="Trebuchet MS" w:cs="Arial"/>
-                <w:sz w:val="26"/>
-                <w:szCs w:val="26"/>
-                <w:lang w:val="es-CO"/>
-              </w:rPr>
-              <w:t>}</w:t>
-            </w:r>
-          </w:p>
-        </w:tc>
-        <w:tc>
-          <w:tcPr>
-            <w:tcW w:w="2158" w:type="dxa"/>
+              <w:t>{departamento_empresa}</w:t>
+            </w:r>
+          </w:p>
+        </w:tc>
+        <w:tc>
+          <w:tcPr>
+            <w:tcW w:w="2594" w:type="dxa"/>
             <w:vAlign w:val="center"/>
           </w:tcPr>
           <w:p>
@@ -4223,33 +4017,13 @@
                 <w:szCs w:val="26"/>
                 <w:lang w:val="es-CO"/>
               </w:rPr>
-              <w:t>{</w:t>
-            </w:r>
-            <w:proofErr w:type="spellStart"/>
-            <w:r>
-              <w:rPr>
-                <w:rFonts w:asciiTheme="majorHAnsi" w:hAnsiTheme="majorHAnsi" w:cs="Arial"/>
-                <w:sz w:val="26"/>
-                <w:szCs w:val="26"/>
-                <w:lang w:val="es-CO"/>
-              </w:rPr>
-              <w:t>municipio_empresa</w:t>
-            </w:r>
-            <w:proofErr w:type="spellEnd"/>
-            <w:r>
-              <w:rPr>
-                <w:rFonts w:asciiTheme="majorHAnsi" w:hAnsiTheme="majorHAnsi" w:cs="Arial"/>
-                <w:sz w:val="26"/>
-                <w:szCs w:val="26"/>
-                <w:lang w:val="es-CO"/>
-              </w:rPr>
-              <w:t>}</w:t>
-            </w:r>
-          </w:p>
-        </w:tc>
-        <w:tc>
-          <w:tcPr>
-            <w:tcW w:w="3497" w:type="dxa"/>
+              <w:t>{municipio_empresa}</w:t>
+            </w:r>
+          </w:p>
+        </w:tc>
+        <w:tc>
+          <w:tcPr>
+            <w:tcW w:w="3413" w:type="dxa"/>
             <w:gridSpan w:val="5"/>
             <w:vAlign w:val="center"/>
           </w:tcPr>
@@ -4296,27 +4070,7 @@
                 <w:szCs w:val="26"/>
                 <w:lang w:val="es-CO"/>
               </w:rPr>
-              <w:t>{</w:t>
-            </w:r>
-            <w:proofErr w:type="spellStart"/>
-            <w:r>
-              <w:rPr>
-                <w:rFonts w:asciiTheme="majorHAnsi" w:hAnsiTheme="majorHAnsi" w:cs="Arial"/>
-                <w:sz w:val="26"/>
-                <w:szCs w:val="26"/>
-                <w:lang w:val="es-CO"/>
-              </w:rPr>
-              <w:t>email_empresa</w:t>
-            </w:r>
-            <w:proofErr w:type="spellEnd"/>
-            <w:r>
-              <w:rPr>
-                <w:rFonts w:asciiTheme="majorHAnsi" w:hAnsiTheme="majorHAnsi" w:cs="Arial"/>
-                <w:sz w:val="26"/>
-                <w:szCs w:val="26"/>
-                <w:lang w:val="es-CO"/>
-              </w:rPr>
-              <w:t>}</w:t>
+              <w:t>{email_empresa}</w:t>
             </w:r>
           </w:p>
         </w:tc>
@@ -4327,7 +4081,7 @@
         </w:trPr>
         <w:tc>
           <w:tcPr>
-            <w:tcW w:w="2800" w:type="dxa"/>
+            <w:tcW w:w="2353" w:type="dxa"/>
             <w:shd w:val="clear" w:color="auto" w:fill="auto"/>
             <w:vAlign w:val="center"/>
           </w:tcPr>
@@ -4361,7 +4115,7 @@
         </w:tc>
         <w:tc>
           <w:tcPr>
-            <w:tcW w:w="2030" w:type="dxa"/>
+            <w:tcW w:w="3182" w:type="dxa"/>
             <w:vAlign w:val="center"/>
           </w:tcPr>
           <w:p>
@@ -4384,33 +4138,13 @@
                 <w:szCs w:val="26"/>
                 <w:lang w:val="es-CO"/>
               </w:rPr>
-              <w:t>{</w:t>
-            </w:r>
-            <w:proofErr w:type="spellStart"/>
-            <w:r>
-              <w:rPr>
-                <w:rFonts w:ascii="Trebuchet MS" w:hAnsi="Trebuchet MS" w:cs="Arial"/>
-                <w:sz w:val="26"/>
-                <w:szCs w:val="26"/>
-                <w:lang w:val="es-CO"/>
-              </w:rPr>
-              <w:t>teléfono_emrpesa</w:t>
-            </w:r>
-            <w:proofErr w:type="spellEnd"/>
-            <w:r>
-              <w:rPr>
-                <w:rFonts w:ascii="Trebuchet MS" w:hAnsi="Trebuchet MS" w:cs="Arial"/>
-                <w:sz w:val="26"/>
-                <w:szCs w:val="26"/>
-                <w:lang w:val="es-CO"/>
-              </w:rPr>
-              <w:t>}</w:t>
-            </w:r>
-          </w:p>
-        </w:tc>
-        <w:tc>
-          <w:tcPr>
-            <w:tcW w:w="2820" w:type="dxa"/>
+              <w:t>{teléfono_emrpesa}</w:t>
+            </w:r>
+          </w:p>
+        </w:tc>
+        <w:tc>
+          <w:tcPr>
+            <w:tcW w:w="3256" w:type="dxa"/>
             <w:gridSpan w:val="2"/>
             <w:vAlign w:val="center"/>
           </w:tcPr>
@@ -4466,9 +4200,8 @@
                 <w:szCs w:val="26"/>
                 <w:lang w:val="es-CO"/>
               </w:rPr>
-              <w:t>{</w:t>
-            </w:r>
-            <w:proofErr w:type="spellStart"/>
+              <w:t>{dia_inicio}</w:t>
+            </w:r>
             <w:r>
               <w:rPr>
                 <w:rFonts w:asciiTheme="majorHAnsi" w:hAnsiTheme="majorHAnsi" w:cs="Arial"/>
@@ -4476,9 +4209,8 @@
                 <w:szCs w:val="26"/>
                 <w:lang w:val="es-CO"/>
               </w:rPr>
-              <w:t>dia_inicio</w:t>
-            </w:r>
-            <w:proofErr w:type="spellEnd"/>
+              <w:t xml:space="preserve">      MES:</w:t>
+            </w:r>
             <w:r>
               <w:rPr>
                 <w:rFonts w:asciiTheme="majorHAnsi" w:hAnsiTheme="majorHAnsi" w:cs="Arial"/>
@@ -4486,7 +4218,7 @@
                 <w:szCs w:val="26"/>
                 <w:lang w:val="es-CO"/>
               </w:rPr>
-              <w:t>}</w:t>
+              <w:t>{mes_inicio}</w:t>
             </w:r>
             <w:r>
               <w:rPr>
@@ -4495,81 +4227,7 @@
                 <w:szCs w:val="26"/>
                 <w:lang w:val="es-CO"/>
               </w:rPr>
-              <w:t xml:space="preserve">     </w:t>
-            </w:r>
-            <w:r>
-              <w:rPr>
-                <w:rFonts w:asciiTheme="majorHAnsi" w:hAnsiTheme="majorHAnsi" w:cs="Arial"/>
-                <w:sz w:val="20"/>
-                <w:szCs w:val="26"/>
-                <w:lang w:val="es-CO"/>
-              </w:rPr>
-              <w:t xml:space="preserve"> </w:t>
-            </w:r>
-            <w:r>
-              <w:rPr>
-                <w:rFonts w:asciiTheme="majorHAnsi" w:hAnsiTheme="majorHAnsi" w:cs="Arial"/>
-                <w:sz w:val="20"/>
-                <w:szCs w:val="26"/>
-                <w:lang w:val="es-CO"/>
-              </w:rPr>
-              <w:t>MES:</w:t>
-            </w:r>
-            <w:r>
-              <w:rPr>
-                <w:rFonts w:asciiTheme="majorHAnsi" w:hAnsiTheme="majorHAnsi" w:cs="Arial"/>
-                <w:sz w:val="20"/>
-                <w:szCs w:val="26"/>
-                <w:lang w:val="es-CO"/>
-              </w:rPr>
-              <w:t>{</w:t>
-            </w:r>
-            <w:proofErr w:type="spellStart"/>
-            <w:r>
-              <w:rPr>
-                <w:rFonts w:asciiTheme="majorHAnsi" w:hAnsiTheme="majorHAnsi" w:cs="Arial"/>
-                <w:sz w:val="20"/>
-                <w:szCs w:val="26"/>
-                <w:lang w:val="es-CO"/>
-              </w:rPr>
-              <w:t>mes_inicio</w:t>
-            </w:r>
-            <w:proofErr w:type="spellEnd"/>
-            <w:r>
-              <w:rPr>
-                <w:rFonts w:asciiTheme="majorHAnsi" w:hAnsiTheme="majorHAnsi" w:cs="Arial"/>
-                <w:sz w:val="20"/>
-                <w:szCs w:val="26"/>
-                <w:lang w:val="es-CO"/>
-              </w:rPr>
-              <w:t>}</w:t>
-            </w:r>
-            <w:r>
-              <w:rPr>
-                <w:rFonts w:asciiTheme="majorHAnsi" w:hAnsiTheme="majorHAnsi" w:cs="Arial"/>
-                <w:sz w:val="20"/>
-                <w:szCs w:val="26"/>
-                <w:lang w:val="es-CO"/>
-              </w:rPr>
-              <w:t xml:space="preserve">    </w:t>
-            </w:r>
-            <w:r>
-              <w:rPr>
-                <w:rFonts w:asciiTheme="majorHAnsi" w:hAnsiTheme="majorHAnsi" w:cs="Arial"/>
-                <w:sz w:val="20"/>
-                <w:szCs w:val="26"/>
-                <w:lang w:val="es-CO"/>
-              </w:rPr>
-              <w:t xml:space="preserve"> </w:t>
-            </w:r>
-            <w:r>
-              <w:rPr>
-                <w:rFonts w:asciiTheme="majorHAnsi" w:hAnsiTheme="majorHAnsi" w:cs="Arial"/>
-                <w:sz w:val="20"/>
-                <w:szCs w:val="26"/>
-                <w:lang w:val="es-CO"/>
-              </w:rPr>
-              <w:t xml:space="preserve">  AÑO</w:t>
+              <w:t xml:space="preserve">       AÑO</w:t>
             </w:r>
             <w:r>
               <w:rPr>
@@ -4587,33 +4245,13 @@
                 <w:szCs w:val="26"/>
                 <w:lang w:val="es-CO"/>
               </w:rPr>
-              <w:t>{</w:t>
-            </w:r>
-            <w:proofErr w:type="spellStart"/>
-            <w:r>
-              <w:rPr>
-                <w:rFonts w:asciiTheme="majorHAnsi" w:hAnsiTheme="majorHAnsi" w:cs="Arial"/>
-                <w:sz w:val="22"/>
-                <w:szCs w:val="26"/>
-                <w:lang w:val="es-CO"/>
-              </w:rPr>
-              <w:t>año_inicio</w:t>
-            </w:r>
-            <w:proofErr w:type="spellEnd"/>
-            <w:r>
-              <w:rPr>
-                <w:rFonts w:asciiTheme="majorHAnsi" w:hAnsiTheme="majorHAnsi" w:cs="Arial"/>
-                <w:sz w:val="22"/>
-                <w:szCs w:val="26"/>
-                <w:lang w:val="es-CO"/>
-              </w:rPr>
-              <w:t>}</w:t>
-            </w:r>
-          </w:p>
-        </w:tc>
-        <w:tc>
-          <w:tcPr>
-            <w:tcW w:w="2835" w:type="dxa"/>
+              <w:t>{año_inicio}</w:t>
+            </w:r>
+          </w:p>
+        </w:tc>
+        <w:tc>
+          <w:tcPr>
+            <w:tcW w:w="2751" w:type="dxa"/>
             <w:gridSpan w:val="4"/>
             <w:vAlign w:val="center"/>
           </w:tcPr>
@@ -4669,9 +4307,8 @@
                 <w:szCs w:val="26"/>
                 <w:lang w:val="es-CO"/>
               </w:rPr>
-              <w:t>{</w:t>
-            </w:r>
-            <w:proofErr w:type="spellStart"/>
+              <w:t>{dia_fin}</w:t>
+            </w:r>
             <w:r>
               <w:rPr>
                 <w:rFonts w:asciiTheme="majorHAnsi" w:hAnsiTheme="majorHAnsi" w:cs="Arial"/>
@@ -4679,9 +4316,8 @@
                 <w:szCs w:val="26"/>
                 <w:lang w:val="es-CO"/>
               </w:rPr>
-              <w:t>dia_fin</w:t>
-            </w:r>
-            <w:proofErr w:type="spellEnd"/>
+              <w:t xml:space="preserve">     </w:t>
+            </w:r>
             <w:r>
               <w:rPr>
                 <w:rFonts w:asciiTheme="majorHAnsi" w:hAnsiTheme="majorHAnsi" w:cs="Arial"/>
@@ -4689,7 +4325,7 @@
                 <w:szCs w:val="26"/>
                 <w:lang w:val="es-CO"/>
               </w:rPr>
-              <w:t>}</w:t>
+              <w:t xml:space="preserve"> </w:t>
             </w:r>
             <w:r>
               <w:rPr>
@@ -4698,7 +4334,7 @@
                 <w:szCs w:val="26"/>
                 <w:lang w:val="es-CO"/>
               </w:rPr>
-              <w:t xml:space="preserve">     </w:t>
+              <w:t xml:space="preserve"> MES:</w:t>
             </w:r>
             <w:r>
               <w:rPr>
@@ -4707,6 +4343,24 @@
                 <w:szCs w:val="26"/>
                 <w:lang w:val="es-CO"/>
               </w:rPr>
+              <w:t>{mes_fin}</w:t>
+            </w:r>
+            <w:r>
+              <w:rPr>
+                <w:rFonts w:asciiTheme="majorHAnsi" w:hAnsiTheme="majorHAnsi" w:cs="Arial"/>
+                <w:sz w:val="20"/>
+                <w:szCs w:val="26"/>
+                <w:lang w:val="es-CO"/>
+              </w:rPr>
+              <w:t xml:space="preserve">       </w:t>
+            </w:r>
+            <w:r>
+              <w:rPr>
+                <w:rFonts w:asciiTheme="majorHAnsi" w:hAnsiTheme="majorHAnsi" w:cs="Arial"/>
+                <w:sz w:val="20"/>
+                <w:szCs w:val="26"/>
+                <w:lang w:val="es-CO"/>
+              </w:rPr>
               <w:t xml:space="preserve"> </w:t>
             </w:r>
             <w:r>
@@ -4716,7 +4370,7 @@
                 <w:szCs w:val="26"/>
                 <w:lang w:val="es-CO"/>
               </w:rPr>
-              <w:t xml:space="preserve"> </w:t>
+              <w:t>AÑO:</w:t>
             </w:r>
             <w:r>
               <w:rPr>
@@ -4725,110 +4379,7 @@
                 <w:szCs w:val="26"/>
                 <w:lang w:val="es-CO"/>
               </w:rPr>
-              <w:t>MES:</w:t>
-            </w:r>
-            <w:r>
-              <w:rPr>
-                <w:rFonts w:asciiTheme="majorHAnsi" w:hAnsiTheme="majorHAnsi" w:cs="Arial"/>
-                <w:sz w:val="20"/>
-                <w:szCs w:val="26"/>
-                <w:lang w:val="es-CO"/>
-              </w:rPr>
-              <w:t>{</w:t>
-            </w:r>
-            <w:proofErr w:type="spellStart"/>
-            <w:r>
-              <w:rPr>
-                <w:rFonts w:asciiTheme="majorHAnsi" w:hAnsiTheme="majorHAnsi" w:cs="Arial"/>
-                <w:sz w:val="20"/>
-                <w:szCs w:val="26"/>
-                <w:lang w:val="es-CO"/>
-              </w:rPr>
-              <w:t>mes_fin</w:t>
-            </w:r>
-            <w:proofErr w:type="spellEnd"/>
-            <w:r>
-              <w:rPr>
-                <w:rFonts w:asciiTheme="majorHAnsi" w:hAnsiTheme="majorHAnsi" w:cs="Arial"/>
-                <w:sz w:val="20"/>
-                <w:szCs w:val="26"/>
-                <w:lang w:val="es-CO"/>
-              </w:rPr>
-              <w:t>}</w:t>
-            </w:r>
-            <w:r>
-              <w:rPr>
-                <w:rFonts w:asciiTheme="majorHAnsi" w:hAnsiTheme="majorHAnsi" w:cs="Arial"/>
-                <w:sz w:val="20"/>
-                <w:szCs w:val="26"/>
-                <w:lang w:val="es-CO"/>
-              </w:rPr>
-              <w:t xml:space="preserve">    </w:t>
-            </w:r>
-            <w:r>
-              <w:rPr>
-                <w:rFonts w:asciiTheme="majorHAnsi" w:hAnsiTheme="majorHAnsi" w:cs="Arial"/>
-                <w:sz w:val="20"/>
-                <w:szCs w:val="26"/>
-                <w:lang w:val="es-CO"/>
-              </w:rPr>
-              <w:t xml:space="preserve">  </w:t>
-            </w:r>
-            <w:r>
-              <w:rPr>
-                <w:rFonts w:asciiTheme="majorHAnsi" w:hAnsiTheme="majorHAnsi" w:cs="Arial"/>
-                <w:sz w:val="20"/>
-                <w:szCs w:val="26"/>
-                <w:lang w:val="es-CO"/>
-              </w:rPr>
-              <w:t xml:space="preserve"> </w:t>
-            </w:r>
-            <w:r>
-              <w:rPr>
-                <w:rFonts w:asciiTheme="majorHAnsi" w:hAnsiTheme="majorHAnsi" w:cs="Arial"/>
-                <w:sz w:val="20"/>
-                <w:szCs w:val="26"/>
-                <w:lang w:val="es-CO"/>
-              </w:rPr>
-              <w:t xml:space="preserve"> </w:t>
-            </w:r>
-            <w:r>
-              <w:rPr>
-                <w:rFonts w:asciiTheme="majorHAnsi" w:hAnsiTheme="majorHAnsi" w:cs="Arial"/>
-                <w:sz w:val="20"/>
-                <w:szCs w:val="26"/>
-                <w:lang w:val="es-CO"/>
-              </w:rPr>
-              <w:t>AÑO:</w:t>
-            </w:r>
-            <w:r>
-              <w:rPr>
-                <w:rFonts w:asciiTheme="majorHAnsi" w:hAnsiTheme="majorHAnsi" w:cs="Arial"/>
-                <w:sz w:val="20"/>
-                <w:szCs w:val="26"/>
-                <w:lang w:val="es-CO"/>
-              </w:rPr>
-              <w:t>{</w:t>
-            </w:r>
-            <w:proofErr w:type="spellStart"/>
-            <w:r>
-              <w:rPr>
-                <w:rFonts w:asciiTheme="majorHAnsi" w:hAnsiTheme="majorHAnsi" w:cs="Arial"/>
-                <w:sz w:val="20"/>
-                <w:szCs w:val="26"/>
-                <w:lang w:val="es-CO"/>
-              </w:rPr>
-              <w:t>año_fin</w:t>
-            </w:r>
-            <w:proofErr w:type="spellEnd"/>
-            <w:r>
-              <w:rPr>
-                <w:rFonts w:asciiTheme="majorHAnsi" w:hAnsiTheme="majorHAnsi" w:cs="Arial"/>
-                <w:sz w:val="20"/>
-                <w:szCs w:val="26"/>
-                <w:lang w:val="es-CO"/>
-              </w:rPr>
-              <w:t>}</w:t>
+              <w:t>{año_fin}</w:t>
             </w:r>
           </w:p>
         </w:tc>
@@ -4839,7 +4390,7 @@
         </w:trPr>
         <w:tc>
           <w:tcPr>
-            <w:tcW w:w="2800" w:type="dxa"/>
+            <w:tcW w:w="2353" w:type="dxa"/>
             <w:shd w:val="clear" w:color="auto" w:fill="auto"/>
             <w:vAlign w:val="center"/>
           </w:tcPr>
@@ -4873,7 +4424,7 @@
         </w:tc>
         <w:tc>
           <w:tcPr>
-            <w:tcW w:w="2030" w:type="dxa"/>
+            <w:tcW w:w="3182" w:type="dxa"/>
             <w:vAlign w:val="center"/>
           </w:tcPr>
           <w:p>
@@ -4896,33 +4447,13 @@
                 <w:szCs w:val="26"/>
                 <w:lang w:val="es-CO"/>
               </w:rPr>
-              <w:t>{</w:t>
-            </w:r>
-            <w:proofErr w:type="spellStart"/>
-            <w:r>
-              <w:rPr>
-                <w:rFonts w:ascii="Trebuchet MS" w:hAnsi="Trebuchet MS" w:cs="Arial"/>
-                <w:sz w:val="26"/>
-                <w:szCs w:val="26"/>
-                <w:lang w:val="es-CO"/>
-              </w:rPr>
-              <w:t>cargo_empresa</w:t>
-            </w:r>
-            <w:proofErr w:type="spellEnd"/>
-            <w:r>
-              <w:rPr>
-                <w:rFonts w:ascii="Trebuchet MS" w:hAnsi="Trebuchet MS" w:cs="Arial"/>
-                <w:sz w:val="26"/>
-                <w:szCs w:val="26"/>
-                <w:lang w:val="es-CO"/>
-              </w:rPr>
-              <w:t>}</w:t>
-            </w:r>
-          </w:p>
-        </w:tc>
-        <w:tc>
-          <w:tcPr>
-            <w:tcW w:w="5655" w:type="dxa"/>
+              <w:t>{cargo_empresa}</w:t>
+            </w:r>
+          </w:p>
+        </w:tc>
+        <w:tc>
+          <w:tcPr>
+            <w:tcW w:w="6007" w:type="dxa"/>
             <w:gridSpan w:val="6"/>
             <w:vAlign w:val="center"/>
           </w:tcPr>
@@ -4969,27 +4500,7 @@
                 <w:szCs w:val="26"/>
                 <w:lang w:val="es-CO"/>
               </w:rPr>
-              <w:t>{</w:t>
-            </w:r>
-            <w:proofErr w:type="spellStart"/>
-            <w:r>
-              <w:rPr>
-                <w:rFonts w:asciiTheme="majorHAnsi" w:hAnsiTheme="majorHAnsi" w:cs="Arial"/>
-                <w:sz w:val="26"/>
-                <w:szCs w:val="26"/>
-                <w:lang w:val="es-CO"/>
-              </w:rPr>
-              <w:t>dirección_empresa</w:t>
-            </w:r>
-            <w:proofErr w:type="spellEnd"/>
-            <w:r>
-              <w:rPr>
-                <w:rFonts w:asciiTheme="majorHAnsi" w:hAnsiTheme="majorHAnsi" w:cs="Arial"/>
-                <w:sz w:val="26"/>
-                <w:szCs w:val="26"/>
-                <w:lang w:val="es-CO"/>
-              </w:rPr>
-              <w:t>}</w:t>
+              <w:t>{dirección_empresa}</w:t>
             </w:r>
           </w:p>
         </w:tc>
@@ -5026,7 +4537,7 @@
         <w:gridCol w:w="2738"/>
         <w:gridCol w:w="435"/>
         <w:gridCol w:w="711"/>
-        <w:gridCol w:w="518"/>
+        <w:gridCol w:w="2130"/>
         <w:gridCol w:w="1182"/>
         <w:gridCol w:w="586"/>
       </w:tblGrid>
@@ -5092,27 +4603,7 @@
                 <w:szCs w:val="26"/>
                 <w:lang w:val="es-CO"/>
               </w:rPr>
-              <w:t>{</w:t>
-            </w:r>
-            <w:proofErr w:type="spellStart"/>
-            <w:r>
-              <w:rPr>
-                <w:rFonts w:ascii="Trebuchet MS" w:hAnsi="Trebuchet MS" w:cs="Arial"/>
-                <w:sz w:val="26"/>
-                <w:szCs w:val="26"/>
-                <w:lang w:val="es-CO"/>
-              </w:rPr>
-              <w:t>empresa_dos</w:t>
-            </w:r>
-            <w:proofErr w:type="spellEnd"/>
-            <w:r>
-              <w:rPr>
-                <w:rFonts w:ascii="Trebuchet MS" w:hAnsi="Trebuchet MS" w:cs="Arial"/>
-                <w:sz w:val="26"/>
-                <w:szCs w:val="26"/>
-                <w:lang w:val="es-CO"/>
-              </w:rPr>
-              <w:t>}</w:t>
+              <w:t>{empresa_dos}</w:t>
             </w:r>
           </w:p>
         </w:tc>
@@ -5167,7 +4658,7 @@
                 <w:szCs w:val="26"/>
                 <w:lang w:val="es-CO"/>
               </w:rPr>
-              <w:t>{x}</w:t>
+              <w:t>{empresa_publica}</w:t>
             </w:r>
           </w:p>
         </w:tc>
@@ -5931,27 +5422,7 @@
                 <w:szCs w:val="26"/>
                 <w:lang w:val="es-CO"/>
               </w:rPr>
-              <w:t>{</w:t>
-            </w:r>
-            <w:proofErr w:type="spellStart"/>
-            <w:r>
-              <w:rPr>
-                <w:rFonts w:ascii="Trebuchet MS" w:hAnsi="Trebuchet MS" w:cs="Arial"/>
-                <w:sz w:val="26"/>
-                <w:szCs w:val="26"/>
-                <w:lang w:val="es-CO"/>
-              </w:rPr>
-              <w:t>empresa_tres</w:t>
-            </w:r>
-            <w:proofErr w:type="spellEnd"/>
-            <w:r>
-              <w:rPr>
-                <w:rFonts w:ascii="Trebuchet MS" w:hAnsi="Trebuchet MS" w:cs="Arial"/>
-                <w:sz w:val="26"/>
-                <w:szCs w:val="26"/>
-                <w:lang w:val="es-CO"/>
-              </w:rPr>
-              <w:t>}</w:t>
+              <w:t>{empresa_tres}</w:t>
             </w:r>
           </w:p>
         </w:tc>
@@ -6811,27 +6282,7 @@
                 <w:szCs w:val="26"/>
                 <w:lang w:val="es-MX"/>
               </w:rPr>
-              <w:t>{</w:t>
-            </w:r>
-            <w:proofErr w:type="spellStart"/>
-            <w:r>
-              <w:rPr>
-                <w:rFonts w:asciiTheme="majorHAnsi" w:eastAsia="Batang" w:hAnsiTheme="majorHAnsi" w:cs="Arabic Typesetting"/>
-                <w:sz w:val="26"/>
-                <w:szCs w:val="26"/>
-                <w:lang w:val="es-MX"/>
-              </w:rPr>
-              <w:t>nombre_iglesia</w:t>
-            </w:r>
-            <w:proofErr w:type="spellEnd"/>
-            <w:r>
-              <w:rPr>
-                <w:rFonts w:asciiTheme="majorHAnsi" w:eastAsia="Batang" w:hAnsiTheme="majorHAnsi" w:cs="Arabic Typesetting"/>
-                <w:sz w:val="26"/>
-                <w:szCs w:val="26"/>
-                <w:lang w:val="es-MX"/>
-              </w:rPr>
-              <w:t>}</w:t>
+              <w:t>{nombre_iglesia}</w:t>
             </w:r>
           </w:p>
         </w:tc>
@@ -6889,35 +6340,34 @@
                 <w:szCs w:val="26"/>
                 <w:lang w:val="es-MX"/>
               </w:rPr>
-              <w:t>{</w:t>
-            </w:r>
-            <w:proofErr w:type="spellStart"/>
-            <w:r>
-              <w:rPr>
-                <w:rFonts w:asciiTheme="majorHAnsi" w:eastAsia="Batang" w:hAnsiTheme="majorHAnsi" w:cs="Arabic Typesetting"/>
+              <w:t>{nombre_pastor}</w:t>
+            </w:r>
+          </w:p>
+        </w:tc>
+        <w:tc>
+          <w:tcPr>
+            <w:tcW w:w="2550" w:type="dxa"/>
+            <w:vAlign w:val="center"/>
+          </w:tcPr>
+          <w:p>
+            <w:pPr>
+              <w:rPr>
+                <w:rFonts w:ascii="Trebuchet MS" w:eastAsia="Batang" w:hAnsi="Trebuchet MS" w:cs="Arabic Typesetting"/>
                 <w:sz w:val="26"/>
                 <w:szCs w:val="26"/>
                 <w:lang w:val="es-MX"/>
               </w:rPr>
-              <w:t>nombre_pastor</w:t>
-            </w:r>
-            <w:proofErr w:type="spellEnd"/>
-            <w:r>
-              <w:rPr>
-                <w:rFonts w:asciiTheme="majorHAnsi" w:eastAsia="Batang" w:hAnsiTheme="majorHAnsi" w:cs="Arabic Typesetting"/>
+            </w:pPr>
+            <w:r>
+              <w:rPr>
+                <w:rFonts w:ascii="Trebuchet MS" w:eastAsia="Batang" w:hAnsi="Trebuchet MS" w:cs="Arabic Typesetting"/>
                 <w:sz w:val="26"/>
                 <w:szCs w:val="26"/>
                 <w:lang w:val="es-MX"/>
               </w:rPr>
-              <w:t>}</w:t>
-            </w:r>
-          </w:p>
-        </w:tc>
-        <w:tc>
-          <w:tcPr>
-            <w:tcW w:w="2550" w:type="dxa"/>
-            <w:vAlign w:val="center"/>
-          </w:tcPr>
+              <w:t>TELEFONO:</w:t>
+            </w:r>
+          </w:p>
           <w:p>
             <w:pPr>
               <w:rPr>
@@ -6934,46 +6384,7 @@
                 <w:szCs w:val="26"/>
                 <w:lang w:val="es-MX"/>
               </w:rPr>
-              <w:t>TELEFONO:</w:t>
-            </w:r>
-          </w:p>
-          <w:p>
-            <w:pPr>
-              <w:rPr>
-                <w:rFonts w:ascii="Trebuchet MS" w:eastAsia="Batang" w:hAnsi="Trebuchet MS" w:cs="Arabic Typesetting"/>
-                <w:sz w:val="26"/>
-                <w:szCs w:val="26"/>
-                <w:lang w:val="es-MX"/>
-              </w:rPr>
-            </w:pPr>
-            <w:r>
-              <w:rPr>
-                <w:rFonts w:ascii="Trebuchet MS" w:eastAsia="Batang" w:hAnsi="Trebuchet MS" w:cs="Arabic Typesetting"/>
-                <w:sz w:val="26"/>
-                <w:szCs w:val="26"/>
-                <w:lang w:val="es-MX"/>
-              </w:rPr>
-              <w:t>{</w:t>
-            </w:r>
-            <w:proofErr w:type="spellStart"/>
-            <w:r>
-              <w:rPr>
-                <w:rFonts w:ascii="Trebuchet MS" w:eastAsia="Batang" w:hAnsi="Trebuchet MS" w:cs="Arabic Typesetting"/>
-                <w:sz w:val="26"/>
-                <w:szCs w:val="26"/>
-                <w:lang w:val="es-MX"/>
-              </w:rPr>
-              <w:t>telefono_pastor</w:t>
-            </w:r>
-            <w:proofErr w:type="spellEnd"/>
-            <w:r>
-              <w:rPr>
-                <w:rFonts w:ascii="Trebuchet MS" w:eastAsia="Batang" w:hAnsi="Trebuchet MS" w:cs="Arabic Typesetting"/>
-                <w:sz w:val="26"/>
-                <w:szCs w:val="26"/>
-                <w:lang w:val="es-MX"/>
-              </w:rPr>
-              <w:t>}</w:t>
+              <w:t>{telefono_pastor}</w:t>
             </w:r>
           </w:p>
         </w:tc>
@@ -7032,7 +6443,6 @@
               </w:rPr>
               <w:t>{</w:t>
             </w:r>
-            <w:proofErr w:type="spellStart"/>
             <w:r>
               <w:rPr>
                 <w:rFonts w:asciiTheme="majorHAnsi" w:eastAsia="Batang" w:hAnsiTheme="majorHAnsi" w:cs="Arabic Typesetting"/>
@@ -7042,7 +6452,6 @@
               </w:rPr>
               <w:t>país_iglesia</w:t>
             </w:r>
-            <w:proofErr w:type="spellEnd"/>
             <w:r>
               <w:rPr>
                 <w:rFonts w:asciiTheme="majorHAnsi" w:eastAsia="Batang" w:hAnsiTheme="majorHAnsi" w:cs="Arabic Typesetting"/>
@@ -7104,9 +6513,8 @@
                 <w:szCs w:val="26"/>
                 <w:lang w:val="es-MX"/>
               </w:rPr>
-              <w:t>{</w:t>
-            </w:r>
-            <w:proofErr w:type="spellStart"/>
+              <w:t>{direccion</w:t>
+            </w:r>
             <w:r>
               <w:rPr>
                 <w:rFonts w:asciiTheme="majorHAnsi" w:eastAsia="Batang" w:hAnsiTheme="majorHAnsi" w:cs="Arabic Typesetting"/>
@@ -7114,18 +6522,8 @@
                 <w:szCs w:val="26"/>
                 <w:lang w:val="es-MX"/>
               </w:rPr>
-              <w:t>direccion</w:t>
-            </w:r>
-            <w:r>
-              <w:rPr>
-                <w:rFonts w:asciiTheme="majorHAnsi" w:eastAsia="Batang" w:hAnsiTheme="majorHAnsi" w:cs="Arabic Typesetting"/>
-                <w:sz w:val="26"/>
-                <w:szCs w:val="26"/>
-                <w:lang w:val="es-MX"/>
-              </w:rPr>
               <w:t>_iglesia</w:t>
             </w:r>
-            <w:proofErr w:type="spellEnd"/>
             <w:r>
               <w:rPr>
                 <w:rFonts w:asciiTheme="majorHAnsi" w:eastAsia="Batang" w:hAnsiTheme="majorHAnsi" w:cs="Arabic Typesetting"/>
@@ -7190,9 +6588,8 @@
                 <w:szCs w:val="26"/>
                 <w:lang w:val="es-MX"/>
               </w:rPr>
-              <w:t>{</w:t>
-            </w:r>
-            <w:proofErr w:type="spellStart"/>
+              <w:t>{ciudad_igle</w:t>
+            </w:r>
             <w:r>
               <w:rPr>
                 <w:rFonts w:asciiTheme="majorHAnsi" w:eastAsia="Batang" w:hAnsiTheme="majorHAnsi" w:cs="Arabic Typesetting"/>
@@ -7200,18 +6597,8 @@
                 <w:szCs w:val="26"/>
                 <w:lang w:val="es-MX"/>
               </w:rPr>
-              <w:t>ciudad_igle</w:t>
-            </w:r>
-            <w:r>
-              <w:rPr>
-                <w:rFonts w:asciiTheme="majorHAnsi" w:eastAsia="Batang" w:hAnsiTheme="majorHAnsi" w:cs="Arabic Typesetting"/>
-                <w:sz w:val="26"/>
-                <w:szCs w:val="26"/>
-                <w:lang w:val="es-MX"/>
-              </w:rPr>
               <w:t>sia</w:t>
             </w:r>
-            <w:proofErr w:type="spellEnd"/>
             <w:r>
               <w:rPr>
                 <w:rFonts w:asciiTheme="majorHAnsi" w:eastAsia="Batang" w:hAnsiTheme="majorHAnsi" w:cs="Arabic Typesetting"/>
@@ -7274,27 +6661,7 @@
                 <w:szCs w:val="26"/>
                 <w:lang w:val="es-MX"/>
               </w:rPr>
-              <w:t>{</w:t>
-            </w:r>
-            <w:proofErr w:type="spellStart"/>
-            <w:r>
-              <w:rPr>
-                <w:rFonts w:ascii="Trebuchet MS" w:eastAsia="Batang" w:hAnsi="Trebuchet MS" w:cs="Arabic Typesetting"/>
-                <w:sz w:val="26"/>
-                <w:szCs w:val="26"/>
-                <w:lang w:val="es-MX"/>
-              </w:rPr>
-              <w:t>estado_iglesia</w:t>
-            </w:r>
-            <w:proofErr w:type="spellEnd"/>
-            <w:r>
-              <w:rPr>
-                <w:rFonts w:ascii="Trebuchet MS" w:eastAsia="Batang" w:hAnsi="Trebuchet MS" w:cs="Arabic Typesetting"/>
-                <w:sz w:val="26"/>
-                <w:szCs w:val="26"/>
-                <w:lang w:val="es-MX"/>
-              </w:rPr>
-              <w:t>}</w:t>
+              <w:t>{estado_iglesia}</w:t>
             </w:r>
           </w:p>
         </w:tc>
@@ -9198,25 +8565,7 @@
                 <w:szCs w:val="26"/>
                 <w:lang w:val="es-CO"/>
               </w:rPr>
-              <w:t>{</w:t>
-            </w:r>
-            <w:proofErr w:type="spellStart"/>
-            <w:r>
-              <w:rPr>
-                <w:rFonts w:asciiTheme="majorHAnsi" w:eastAsia="Batang" w:hAnsiTheme="majorHAnsi" w:cs="Arabic Typesetting"/>
-                <w:szCs w:val="26"/>
-                <w:lang w:val="es-CO"/>
-              </w:rPr>
-              <w:t>cargo_en_FHISYL</w:t>
-            </w:r>
-            <w:proofErr w:type="spellEnd"/>
-            <w:r>
-              <w:rPr>
-                <w:rFonts w:asciiTheme="majorHAnsi" w:eastAsia="Batang" w:hAnsiTheme="majorHAnsi" w:cs="Arabic Typesetting"/>
-                <w:szCs w:val="26"/>
-                <w:lang w:val="es-CO"/>
-              </w:rPr>
-              <w:t>}</w:t>
+              <w:t>{cargo_en_FHISYL}</w:t>
             </w:r>
           </w:p>
         </w:tc>
@@ -11743,23 +11092,13 @@
                               </w:rPr>
                               <w:t>{</w:t>
                             </w:r>
-                            <w:proofErr w:type="spellStart"/>
                             <w:r>
                               <w:rPr>
                                 <w:rFonts w:asciiTheme="majorHAnsi" w:eastAsia="Batang" w:hAnsiTheme="majorHAnsi" w:cs="Arabic Typesetting"/>
                                 <w:szCs w:val="26"/>
                                 <w:lang w:val="es-CO"/>
                               </w:rPr>
-                              <w:t>autorizo_no</w:t>
-                            </w:r>
-                            <w:proofErr w:type="spellEnd"/>
-                            <w:r>
-                              <w:rPr>
-                                <w:rFonts w:asciiTheme="majorHAnsi" w:eastAsia="Batang" w:hAnsiTheme="majorHAnsi" w:cs="Arabic Typesetting"/>
-                                <w:szCs w:val="26"/>
-                                <w:lang w:val="es-CO"/>
-                              </w:rPr>
-                              <w:t>}</w:t>
+                              <w:t>autorizo_no}</w:t>
                             </w:r>
                           </w:p>
                         </w:txbxContent>
@@ -11805,23 +11144,13 @@
                         </w:rPr>
                         <w:t>{</w:t>
                       </w:r>
-                      <w:proofErr w:type="spellStart"/>
                       <w:r>
                         <w:rPr>
                           <w:rFonts w:asciiTheme="majorHAnsi" w:eastAsia="Batang" w:hAnsiTheme="majorHAnsi" w:cs="Arabic Typesetting"/>
                           <w:szCs w:val="26"/>
                           <w:lang w:val="es-CO"/>
                         </w:rPr>
-                        <w:t>autorizo_no</w:t>
-                      </w:r>
-                      <w:proofErr w:type="spellEnd"/>
-                      <w:r>
-                        <w:rPr>
-                          <w:rFonts w:asciiTheme="majorHAnsi" w:eastAsia="Batang" w:hAnsiTheme="majorHAnsi" w:cs="Arabic Typesetting"/>
-                          <w:szCs w:val="26"/>
-                          <w:lang w:val="es-CO"/>
-                        </w:rPr>
-                        <w:t>}</w:t>
+                        <w:t>autorizo_no}</w:t>
                       </w:r>
                     </w:p>
                   </w:txbxContent>
@@ -11906,25 +11235,7 @@
                                 <w:szCs w:val="26"/>
                                 <w:lang w:val="es-CO"/>
                               </w:rPr>
-                              <w:t>{</w:t>
-                            </w:r>
-                            <w:proofErr w:type="spellStart"/>
-                            <w:r>
-                              <w:rPr>
-                                <w:rFonts w:asciiTheme="majorHAnsi" w:eastAsia="Batang" w:hAnsiTheme="majorHAnsi" w:cs="Arabic Typesetting"/>
-                                <w:szCs w:val="26"/>
-                                <w:lang w:val="es-CO"/>
-                              </w:rPr>
-                              <w:t>autorizo_si</w:t>
-                            </w:r>
-                            <w:proofErr w:type="spellEnd"/>
-                            <w:r>
-                              <w:rPr>
-                                <w:rFonts w:asciiTheme="majorHAnsi" w:eastAsia="Batang" w:hAnsiTheme="majorHAnsi" w:cs="Arabic Typesetting"/>
-                                <w:szCs w:val="26"/>
-                                <w:lang w:val="es-CO"/>
-                              </w:rPr>
-                              <w:t>}</w:t>
+                              <w:t>{autorizo_si}</w:t>
                             </w:r>
                           </w:p>
                         </w:txbxContent>
@@ -11965,25 +11276,7 @@
                           <w:szCs w:val="26"/>
                           <w:lang w:val="es-CO"/>
                         </w:rPr>
-                        <w:t>{</w:t>
-                      </w:r>
-                      <w:proofErr w:type="spellStart"/>
-                      <w:r>
-                        <w:rPr>
-                          <w:rFonts w:asciiTheme="majorHAnsi" w:eastAsia="Batang" w:hAnsiTheme="majorHAnsi" w:cs="Arabic Typesetting"/>
-                          <w:szCs w:val="26"/>
-                          <w:lang w:val="es-CO"/>
-                        </w:rPr>
-                        <w:t>autorizo_si</w:t>
-                      </w:r>
-                      <w:proofErr w:type="spellEnd"/>
-                      <w:r>
-                        <w:rPr>
-                          <w:rFonts w:asciiTheme="majorHAnsi" w:eastAsia="Batang" w:hAnsiTheme="majorHAnsi" w:cs="Arabic Typesetting"/>
-                          <w:szCs w:val="26"/>
-                          <w:lang w:val="es-CO"/>
-                        </w:rPr>
-                        <w:t>}</w:t>
+                        <w:t>{autorizo_si}</w:t>
                       </w:r>
                     </w:p>
                   </w:txbxContent>
@@ -12093,19 +11386,11 @@
                               </w:rPr>
                               <w:t>%</w:t>
                             </w:r>
-                            <w:proofErr w:type="spellStart"/>
                             <w:r>
                               <w:rPr>
                                 <w:lang w:val="es-AR"/>
                               </w:rPr>
-                              <w:t>firma_digital</w:t>
-                            </w:r>
-                            <w:proofErr w:type="spellEnd"/>
-                            <w:r>
-                              <w:rPr>
-                                <w:lang w:val="es-AR"/>
-                              </w:rPr>
-                              <w:t>}</w:t>
+                              <w:t>firma_digital}</w:t>
                             </w:r>
                           </w:p>
                         </w:txbxContent>
@@ -12130,11 +11415,7 @@
           </mc:Choice>
           <mc:Fallback>
             <w:pict>
-              <v:shapetype w14:anchorId="67888A26" id="_x0000_t202" coordsize="21600,21600" o:spt="202" path="m,l,21600r21600,l21600,xe">
-                <v:stroke joinstyle="miter"/>
-                <v:path gradientshapeok="t" o:connecttype="rect"/>
-              </v:shapetype>
-              <v:shape id="Cuadro de texto 4" o:spid="_x0000_s1031" type="#_x0000_t202" style="position:absolute;margin-left:18.6pt;margin-top:59.7pt;width:179.15pt;height:32.25pt;z-index:251702784;visibility:visible;mso-wrap-style:square;mso-width-percent:0;mso-height-percent:0;mso-wrap-distance-left:9pt;mso-wrap-distance-top:0;mso-wrap-distance-right:9pt;mso-wrap-distance-bottom:0;mso-position-horizontal:absolute;mso-position-horizontal-relative:text;mso-position-vertical:absolute;mso-position-vertical-relative:text;mso-width-percent:0;mso-height-percent:0;mso-width-relative:margin;mso-height-relative:margin;v-text-anchor:top" o:gfxdata="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" fillcolor="white [3201]" stroked="f" strokeweight=".5pt">
+              <v:shape w14:anchorId="67888A26" id="Cuadro de texto 4" o:spid="_x0000_s1031" type="#_x0000_t202" style="position:absolute;margin-left:18.6pt;margin-top:59.7pt;width:179.15pt;height:32.25pt;z-index:251702784;visibility:visible;mso-wrap-style:square;mso-width-percent:0;mso-height-percent:0;mso-wrap-distance-left:9pt;mso-wrap-distance-top:0;mso-wrap-distance-right:9pt;mso-wrap-distance-bottom:0;mso-position-horizontal:absolute;mso-position-horizontal-relative:text;mso-position-vertical:absolute;mso-position-vertical-relative:text;mso-width-percent:0;mso-height-percent:0;mso-width-relative:margin;mso-height-relative:margin;v-text-anchor:top" o:gfxdata="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" fillcolor="white [3201]" stroked="f" strokeweight=".5pt">
                 <v:textbox>
                   <w:txbxContent>
                     <w:p>
@@ -12155,19 +11436,11 @@
                         </w:rPr>
                         <w:t>%</w:t>
                       </w:r>
-                      <w:proofErr w:type="spellStart"/>
                       <w:r>
                         <w:rPr>
                           <w:lang w:val="es-AR"/>
                         </w:rPr>
-                        <w:t>firma_digital</w:t>
-                      </w:r>
-                      <w:proofErr w:type="spellEnd"/>
-                      <w:r>
-                        <w:rPr>
-                          <w:lang w:val="es-AR"/>
-                        </w:rPr>
-                        <w:t>}</w:t>
+                        <w:t>firma_digital}</w:t>
                       </w:r>
                     </w:p>
                   </w:txbxContent>
@@ -12417,23 +11690,7 @@
                               <w:rFonts w:ascii="Lucida Calligraphy" w:hAnsi="Lucida Calligraphy" w:cs="Segoe UI"/>
                               <w:lang w:val="es-CO"/>
                             </w:rPr>
-                            <w:t>{</w:t>
-                          </w:r>
-                          <w:proofErr w:type="spellStart"/>
-                          <w:r>
-                            <w:rPr>
-                              <w:rFonts w:ascii="Lucida Calligraphy" w:hAnsi="Lucida Calligraphy" w:cs="Segoe UI"/>
-                              <w:lang w:val="es-CO"/>
-                            </w:rPr>
-                            <w:t>frase_indentificadora</w:t>
-                          </w:r>
-                          <w:proofErr w:type="spellEnd"/>
-                          <w:r>
-                            <w:rPr>
-                              <w:rFonts w:ascii="Lucida Calligraphy" w:hAnsi="Lucida Calligraphy" w:cs="Segoe UI"/>
-                              <w:lang w:val="es-CO"/>
-                            </w:rPr>
-                            <w:t>}</w:t>
+                            <w:t>{frase_identificadora}</w:t>
                           </w:r>
                         </w:p>
                       </w:txbxContent>
@@ -12474,23 +11731,7 @@
                         <w:rFonts w:ascii="Lucida Calligraphy" w:hAnsi="Lucida Calligraphy" w:cs="Segoe UI"/>
                         <w:lang w:val="es-CO"/>
                       </w:rPr>
-                      <w:t>{</w:t>
-                    </w:r>
-                    <w:proofErr w:type="spellStart"/>
-                    <w:r>
-                      <w:rPr>
-                        <w:rFonts w:ascii="Lucida Calligraphy" w:hAnsi="Lucida Calligraphy" w:cs="Segoe UI"/>
-                        <w:lang w:val="es-CO"/>
-                      </w:rPr>
-                      <w:t>frase_indentificadora</w:t>
-                    </w:r>
-                    <w:proofErr w:type="spellEnd"/>
-                    <w:r>
-                      <w:rPr>
-                        <w:rFonts w:ascii="Lucida Calligraphy" w:hAnsi="Lucida Calligraphy" w:cs="Segoe UI"/>
-                        <w:lang w:val="es-CO"/>
-                      </w:rPr>
-                      <w:t>}</w:t>
+                      <w:t>{frase_identificadora}</w:t>
                     </w:r>
                   </w:p>
                 </w:txbxContent>
@@ -12568,27 +11809,7 @@
                               <w:szCs w:val="28"/>
                               <w:lang w:val="es-CO"/>
                             </w:rPr>
-                            <w:t>{</w:t>
-                          </w:r>
-                          <w:proofErr w:type="spellStart"/>
-                          <w:r>
-                            <w:rPr>
-                              <w:rFonts w:ascii="Lucida Calligraphy" w:hAnsi="Lucida Calligraphy" w:cs="Segoe UI"/>
-                              <w:sz w:val="28"/>
-                              <w:szCs w:val="28"/>
-                              <w:lang w:val="es-CO"/>
-                            </w:rPr>
-                            <w:t>nombre_completo</w:t>
-                          </w:r>
-                          <w:proofErr w:type="spellEnd"/>
-                          <w:r>
-                            <w:rPr>
-                              <w:rFonts w:ascii="Lucida Calligraphy" w:hAnsi="Lucida Calligraphy" w:cs="Segoe UI"/>
-                              <w:sz w:val="28"/>
-                              <w:szCs w:val="28"/>
-                              <w:lang w:val="es-CO"/>
-                            </w:rPr>
-                            <w:t>}</w:t>
+                            <w:t>{nombre_completo}</w:t>
                           </w:r>
                         </w:p>
                         <w:p>
@@ -12641,27 +11862,7 @@
                         <w:szCs w:val="28"/>
                         <w:lang w:val="es-CO"/>
                       </w:rPr>
-                      <w:t>{</w:t>
-                    </w:r>
-                    <w:proofErr w:type="spellStart"/>
-                    <w:r>
-                      <w:rPr>
-                        <w:rFonts w:ascii="Lucida Calligraphy" w:hAnsi="Lucida Calligraphy" w:cs="Segoe UI"/>
-                        <w:sz w:val="28"/>
-                        <w:szCs w:val="28"/>
-                        <w:lang w:val="es-CO"/>
-                      </w:rPr>
-                      <w:t>nombre_completo</w:t>
-                    </w:r>
-                    <w:proofErr w:type="spellEnd"/>
-                    <w:r>
-                      <w:rPr>
-                        <w:rFonts w:ascii="Lucida Calligraphy" w:hAnsi="Lucida Calligraphy" w:cs="Segoe UI"/>
-                        <w:sz w:val="28"/>
-                        <w:szCs w:val="28"/>
-                        <w:lang w:val="es-CO"/>
-                      </w:rPr>
-                      <w:t>}</w:t>
+                      <w:t>{nombre_completo}</w:t>
                     </w:r>
                   </w:p>
                   <w:p>
@@ -12875,7 +12076,7 @@
                       <a:effectLst/>
                       <a:extLst>
                         <a:ext uri="{C572A759-6A51-4108-AA02-DFA0A04FC94B}">
-                          <ma14:wrappingTextBoxFlag xmlns:arto="http://schemas.microsoft.com/office/word/2006/arto" xmlns="" xmlns:mo="http://schemas.microsoft.com/office/mac/office/2008/main" xmlns:mv="urn:schemas-microsoft-com:mac:vml" xmlns:o="urn:schemas-microsoft-com:office:office" xmlns:v="urn:schemas-microsoft-com:vml" xmlns:w10="urn:schemas-microsoft-com:office:word" xmlns:w="http://schemas.openxmlformats.org/wordprocessingml/2006/main" xmlns:ma14="http://schemas.microsoft.com/office/mac/drawingml/2011/main"/>
+                          <ma14:wrappingTextBoxFlag xmlns:ma14="http://schemas.microsoft.com/office/mac/drawingml/2011/main" xmlns:w="http://schemas.openxmlformats.org/wordprocessingml/2006/main" xmlns:w10="urn:schemas-microsoft-com:office:word" xmlns:v="urn:schemas-microsoft-com:vml" xmlns:o="urn:schemas-microsoft-com:office:office" xmlns:mv="urn:schemas-microsoft-com:mac:vml" xmlns:mo="http://schemas.microsoft.com/office/mac/office/2008/main" xmlns="" xmlns:arto="http://schemas.microsoft.com/office/word/2006/arto"/>
                         </a:ext>
                       </a:extLst>
                     </wps:spPr>

--- a/src/features/fundacion/docs/FORMATO HOJA DE VIDA FHISYL.docx
+++ b/src/features/fundacion/docs/FORMATO HOJA DE VIDA FHISYL.docx
@@ -68,15 +68,7 @@
                         <w:txbxContent>
                           <w:p>
                             <w:r>
-                              <w:t>{%</w:t>
-                            </w:r>
-                            <w:proofErr w:type="spellStart"/>
-                            <w:r>
-                              <w:t>foto_perfil</w:t>
-                            </w:r>
-                            <w:proofErr w:type="spellEnd"/>
-                            <w:r>
-                              <w:t>}</w:t>
+                              <w:t>{%foto_perfil}</w:t>
                             </w:r>
                           </w:p>
                         </w:txbxContent>
@@ -107,15 +99,7 @@
                   <w:txbxContent>
                     <w:p>
                       <w:r>
-                        <w:t>{%</w:t>
-                      </w:r>
-                      <w:proofErr w:type="spellStart"/>
-                      <w:r>
-                        <w:t>foto_perfil</w:t>
-                      </w:r>
-                      <w:proofErr w:type="spellEnd"/>
-                      <w:r>
-                        <w:t>}</w:t>
+                        <w:t>{%foto_perfil}</w:t>
                       </w:r>
                     </w:p>
                   </w:txbxContent>
@@ -192,21 +176,19 @@
                               <w:rPr>
                                 <w:lang w:val="es-CO"/>
                               </w:rPr>
-                              <w:t>{</w:t>
+                              <w:t>{descripci</w:t>
                             </w:r>
-                            <w:proofErr w:type="spellStart"/>
                             <w:r>
                               <w:rPr>
                                 <w:lang w:val="es-CO"/>
                               </w:rPr>
-                              <w:t>descripciónMinisterioProfesion</w:t>
+                              <w:t>o</w:t>
                             </w:r>
-                            <w:proofErr w:type="spellEnd"/>
                             <w:r>
                               <w:rPr>
                                 <w:lang w:val="es-CO"/>
                               </w:rPr>
-                              <w:t>}</w:t>
+                              <w:t>nMinisterioProfesion}</w:t>
                             </w:r>
                           </w:p>
                         </w:txbxContent>
@@ -242,21 +224,19 @@
                         <w:rPr>
                           <w:lang w:val="es-CO"/>
                         </w:rPr>
-                        <w:t>{</w:t>
+                        <w:t>{descripci</w:t>
                       </w:r>
-                      <w:proofErr w:type="spellStart"/>
                       <w:r>
                         <w:rPr>
                           <w:lang w:val="es-CO"/>
                         </w:rPr>
-                        <w:t>descripciónMinisterioProfesion</w:t>
+                        <w:t>o</w:t>
                       </w:r>
-                      <w:proofErr w:type="spellEnd"/>
                       <w:r>
                         <w:rPr>
                           <w:lang w:val="es-CO"/>
                         </w:rPr>
-                        <w:t>}</w:t>
+                        <w:t>nMinisterioProfesion}</w:t>
                       </w:r>
                     </w:p>
                   </w:txbxContent>
@@ -2214,25 +2194,7 @@
                 <w:sz w:val="26"/>
                 <w:szCs w:val="26"/>
               </w:rPr>
-              <w:t>{</w:t>
-            </w:r>
-            <w:proofErr w:type="spellStart"/>
-            <w:r>
-              <w:rPr>
-                <w:rFonts w:ascii="Trebuchet MS" w:hAnsi="Trebuchet MS"/>
-                <w:sz w:val="26"/>
-                <w:szCs w:val="26"/>
-              </w:rPr>
-              <w:t>fecha_mes_grado</w:t>
-            </w:r>
-            <w:proofErr w:type="spellEnd"/>
-            <w:r>
-              <w:rPr>
-                <w:rFonts w:ascii="Trebuchet MS" w:hAnsi="Trebuchet MS"/>
-                <w:sz w:val="26"/>
-                <w:szCs w:val="26"/>
-              </w:rPr>
-              <w:t>}</w:t>
+              <w:t>{fecha_mes_grado}</w:t>
             </w:r>
           </w:p>
         </w:tc>
@@ -2258,25 +2220,7 @@
                 <w:sz w:val="26"/>
                 <w:szCs w:val="26"/>
               </w:rPr>
-              <w:t>{</w:t>
-            </w:r>
-            <w:proofErr w:type="spellStart"/>
-            <w:r>
-              <w:rPr>
-                <w:rFonts w:ascii="Trebuchet MS" w:hAnsi="Trebuchet MS"/>
-                <w:sz w:val="26"/>
-                <w:szCs w:val="26"/>
-              </w:rPr>
-              <w:t>fecha_año_grado</w:t>
-            </w:r>
-            <w:proofErr w:type="spellEnd"/>
-            <w:r>
-              <w:rPr>
-                <w:rFonts w:ascii="Trebuchet MS" w:hAnsi="Trebuchet MS"/>
-                <w:sz w:val="26"/>
-                <w:szCs w:val="26"/>
-              </w:rPr>
-              <w:t>}</w:t>
+              <w:t>{fecha_año_grado}</w:t>
             </w:r>
           </w:p>
         </w:tc>
@@ -2366,27 +2310,7 @@
                 <w:sz w:val="28"/>
                 <w:szCs w:val="26"/>
               </w:rPr>
-              <w:t>{</w:t>
-            </w:r>
-            <w:proofErr w:type="spellStart"/>
-            <w:r>
-              <w:rPr>
-                <w:rFonts w:asciiTheme="majorHAnsi" w:hAnsiTheme="majorHAnsi"/>
-                <w:b/>
-                <w:sz w:val="28"/>
-                <w:szCs w:val="26"/>
-              </w:rPr>
-              <w:t>seleccionar_tecnica</w:t>
-            </w:r>
-            <w:proofErr w:type="spellEnd"/>
-            <w:r>
-              <w:rPr>
-                <w:rFonts w:asciiTheme="majorHAnsi" w:hAnsiTheme="majorHAnsi"/>
-                <w:b/>
-                <w:sz w:val="28"/>
-                <w:szCs w:val="26"/>
-              </w:rPr>
-              <w:t>}</w:t>
+              <w:t>{seleccionar_tecnica}</w:t>
             </w:r>
           </w:p>
         </w:tc>
@@ -2437,27 +2361,7 @@
                 <w:sz w:val="28"/>
                 <w:szCs w:val="26"/>
               </w:rPr>
-              <w:t>{</w:t>
-            </w:r>
-            <w:proofErr w:type="spellStart"/>
-            <w:r>
-              <w:rPr>
-                <w:rFonts w:asciiTheme="majorHAnsi" w:hAnsiTheme="majorHAnsi"/>
-                <w:b/>
-                <w:sz w:val="28"/>
-                <w:szCs w:val="26"/>
-              </w:rPr>
-              <w:t>seleccionar_tecnologica</w:t>
-            </w:r>
-            <w:proofErr w:type="spellEnd"/>
-            <w:r>
-              <w:rPr>
-                <w:rFonts w:asciiTheme="majorHAnsi" w:hAnsiTheme="majorHAnsi"/>
-                <w:b/>
-                <w:sz w:val="28"/>
-                <w:szCs w:val="26"/>
-              </w:rPr>
-              <w:t>}</w:t>
+              <w:t>{seleccionar_tecnologica}</w:t>
             </w:r>
           </w:p>
         </w:tc>
@@ -2520,27 +2424,7 @@
                 <w:sz w:val="28"/>
                 <w:szCs w:val="26"/>
               </w:rPr>
-              <w:t>{</w:t>
-            </w:r>
-            <w:proofErr w:type="spellStart"/>
-            <w:r>
-              <w:rPr>
-                <w:rFonts w:asciiTheme="majorHAnsi" w:hAnsiTheme="majorHAnsi"/>
-                <w:b/>
-                <w:sz w:val="28"/>
-                <w:szCs w:val="26"/>
-              </w:rPr>
-              <w:t>seleccionar_universitario</w:t>
-            </w:r>
-            <w:proofErr w:type="spellEnd"/>
-            <w:r>
-              <w:rPr>
-                <w:rFonts w:asciiTheme="majorHAnsi" w:hAnsiTheme="majorHAnsi"/>
-                <w:b/>
-                <w:sz w:val="28"/>
-                <w:szCs w:val="26"/>
-              </w:rPr>
-              <w:t>}</w:t>
+              <w:t>{seleccionar_universitario}</w:t>
             </w:r>
           </w:p>
         </w:tc>
@@ -2594,27 +2478,7 @@
                 <w:sz w:val="28"/>
                 <w:szCs w:val="26"/>
               </w:rPr>
-              <w:t>{</w:t>
-            </w:r>
-            <w:proofErr w:type="spellStart"/>
-            <w:r>
-              <w:rPr>
-                <w:rFonts w:asciiTheme="majorHAnsi" w:hAnsiTheme="majorHAnsi"/>
-                <w:b/>
-                <w:sz w:val="28"/>
-                <w:szCs w:val="26"/>
-              </w:rPr>
-              <w:t>seleccionar_posgrado</w:t>
-            </w:r>
-            <w:proofErr w:type="spellEnd"/>
-            <w:r>
-              <w:rPr>
-                <w:rFonts w:asciiTheme="majorHAnsi" w:hAnsiTheme="majorHAnsi"/>
-                <w:b/>
-                <w:sz w:val="28"/>
-                <w:szCs w:val="26"/>
-              </w:rPr>
-              <w:t>}</w:t>
+              <w:t>{seleccionar_posgrado}</w:t>
             </w:r>
           </w:p>
         </w:tc>
@@ -3948,27 +3812,7 @@
                 <w:szCs w:val="26"/>
                 <w:lang w:val="es-CO"/>
               </w:rPr>
-              <w:t>{</w:t>
-            </w:r>
-            <w:proofErr w:type="spellStart"/>
-            <w:r>
-              <w:rPr>
-                <w:rFonts w:ascii="Trebuchet MS" w:hAnsi="Trebuchet MS" w:cs="Arial"/>
-                <w:sz w:val="26"/>
-                <w:szCs w:val="26"/>
-                <w:lang w:val="es-CO"/>
-              </w:rPr>
-              <w:t>empresa_actual</w:t>
-            </w:r>
-            <w:proofErr w:type="spellEnd"/>
-            <w:r>
-              <w:rPr>
-                <w:rFonts w:ascii="Trebuchet MS" w:hAnsi="Trebuchet MS" w:cs="Arial"/>
-                <w:sz w:val="26"/>
-                <w:szCs w:val="26"/>
-                <w:lang w:val="es-CO"/>
-              </w:rPr>
-              <w:t>}</w:t>
+              <w:t>{empresa_actual}</w:t>
             </w:r>
           </w:p>
         </w:tc>
@@ -4023,25 +3867,7 @@
                 <w:szCs w:val="26"/>
                 <w:lang w:val="es-CO"/>
               </w:rPr>
-              <w:t>{</w:t>
-            </w:r>
-            <w:proofErr w:type="spellStart"/>
-            <w:r>
-              <w:rPr>
-                <w:rFonts w:asciiTheme="majorHAnsi" w:hAnsiTheme="majorHAnsi" w:cs="Arial"/>
-                <w:szCs w:val="26"/>
-                <w:lang w:val="es-CO"/>
-              </w:rPr>
-              <w:t>empresa_publica</w:t>
-            </w:r>
-            <w:proofErr w:type="spellEnd"/>
-            <w:r>
-              <w:rPr>
-                <w:rFonts w:asciiTheme="majorHAnsi" w:hAnsiTheme="majorHAnsi" w:cs="Arial"/>
-                <w:szCs w:val="26"/>
-                <w:lang w:val="es-CO"/>
-              </w:rPr>
-              <w:t>}</w:t>
+              <w:t>{empresa_publica}</w:t>
             </w:r>
           </w:p>
         </w:tc>
@@ -4087,21 +3913,7 @@
               <w:rPr>
                 <w:lang w:val="es-CO"/>
               </w:rPr>
-              <w:t>{</w:t>
-            </w:r>
-            <w:proofErr w:type="spellStart"/>
-            <w:r>
-              <w:rPr>
-                <w:lang w:val="es-CO"/>
-              </w:rPr>
-              <w:t>empresa_privada</w:t>
-            </w:r>
-            <w:proofErr w:type="spellEnd"/>
-            <w:r>
-              <w:rPr>
-                <w:lang w:val="es-CO"/>
-              </w:rPr>
-              <w:t>}</w:t>
+              <w:t>{empresa_privada}</w:t>
             </w:r>
           </w:p>
         </w:tc>
@@ -4169,27 +3981,7 @@
                 <w:szCs w:val="26"/>
                 <w:lang w:val="es-CO"/>
               </w:rPr>
-              <w:t>{</w:t>
-            </w:r>
-            <w:proofErr w:type="spellStart"/>
-            <w:r>
-              <w:rPr>
-                <w:rFonts w:ascii="Trebuchet MS" w:hAnsi="Trebuchet MS" w:cs="Arial"/>
-                <w:sz w:val="26"/>
-                <w:szCs w:val="26"/>
-                <w:lang w:val="es-CO"/>
-              </w:rPr>
-              <w:t>departamento_empresa</w:t>
-            </w:r>
-            <w:proofErr w:type="spellEnd"/>
-            <w:r>
-              <w:rPr>
-                <w:rFonts w:ascii="Trebuchet MS" w:hAnsi="Trebuchet MS" w:cs="Arial"/>
-                <w:sz w:val="26"/>
-                <w:szCs w:val="26"/>
-                <w:lang w:val="es-CO"/>
-              </w:rPr>
-              <w:t>}</w:t>
+              <w:t>{departamento_empresa}</w:t>
             </w:r>
           </w:p>
         </w:tc>
@@ -4241,27 +4033,7 @@
                 <w:szCs w:val="26"/>
                 <w:lang w:val="es-CO"/>
               </w:rPr>
-              <w:t>{</w:t>
-            </w:r>
-            <w:proofErr w:type="spellStart"/>
-            <w:r>
-              <w:rPr>
-                <w:rFonts w:asciiTheme="majorHAnsi" w:hAnsiTheme="majorHAnsi" w:cs="Arial"/>
-                <w:sz w:val="26"/>
-                <w:szCs w:val="26"/>
-                <w:lang w:val="es-CO"/>
-              </w:rPr>
-              <w:t>municipio_empresa</w:t>
-            </w:r>
-            <w:proofErr w:type="spellEnd"/>
-            <w:r>
-              <w:rPr>
-                <w:rFonts w:asciiTheme="majorHAnsi" w:hAnsiTheme="majorHAnsi" w:cs="Arial"/>
-                <w:sz w:val="26"/>
-                <w:szCs w:val="26"/>
-                <w:lang w:val="es-CO"/>
-              </w:rPr>
-              <w:t>}</w:t>
+              <w:t>{municipio_empresa}</w:t>
             </w:r>
           </w:p>
         </w:tc>
@@ -4314,27 +4086,7 @@
                 <w:szCs w:val="26"/>
                 <w:lang w:val="es-CO"/>
               </w:rPr>
-              <w:t>{</w:t>
-            </w:r>
-            <w:proofErr w:type="spellStart"/>
-            <w:r>
-              <w:rPr>
-                <w:rFonts w:asciiTheme="majorHAnsi" w:hAnsiTheme="majorHAnsi" w:cs="Arial"/>
-                <w:sz w:val="26"/>
-                <w:szCs w:val="26"/>
-                <w:lang w:val="es-CO"/>
-              </w:rPr>
-              <w:t>email_empresa</w:t>
-            </w:r>
-            <w:proofErr w:type="spellEnd"/>
-            <w:r>
-              <w:rPr>
-                <w:rFonts w:asciiTheme="majorHAnsi" w:hAnsiTheme="majorHAnsi" w:cs="Arial"/>
-                <w:sz w:val="26"/>
-                <w:szCs w:val="26"/>
-                <w:lang w:val="es-CO"/>
-              </w:rPr>
-              <w:t>}</w:t>
+              <w:t>{email_empresa}</w:t>
             </w:r>
           </w:p>
         </w:tc>
@@ -4402,27 +4154,7 @@
                 <w:szCs w:val="26"/>
                 <w:lang w:val="es-CO"/>
               </w:rPr>
-              <w:t>{</w:t>
-            </w:r>
-            <w:proofErr w:type="spellStart"/>
-            <w:r>
-              <w:rPr>
-                <w:rFonts w:ascii="Trebuchet MS" w:hAnsi="Trebuchet MS" w:cs="Arial"/>
-                <w:sz w:val="26"/>
-                <w:szCs w:val="26"/>
-                <w:lang w:val="es-CO"/>
-              </w:rPr>
-              <w:t>teléfono_emrpesa</w:t>
-            </w:r>
-            <w:proofErr w:type="spellEnd"/>
-            <w:r>
-              <w:rPr>
-                <w:rFonts w:ascii="Trebuchet MS" w:hAnsi="Trebuchet MS" w:cs="Arial"/>
-                <w:sz w:val="26"/>
-                <w:szCs w:val="26"/>
-                <w:lang w:val="es-CO"/>
-              </w:rPr>
-              <w:t>}</w:t>
+              <w:t>{teléfono_emrpesa}</w:t>
             </w:r>
           </w:p>
         </w:tc>
@@ -4468,7 +4200,6 @@
                 <w:lang w:val="es-CO"/>
               </w:rPr>
             </w:pPr>
-            <w:proofErr w:type="gramStart"/>
             <w:r>
               <w:rPr>
                 <w:rFonts w:asciiTheme="majorHAnsi" w:hAnsiTheme="majorHAnsi" w:cs="Arial"/>
@@ -4485,10 +4216,8 @@
                 <w:szCs w:val="26"/>
                 <w:lang w:val="es-CO"/>
               </w:rPr>
-              <w:t>{</w:t>
-            </w:r>
-            <w:proofErr w:type="spellStart"/>
-            <w:proofErr w:type="gramEnd"/>
+              <w:t>{dia_inicio}</w:t>
+            </w:r>
             <w:r>
               <w:rPr>
                 <w:rFonts w:asciiTheme="majorHAnsi" w:hAnsiTheme="majorHAnsi" w:cs="Arial"/>
@@ -4496,9 +4225,8 @@
                 <w:szCs w:val="26"/>
                 <w:lang w:val="es-CO"/>
               </w:rPr>
-              <w:t>dia_inicio</w:t>
-            </w:r>
-            <w:proofErr w:type="spellEnd"/>
+              <w:t xml:space="preserve">      MES:</w:t>
+            </w:r>
             <w:r>
               <w:rPr>
                 <w:rFonts w:asciiTheme="majorHAnsi" w:hAnsiTheme="majorHAnsi" w:cs="Arial"/>
@@ -4506,7 +4234,7 @@
                 <w:szCs w:val="26"/>
                 <w:lang w:val="es-CO"/>
               </w:rPr>
-              <w:t>}</w:t>
+              <w:t>{mes_inicio}</w:t>
             </w:r>
             <w:r>
               <w:rPr>
@@ -4515,44 +4243,6 @@
                 <w:szCs w:val="26"/>
                 <w:lang w:val="es-CO"/>
               </w:rPr>
-              <w:t xml:space="preserve">      MES:</w:t>
-            </w:r>
-            <w:r>
-              <w:rPr>
-                <w:rFonts w:asciiTheme="majorHAnsi" w:hAnsiTheme="majorHAnsi" w:cs="Arial"/>
-                <w:sz w:val="20"/>
-                <w:szCs w:val="26"/>
-                <w:lang w:val="es-CO"/>
-              </w:rPr>
-              <w:t>{</w:t>
-            </w:r>
-            <w:proofErr w:type="spellStart"/>
-            <w:r>
-              <w:rPr>
-                <w:rFonts w:asciiTheme="majorHAnsi" w:hAnsiTheme="majorHAnsi" w:cs="Arial"/>
-                <w:sz w:val="20"/>
-                <w:szCs w:val="26"/>
-                <w:lang w:val="es-CO"/>
-              </w:rPr>
-              <w:t>mes_inicio</w:t>
-            </w:r>
-            <w:proofErr w:type="spellEnd"/>
-            <w:r>
-              <w:rPr>
-                <w:rFonts w:asciiTheme="majorHAnsi" w:hAnsiTheme="majorHAnsi" w:cs="Arial"/>
-                <w:sz w:val="20"/>
-                <w:szCs w:val="26"/>
-                <w:lang w:val="es-CO"/>
-              </w:rPr>
-              <w:t>}</w:t>
-            </w:r>
-            <w:r>
-              <w:rPr>
-                <w:rFonts w:asciiTheme="majorHAnsi" w:hAnsiTheme="majorHAnsi" w:cs="Arial"/>
-                <w:sz w:val="20"/>
-                <w:szCs w:val="26"/>
-                <w:lang w:val="es-CO"/>
-              </w:rPr>
               <w:t xml:space="preserve">       AÑO</w:t>
             </w:r>
             <w:r>
@@ -4571,27 +4261,7 @@
                 <w:szCs w:val="26"/>
                 <w:lang w:val="es-CO"/>
               </w:rPr>
-              <w:t>{</w:t>
-            </w:r>
-            <w:proofErr w:type="spellStart"/>
-            <w:r>
-              <w:rPr>
-                <w:rFonts w:asciiTheme="majorHAnsi" w:hAnsiTheme="majorHAnsi" w:cs="Arial"/>
-                <w:sz w:val="22"/>
-                <w:szCs w:val="26"/>
-                <w:lang w:val="es-CO"/>
-              </w:rPr>
-              <w:t>año_inicio</w:t>
-            </w:r>
-            <w:proofErr w:type="spellEnd"/>
-            <w:r>
-              <w:rPr>
-                <w:rFonts w:asciiTheme="majorHAnsi" w:hAnsiTheme="majorHAnsi" w:cs="Arial"/>
-                <w:sz w:val="22"/>
-                <w:szCs w:val="26"/>
-                <w:lang w:val="es-CO"/>
-              </w:rPr>
-              <w:t>}</w:t>
+              <w:t>{año_inicio}</w:t>
             </w:r>
           </w:p>
         </w:tc>
@@ -4637,7 +4307,6 @@
                 <w:lang w:val="es-CO"/>
               </w:rPr>
             </w:pPr>
-            <w:proofErr w:type="gramStart"/>
             <w:r>
               <w:rPr>
                 <w:rFonts w:asciiTheme="majorHAnsi" w:hAnsiTheme="majorHAnsi" w:cs="Arial"/>
@@ -4654,10 +4323,8 @@
                 <w:szCs w:val="26"/>
                 <w:lang w:val="es-CO"/>
               </w:rPr>
-              <w:t>{</w:t>
-            </w:r>
-            <w:proofErr w:type="spellStart"/>
-            <w:proofErr w:type="gramEnd"/>
+              <w:t>{dia_fin}</w:t>
+            </w:r>
             <w:r>
               <w:rPr>
                 <w:rFonts w:asciiTheme="majorHAnsi" w:hAnsiTheme="majorHAnsi" w:cs="Arial"/>
@@ -4665,9 +4332,8 @@
                 <w:szCs w:val="26"/>
                 <w:lang w:val="es-CO"/>
               </w:rPr>
-              <w:t>dia_fin</w:t>
-            </w:r>
-            <w:proofErr w:type="spellEnd"/>
+              <w:t xml:space="preserve">     </w:t>
+            </w:r>
             <w:r>
               <w:rPr>
                 <w:rFonts w:asciiTheme="majorHAnsi" w:hAnsiTheme="majorHAnsi" w:cs="Arial"/>
@@ -4675,7 +4341,7 @@
                 <w:szCs w:val="26"/>
                 <w:lang w:val="es-CO"/>
               </w:rPr>
-              <w:t>}</w:t>
+              <w:t xml:space="preserve"> </w:t>
             </w:r>
             <w:r>
               <w:rPr>
@@ -4684,7 +4350,7 @@
                 <w:szCs w:val="26"/>
                 <w:lang w:val="es-CO"/>
               </w:rPr>
-              <w:t xml:space="preserve">     </w:t>
+              <w:t xml:space="preserve"> MES:</w:t>
             </w:r>
             <w:r>
               <w:rPr>
@@ -4693,6 +4359,24 @@
                 <w:szCs w:val="26"/>
                 <w:lang w:val="es-CO"/>
               </w:rPr>
+              <w:t>{mes_fin}</w:t>
+            </w:r>
+            <w:r>
+              <w:rPr>
+                <w:rFonts w:asciiTheme="majorHAnsi" w:hAnsiTheme="majorHAnsi" w:cs="Arial"/>
+                <w:sz w:val="20"/>
+                <w:szCs w:val="26"/>
+                <w:lang w:val="es-CO"/>
+              </w:rPr>
+              <w:t xml:space="preserve">       </w:t>
+            </w:r>
+            <w:r>
+              <w:rPr>
+                <w:rFonts w:asciiTheme="majorHAnsi" w:hAnsiTheme="majorHAnsi" w:cs="Arial"/>
+                <w:sz w:val="20"/>
+                <w:szCs w:val="26"/>
+                <w:lang w:val="es-CO"/>
+              </w:rPr>
               <w:t xml:space="preserve"> </w:t>
             </w:r>
             <w:r>
@@ -4702,7 +4386,7 @@
                 <w:szCs w:val="26"/>
                 <w:lang w:val="es-CO"/>
               </w:rPr>
-              <w:t xml:space="preserve"> MES:</w:t>
+              <w:t>AÑO:</w:t>
             </w:r>
             <w:r>
               <w:rPr>
@@ -4711,83 +4395,7 @@
                 <w:szCs w:val="26"/>
                 <w:lang w:val="es-CO"/>
               </w:rPr>
-              <w:t>{</w:t>
-            </w:r>
-            <w:proofErr w:type="spellStart"/>
-            <w:r>
-              <w:rPr>
-                <w:rFonts w:asciiTheme="majorHAnsi" w:hAnsiTheme="majorHAnsi" w:cs="Arial"/>
-                <w:sz w:val="20"/>
-                <w:szCs w:val="26"/>
-                <w:lang w:val="es-CO"/>
-              </w:rPr>
-              <w:t>mes_fin</w:t>
-            </w:r>
-            <w:proofErr w:type="spellEnd"/>
-            <w:r>
-              <w:rPr>
-                <w:rFonts w:asciiTheme="majorHAnsi" w:hAnsiTheme="majorHAnsi" w:cs="Arial"/>
-                <w:sz w:val="20"/>
-                <w:szCs w:val="26"/>
-                <w:lang w:val="es-CO"/>
-              </w:rPr>
-              <w:t>}</w:t>
-            </w:r>
-            <w:r>
-              <w:rPr>
-                <w:rFonts w:asciiTheme="majorHAnsi" w:hAnsiTheme="majorHAnsi" w:cs="Arial"/>
-                <w:sz w:val="20"/>
-                <w:szCs w:val="26"/>
-                <w:lang w:val="es-CO"/>
-              </w:rPr>
-              <w:t xml:space="preserve">       </w:t>
-            </w:r>
-            <w:r>
-              <w:rPr>
-                <w:rFonts w:asciiTheme="majorHAnsi" w:hAnsiTheme="majorHAnsi" w:cs="Arial"/>
-                <w:sz w:val="20"/>
-                <w:szCs w:val="26"/>
-                <w:lang w:val="es-CO"/>
-              </w:rPr>
-              <w:t xml:space="preserve"> </w:t>
-            </w:r>
-            <w:r>
-              <w:rPr>
-                <w:rFonts w:asciiTheme="majorHAnsi" w:hAnsiTheme="majorHAnsi" w:cs="Arial"/>
-                <w:sz w:val="20"/>
-                <w:szCs w:val="26"/>
-                <w:lang w:val="es-CO"/>
-              </w:rPr>
-              <w:t>AÑO:</w:t>
-            </w:r>
-            <w:r>
-              <w:rPr>
-                <w:rFonts w:asciiTheme="majorHAnsi" w:hAnsiTheme="majorHAnsi" w:cs="Arial"/>
-                <w:sz w:val="20"/>
-                <w:szCs w:val="26"/>
-                <w:lang w:val="es-CO"/>
-              </w:rPr>
-              <w:t>{</w:t>
-            </w:r>
-            <w:proofErr w:type="spellStart"/>
-            <w:r>
-              <w:rPr>
-                <w:rFonts w:asciiTheme="majorHAnsi" w:hAnsiTheme="majorHAnsi" w:cs="Arial"/>
-                <w:sz w:val="20"/>
-                <w:szCs w:val="26"/>
-                <w:lang w:val="es-CO"/>
-              </w:rPr>
-              <w:t>año_fin</w:t>
-            </w:r>
-            <w:proofErr w:type="spellEnd"/>
-            <w:r>
-              <w:rPr>
-                <w:rFonts w:asciiTheme="majorHAnsi" w:hAnsiTheme="majorHAnsi" w:cs="Arial"/>
-                <w:sz w:val="20"/>
-                <w:szCs w:val="26"/>
-                <w:lang w:val="es-CO"/>
-              </w:rPr>
-              <w:t>}</w:t>
+              <w:t>{año_fin}</w:t>
             </w:r>
           </w:p>
         </w:tc>
@@ -4855,27 +4463,7 @@
                 <w:szCs w:val="26"/>
                 <w:lang w:val="es-CO"/>
               </w:rPr>
-              <w:t>{</w:t>
-            </w:r>
-            <w:proofErr w:type="spellStart"/>
-            <w:r>
-              <w:rPr>
-                <w:rFonts w:ascii="Trebuchet MS" w:hAnsi="Trebuchet MS" w:cs="Arial"/>
-                <w:sz w:val="26"/>
-                <w:szCs w:val="26"/>
-                <w:lang w:val="es-CO"/>
-              </w:rPr>
-              <w:t>cargo_empresa</w:t>
-            </w:r>
-            <w:proofErr w:type="spellEnd"/>
-            <w:r>
-              <w:rPr>
-                <w:rFonts w:ascii="Trebuchet MS" w:hAnsi="Trebuchet MS" w:cs="Arial"/>
-                <w:sz w:val="26"/>
-                <w:szCs w:val="26"/>
-                <w:lang w:val="es-CO"/>
-              </w:rPr>
-              <w:t>}</w:t>
+              <w:t>{cargo_empresa}</w:t>
             </w:r>
           </w:p>
         </w:tc>
@@ -4928,27 +4516,7 @@
                 <w:szCs w:val="26"/>
                 <w:lang w:val="es-CO"/>
               </w:rPr>
-              <w:t>{</w:t>
-            </w:r>
-            <w:proofErr w:type="spellStart"/>
-            <w:r>
-              <w:rPr>
-                <w:rFonts w:asciiTheme="majorHAnsi" w:hAnsiTheme="majorHAnsi" w:cs="Arial"/>
-                <w:sz w:val="26"/>
-                <w:szCs w:val="26"/>
-                <w:lang w:val="es-CO"/>
-              </w:rPr>
-              <w:t>dirección_empresa</w:t>
-            </w:r>
-            <w:proofErr w:type="spellEnd"/>
-            <w:r>
-              <w:rPr>
-                <w:rFonts w:asciiTheme="majorHAnsi" w:hAnsiTheme="majorHAnsi" w:cs="Arial"/>
-                <w:sz w:val="26"/>
-                <w:szCs w:val="26"/>
-                <w:lang w:val="es-CO"/>
-              </w:rPr>
-              <w:t>}</w:t>
+              <w:t>{dirección_empresa}</w:t>
             </w:r>
           </w:p>
         </w:tc>
@@ -5050,27 +4618,7 @@
                 <w:szCs w:val="26"/>
                 <w:lang w:val="es-CO"/>
               </w:rPr>
-              <w:t>{</w:t>
-            </w:r>
-            <w:proofErr w:type="spellStart"/>
-            <w:r>
-              <w:rPr>
-                <w:rFonts w:ascii="Trebuchet MS" w:hAnsi="Trebuchet MS" w:cs="Arial"/>
-                <w:sz w:val="26"/>
-                <w:szCs w:val="26"/>
-                <w:lang w:val="es-CO"/>
-              </w:rPr>
-              <w:t>empresa_dos</w:t>
-            </w:r>
-            <w:proofErr w:type="spellEnd"/>
-            <w:r>
-              <w:rPr>
-                <w:rFonts w:ascii="Trebuchet MS" w:hAnsi="Trebuchet MS" w:cs="Arial"/>
-                <w:sz w:val="26"/>
-                <w:szCs w:val="26"/>
-                <w:lang w:val="es-CO"/>
-              </w:rPr>
-              <w:t>}</w:t>
+              <w:t>{empresa_dos}</w:t>
             </w:r>
           </w:p>
         </w:tc>
@@ -5124,25 +4672,7 @@
                 <w:szCs w:val="26"/>
                 <w:lang w:val="es-CO"/>
               </w:rPr>
-              <w:t>{</w:t>
-            </w:r>
-            <w:proofErr w:type="spellStart"/>
-            <w:r>
-              <w:rPr>
-                <w:rFonts w:asciiTheme="majorHAnsi" w:hAnsiTheme="majorHAnsi" w:cs="Arial"/>
-                <w:szCs w:val="26"/>
-                <w:lang w:val="es-CO"/>
-              </w:rPr>
-              <w:t>empresa_publica</w:t>
-            </w:r>
-            <w:proofErr w:type="spellEnd"/>
-            <w:r>
-              <w:rPr>
-                <w:rFonts w:asciiTheme="majorHAnsi" w:hAnsiTheme="majorHAnsi" w:cs="Arial"/>
-                <w:szCs w:val="26"/>
-                <w:lang w:val="es-CO"/>
-              </w:rPr>
-              <w:t>}</w:t>
+              <w:t>{empresa_publica}</w:t>
             </w:r>
           </w:p>
         </w:tc>
@@ -5200,29 +4730,7 @@
                 <w:szCs w:val="26"/>
                 <w:lang w:val="es-CO"/>
               </w:rPr>
-              <w:t>{</w:t>
-            </w:r>
-            <w:proofErr w:type="spellStart"/>
-            <w:r>
-              <w:rPr>
-                <w:rFonts w:ascii="Trebuchet MS" w:hAnsi="Trebuchet MS" w:cs="Arial"/>
-                <w:b/>
-                <w:sz w:val="26"/>
-                <w:szCs w:val="26"/>
-                <w:lang w:val="es-CO"/>
-              </w:rPr>
-              <w:t>empresa_privada</w:t>
-            </w:r>
-            <w:proofErr w:type="spellEnd"/>
-            <w:r>
-              <w:rPr>
-                <w:rFonts w:ascii="Trebuchet MS" w:hAnsi="Trebuchet MS" w:cs="Arial"/>
-                <w:b/>
-                <w:sz w:val="26"/>
-                <w:szCs w:val="26"/>
-                <w:lang w:val="es-CO"/>
-              </w:rPr>
-              <w:t>}</w:t>
+              <w:t>{empresa_privada}</w:t>
             </w:r>
           </w:p>
         </w:tc>
@@ -5509,7 +5017,6 @@
                 <w:lang w:val="es-CO"/>
               </w:rPr>
             </w:pPr>
-            <w:proofErr w:type="gramStart"/>
             <w:r>
               <w:rPr>
                 <w:rFonts w:asciiTheme="majorHAnsi" w:hAnsiTheme="majorHAnsi" w:cs="Arial"/>
@@ -5526,17 +5033,7 @@
                 <w:szCs w:val="26"/>
                 <w:lang w:val="es-CO"/>
               </w:rPr>
-              <w:t>{</w:t>
-            </w:r>
-            <w:proofErr w:type="gramEnd"/>
-            <w:r>
-              <w:rPr>
-                <w:rFonts w:asciiTheme="majorHAnsi" w:hAnsiTheme="majorHAnsi" w:cs="Arial"/>
-                <w:sz w:val="20"/>
-                <w:szCs w:val="26"/>
-                <w:lang w:val="es-CO"/>
-              </w:rPr>
-              <w:t>dia_inicio2}</w:t>
+              <w:t>{dia_inicio2}</w:t>
             </w:r>
             <w:r>
               <w:rPr>
@@ -5627,7 +5124,6 @@
                 <w:lang w:val="es-CO"/>
               </w:rPr>
             </w:pPr>
-            <w:proofErr w:type="gramStart"/>
             <w:r>
               <w:rPr>
                 <w:rFonts w:asciiTheme="majorHAnsi" w:hAnsiTheme="majorHAnsi" w:cs="Arial"/>
@@ -5644,17 +5140,7 @@
                 <w:szCs w:val="26"/>
                 <w:lang w:val="es-CO"/>
               </w:rPr>
-              <w:t>{</w:t>
-            </w:r>
-            <w:proofErr w:type="gramEnd"/>
-            <w:r>
-              <w:rPr>
-                <w:rFonts w:asciiTheme="majorHAnsi" w:hAnsiTheme="majorHAnsi" w:cs="Arial"/>
-                <w:sz w:val="20"/>
-                <w:szCs w:val="26"/>
-                <w:lang w:val="es-CO"/>
-              </w:rPr>
-              <w:t>dia_fin2}</w:t>
+              <w:t>{dia_fin2}</w:t>
             </w:r>
             <w:r>
               <w:rPr>
@@ -5950,27 +5436,7 @@
                 <w:szCs w:val="20"/>
                 <w:lang w:val="es-CO"/>
               </w:rPr>
-              <w:t>{</w:t>
-            </w:r>
-            <w:proofErr w:type="spellStart"/>
-            <w:r>
-              <w:rPr>
-                <w:rFonts w:ascii="Trebuchet MS" w:hAnsi="Trebuchet MS" w:cs="Arial"/>
-                <w:sz w:val="20"/>
-                <w:szCs w:val="20"/>
-                <w:lang w:val="es-CO"/>
-              </w:rPr>
-              <w:t>empresa_tres</w:t>
-            </w:r>
-            <w:proofErr w:type="spellEnd"/>
-            <w:r>
-              <w:rPr>
-                <w:rFonts w:ascii="Trebuchet MS" w:hAnsi="Trebuchet MS" w:cs="Arial"/>
-                <w:sz w:val="20"/>
-                <w:szCs w:val="20"/>
-                <w:lang w:val="es-CO"/>
-              </w:rPr>
-              <w:t>}</w:t>
+              <w:t>{empresa_tres}</w:t>
             </w:r>
           </w:p>
         </w:tc>
@@ -6029,27 +5495,7 @@
                 <w:szCs w:val="20"/>
                 <w:lang w:val="es-CO"/>
               </w:rPr>
-              <w:t>{</w:t>
-            </w:r>
-            <w:proofErr w:type="spellStart"/>
-            <w:r>
-              <w:rPr>
-                <w:rFonts w:asciiTheme="majorHAnsi" w:hAnsiTheme="majorHAnsi" w:cs="Arial"/>
-                <w:sz w:val="20"/>
-                <w:szCs w:val="20"/>
-                <w:lang w:val="es-CO"/>
-              </w:rPr>
-              <w:t>empresa_publica</w:t>
-            </w:r>
-            <w:proofErr w:type="spellEnd"/>
-            <w:r>
-              <w:rPr>
-                <w:rFonts w:asciiTheme="majorHAnsi" w:hAnsiTheme="majorHAnsi" w:cs="Arial"/>
-                <w:sz w:val="20"/>
-                <w:szCs w:val="20"/>
-                <w:lang w:val="es-CO"/>
-              </w:rPr>
-              <w:t>}</w:t>
+              <w:t>{empresa_publica}</w:t>
             </w:r>
           </w:p>
         </w:tc>
@@ -6109,29 +5555,7 @@
                 <w:szCs w:val="20"/>
                 <w:lang w:val="es-CO"/>
               </w:rPr>
-              <w:t>{</w:t>
-            </w:r>
-            <w:proofErr w:type="spellStart"/>
-            <w:r>
-              <w:rPr>
-                <w:rFonts w:ascii="Trebuchet MS" w:hAnsi="Trebuchet MS" w:cs="Arial"/>
-                <w:b/>
-                <w:sz w:val="20"/>
-                <w:szCs w:val="20"/>
-                <w:lang w:val="es-CO"/>
-              </w:rPr>
-              <w:t>empresa_privada</w:t>
-            </w:r>
-            <w:proofErr w:type="spellEnd"/>
-            <w:r>
-              <w:rPr>
-                <w:rFonts w:ascii="Trebuchet MS" w:hAnsi="Trebuchet MS" w:cs="Arial"/>
-                <w:b/>
-                <w:sz w:val="20"/>
-                <w:szCs w:val="20"/>
-                <w:lang w:val="es-CO"/>
-              </w:rPr>
-              <w:t>}</w:t>
+              <w:t>{empresa_privada}</w:t>
             </w:r>
           </w:p>
         </w:tc>
@@ -6416,7 +5840,6 @@
                 <w:lang w:val="es-CO"/>
               </w:rPr>
             </w:pPr>
-            <w:proofErr w:type="gramStart"/>
             <w:r>
               <w:rPr>
                 <w:rFonts w:asciiTheme="majorHAnsi" w:hAnsiTheme="majorHAnsi" w:cs="Arial"/>
@@ -6424,17 +5847,7 @@
                 <w:szCs w:val="20"/>
                 <w:lang w:val="es-CO"/>
               </w:rPr>
-              <w:t>DIA:{</w:t>
-            </w:r>
-            <w:proofErr w:type="gramEnd"/>
-            <w:r>
-              <w:rPr>
-                <w:rFonts w:asciiTheme="majorHAnsi" w:hAnsiTheme="majorHAnsi" w:cs="Arial"/>
-                <w:sz w:val="20"/>
-                <w:szCs w:val="20"/>
-                <w:lang w:val="es-CO"/>
-              </w:rPr>
-              <w:t>dia_inicio3}      MES:{mes_inicio3}       AÑO:{año_inicio3}</w:t>
+              <w:t>DIA:{dia_inicio3}      MES:{mes_inicio3}       AÑO:{año_inicio3}</w:t>
             </w:r>
           </w:p>
         </w:tc>
@@ -6480,7 +5893,6 @@
                 <w:lang w:val="es-CO"/>
               </w:rPr>
             </w:pPr>
-            <w:proofErr w:type="gramStart"/>
             <w:r>
               <w:rPr>
                 <w:rFonts w:asciiTheme="majorHAnsi" w:hAnsiTheme="majorHAnsi" w:cs="Arial"/>
@@ -6488,17 +5900,7 @@
                 <w:szCs w:val="20"/>
                 <w:lang w:val="es-CO"/>
               </w:rPr>
-              <w:t>DIA:{</w:t>
-            </w:r>
-            <w:proofErr w:type="gramEnd"/>
-            <w:r>
-              <w:rPr>
-                <w:rFonts w:asciiTheme="majorHAnsi" w:hAnsiTheme="majorHAnsi" w:cs="Arial"/>
-                <w:sz w:val="20"/>
-                <w:szCs w:val="20"/>
-                <w:lang w:val="es-CO"/>
-              </w:rPr>
-              <w:t>dia_fin3}       MES:{mes_fin3}        AÑO:{año_fin3}</w:t>
+              <w:t>DIA:{dia_fin3}       MES:{mes_fin3}        AÑO:{año_fin3}</w:t>
             </w:r>
           </w:p>
         </w:tc>
@@ -6772,27 +6174,7 @@
                 <w:szCs w:val="26"/>
                 <w:lang w:val="es-MX"/>
               </w:rPr>
-              <w:t>{</w:t>
-            </w:r>
-            <w:proofErr w:type="spellStart"/>
-            <w:r>
-              <w:rPr>
-                <w:rFonts w:asciiTheme="majorHAnsi" w:eastAsia="Batang" w:hAnsiTheme="majorHAnsi" w:cs="Arabic Typesetting"/>
-                <w:sz w:val="26"/>
-                <w:szCs w:val="26"/>
-                <w:lang w:val="es-MX"/>
-              </w:rPr>
-              <w:t>nombre_iglesia</w:t>
-            </w:r>
-            <w:proofErr w:type="spellEnd"/>
-            <w:r>
-              <w:rPr>
-                <w:rFonts w:asciiTheme="majorHAnsi" w:eastAsia="Batang" w:hAnsiTheme="majorHAnsi" w:cs="Arabic Typesetting"/>
-                <w:sz w:val="26"/>
-                <w:szCs w:val="26"/>
-                <w:lang w:val="es-MX"/>
-              </w:rPr>
-              <w:t>}</w:t>
+              <w:t>{nombre_iglesia}</w:t>
             </w:r>
           </w:p>
         </w:tc>
@@ -6850,35 +6232,34 @@
                 <w:szCs w:val="26"/>
                 <w:lang w:val="es-MX"/>
               </w:rPr>
-              <w:t>{</w:t>
-            </w:r>
-            <w:proofErr w:type="spellStart"/>
-            <w:r>
-              <w:rPr>
-                <w:rFonts w:asciiTheme="majorHAnsi" w:eastAsia="Batang" w:hAnsiTheme="majorHAnsi" w:cs="Arabic Typesetting"/>
+              <w:t>{nombre_pastor}</w:t>
+            </w:r>
+          </w:p>
+        </w:tc>
+        <w:tc>
+          <w:tcPr>
+            <w:tcW w:w="2550" w:type="dxa"/>
+            <w:vAlign w:val="center"/>
+          </w:tcPr>
+          <w:p>
+            <w:pPr>
+              <w:rPr>
+                <w:rFonts w:ascii="Trebuchet MS" w:eastAsia="Batang" w:hAnsi="Trebuchet MS" w:cs="Arabic Typesetting"/>
                 <w:sz w:val="26"/>
                 <w:szCs w:val="26"/>
                 <w:lang w:val="es-MX"/>
               </w:rPr>
-              <w:t>nombre_pastor</w:t>
-            </w:r>
-            <w:proofErr w:type="spellEnd"/>
-            <w:r>
-              <w:rPr>
-                <w:rFonts w:asciiTheme="majorHAnsi" w:eastAsia="Batang" w:hAnsiTheme="majorHAnsi" w:cs="Arabic Typesetting"/>
+            </w:pPr>
+            <w:r>
+              <w:rPr>
+                <w:rFonts w:ascii="Trebuchet MS" w:eastAsia="Batang" w:hAnsi="Trebuchet MS" w:cs="Arabic Typesetting"/>
                 <w:sz w:val="26"/>
                 <w:szCs w:val="26"/>
                 <w:lang w:val="es-MX"/>
               </w:rPr>
-              <w:t>}</w:t>
-            </w:r>
-          </w:p>
-        </w:tc>
-        <w:tc>
-          <w:tcPr>
-            <w:tcW w:w="2550" w:type="dxa"/>
-            <w:vAlign w:val="center"/>
-          </w:tcPr>
+              <w:t>TELEFONO:</w:t>
+            </w:r>
+          </w:p>
           <w:p>
             <w:pPr>
               <w:rPr>
@@ -6895,46 +6276,7 @@
                 <w:szCs w:val="26"/>
                 <w:lang w:val="es-MX"/>
               </w:rPr>
-              <w:t>TELEFONO:</w:t>
-            </w:r>
-          </w:p>
-          <w:p>
-            <w:pPr>
-              <w:rPr>
-                <w:rFonts w:ascii="Trebuchet MS" w:eastAsia="Batang" w:hAnsi="Trebuchet MS" w:cs="Arabic Typesetting"/>
-                <w:sz w:val="26"/>
-                <w:szCs w:val="26"/>
-                <w:lang w:val="es-MX"/>
-              </w:rPr>
-            </w:pPr>
-            <w:r>
-              <w:rPr>
-                <w:rFonts w:ascii="Trebuchet MS" w:eastAsia="Batang" w:hAnsi="Trebuchet MS" w:cs="Arabic Typesetting"/>
-                <w:sz w:val="26"/>
-                <w:szCs w:val="26"/>
-                <w:lang w:val="es-MX"/>
-              </w:rPr>
-              <w:t>{</w:t>
-            </w:r>
-            <w:proofErr w:type="spellStart"/>
-            <w:r>
-              <w:rPr>
-                <w:rFonts w:ascii="Trebuchet MS" w:eastAsia="Batang" w:hAnsi="Trebuchet MS" w:cs="Arabic Typesetting"/>
-                <w:sz w:val="26"/>
-                <w:szCs w:val="26"/>
-                <w:lang w:val="es-MX"/>
-              </w:rPr>
-              <w:t>telefono_pastor</w:t>
-            </w:r>
-            <w:proofErr w:type="spellEnd"/>
-            <w:r>
-              <w:rPr>
-                <w:rFonts w:ascii="Trebuchet MS" w:eastAsia="Batang" w:hAnsi="Trebuchet MS" w:cs="Arabic Typesetting"/>
-                <w:sz w:val="26"/>
-                <w:szCs w:val="26"/>
-                <w:lang w:val="es-MX"/>
-              </w:rPr>
-              <w:t>}</w:t>
+              <w:t>{telefono_pastor}</w:t>
             </w:r>
           </w:p>
         </w:tc>
@@ -6993,7 +6335,6 @@
               </w:rPr>
               <w:t>{</w:t>
             </w:r>
-            <w:proofErr w:type="spellStart"/>
             <w:r>
               <w:rPr>
                 <w:rFonts w:asciiTheme="majorHAnsi" w:eastAsia="Batang" w:hAnsiTheme="majorHAnsi" w:cs="Arabic Typesetting"/>
@@ -7003,7 +6344,6 @@
               </w:rPr>
               <w:t>país_iglesia</w:t>
             </w:r>
-            <w:proofErr w:type="spellEnd"/>
             <w:r>
               <w:rPr>
                 <w:rFonts w:asciiTheme="majorHAnsi" w:eastAsia="Batang" w:hAnsiTheme="majorHAnsi" w:cs="Arabic Typesetting"/>
@@ -7065,9 +6405,8 @@
                 <w:szCs w:val="26"/>
                 <w:lang w:val="es-MX"/>
               </w:rPr>
-              <w:t>{</w:t>
-            </w:r>
-            <w:proofErr w:type="spellStart"/>
+              <w:t>{direccion</w:t>
+            </w:r>
             <w:r>
               <w:rPr>
                 <w:rFonts w:asciiTheme="majorHAnsi" w:eastAsia="Batang" w:hAnsiTheme="majorHAnsi" w:cs="Arabic Typesetting"/>
@@ -7075,18 +6414,8 @@
                 <w:szCs w:val="26"/>
                 <w:lang w:val="es-MX"/>
               </w:rPr>
-              <w:t>direccion</w:t>
-            </w:r>
-            <w:r>
-              <w:rPr>
-                <w:rFonts w:asciiTheme="majorHAnsi" w:eastAsia="Batang" w:hAnsiTheme="majorHAnsi" w:cs="Arabic Typesetting"/>
-                <w:sz w:val="26"/>
-                <w:szCs w:val="26"/>
-                <w:lang w:val="es-MX"/>
-              </w:rPr>
               <w:t>_iglesia</w:t>
             </w:r>
-            <w:proofErr w:type="spellEnd"/>
             <w:r>
               <w:rPr>
                 <w:rFonts w:asciiTheme="majorHAnsi" w:eastAsia="Batang" w:hAnsiTheme="majorHAnsi" w:cs="Arabic Typesetting"/>
@@ -7151,9 +6480,8 @@
                 <w:szCs w:val="26"/>
                 <w:lang w:val="es-MX"/>
               </w:rPr>
-              <w:t>{</w:t>
-            </w:r>
-            <w:proofErr w:type="spellStart"/>
+              <w:t>{ciudad_igle</w:t>
+            </w:r>
             <w:r>
               <w:rPr>
                 <w:rFonts w:asciiTheme="majorHAnsi" w:eastAsia="Batang" w:hAnsiTheme="majorHAnsi" w:cs="Arabic Typesetting"/>
@@ -7161,18 +6489,8 @@
                 <w:szCs w:val="26"/>
                 <w:lang w:val="es-MX"/>
               </w:rPr>
-              <w:t>ciudad_igle</w:t>
-            </w:r>
-            <w:r>
-              <w:rPr>
-                <w:rFonts w:asciiTheme="majorHAnsi" w:eastAsia="Batang" w:hAnsiTheme="majorHAnsi" w:cs="Arabic Typesetting"/>
-                <w:sz w:val="26"/>
-                <w:szCs w:val="26"/>
-                <w:lang w:val="es-MX"/>
-              </w:rPr>
               <w:t>sia</w:t>
             </w:r>
-            <w:proofErr w:type="spellEnd"/>
             <w:r>
               <w:rPr>
                 <w:rFonts w:asciiTheme="majorHAnsi" w:eastAsia="Batang" w:hAnsiTheme="majorHAnsi" w:cs="Arabic Typesetting"/>
@@ -7235,27 +6553,7 @@
                 <w:szCs w:val="26"/>
                 <w:lang w:val="es-MX"/>
               </w:rPr>
-              <w:t>{</w:t>
-            </w:r>
-            <w:proofErr w:type="spellStart"/>
-            <w:r>
-              <w:rPr>
-                <w:rFonts w:ascii="Trebuchet MS" w:eastAsia="Batang" w:hAnsi="Trebuchet MS" w:cs="Arabic Typesetting"/>
-                <w:sz w:val="26"/>
-                <w:szCs w:val="26"/>
-                <w:lang w:val="es-MX"/>
-              </w:rPr>
-              <w:t>estado_iglesia</w:t>
-            </w:r>
-            <w:proofErr w:type="spellEnd"/>
-            <w:r>
-              <w:rPr>
-                <w:rFonts w:ascii="Trebuchet MS" w:eastAsia="Batang" w:hAnsi="Trebuchet MS" w:cs="Arabic Typesetting"/>
-                <w:sz w:val="26"/>
-                <w:szCs w:val="26"/>
-                <w:lang w:val="es-MX"/>
-              </w:rPr>
-              <w:t>}</w:t>
+              <w:t>{estado_iglesia}</w:t>
             </w:r>
           </w:p>
         </w:tc>
@@ -9159,25 +8457,7 @@
                 <w:szCs w:val="26"/>
                 <w:lang w:val="es-CO"/>
               </w:rPr>
-              <w:t>{</w:t>
-            </w:r>
-            <w:proofErr w:type="spellStart"/>
-            <w:r>
-              <w:rPr>
-                <w:rFonts w:asciiTheme="majorHAnsi" w:eastAsia="Batang" w:hAnsiTheme="majorHAnsi" w:cs="Arabic Typesetting"/>
-                <w:szCs w:val="26"/>
-                <w:lang w:val="es-CO"/>
-              </w:rPr>
-              <w:t>cargo_en_FHISYL</w:t>
-            </w:r>
-            <w:proofErr w:type="spellEnd"/>
-            <w:r>
-              <w:rPr>
-                <w:rFonts w:asciiTheme="majorHAnsi" w:eastAsia="Batang" w:hAnsiTheme="majorHAnsi" w:cs="Arabic Typesetting"/>
-                <w:szCs w:val="26"/>
-                <w:lang w:val="es-CO"/>
-              </w:rPr>
-              <w:t>}</w:t>
+              <w:t>{cargo_en_FHISYL}</w:t>
             </w:r>
           </w:p>
         </w:tc>
@@ -11704,23 +10984,13 @@
                               </w:rPr>
                               <w:t>{</w:t>
                             </w:r>
-                            <w:proofErr w:type="spellStart"/>
                             <w:r>
                               <w:rPr>
                                 <w:rFonts w:asciiTheme="majorHAnsi" w:eastAsia="Batang" w:hAnsiTheme="majorHAnsi" w:cs="Arabic Typesetting"/>
                                 <w:szCs w:val="26"/>
                                 <w:lang w:val="es-CO"/>
                               </w:rPr>
-                              <w:t>autorizo_no</w:t>
-                            </w:r>
-                            <w:proofErr w:type="spellEnd"/>
-                            <w:r>
-                              <w:rPr>
-                                <w:rFonts w:asciiTheme="majorHAnsi" w:eastAsia="Batang" w:hAnsiTheme="majorHAnsi" w:cs="Arabic Typesetting"/>
-                                <w:szCs w:val="26"/>
-                                <w:lang w:val="es-CO"/>
-                              </w:rPr>
-                              <w:t>}</w:t>
+                              <w:t>autorizo_no}</w:t>
                             </w:r>
                           </w:p>
                         </w:txbxContent>
@@ -11766,23 +11036,13 @@
                         </w:rPr>
                         <w:t>{</w:t>
                       </w:r>
-                      <w:proofErr w:type="spellStart"/>
                       <w:r>
                         <w:rPr>
                           <w:rFonts w:asciiTheme="majorHAnsi" w:eastAsia="Batang" w:hAnsiTheme="majorHAnsi" w:cs="Arabic Typesetting"/>
                           <w:szCs w:val="26"/>
                           <w:lang w:val="es-CO"/>
                         </w:rPr>
-                        <w:t>autorizo_no</w:t>
-                      </w:r>
-                      <w:proofErr w:type="spellEnd"/>
-                      <w:r>
-                        <w:rPr>
-                          <w:rFonts w:asciiTheme="majorHAnsi" w:eastAsia="Batang" w:hAnsiTheme="majorHAnsi" w:cs="Arabic Typesetting"/>
-                          <w:szCs w:val="26"/>
-                          <w:lang w:val="es-CO"/>
-                        </w:rPr>
-                        <w:t>}</w:t>
+                        <w:t>autorizo_no}</w:t>
                       </w:r>
                     </w:p>
                   </w:txbxContent>
@@ -11867,25 +11127,7 @@
                                 <w:szCs w:val="26"/>
                                 <w:lang w:val="es-CO"/>
                               </w:rPr>
-                              <w:t>{</w:t>
-                            </w:r>
-                            <w:proofErr w:type="spellStart"/>
-                            <w:r>
-                              <w:rPr>
-                                <w:rFonts w:asciiTheme="majorHAnsi" w:eastAsia="Batang" w:hAnsiTheme="majorHAnsi" w:cs="Arabic Typesetting"/>
-                                <w:szCs w:val="26"/>
-                                <w:lang w:val="es-CO"/>
-                              </w:rPr>
-                              <w:t>autorizo_si</w:t>
-                            </w:r>
-                            <w:proofErr w:type="spellEnd"/>
-                            <w:r>
-                              <w:rPr>
-                                <w:rFonts w:asciiTheme="majorHAnsi" w:eastAsia="Batang" w:hAnsiTheme="majorHAnsi" w:cs="Arabic Typesetting"/>
-                                <w:szCs w:val="26"/>
-                                <w:lang w:val="es-CO"/>
-                              </w:rPr>
-                              <w:t>}</w:t>
+                              <w:t>{autorizo_si}</w:t>
                             </w:r>
                           </w:p>
                         </w:txbxContent>
@@ -11926,25 +11168,7 @@
                           <w:szCs w:val="26"/>
                           <w:lang w:val="es-CO"/>
                         </w:rPr>
-                        <w:t>{</w:t>
-                      </w:r>
-                      <w:proofErr w:type="spellStart"/>
-                      <w:r>
-                        <w:rPr>
-                          <w:rFonts w:asciiTheme="majorHAnsi" w:eastAsia="Batang" w:hAnsiTheme="majorHAnsi" w:cs="Arabic Typesetting"/>
-                          <w:szCs w:val="26"/>
-                          <w:lang w:val="es-CO"/>
-                        </w:rPr>
-                        <w:t>autorizo_si</w:t>
-                      </w:r>
-                      <w:proofErr w:type="spellEnd"/>
-                      <w:r>
-                        <w:rPr>
-                          <w:rFonts w:asciiTheme="majorHAnsi" w:eastAsia="Batang" w:hAnsiTheme="majorHAnsi" w:cs="Arabic Typesetting"/>
-                          <w:szCs w:val="26"/>
-                          <w:lang w:val="es-CO"/>
-                        </w:rPr>
-                        <w:t>}</w:t>
+                        <w:t>{autorizo_si}</w:t>
                       </w:r>
                     </w:p>
                   </w:txbxContent>
@@ -12054,19 +11278,11 @@
                               </w:rPr>
                               <w:t>%</w:t>
                             </w:r>
-                            <w:proofErr w:type="spellStart"/>
                             <w:r>
                               <w:rPr>
                                 <w:lang w:val="es-AR"/>
                               </w:rPr>
-                              <w:t>firma_digital</w:t>
-                            </w:r>
-                            <w:proofErr w:type="spellEnd"/>
-                            <w:r>
-                              <w:rPr>
-                                <w:lang w:val="es-AR"/>
-                              </w:rPr>
-                              <w:t>}</w:t>
+                              <w:t>firma_digital}</w:t>
                             </w:r>
                           </w:p>
                         </w:txbxContent>
@@ -12112,19 +11328,11 @@
                         </w:rPr>
                         <w:t>%</w:t>
                       </w:r>
-                      <w:proofErr w:type="spellStart"/>
                       <w:r>
                         <w:rPr>
                           <w:lang w:val="es-AR"/>
                         </w:rPr>
-                        <w:t>firma_digital</w:t>
-                      </w:r>
-                      <w:proofErr w:type="spellEnd"/>
-                      <w:r>
-                        <w:rPr>
-                          <w:lang w:val="es-AR"/>
-                        </w:rPr>
-                        <w:t>}</w:t>
+                        <w:t>firma_digital}</w:t>
                       </w:r>
                     </w:p>
                   </w:txbxContent>
@@ -12374,23 +11582,7 @@
                               <w:rFonts w:ascii="Lucida Calligraphy" w:hAnsi="Lucida Calligraphy" w:cs="Segoe UI"/>
                               <w:lang w:val="es-CO"/>
                             </w:rPr>
-                            <w:t>{</w:t>
-                          </w:r>
-                          <w:proofErr w:type="spellStart"/>
-                          <w:r>
-                            <w:rPr>
-                              <w:rFonts w:ascii="Lucida Calligraphy" w:hAnsi="Lucida Calligraphy" w:cs="Segoe UI"/>
-                              <w:lang w:val="es-CO"/>
-                            </w:rPr>
-                            <w:t>frase_identificadora</w:t>
-                          </w:r>
-                          <w:proofErr w:type="spellEnd"/>
-                          <w:r>
-                            <w:rPr>
-                              <w:rFonts w:ascii="Lucida Calligraphy" w:hAnsi="Lucida Calligraphy" w:cs="Segoe UI"/>
-                              <w:lang w:val="es-CO"/>
-                            </w:rPr>
-                            <w:t>}</w:t>
+                            <w:t>{frase_identificadora}</w:t>
                           </w:r>
                         </w:p>
                       </w:txbxContent>
@@ -12431,23 +11623,7 @@
                         <w:rFonts w:ascii="Lucida Calligraphy" w:hAnsi="Lucida Calligraphy" w:cs="Segoe UI"/>
                         <w:lang w:val="es-CO"/>
                       </w:rPr>
-                      <w:t>{</w:t>
-                    </w:r>
-                    <w:proofErr w:type="spellStart"/>
-                    <w:r>
-                      <w:rPr>
-                        <w:rFonts w:ascii="Lucida Calligraphy" w:hAnsi="Lucida Calligraphy" w:cs="Segoe UI"/>
-                        <w:lang w:val="es-CO"/>
-                      </w:rPr>
-                      <w:t>frase_identificadora</w:t>
-                    </w:r>
-                    <w:proofErr w:type="spellEnd"/>
-                    <w:r>
-                      <w:rPr>
-                        <w:rFonts w:ascii="Lucida Calligraphy" w:hAnsi="Lucida Calligraphy" w:cs="Segoe UI"/>
-                        <w:lang w:val="es-CO"/>
-                      </w:rPr>
-                      <w:t>}</w:t>
+                      <w:t>{frase_identificadora}</w:t>
                     </w:r>
                   </w:p>
                 </w:txbxContent>
@@ -12525,27 +11701,7 @@
                               <w:szCs w:val="28"/>
                               <w:lang w:val="es-CO"/>
                             </w:rPr>
-                            <w:t>{</w:t>
-                          </w:r>
-                          <w:proofErr w:type="spellStart"/>
-                          <w:r>
-                            <w:rPr>
-                              <w:rFonts w:ascii="Lucida Calligraphy" w:hAnsi="Lucida Calligraphy" w:cs="Segoe UI"/>
-                              <w:sz w:val="28"/>
-                              <w:szCs w:val="28"/>
-                              <w:lang w:val="es-CO"/>
-                            </w:rPr>
-                            <w:t>nombre_completo</w:t>
-                          </w:r>
-                          <w:proofErr w:type="spellEnd"/>
-                          <w:r>
-                            <w:rPr>
-                              <w:rFonts w:ascii="Lucida Calligraphy" w:hAnsi="Lucida Calligraphy" w:cs="Segoe UI"/>
-                              <w:sz w:val="28"/>
-                              <w:szCs w:val="28"/>
-                              <w:lang w:val="es-CO"/>
-                            </w:rPr>
-                            <w:t>}</w:t>
+                            <w:t>{nombre_completo}</w:t>
                           </w:r>
                         </w:p>
                         <w:p>
@@ -12598,27 +11754,7 @@
                         <w:szCs w:val="28"/>
                         <w:lang w:val="es-CO"/>
                       </w:rPr>
-                      <w:t>{</w:t>
-                    </w:r>
-                    <w:proofErr w:type="spellStart"/>
-                    <w:r>
-                      <w:rPr>
-                        <w:rFonts w:ascii="Lucida Calligraphy" w:hAnsi="Lucida Calligraphy" w:cs="Segoe UI"/>
-                        <w:sz w:val="28"/>
-                        <w:szCs w:val="28"/>
-                        <w:lang w:val="es-CO"/>
-                      </w:rPr>
-                      <w:t>nombre_completo</w:t>
-                    </w:r>
-                    <w:proofErr w:type="spellEnd"/>
-                    <w:r>
-                      <w:rPr>
-                        <w:rFonts w:ascii="Lucida Calligraphy" w:hAnsi="Lucida Calligraphy" w:cs="Segoe UI"/>
-                        <w:sz w:val="28"/>
-                        <w:szCs w:val="28"/>
-                        <w:lang w:val="es-CO"/>
-                      </w:rPr>
-                      <w:t>}</w:t>
+                      <w:t>{nombre_completo}</w:t>
                     </w:r>
                   </w:p>
                   <w:p>
@@ -12832,7 +11968,7 @@
                       <a:effectLst/>
                       <a:extLst>
                         <a:ext uri="{C572A759-6A51-4108-AA02-DFA0A04FC94B}">
-                          <ma14:wrappingTextBoxFlag xmlns:ma14="http://schemas.microsoft.com/office/mac/drawingml/2011/main" xmlns:w="http://schemas.openxmlformats.org/wordprocessingml/2006/main" xmlns:w10="urn:schemas-microsoft-com:office:word" xmlns:v="urn:schemas-microsoft-com:vml" xmlns:o="urn:schemas-microsoft-com:office:office" xmlns:mv="urn:schemas-microsoft-com:mac:vml" xmlns:mo="http://schemas.microsoft.com/office/mac/office/2008/main" xmlns="" xmlns:arto="http://schemas.microsoft.com/office/word/2006/arto"/>
+                          <ma14:wrappingTextBoxFlag xmlns:arto="http://schemas.microsoft.com/office/word/2006/arto" xmlns="" xmlns:mo="http://schemas.microsoft.com/office/mac/office/2008/main" xmlns:mv="urn:schemas-microsoft-com:mac:vml" xmlns:o="urn:schemas-microsoft-com:office:office" xmlns:v="urn:schemas-microsoft-com:vml" xmlns:w10="urn:schemas-microsoft-com:office:word" xmlns:w="http://schemas.openxmlformats.org/wordprocessingml/2006/main" xmlns:ma14="http://schemas.microsoft.com/office/mac/drawingml/2011/main"/>
                         </a:ext>
                       </a:extLst>
                     </wps:spPr>

--- a/src/features/fundacion/docs/FORMATO HOJA DE VIDA FHISYL.docx
+++ b/src/features/fundacion/docs/FORMATO HOJA DE VIDA FHISYL.docx
@@ -68,7 +68,13 @@
                         <w:txbxContent>
                           <w:p>
                             <w:r>
-                              <w:t>{%foto_perfil}</w:t>
+                              <w:t>{%</w:t>
+                            </w:r>
+                            <w:r>
+                              <w:t>fotoUser</w:t>
+                            </w:r>
+                            <w:r>
+                              <w:t>}</w:t>
                             </w:r>
                           </w:p>
                         </w:txbxContent>
@@ -99,7 +105,13 @@
                   <w:txbxContent>
                     <w:p>
                       <w:r>
-                        <w:t>{%foto_perfil}</w:t>
+                        <w:t>{%</w:t>
+                      </w:r>
+                      <w:r>
+                        <w:t>fotoUser</w:t>
+                      </w:r>
+                      <w:r>
+                        <w:t>}</w:t>
                       </w:r>
                     </w:p>
                   </w:txbxContent>
@@ -176,19 +188,16 @@
                               <w:rPr>
                                 <w:lang w:val="es-CO"/>
                               </w:rPr>
-                              <w:t>{descripci</w:t>
+                              <w:t>{</w:t>
+                            </w:r>
+                            <w:r>
+                              <w:t>descripMain</w:t>
                             </w:r>
                             <w:r>
                               <w:rPr>
                                 <w:lang w:val="es-CO"/>
                               </w:rPr>
-                              <w:t>o</w:t>
-                            </w:r>
-                            <w:r>
-                              <w:rPr>
-                                <w:lang w:val="es-CO"/>
-                              </w:rPr>
-                              <w:t>nMinisterioProfesion}</w:t>
+                              <w:t>}</w:t>
                             </w:r>
                           </w:p>
                         </w:txbxContent>
@@ -224,19 +233,16 @@
                         <w:rPr>
                           <w:lang w:val="es-CO"/>
                         </w:rPr>
-                        <w:t>{descripci</w:t>
+                        <w:t>{</w:t>
+                      </w:r>
+                      <w:r>
+                        <w:t>descripMain</w:t>
                       </w:r>
                       <w:r>
                         <w:rPr>
                           <w:lang w:val="es-CO"/>
                         </w:rPr>
-                        <w:t>o</w:t>
-                      </w:r>
-                      <w:r>
-                        <w:rPr>
-                          <w:lang w:val="es-CO"/>
-                        </w:rPr>
-                        <w:t>nMinisterioProfesion}</w:t>
+                        <w:t>}</w:t>
                       </w:r>
                     </w:p>
                   </w:txbxContent>
@@ -1841,13 +1847,13 @@
               <w:rPr>
                 <w:szCs w:val="26"/>
               </w:rPr>
-              <w:t>1</w:t>
-            </w:r>
-            <w:r>
-              <w:rPr>
-                <w:szCs w:val="26"/>
-              </w:rPr>
-              <w:t>_grado}</w:t>
+              <w:t>grado1</w:t>
+            </w:r>
+            <w:r>
+              <w:rPr>
+                <w:szCs w:val="26"/>
+              </w:rPr>
+              <w:t>}</w:t>
             </w:r>
           </w:p>
         </w:tc>
@@ -1873,13 +1879,13 @@
               <w:rPr>
                 <w:szCs w:val="26"/>
               </w:rPr>
-              <w:t>2</w:t>
-            </w:r>
-            <w:r>
-              <w:rPr>
-                <w:szCs w:val="26"/>
-              </w:rPr>
-              <w:t>_grado}</w:t>
+              <w:t>grado2</w:t>
+            </w:r>
+            <w:r>
+              <w:rPr>
+                <w:szCs w:val="26"/>
+              </w:rPr>
+              <w:t>}</w:t>
             </w:r>
           </w:p>
         </w:tc>
@@ -1906,13 +1912,19 @@
               <w:rPr>
                 <w:szCs w:val="26"/>
               </w:rPr>
-              <w:t>3</w:t>
-            </w:r>
-            <w:r>
-              <w:rPr>
-                <w:szCs w:val="26"/>
-              </w:rPr>
-              <w:t>_grado}</w:t>
+              <w:t>grado</w:t>
+            </w:r>
+            <w:r>
+              <w:rPr>
+                <w:szCs w:val="26"/>
+              </w:rPr>
+              <w:t xml:space="preserve"> 3</w:t>
+            </w:r>
+            <w:r>
+              <w:rPr>
+                <w:szCs w:val="26"/>
+              </w:rPr>
+              <w:t>}</w:t>
             </w:r>
           </w:p>
         </w:tc>
@@ -1933,13 +1945,19 @@
               <w:rPr>
                 <w:szCs w:val="26"/>
               </w:rPr>
-              <w:t>{_grado}</w:t>
-            </w:r>
-            <w:r>
-              <w:rPr>
-                <w:szCs w:val="26"/>
-              </w:rPr>
-              <w:t>4</w:t>
+              <w:t>{</w:t>
+            </w:r>
+            <w:r>
+              <w:rPr>
+                <w:szCs w:val="26"/>
+              </w:rPr>
+              <w:t>grad</w:t>
+            </w:r>
+            <w:r>
+              <w:rPr>
+                <w:szCs w:val="26"/>
+              </w:rPr>
+              <w:t>o4</w:t>
             </w:r>
             <w:r>
               <w:rPr>
@@ -1971,13 +1989,19 @@
               <w:rPr>
                 <w:szCs w:val="26"/>
               </w:rPr>
-              <w:t>5</w:t>
-            </w:r>
-            <w:r>
-              <w:rPr>
-                <w:szCs w:val="26"/>
-              </w:rPr>
-              <w:t>_grado}</w:t>
+              <w:t>grad</w:t>
+            </w:r>
+            <w:r>
+              <w:rPr>
+                <w:szCs w:val="26"/>
+              </w:rPr>
+              <w:t>o5</w:t>
+            </w:r>
+            <w:r>
+              <w:rPr>
+                <w:szCs w:val="26"/>
+              </w:rPr>
+              <w:t>}</w:t>
             </w:r>
           </w:p>
         </w:tc>
@@ -1996,7 +2020,7 @@
               <w:rPr>
                 <w:szCs w:val="26"/>
               </w:rPr>
-              <w:t>{</w:t>
+              <w:t>{grado</w:t>
             </w:r>
             <w:r>
               <w:rPr>
@@ -2008,7 +2032,7 @@
               <w:rPr>
                 <w:szCs w:val="26"/>
               </w:rPr>
-              <w:t>_grado}</w:t>
+              <w:t>}</w:t>
             </w:r>
           </w:p>
         </w:tc>
@@ -2027,7 +2051,7 @@
               <w:rPr>
                 <w:szCs w:val="26"/>
               </w:rPr>
-              <w:t>{</w:t>
+              <w:t>{grado</w:t>
             </w:r>
             <w:r>
               <w:rPr>
@@ -2039,7 +2063,7 @@
               <w:rPr>
                 <w:szCs w:val="26"/>
               </w:rPr>
-              <w:t>_grado}</w:t>
+              <w:t>}</w:t>
             </w:r>
           </w:p>
         </w:tc>
@@ -2059,7 +2083,7 @@
               <w:rPr>
                 <w:szCs w:val="26"/>
               </w:rPr>
-              <w:t>{</w:t>
+              <w:t>{grado</w:t>
             </w:r>
             <w:r>
               <w:rPr>
@@ -2071,7 +2095,7 @@
               <w:rPr>
                 <w:szCs w:val="26"/>
               </w:rPr>
-              <w:t>_grado}</w:t>
+              <w:t>}</w:t>
             </w:r>
           </w:p>
         </w:tc>
@@ -2090,7 +2114,7 @@
               <w:rPr>
                 <w:szCs w:val="26"/>
               </w:rPr>
-              <w:t>{</w:t>
+              <w:t>{grado</w:t>
             </w:r>
             <w:r>
               <w:rPr>
@@ -2102,7 +2126,7 @@
               <w:rPr>
                 <w:szCs w:val="26"/>
               </w:rPr>
-              <w:t>_grado}</w:t>
+              <w:t>}</w:t>
             </w:r>
           </w:p>
         </w:tc>
@@ -2123,7 +2147,7 @@
               <w:rPr>
                 <w:szCs w:val="26"/>
               </w:rPr>
-              <w:t>{</w:t>
+              <w:t>{grado</w:t>
             </w:r>
             <w:r>
               <w:rPr>
@@ -2135,7 +2159,7 @@
               <w:rPr>
                 <w:szCs w:val="26"/>
               </w:rPr>
-              <w:t>_grado}</w:t>
+              <w:t>}</w:t>
             </w:r>
           </w:p>
         </w:tc>
@@ -2157,7 +2181,7 @@
               <w:rPr>
                 <w:szCs w:val="26"/>
               </w:rPr>
-              <w:t>{</w:t>
+              <w:t>{grado</w:t>
             </w:r>
             <w:r>
               <w:rPr>
@@ -2169,7 +2193,7 @@
               <w:rPr>
                 <w:szCs w:val="26"/>
               </w:rPr>
-              <w:t>_grado}</w:t>
+              <w:t>}</w:t>
             </w:r>
           </w:p>
         </w:tc>
@@ -2705,7 +2729,6 @@
                 <w:szCs w:val="28"/>
                 <w:lang w:val="es-CO"/>
               </w:rPr>
-              <w:lastRenderedPageBreak/>
               <w:t>{numero_aprobado_1}</w:t>
             </w:r>
           </w:p>
@@ -2816,6 +2839,7 @@
                 <w:szCs w:val="28"/>
                 <w:lang w:val="es-CO"/>
               </w:rPr>
+              <w:lastRenderedPageBreak/>
               <w:t>{numero_aprobado_</w:t>
             </w:r>
             <w:r>
@@ -11279,10 +11303,13 @@
                               <w:t>%</w:t>
                             </w:r>
                             <w:r>
+                              <w:t>firmaUser</w:t>
+                            </w:r>
+                            <w:r>
                               <w:rPr>
                                 <w:lang w:val="es-AR"/>
                               </w:rPr>
-                              <w:t>firma_digital}</w:t>
+                              <w:t>}</w:t>
                             </w:r>
                           </w:p>
                         </w:txbxContent>
@@ -11329,10 +11356,13 @@
                         <w:t>%</w:t>
                       </w:r>
                       <w:r>
+                        <w:t>firmaUser</w:t>
+                      </w:r>
+                      <w:r>
                         <w:rPr>
                           <w:lang w:val="es-AR"/>
                         </w:rPr>
-                        <w:t>firma_digital}</w:t>
+                        <w:t>}</w:t>
                       </w:r>
                     </w:p>
                   </w:txbxContent>
@@ -11580,9 +11610,20 @@
                           <w:r>
                             <w:rPr>
                               <w:rFonts w:ascii="Lucida Calligraphy" w:hAnsi="Lucida Calligraphy" w:cs="Segoe UI"/>
-                              <w:lang w:val="es-CO"/>
                             </w:rPr>
-                            <w:t>{frase_identificadora}</w:t>
+                            <w:t>{</w:t>
+                          </w:r>
+                          <w:r>
+                            <w:rPr>
+                              <w:rFonts w:ascii="Lucida Calligraphy" w:hAnsi="Lucida Calligraphy" w:cs="Segoe UI"/>
+                            </w:rPr>
+                            <w:t>fraseUser</w:t>
+                          </w:r>
+                          <w:r>
+                            <w:rPr>
+                              <w:rFonts w:ascii="Lucida Calligraphy" w:hAnsi="Lucida Calligraphy" w:cs="Segoe UI"/>
+                            </w:rPr>
+                            <w:t>}</w:t>
                           </w:r>
                         </w:p>
                       </w:txbxContent>
@@ -11621,9 +11662,20 @@
                     <w:r>
                       <w:rPr>
                         <w:rFonts w:ascii="Lucida Calligraphy" w:hAnsi="Lucida Calligraphy" w:cs="Segoe UI"/>
-                        <w:lang w:val="es-CO"/>
                       </w:rPr>
-                      <w:t>{frase_identificadora}</w:t>
+                      <w:t>{</w:t>
+                    </w:r>
+                    <w:r>
+                      <w:rPr>
+                        <w:rFonts w:ascii="Lucida Calligraphy" w:hAnsi="Lucida Calligraphy" w:cs="Segoe UI"/>
+                      </w:rPr>
+                      <w:t>fraseUser</w:t>
+                    </w:r>
+                    <w:r>
+                      <w:rPr>
+                        <w:rFonts w:ascii="Lucida Calligraphy" w:hAnsi="Lucida Calligraphy" w:cs="Segoe UI"/>
+                      </w:rPr>
+                      <w:t>}</w:t>
                     </w:r>
                   </w:p>
                 </w:txbxContent>
@@ -11968,7 +12020,7 @@
                       <a:effectLst/>
                       <a:extLst>
                         <a:ext uri="{C572A759-6A51-4108-AA02-DFA0A04FC94B}">
-                          <ma14:wrappingTextBoxFlag xmlns:arto="http://schemas.microsoft.com/office/word/2006/arto" xmlns="" xmlns:mo="http://schemas.microsoft.com/office/mac/office/2008/main" xmlns:mv="urn:schemas-microsoft-com:mac:vml" xmlns:o="urn:schemas-microsoft-com:office:office" xmlns:v="urn:schemas-microsoft-com:vml" xmlns:w10="urn:schemas-microsoft-com:office:word" xmlns:w="http://schemas.openxmlformats.org/wordprocessingml/2006/main" xmlns:ma14="http://schemas.microsoft.com/office/mac/drawingml/2011/main"/>
+                          <ma14:wrappingTextBoxFlag xmlns:ma14="http://schemas.microsoft.com/office/mac/drawingml/2011/main" xmlns:w="http://schemas.openxmlformats.org/wordprocessingml/2006/main" xmlns:w10="urn:schemas-microsoft-com:office:word" xmlns:v="urn:schemas-microsoft-com:vml" xmlns:o="urn:schemas-microsoft-com:office:office" xmlns:mv="urn:schemas-microsoft-com:mac:vml" xmlns:mo="http://schemas.microsoft.com/office/mac/office/2008/main" xmlns="" xmlns:arto="http://schemas.microsoft.com/office/word/2006/arto"/>
                         </a:ext>
                       </a:extLst>
                     </wps:spPr>
@@ -12688,7 +12740,6 @@
   <w:style w:type="character" w:default="1" w:styleId="Fuentedeprrafopredeter">
     <w:name w:val="Default Paragraph Font"/>
     <w:uiPriority w:val="1"/>
-    <w:semiHidden/>
     <w:unhideWhenUsed/>
   </w:style>
   <w:style w:type="table" w:default="1" w:styleId="Tablanormal">

--- a/src/features/fundacion/docs/FORMATO HOJA DE VIDA FHISYL.docx
+++ b/src/features/fundacion/docs/FORMATO HOJA DE VIDA FHISYL.docx
@@ -70,9 +70,11 @@
                             <w:r>
                               <w:t>{%</w:t>
                             </w:r>
+                            <w:proofErr w:type="spellStart"/>
                             <w:r>
                               <w:t>fotoUser</w:t>
                             </w:r>
+                            <w:proofErr w:type="spellEnd"/>
                             <w:r>
                               <w:t>}</w:t>
                             </w:r>
@@ -107,9 +109,11 @@
                       <w:r>
                         <w:t>{%</w:t>
                       </w:r>
+                      <w:proofErr w:type="spellStart"/>
                       <w:r>
                         <w:t>fotoUser</w:t>
                       </w:r>
+                      <w:proofErr w:type="spellEnd"/>
                       <w:r>
                         <w:t>}</w:t>
                       </w:r>
@@ -190,9 +194,11 @@
                               </w:rPr>
                               <w:t>{</w:t>
                             </w:r>
+                            <w:proofErr w:type="spellStart"/>
                             <w:r>
                               <w:t>descripMain</w:t>
                             </w:r>
+                            <w:proofErr w:type="spellEnd"/>
                             <w:r>
                               <w:rPr>
                                 <w:lang w:val="es-CO"/>
@@ -235,9 +241,11 @@
                         </w:rPr>
                         <w:t>{</w:t>
                       </w:r>
+                      <w:proofErr w:type="spellStart"/>
                       <w:r>
                         <w:t>descripMain</w:t>
                       </w:r>
+                      <w:proofErr w:type="spellEnd"/>
                       <w:r>
                         <w:rPr>
                           <w:lang w:val="es-CO"/>
@@ -1912,13 +1920,19 @@
               <w:rPr>
                 <w:szCs w:val="26"/>
               </w:rPr>
-              <w:t>grado</w:t>
-            </w:r>
-            <w:r>
-              <w:rPr>
-                <w:szCs w:val="26"/>
-              </w:rPr>
-              <w:t xml:space="preserve"> 3</w:t>
+              <w:t>grad</w:t>
+            </w:r>
+            <w:r>
+              <w:rPr>
+                <w:szCs w:val="26"/>
+              </w:rPr>
+              <w:t>o</w:t>
+            </w:r>
+            <w:r>
+              <w:rPr>
+                <w:szCs w:val="26"/>
+              </w:rPr>
+              <w:t>3</w:t>
             </w:r>
             <w:r>
               <w:rPr>
@@ -1957,7 +1971,13 @@
               <w:rPr>
                 <w:szCs w:val="26"/>
               </w:rPr>
-              <w:t>o4</w:t>
+              <w:t>o</w:t>
+            </w:r>
+            <w:r>
+              <w:rPr>
+                <w:szCs w:val="26"/>
+              </w:rPr>
+              <w:t>4</w:t>
             </w:r>
             <w:r>
               <w:rPr>
@@ -1995,7 +2015,13 @@
               <w:rPr>
                 <w:szCs w:val="26"/>
               </w:rPr>
-              <w:t>o5</w:t>
+              <w:t>o</w:t>
+            </w:r>
+            <w:r>
+              <w:rPr>
+                <w:szCs w:val="26"/>
+              </w:rPr>
+              <w:t>5</w:t>
             </w:r>
             <w:r>
               <w:rPr>
@@ -2020,19 +2046,7 @@
               <w:rPr>
                 <w:szCs w:val="26"/>
               </w:rPr>
-              <w:t>{grado</w:t>
-            </w:r>
-            <w:r>
-              <w:rPr>
-                <w:szCs w:val="26"/>
-              </w:rPr>
-              <w:t>6</w:t>
-            </w:r>
-            <w:r>
-              <w:rPr>
-                <w:szCs w:val="26"/>
-              </w:rPr>
-              <w:t>}</w:t>
+              <w:t>{grado6}</w:t>
             </w:r>
           </w:p>
         </w:tc>
@@ -2051,19 +2065,7 @@
               <w:rPr>
                 <w:szCs w:val="26"/>
               </w:rPr>
-              <w:t>{grado</w:t>
-            </w:r>
-            <w:r>
-              <w:rPr>
-                <w:szCs w:val="26"/>
-              </w:rPr>
-              <w:t>7</w:t>
-            </w:r>
-            <w:r>
-              <w:rPr>
-                <w:szCs w:val="26"/>
-              </w:rPr>
-              <w:t>}</w:t>
+              <w:t>{grado7}</w:t>
             </w:r>
           </w:p>
         </w:tc>
@@ -2083,19 +2085,7 @@
               <w:rPr>
                 <w:szCs w:val="26"/>
               </w:rPr>
-              <w:t>{grado</w:t>
-            </w:r>
-            <w:r>
-              <w:rPr>
-                <w:szCs w:val="26"/>
-              </w:rPr>
-              <w:t>8</w:t>
-            </w:r>
-            <w:r>
-              <w:rPr>
-                <w:szCs w:val="26"/>
-              </w:rPr>
-              <w:t>}</w:t>
+              <w:t>{grado8}</w:t>
             </w:r>
           </w:p>
         </w:tc>
@@ -2114,19 +2104,7 @@
               <w:rPr>
                 <w:szCs w:val="26"/>
               </w:rPr>
-              <w:t>{grado</w:t>
-            </w:r>
-            <w:r>
-              <w:rPr>
-                <w:szCs w:val="26"/>
-              </w:rPr>
-              <w:t>9</w:t>
-            </w:r>
-            <w:r>
-              <w:rPr>
-                <w:szCs w:val="26"/>
-              </w:rPr>
-              <w:t>}</w:t>
+              <w:t>{grado9}</w:t>
             </w:r>
           </w:p>
         </w:tc>
@@ -2147,19 +2125,7 @@
               <w:rPr>
                 <w:szCs w:val="26"/>
               </w:rPr>
-              <w:t>{grado</w:t>
-            </w:r>
-            <w:r>
-              <w:rPr>
-                <w:szCs w:val="26"/>
-              </w:rPr>
-              <w:t>10</w:t>
-            </w:r>
-            <w:r>
-              <w:rPr>
-                <w:szCs w:val="26"/>
-              </w:rPr>
-              <w:t>}</w:t>
+              <w:t>{grado10}</w:t>
             </w:r>
           </w:p>
         </w:tc>
@@ -2181,19 +2147,7 @@
               <w:rPr>
                 <w:szCs w:val="26"/>
               </w:rPr>
-              <w:t>{grado</w:t>
-            </w:r>
-            <w:r>
-              <w:rPr>
-                <w:szCs w:val="26"/>
-              </w:rPr>
-              <w:t>11</w:t>
-            </w:r>
-            <w:r>
-              <w:rPr>
-                <w:szCs w:val="26"/>
-              </w:rPr>
-              <w:t>}</w:t>
+              <w:t>{grado11}</w:t>
             </w:r>
           </w:p>
         </w:tc>
@@ -2218,7 +2172,25 @@
                 <w:sz w:val="26"/>
                 <w:szCs w:val="26"/>
               </w:rPr>
-              <w:t>{fecha_mes_grado}</w:t>
+              <w:t>{</w:t>
+            </w:r>
+            <w:proofErr w:type="spellStart"/>
+            <w:r>
+              <w:rPr>
+                <w:rFonts w:ascii="Trebuchet MS" w:hAnsi="Trebuchet MS"/>
+                <w:sz w:val="26"/>
+                <w:szCs w:val="26"/>
+              </w:rPr>
+              <w:t>fecha_mes_grado</w:t>
+            </w:r>
+            <w:proofErr w:type="spellEnd"/>
+            <w:r>
+              <w:rPr>
+                <w:rFonts w:ascii="Trebuchet MS" w:hAnsi="Trebuchet MS"/>
+                <w:sz w:val="26"/>
+                <w:szCs w:val="26"/>
+              </w:rPr>
+              <w:t>}</w:t>
             </w:r>
           </w:p>
         </w:tc>
@@ -2244,7 +2216,25 @@
                 <w:sz w:val="26"/>
                 <w:szCs w:val="26"/>
               </w:rPr>
-              <w:t>{fecha_año_grado}</w:t>
+              <w:t>{</w:t>
+            </w:r>
+            <w:proofErr w:type="spellStart"/>
+            <w:r>
+              <w:rPr>
+                <w:rFonts w:ascii="Trebuchet MS" w:hAnsi="Trebuchet MS"/>
+                <w:sz w:val="26"/>
+                <w:szCs w:val="26"/>
+              </w:rPr>
+              <w:t>fecha_año_grado</w:t>
+            </w:r>
+            <w:proofErr w:type="spellEnd"/>
+            <w:r>
+              <w:rPr>
+                <w:rFonts w:ascii="Trebuchet MS" w:hAnsi="Trebuchet MS"/>
+                <w:sz w:val="26"/>
+                <w:szCs w:val="26"/>
+              </w:rPr>
+              <w:t>}</w:t>
             </w:r>
           </w:p>
         </w:tc>
@@ -2334,7 +2324,27 @@
                 <w:sz w:val="28"/>
                 <w:szCs w:val="26"/>
               </w:rPr>
-              <w:t>{seleccionar_tecnica}</w:t>
+              <w:t>{</w:t>
+            </w:r>
+            <w:proofErr w:type="spellStart"/>
+            <w:r>
+              <w:rPr>
+                <w:rFonts w:asciiTheme="majorHAnsi" w:hAnsiTheme="majorHAnsi"/>
+                <w:b/>
+                <w:sz w:val="28"/>
+                <w:szCs w:val="26"/>
+              </w:rPr>
+              <w:t>seleccionar_tecnica</w:t>
+            </w:r>
+            <w:proofErr w:type="spellEnd"/>
+            <w:r>
+              <w:rPr>
+                <w:rFonts w:asciiTheme="majorHAnsi" w:hAnsiTheme="majorHAnsi"/>
+                <w:b/>
+                <w:sz w:val="28"/>
+                <w:szCs w:val="26"/>
+              </w:rPr>
+              <w:t>}</w:t>
             </w:r>
           </w:p>
         </w:tc>
@@ -2385,7 +2395,27 @@
                 <w:sz w:val="28"/>
                 <w:szCs w:val="26"/>
               </w:rPr>
-              <w:t>{seleccionar_tecnologica}</w:t>
+              <w:t>{</w:t>
+            </w:r>
+            <w:proofErr w:type="spellStart"/>
+            <w:r>
+              <w:rPr>
+                <w:rFonts w:asciiTheme="majorHAnsi" w:hAnsiTheme="majorHAnsi"/>
+                <w:b/>
+                <w:sz w:val="28"/>
+                <w:szCs w:val="26"/>
+              </w:rPr>
+              <w:t>seleccionar_tecnologica</w:t>
+            </w:r>
+            <w:proofErr w:type="spellEnd"/>
+            <w:r>
+              <w:rPr>
+                <w:rFonts w:asciiTheme="majorHAnsi" w:hAnsiTheme="majorHAnsi"/>
+                <w:b/>
+                <w:sz w:val="28"/>
+                <w:szCs w:val="26"/>
+              </w:rPr>
+              <w:t>}</w:t>
             </w:r>
           </w:p>
         </w:tc>
@@ -2448,7 +2478,27 @@
                 <w:sz w:val="28"/>
                 <w:szCs w:val="26"/>
               </w:rPr>
-              <w:t>{seleccionar_universitario}</w:t>
+              <w:t>{</w:t>
+            </w:r>
+            <w:proofErr w:type="spellStart"/>
+            <w:r>
+              <w:rPr>
+                <w:rFonts w:asciiTheme="majorHAnsi" w:hAnsiTheme="majorHAnsi"/>
+                <w:b/>
+                <w:sz w:val="28"/>
+                <w:szCs w:val="26"/>
+              </w:rPr>
+              <w:t>seleccionar_universitario</w:t>
+            </w:r>
+            <w:proofErr w:type="spellEnd"/>
+            <w:r>
+              <w:rPr>
+                <w:rFonts w:asciiTheme="majorHAnsi" w:hAnsiTheme="majorHAnsi"/>
+                <w:b/>
+                <w:sz w:val="28"/>
+                <w:szCs w:val="26"/>
+              </w:rPr>
+              <w:t>}</w:t>
             </w:r>
           </w:p>
         </w:tc>
@@ -2502,7 +2552,27 @@
                 <w:sz w:val="28"/>
                 <w:szCs w:val="26"/>
               </w:rPr>
-              <w:t>{seleccionar_posgrado}</w:t>
+              <w:t>{</w:t>
+            </w:r>
+            <w:proofErr w:type="spellStart"/>
+            <w:r>
+              <w:rPr>
+                <w:rFonts w:asciiTheme="majorHAnsi" w:hAnsiTheme="majorHAnsi"/>
+                <w:b/>
+                <w:sz w:val="28"/>
+                <w:szCs w:val="26"/>
+              </w:rPr>
+              <w:t>seleccionar_posgrado</w:t>
+            </w:r>
+            <w:proofErr w:type="spellEnd"/>
+            <w:r>
+              <w:rPr>
+                <w:rFonts w:asciiTheme="majorHAnsi" w:hAnsiTheme="majorHAnsi"/>
+                <w:b/>
+                <w:sz w:val="28"/>
+                <w:szCs w:val="26"/>
+              </w:rPr>
+              <w:t>}</w:t>
             </w:r>
           </w:p>
         </w:tc>
@@ -3836,7 +3906,27 @@
                 <w:szCs w:val="26"/>
                 <w:lang w:val="es-CO"/>
               </w:rPr>
-              <w:t>{empresa_actual}</w:t>
+              <w:t>{</w:t>
+            </w:r>
+            <w:proofErr w:type="spellStart"/>
+            <w:r>
+              <w:rPr>
+                <w:rFonts w:ascii="Trebuchet MS" w:hAnsi="Trebuchet MS" w:cs="Arial"/>
+                <w:sz w:val="26"/>
+                <w:szCs w:val="26"/>
+                <w:lang w:val="es-CO"/>
+              </w:rPr>
+              <w:t>empresa_actual</w:t>
+            </w:r>
+            <w:proofErr w:type="spellEnd"/>
+            <w:r>
+              <w:rPr>
+                <w:rFonts w:ascii="Trebuchet MS" w:hAnsi="Trebuchet MS" w:cs="Arial"/>
+                <w:sz w:val="26"/>
+                <w:szCs w:val="26"/>
+                <w:lang w:val="es-CO"/>
+              </w:rPr>
+              <w:t>}</w:t>
             </w:r>
           </w:p>
         </w:tc>
@@ -3891,7 +3981,25 @@
                 <w:szCs w:val="26"/>
                 <w:lang w:val="es-CO"/>
               </w:rPr>
-              <w:t>{empresa_publica}</w:t>
+              <w:t>{</w:t>
+            </w:r>
+            <w:proofErr w:type="spellStart"/>
+            <w:r>
+              <w:rPr>
+                <w:rFonts w:asciiTheme="majorHAnsi" w:hAnsiTheme="majorHAnsi" w:cs="Arial"/>
+                <w:szCs w:val="26"/>
+                <w:lang w:val="es-CO"/>
+              </w:rPr>
+              <w:t>empresa_publica</w:t>
+            </w:r>
+            <w:proofErr w:type="spellEnd"/>
+            <w:r>
+              <w:rPr>
+                <w:rFonts w:asciiTheme="majorHAnsi" w:hAnsiTheme="majorHAnsi" w:cs="Arial"/>
+                <w:szCs w:val="26"/>
+                <w:lang w:val="es-CO"/>
+              </w:rPr>
+              <w:t>}</w:t>
             </w:r>
           </w:p>
         </w:tc>
@@ -3937,7 +4045,21 @@
               <w:rPr>
                 <w:lang w:val="es-CO"/>
               </w:rPr>
-              <w:t>{empresa_privada}</w:t>
+              <w:t>{</w:t>
+            </w:r>
+            <w:proofErr w:type="spellStart"/>
+            <w:r>
+              <w:rPr>
+                <w:lang w:val="es-CO"/>
+              </w:rPr>
+              <w:t>empresa_privada</w:t>
+            </w:r>
+            <w:proofErr w:type="spellEnd"/>
+            <w:r>
+              <w:rPr>
+                <w:lang w:val="es-CO"/>
+              </w:rPr>
+              <w:t>}</w:t>
             </w:r>
           </w:p>
         </w:tc>
@@ -4005,7 +4127,27 @@
                 <w:szCs w:val="26"/>
                 <w:lang w:val="es-CO"/>
               </w:rPr>
-              <w:t>{departamento_empresa}</w:t>
+              <w:t>{</w:t>
+            </w:r>
+            <w:proofErr w:type="spellStart"/>
+            <w:r>
+              <w:rPr>
+                <w:rFonts w:ascii="Trebuchet MS" w:hAnsi="Trebuchet MS" w:cs="Arial"/>
+                <w:sz w:val="26"/>
+                <w:szCs w:val="26"/>
+                <w:lang w:val="es-CO"/>
+              </w:rPr>
+              <w:t>departamento_empresa</w:t>
+            </w:r>
+            <w:proofErr w:type="spellEnd"/>
+            <w:r>
+              <w:rPr>
+                <w:rFonts w:ascii="Trebuchet MS" w:hAnsi="Trebuchet MS" w:cs="Arial"/>
+                <w:sz w:val="26"/>
+                <w:szCs w:val="26"/>
+                <w:lang w:val="es-CO"/>
+              </w:rPr>
+              <w:t>}</w:t>
             </w:r>
           </w:p>
         </w:tc>
@@ -4057,7 +4199,27 @@
                 <w:szCs w:val="26"/>
                 <w:lang w:val="es-CO"/>
               </w:rPr>
-              <w:t>{municipio_empresa}</w:t>
+              <w:t>{</w:t>
+            </w:r>
+            <w:proofErr w:type="spellStart"/>
+            <w:r>
+              <w:rPr>
+                <w:rFonts w:asciiTheme="majorHAnsi" w:hAnsiTheme="majorHAnsi" w:cs="Arial"/>
+                <w:sz w:val="26"/>
+                <w:szCs w:val="26"/>
+                <w:lang w:val="es-CO"/>
+              </w:rPr>
+              <w:t>municipio_empresa</w:t>
+            </w:r>
+            <w:proofErr w:type="spellEnd"/>
+            <w:r>
+              <w:rPr>
+                <w:rFonts w:asciiTheme="majorHAnsi" w:hAnsiTheme="majorHAnsi" w:cs="Arial"/>
+                <w:sz w:val="26"/>
+                <w:szCs w:val="26"/>
+                <w:lang w:val="es-CO"/>
+              </w:rPr>
+              <w:t>}</w:t>
             </w:r>
           </w:p>
         </w:tc>
@@ -4110,7 +4272,27 @@
                 <w:szCs w:val="26"/>
                 <w:lang w:val="es-CO"/>
               </w:rPr>
-              <w:t>{email_empresa}</w:t>
+              <w:t>{</w:t>
+            </w:r>
+            <w:proofErr w:type="spellStart"/>
+            <w:r>
+              <w:rPr>
+                <w:rFonts w:asciiTheme="majorHAnsi" w:hAnsiTheme="majorHAnsi" w:cs="Arial"/>
+                <w:sz w:val="26"/>
+                <w:szCs w:val="26"/>
+                <w:lang w:val="es-CO"/>
+              </w:rPr>
+              <w:t>email_empresa</w:t>
+            </w:r>
+            <w:proofErr w:type="spellEnd"/>
+            <w:r>
+              <w:rPr>
+                <w:rFonts w:asciiTheme="majorHAnsi" w:hAnsiTheme="majorHAnsi" w:cs="Arial"/>
+                <w:sz w:val="26"/>
+                <w:szCs w:val="26"/>
+                <w:lang w:val="es-CO"/>
+              </w:rPr>
+              <w:t>}</w:t>
             </w:r>
           </w:p>
         </w:tc>
@@ -4178,7 +4360,27 @@
                 <w:szCs w:val="26"/>
                 <w:lang w:val="es-CO"/>
               </w:rPr>
-              <w:t>{teléfono_emrpesa}</w:t>
+              <w:t>{</w:t>
+            </w:r>
+            <w:proofErr w:type="spellStart"/>
+            <w:r>
+              <w:rPr>
+                <w:rFonts w:ascii="Trebuchet MS" w:hAnsi="Trebuchet MS" w:cs="Arial"/>
+                <w:sz w:val="26"/>
+                <w:szCs w:val="26"/>
+                <w:lang w:val="es-CO"/>
+              </w:rPr>
+              <w:t>teléfono_emrpesa</w:t>
+            </w:r>
+            <w:proofErr w:type="spellEnd"/>
+            <w:r>
+              <w:rPr>
+                <w:rFonts w:ascii="Trebuchet MS" w:hAnsi="Trebuchet MS" w:cs="Arial"/>
+                <w:sz w:val="26"/>
+                <w:szCs w:val="26"/>
+                <w:lang w:val="es-CO"/>
+              </w:rPr>
+              <w:t>}</w:t>
             </w:r>
           </w:p>
         </w:tc>
@@ -4224,6 +4426,7 @@
                 <w:lang w:val="es-CO"/>
               </w:rPr>
             </w:pPr>
+            <w:proofErr w:type="gramStart"/>
             <w:r>
               <w:rPr>
                 <w:rFonts w:asciiTheme="majorHAnsi" w:hAnsiTheme="majorHAnsi" w:cs="Arial"/>
@@ -4240,8 +4443,10 @@
                 <w:szCs w:val="26"/>
                 <w:lang w:val="es-CO"/>
               </w:rPr>
-              <w:t>{dia_inicio}</w:t>
-            </w:r>
+              <w:t>{</w:t>
+            </w:r>
+            <w:proofErr w:type="spellStart"/>
+            <w:proofErr w:type="gramEnd"/>
             <w:r>
               <w:rPr>
                 <w:rFonts w:asciiTheme="majorHAnsi" w:hAnsiTheme="majorHAnsi" w:cs="Arial"/>
@@ -4249,6 +4454,25 @@
                 <w:szCs w:val="26"/>
                 <w:lang w:val="es-CO"/>
               </w:rPr>
+              <w:t>dia_inicio</w:t>
+            </w:r>
+            <w:proofErr w:type="spellEnd"/>
+            <w:r>
+              <w:rPr>
+                <w:rFonts w:asciiTheme="majorHAnsi" w:hAnsiTheme="majorHAnsi" w:cs="Arial"/>
+                <w:sz w:val="20"/>
+                <w:szCs w:val="26"/>
+                <w:lang w:val="es-CO"/>
+              </w:rPr>
+              <w:t>}</w:t>
+            </w:r>
+            <w:r>
+              <w:rPr>
+                <w:rFonts w:asciiTheme="majorHAnsi" w:hAnsiTheme="majorHAnsi" w:cs="Arial"/>
+                <w:sz w:val="20"/>
+                <w:szCs w:val="26"/>
+                <w:lang w:val="es-CO"/>
+              </w:rPr>
               <w:t xml:space="preserve">      MES:</w:t>
             </w:r>
             <w:r>
@@ -4258,8 +4482,9 @@
                 <w:szCs w:val="26"/>
                 <w:lang w:val="es-CO"/>
               </w:rPr>
-              <w:t>{mes_inicio}</w:t>
-            </w:r>
+              <w:t>{</w:t>
+            </w:r>
+            <w:proofErr w:type="spellStart"/>
             <w:r>
               <w:rPr>
                 <w:rFonts w:asciiTheme="majorHAnsi" w:hAnsiTheme="majorHAnsi" w:cs="Arial"/>
@@ -4267,6 +4492,25 @@
                 <w:szCs w:val="26"/>
                 <w:lang w:val="es-CO"/>
               </w:rPr>
+              <w:t>mes_inicio</w:t>
+            </w:r>
+            <w:proofErr w:type="spellEnd"/>
+            <w:r>
+              <w:rPr>
+                <w:rFonts w:asciiTheme="majorHAnsi" w:hAnsiTheme="majorHAnsi" w:cs="Arial"/>
+                <w:sz w:val="20"/>
+                <w:szCs w:val="26"/>
+                <w:lang w:val="es-CO"/>
+              </w:rPr>
+              <w:t>}</w:t>
+            </w:r>
+            <w:r>
+              <w:rPr>
+                <w:rFonts w:asciiTheme="majorHAnsi" w:hAnsiTheme="majorHAnsi" w:cs="Arial"/>
+                <w:sz w:val="20"/>
+                <w:szCs w:val="26"/>
+                <w:lang w:val="es-CO"/>
+              </w:rPr>
               <w:t xml:space="preserve">       AÑO</w:t>
             </w:r>
             <w:r>
@@ -4285,7 +4529,27 @@
                 <w:szCs w:val="26"/>
                 <w:lang w:val="es-CO"/>
               </w:rPr>
-              <w:t>{año_inicio}</w:t>
+              <w:t>{</w:t>
+            </w:r>
+            <w:proofErr w:type="spellStart"/>
+            <w:r>
+              <w:rPr>
+                <w:rFonts w:asciiTheme="majorHAnsi" w:hAnsiTheme="majorHAnsi" w:cs="Arial"/>
+                <w:sz w:val="22"/>
+                <w:szCs w:val="26"/>
+                <w:lang w:val="es-CO"/>
+              </w:rPr>
+              <w:t>año_inicio</w:t>
+            </w:r>
+            <w:proofErr w:type="spellEnd"/>
+            <w:r>
+              <w:rPr>
+                <w:rFonts w:asciiTheme="majorHAnsi" w:hAnsiTheme="majorHAnsi" w:cs="Arial"/>
+                <w:sz w:val="22"/>
+                <w:szCs w:val="26"/>
+                <w:lang w:val="es-CO"/>
+              </w:rPr>
+              <w:t>}</w:t>
             </w:r>
           </w:p>
         </w:tc>
@@ -4331,6 +4595,7 @@
                 <w:lang w:val="es-CO"/>
               </w:rPr>
             </w:pPr>
+            <w:proofErr w:type="gramStart"/>
             <w:r>
               <w:rPr>
                 <w:rFonts w:asciiTheme="majorHAnsi" w:hAnsiTheme="majorHAnsi" w:cs="Arial"/>
@@ -4347,8 +4612,10 @@
                 <w:szCs w:val="26"/>
                 <w:lang w:val="es-CO"/>
               </w:rPr>
-              <w:t>{dia_fin}</w:t>
-            </w:r>
+              <w:t>{</w:t>
+            </w:r>
+            <w:proofErr w:type="spellStart"/>
+            <w:proofErr w:type="gramEnd"/>
             <w:r>
               <w:rPr>
                 <w:rFonts w:asciiTheme="majorHAnsi" w:hAnsiTheme="majorHAnsi" w:cs="Arial"/>
@@ -4356,6 +4623,25 @@
                 <w:szCs w:val="26"/>
                 <w:lang w:val="es-CO"/>
               </w:rPr>
+              <w:t>dia_fin</w:t>
+            </w:r>
+            <w:proofErr w:type="spellEnd"/>
+            <w:r>
+              <w:rPr>
+                <w:rFonts w:asciiTheme="majorHAnsi" w:hAnsiTheme="majorHAnsi" w:cs="Arial"/>
+                <w:sz w:val="20"/>
+                <w:szCs w:val="26"/>
+                <w:lang w:val="es-CO"/>
+              </w:rPr>
+              <w:t>}</w:t>
+            </w:r>
+            <w:r>
+              <w:rPr>
+                <w:rFonts w:asciiTheme="majorHAnsi" w:hAnsiTheme="majorHAnsi" w:cs="Arial"/>
+                <w:sz w:val="20"/>
+                <w:szCs w:val="26"/>
+                <w:lang w:val="es-CO"/>
+              </w:rPr>
               <w:t xml:space="preserve">     </w:t>
             </w:r>
             <w:r>
@@ -4383,8 +4669,9 @@
                 <w:szCs w:val="26"/>
                 <w:lang w:val="es-CO"/>
               </w:rPr>
-              <w:t>{mes_fin}</w:t>
-            </w:r>
+              <w:t>{</w:t>
+            </w:r>
+            <w:proofErr w:type="spellStart"/>
             <w:r>
               <w:rPr>
                 <w:rFonts w:asciiTheme="majorHAnsi" w:hAnsiTheme="majorHAnsi" w:cs="Arial"/>
@@ -4392,6 +4679,25 @@
                 <w:szCs w:val="26"/>
                 <w:lang w:val="es-CO"/>
               </w:rPr>
+              <w:t>mes_fin</w:t>
+            </w:r>
+            <w:proofErr w:type="spellEnd"/>
+            <w:r>
+              <w:rPr>
+                <w:rFonts w:asciiTheme="majorHAnsi" w:hAnsiTheme="majorHAnsi" w:cs="Arial"/>
+                <w:sz w:val="20"/>
+                <w:szCs w:val="26"/>
+                <w:lang w:val="es-CO"/>
+              </w:rPr>
+              <w:t>}</w:t>
+            </w:r>
+            <w:r>
+              <w:rPr>
+                <w:rFonts w:asciiTheme="majorHAnsi" w:hAnsiTheme="majorHAnsi" w:cs="Arial"/>
+                <w:sz w:val="20"/>
+                <w:szCs w:val="26"/>
+                <w:lang w:val="es-CO"/>
+              </w:rPr>
               <w:t xml:space="preserve">       </w:t>
             </w:r>
             <w:r>
@@ -4419,7 +4725,27 @@
                 <w:szCs w:val="26"/>
                 <w:lang w:val="es-CO"/>
               </w:rPr>
-              <w:t>{año_fin}</w:t>
+              <w:t>{</w:t>
+            </w:r>
+            <w:proofErr w:type="spellStart"/>
+            <w:r>
+              <w:rPr>
+                <w:rFonts w:asciiTheme="majorHAnsi" w:hAnsiTheme="majorHAnsi" w:cs="Arial"/>
+                <w:sz w:val="20"/>
+                <w:szCs w:val="26"/>
+                <w:lang w:val="es-CO"/>
+              </w:rPr>
+              <w:t>año_fin</w:t>
+            </w:r>
+            <w:proofErr w:type="spellEnd"/>
+            <w:r>
+              <w:rPr>
+                <w:rFonts w:asciiTheme="majorHAnsi" w:hAnsiTheme="majorHAnsi" w:cs="Arial"/>
+                <w:sz w:val="20"/>
+                <w:szCs w:val="26"/>
+                <w:lang w:val="es-CO"/>
+              </w:rPr>
+              <w:t>}</w:t>
             </w:r>
           </w:p>
         </w:tc>
@@ -4487,7 +4813,27 @@
                 <w:szCs w:val="26"/>
                 <w:lang w:val="es-CO"/>
               </w:rPr>
-              <w:t>{cargo_empresa}</w:t>
+              <w:t>{</w:t>
+            </w:r>
+            <w:proofErr w:type="spellStart"/>
+            <w:r>
+              <w:rPr>
+                <w:rFonts w:ascii="Trebuchet MS" w:hAnsi="Trebuchet MS" w:cs="Arial"/>
+                <w:sz w:val="26"/>
+                <w:szCs w:val="26"/>
+                <w:lang w:val="es-CO"/>
+              </w:rPr>
+              <w:t>cargo_empresa</w:t>
+            </w:r>
+            <w:proofErr w:type="spellEnd"/>
+            <w:r>
+              <w:rPr>
+                <w:rFonts w:ascii="Trebuchet MS" w:hAnsi="Trebuchet MS" w:cs="Arial"/>
+                <w:sz w:val="26"/>
+                <w:szCs w:val="26"/>
+                <w:lang w:val="es-CO"/>
+              </w:rPr>
+              <w:t>}</w:t>
             </w:r>
           </w:p>
         </w:tc>
@@ -4540,7 +4886,27 @@
                 <w:szCs w:val="26"/>
                 <w:lang w:val="es-CO"/>
               </w:rPr>
-              <w:t>{dirección_empresa}</w:t>
+              <w:t>{</w:t>
+            </w:r>
+            <w:proofErr w:type="spellStart"/>
+            <w:r>
+              <w:rPr>
+                <w:rFonts w:asciiTheme="majorHAnsi" w:hAnsiTheme="majorHAnsi" w:cs="Arial"/>
+                <w:sz w:val="26"/>
+                <w:szCs w:val="26"/>
+                <w:lang w:val="es-CO"/>
+              </w:rPr>
+              <w:t>dirección_empresa</w:t>
+            </w:r>
+            <w:proofErr w:type="spellEnd"/>
+            <w:r>
+              <w:rPr>
+                <w:rFonts w:asciiTheme="majorHAnsi" w:hAnsiTheme="majorHAnsi" w:cs="Arial"/>
+                <w:sz w:val="26"/>
+                <w:szCs w:val="26"/>
+                <w:lang w:val="es-CO"/>
+              </w:rPr>
+              <w:t>}</w:t>
             </w:r>
           </w:p>
         </w:tc>
@@ -4642,7 +5008,27 @@
                 <w:szCs w:val="26"/>
                 <w:lang w:val="es-CO"/>
               </w:rPr>
-              <w:t>{empresa_dos}</w:t>
+              <w:t>{</w:t>
+            </w:r>
+            <w:proofErr w:type="spellStart"/>
+            <w:r>
+              <w:rPr>
+                <w:rFonts w:ascii="Trebuchet MS" w:hAnsi="Trebuchet MS" w:cs="Arial"/>
+                <w:sz w:val="26"/>
+                <w:szCs w:val="26"/>
+                <w:lang w:val="es-CO"/>
+              </w:rPr>
+              <w:t>empresa_dos</w:t>
+            </w:r>
+            <w:proofErr w:type="spellEnd"/>
+            <w:r>
+              <w:rPr>
+                <w:rFonts w:ascii="Trebuchet MS" w:hAnsi="Trebuchet MS" w:cs="Arial"/>
+                <w:sz w:val="26"/>
+                <w:szCs w:val="26"/>
+                <w:lang w:val="es-CO"/>
+              </w:rPr>
+              <w:t>}</w:t>
             </w:r>
           </w:p>
         </w:tc>
@@ -4696,7 +5082,25 @@
                 <w:szCs w:val="26"/>
                 <w:lang w:val="es-CO"/>
               </w:rPr>
-              <w:t>{empresa_publica}</w:t>
+              <w:t>{</w:t>
+            </w:r>
+            <w:proofErr w:type="spellStart"/>
+            <w:r>
+              <w:rPr>
+                <w:rFonts w:asciiTheme="majorHAnsi" w:hAnsiTheme="majorHAnsi" w:cs="Arial"/>
+                <w:szCs w:val="26"/>
+                <w:lang w:val="es-CO"/>
+              </w:rPr>
+              <w:t>empresa_publica</w:t>
+            </w:r>
+            <w:proofErr w:type="spellEnd"/>
+            <w:r>
+              <w:rPr>
+                <w:rFonts w:asciiTheme="majorHAnsi" w:hAnsiTheme="majorHAnsi" w:cs="Arial"/>
+                <w:szCs w:val="26"/>
+                <w:lang w:val="es-CO"/>
+              </w:rPr>
+              <w:t>}</w:t>
             </w:r>
           </w:p>
         </w:tc>
@@ -4754,7 +5158,29 @@
                 <w:szCs w:val="26"/>
                 <w:lang w:val="es-CO"/>
               </w:rPr>
-              <w:t>{empresa_privada}</w:t>
+              <w:t>{</w:t>
+            </w:r>
+            <w:proofErr w:type="spellStart"/>
+            <w:r>
+              <w:rPr>
+                <w:rFonts w:ascii="Trebuchet MS" w:hAnsi="Trebuchet MS" w:cs="Arial"/>
+                <w:b/>
+                <w:sz w:val="26"/>
+                <w:szCs w:val="26"/>
+                <w:lang w:val="es-CO"/>
+              </w:rPr>
+              <w:t>empresa_privada</w:t>
+            </w:r>
+            <w:proofErr w:type="spellEnd"/>
+            <w:r>
+              <w:rPr>
+                <w:rFonts w:ascii="Trebuchet MS" w:hAnsi="Trebuchet MS" w:cs="Arial"/>
+                <w:b/>
+                <w:sz w:val="26"/>
+                <w:szCs w:val="26"/>
+                <w:lang w:val="es-CO"/>
+              </w:rPr>
+              <w:t>}</w:t>
             </w:r>
           </w:p>
         </w:tc>
@@ -5041,6 +5467,7 @@
                 <w:lang w:val="es-CO"/>
               </w:rPr>
             </w:pPr>
+            <w:proofErr w:type="gramStart"/>
             <w:r>
               <w:rPr>
                 <w:rFonts w:asciiTheme="majorHAnsi" w:hAnsiTheme="majorHAnsi" w:cs="Arial"/>
@@ -5057,7 +5484,17 @@
                 <w:szCs w:val="26"/>
                 <w:lang w:val="es-CO"/>
               </w:rPr>
-              <w:t>{dia_inicio2}</w:t>
+              <w:t>{</w:t>
+            </w:r>
+            <w:proofErr w:type="gramEnd"/>
+            <w:r>
+              <w:rPr>
+                <w:rFonts w:asciiTheme="majorHAnsi" w:hAnsiTheme="majorHAnsi" w:cs="Arial"/>
+                <w:sz w:val="20"/>
+                <w:szCs w:val="26"/>
+                <w:lang w:val="es-CO"/>
+              </w:rPr>
+              <w:t>dia_inicio2}</w:t>
             </w:r>
             <w:r>
               <w:rPr>
@@ -5148,6 +5585,7 @@
                 <w:lang w:val="es-CO"/>
               </w:rPr>
             </w:pPr>
+            <w:proofErr w:type="gramStart"/>
             <w:r>
               <w:rPr>
                 <w:rFonts w:asciiTheme="majorHAnsi" w:hAnsiTheme="majorHAnsi" w:cs="Arial"/>
@@ -5164,7 +5602,17 @@
                 <w:szCs w:val="26"/>
                 <w:lang w:val="es-CO"/>
               </w:rPr>
-              <w:t>{dia_fin2}</w:t>
+              <w:t>{</w:t>
+            </w:r>
+            <w:proofErr w:type="gramEnd"/>
+            <w:r>
+              <w:rPr>
+                <w:rFonts w:asciiTheme="majorHAnsi" w:hAnsiTheme="majorHAnsi" w:cs="Arial"/>
+                <w:sz w:val="20"/>
+                <w:szCs w:val="26"/>
+                <w:lang w:val="es-CO"/>
+              </w:rPr>
+              <w:t>dia_fin2}</w:t>
             </w:r>
             <w:r>
               <w:rPr>
@@ -5460,7 +5908,27 @@
                 <w:szCs w:val="20"/>
                 <w:lang w:val="es-CO"/>
               </w:rPr>
-              <w:t>{empresa_tres}</w:t>
+              <w:t>{</w:t>
+            </w:r>
+            <w:proofErr w:type="spellStart"/>
+            <w:r>
+              <w:rPr>
+                <w:rFonts w:ascii="Trebuchet MS" w:hAnsi="Trebuchet MS" w:cs="Arial"/>
+                <w:sz w:val="20"/>
+                <w:szCs w:val="20"/>
+                <w:lang w:val="es-CO"/>
+              </w:rPr>
+              <w:t>empresa_tres</w:t>
+            </w:r>
+            <w:proofErr w:type="spellEnd"/>
+            <w:r>
+              <w:rPr>
+                <w:rFonts w:ascii="Trebuchet MS" w:hAnsi="Trebuchet MS" w:cs="Arial"/>
+                <w:sz w:val="20"/>
+                <w:szCs w:val="20"/>
+                <w:lang w:val="es-CO"/>
+              </w:rPr>
+              <w:t>}</w:t>
             </w:r>
           </w:p>
         </w:tc>
@@ -5519,7 +5987,27 @@
                 <w:szCs w:val="20"/>
                 <w:lang w:val="es-CO"/>
               </w:rPr>
-              <w:t>{empresa_publica}</w:t>
+              <w:t>{</w:t>
+            </w:r>
+            <w:proofErr w:type="spellStart"/>
+            <w:r>
+              <w:rPr>
+                <w:rFonts w:asciiTheme="majorHAnsi" w:hAnsiTheme="majorHAnsi" w:cs="Arial"/>
+                <w:sz w:val="20"/>
+                <w:szCs w:val="20"/>
+                <w:lang w:val="es-CO"/>
+              </w:rPr>
+              <w:t>empresa_publica</w:t>
+            </w:r>
+            <w:proofErr w:type="spellEnd"/>
+            <w:r>
+              <w:rPr>
+                <w:rFonts w:asciiTheme="majorHAnsi" w:hAnsiTheme="majorHAnsi" w:cs="Arial"/>
+                <w:sz w:val="20"/>
+                <w:szCs w:val="20"/>
+                <w:lang w:val="es-CO"/>
+              </w:rPr>
+              <w:t>}</w:t>
             </w:r>
           </w:p>
         </w:tc>
@@ -5579,7 +6067,29 @@
                 <w:szCs w:val="20"/>
                 <w:lang w:val="es-CO"/>
               </w:rPr>
-              <w:t>{empresa_privada}</w:t>
+              <w:t>{</w:t>
+            </w:r>
+            <w:proofErr w:type="spellStart"/>
+            <w:r>
+              <w:rPr>
+                <w:rFonts w:ascii="Trebuchet MS" w:hAnsi="Trebuchet MS" w:cs="Arial"/>
+                <w:b/>
+                <w:sz w:val="20"/>
+                <w:szCs w:val="20"/>
+                <w:lang w:val="es-CO"/>
+              </w:rPr>
+              <w:t>empresa_privada</w:t>
+            </w:r>
+            <w:proofErr w:type="spellEnd"/>
+            <w:r>
+              <w:rPr>
+                <w:rFonts w:ascii="Trebuchet MS" w:hAnsi="Trebuchet MS" w:cs="Arial"/>
+                <w:b/>
+                <w:sz w:val="20"/>
+                <w:szCs w:val="20"/>
+                <w:lang w:val="es-CO"/>
+              </w:rPr>
+              <w:t>}</w:t>
             </w:r>
           </w:p>
         </w:tc>
@@ -5864,6 +6374,7 @@
                 <w:lang w:val="es-CO"/>
               </w:rPr>
             </w:pPr>
+            <w:proofErr w:type="gramStart"/>
             <w:r>
               <w:rPr>
                 <w:rFonts w:asciiTheme="majorHAnsi" w:hAnsiTheme="majorHAnsi" w:cs="Arial"/>
@@ -5871,7 +6382,17 @@
                 <w:szCs w:val="20"/>
                 <w:lang w:val="es-CO"/>
               </w:rPr>
-              <w:t>DIA:{dia_inicio3}      MES:{mes_inicio3}       AÑO:{año_inicio3}</w:t>
+              <w:t>DIA:{</w:t>
+            </w:r>
+            <w:proofErr w:type="gramEnd"/>
+            <w:r>
+              <w:rPr>
+                <w:rFonts w:asciiTheme="majorHAnsi" w:hAnsiTheme="majorHAnsi" w:cs="Arial"/>
+                <w:sz w:val="20"/>
+                <w:szCs w:val="20"/>
+                <w:lang w:val="es-CO"/>
+              </w:rPr>
+              <w:t>dia_inicio3}      MES:{mes_inicio3}       AÑO:{año_inicio3}</w:t>
             </w:r>
           </w:p>
         </w:tc>
@@ -5917,6 +6438,7 @@
                 <w:lang w:val="es-CO"/>
               </w:rPr>
             </w:pPr>
+            <w:proofErr w:type="gramStart"/>
             <w:r>
               <w:rPr>
                 <w:rFonts w:asciiTheme="majorHAnsi" w:hAnsiTheme="majorHAnsi" w:cs="Arial"/>
@@ -5924,7 +6446,17 @@
                 <w:szCs w:val="20"/>
                 <w:lang w:val="es-CO"/>
               </w:rPr>
-              <w:t>DIA:{dia_fin3}       MES:{mes_fin3}        AÑO:{año_fin3}</w:t>
+              <w:t>DIA:{</w:t>
+            </w:r>
+            <w:proofErr w:type="gramEnd"/>
+            <w:r>
+              <w:rPr>
+                <w:rFonts w:asciiTheme="majorHAnsi" w:hAnsiTheme="majorHAnsi" w:cs="Arial"/>
+                <w:sz w:val="20"/>
+                <w:szCs w:val="20"/>
+                <w:lang w:val="es-CO"/>
+              </w:rPr>
+              <w:t>dia_fin3}       MES:{mes_fin3}        AÑO:{año_fin3}</w:t>
             </w:r>
           </w:p>
         </w:tc>
@@ -6198,7 +6730,27 @@
                 <w:szCs w:val="26"/>
                 <w:lang w:val="es-MX"/>
               </w:rPr>
-              <w:t>{nombre_iglesia}</w:t>
+              <w:t>{</w:t>
+            </w:r>
+            <w:proofErr w:type="spellStart"/>
+            <w:r>
+              <w:rPr>
+                <w:rFonts w:asciiTheme="majorHAnsi" w:eastAsia="Batang" w:hAnsiTheme="majorHAnsi" w:cs="Arabic Typesetting"/>
+                <w:sz w:val="26"/>
+                <w:szCs w:val="26"/>
+                <w:lang w:val="es-MX"/>
+              </w:rPr>
+              <w:t>nombre_iglesia</w:t>
+            </w:r>
+            <w:proofErr w:type="spellEnd"/>
+            <w:r>
+              <w:rPr>
+                <w:rFonts w:asciiTheme="majorHAnsi" w:eastAsia="Batang" w:hAnsiTheme="majorHAnsi" w:cs="Arabic Typesetting"/>
+                <w:sz w:val="26"/>
+                <w:szCs w:val="26"/>
+                <w:lang w:val="es-MX"/>
+              </w:rPr>
+              <w:t>}</w:t>
             </w:r>
           </w:p>
         </w:tc>
@@ -6256,7 +6808,27 @@
                 <w:szCs w:val="26"/>
                 <w:lang w:val="es-MX"/>
               </w:rPr>
-              <w:t>{nombre_pastor}</w:t>
+              <w:t>{</w:t>
+            </w:r>
+            <w:proofErr w:type="spellStart"/>
+            <w:r>
+              <w:rPr>
+                <w:rFonts w:asciiTheme="majorHAnsi" w:eastAsia="Batang" w:hAnsiTheme="majorHAnsi" w:cs="Arabic Typesetting"/>
+                <w:sz w:val="26"/>
+                <w:szCs w:val="26"/>
+                <w:lang w:val="es-MX"/>
+              </w:rPr>
+              <w:t>nombre_pastor</w:t>
+            </w:r>
+            <w:proofErr w:type="spellEnd"/>
+            <w:r>
+              <w:rPr>
+                <w:rFonts w:asciiTheme="majorHAnsi" w:eastAsia="Batang" w:hAnsiTheme="majorHAnsi" w:cs="Arabic Typesetting"/>
+                <w:sz w:val="26"/>
+                <w:szCs w:val="26"/>
+                <w:lang w:val="es-MX"/>
+              </w:rPr>
+              <w:t>}</w:t>
             </w:r>
           </w:p>
         </w:tc>
@@ -6300,7 +6872,27 @@
                 <w:szCs w:val="26"/>
                 <w:lang w:val="es-MX"/>
               </w:rPr>
-              <w:t>{telefono_pastor}</w:t>
+              <w:t>{</w:t>
+            </w:r>
+            <w:proofErr w:type="spellStart"/>
+            <w:r>
+              <w:rPr>
+                <w:rFonts w:ascii="Trebuchet MS" w:eastAsia="Batang" w:hAnsi="Trebuchet MS" w:cs="Arabic Typesetting"/>
+                <w:sz w:val="26"/>
+                <w:szCs w:val="26"/>
+                <w:lang w:val="es-MX"/>
+              </w:rPr>
+              <w:t>telefono_pastor</w:t>
+            </w:r>
+            <w:proofErr w:type="spellEnd"/>
+            <w:r>
+              <w:rPr>
+                <w:rFonts w:ascii="Trebuchet MS" w:eastAsia="Batang" w:hAnsi="Trebuchet MS" w:cs="Arabic Typesetting"/>
+                <w:sz w:val="26"/>
+                <w:szCs w:val="26"/>
+                <w:lang w:val="es-MX"/>
+              </w:rPr>
+              <w:t>}</w:t>
             </w:r>
           </w:p>
         </w:tc>
@@ -6359,6 +6951,7 @@
               </w:rPr>
               <w:t>{</w:t>
             </w:r>
+            <w:proofErr w:type="spellStart"/>
             <w:r>
               <w:rPr>
                 <w:rFonts w:asciiTheme="majorHAnsi" w:eastAsia="Batang" w:hAnsiTheme="majorHAnsi" w:cs="Arabic Typesetting"/>
@@ -6368,6 +6961,7 @@
               </w:rPr>
               <w:t>país_iglesia</w:t>
             </w:r>
+            <w:proofErr w:type="spellEnd"/>
             <w:r>
               <w:rPr>
                 <w:rFonts w:asciiTheme="majorHAnsi" w:eastAsia="Batang" w:hAnsiTheme="majorHAnsi" w:cs="Arabic Typesetting"/>
@@ -6429,8 +7023,9 @@
                 <w:szCs w:val="26"/>
                 <w:lang w:val="es-MX"/>
               </w:rPr>
-              <w:t>{direccion</w:t>
-            </w:r>
+              <w:t>{</w:t>
+            </w:r>
+            <w:proofErr w:type="spellStart"/>
             <w:r>
               <w:rPr>
                 <w:rFonts w:asciiTheme="majorHAnsi" w:eastAsia="Batang" w:hAnsiTheme="majorHAnsi" w:cs="Arabic Typesetting"/>
@@ -6438,8 +7033,18 @@
                 <w:szCs w:val="26"/>
                 <w:lang w:val="es-MX"/>
               </w:rPr>
+              <w:t>direccion</w:t>
+            </w:r>
+            <w:r>
+              <w:rPr>
+                <w:rFonts w:asciiTheme="majorHAnsi" w:eastAsia="Batang" w:hAnsiTheme="majorHAnsi" w:cs="Arabic Typesetting"/>
+                <w:sz w:val="26"/>
+                <w:szCs w:val="26"/>
+                <w:lang w:val="es-MX"/>
+              </w:rPr>
               <w:t>_iglesia</w:t>
             </w:r>
+            <w:proofErr w:type="spellEnd"/>
             <w:r>
               <w:rPr>
                 <w:rFonts w:asciiTheme="majorHAnsi" w:eastAsia="Batang" w:hAnsiTheme="majorHAnsi" w:cs="Arabic Typesetting"/>
@@ -6504,8 +7109,9 @@
                 <w:szCs w:val="26"/>
                 <w:lang w:val="es-MX"/>
               </w:rPr>
-              <w:t>{ciudad_igle</w:t>
-            </w:r>
+              <w:t>{</w:t>
+            </w:r>
+            <w:proofErr w:type="spellStart"/>
             <w:r>
               <w:rPr>
                 <w:rFonts w:asciiTheme="majorHAnsi" w:eastAsia="Batang" w:hAnsiTheme="majorHAnsi" w:cs="Arabic Typesetting"/>
@@ -6513,8 +7119,18 @@
                 <w:szCs w:val="26"/>
                 <w:lang w:val="es-MX"/>
               </w:rPr>
+              <w:t>ciudad_igle</w:t>
+            </w:r>
+            <w:r>
+              <w:rPr>
+                <w:rFonts w:asciiTheme="majorHAnsi" w:eastAsia="Batang" w:hAnsiTheme="majorHAnsi" w:cs="Arabic Typesetting"/>
+                <w:sz w:val="26"/>
+                <w:szCs w:val="26"/>
+                <w:lang w:val="es-MX"/>
+              </w:rPr>
               <w:t>sia</w:t>
             </w:r>
+            <w:proofErr w:type="spellEnd"/>
             <w:r>
               <w:rPr>
                 <w:rFonts w:asciiTheme="majorHAnsi" w:eastAsia="Batang" w:hAnsiTheme="majorHAnsi" w:cs="Arabic Typesetting"/>
@@ -6577,7 +7193,27 @@
                 <w:szCs w:val="26"/>
                 <w:lang w:val="es-MX"/>
               </w:rPr>
-              <w:t>{estado_iglesia}</w:t>
+              <w:t>{</w:t>
+            </w:r>
+            <w:proofErr w:type="spellStart"/>
+            <w:r>
+              <w:rPr>
+                <w:rFonts w:ascii="Trebuchet MS" w:eastAsia="Batang" w:hAnsi="Trebuchet MS" w:cs="Arabic Typesetting"/>
+                <w:sz w:val="26"/>
+                <w:szCs w:val="26"/>
+                <w:lang w:val="es-MX"/>
+              </w:rPr>
+              <w:t>estado_iglesia</w:t>
+            </w:r>
+            <w:proofErr w:type="spellEnd"/>
+            <w:r>
+              <w:rPr>
+                <w:rFonts w:ascii="Trebuchet MS" w:eastAsia="Batang" w:hAnsi="Trebuchet MS" w:cs="Arabic Typesetting"/>
+                <w:sz w:val="26"/>
+                <w:szCs w:val="26"/>
+                <w:lang w:val="es-MX"/>
+              </w:rPr>
+              <w:t>}</w:t>
             </w:r>
           </w:p>
         </w:tc>
@@ -8481,7 +9117,25 @@
                 <w:szCs w:val="26"/>
                 <w:lang w:val="es-CO"/>
               </w:rPr>
-              <w:t>{cargo_en_FHISYL}</w:t>
+              <w:t>{</w:t>
+            </w:r>
+            <w:proofErr w:type="spellStart"/>
+            <w:r>
+              <w:rPr>
+                <w:rFonts w:asciiTheme="majorHAnsi" w:eastAsia="Batang" w:hAnsiTheme="majorHAnsi" w:cs="Arabic Typesetting"/>
+                <w:szCs w:val="26"/>
+                <w:lang w:val="es-CO"/>
+              </w:rPr>
+              <w:t>cargo_en_FHISYL</w:t>
+            </w:r>
+            <w:proofErr w:type="spellEnd"/>
+            <w:r>
+              <w:rPr>
+                <w:rFonts w:asciiTheme="majorHAnsi" w:eastAsia="Batang" w:hAnsiTheme="majorHAnsi" w:cs="Arabic Typesetting"/>
+                <w:szCs w:val="26"/>
+                <w:lang w:val="es-CO"/>
+              </w:rPr>
+              <w:t>}</w:t>
             </w:r>
           </w:p>
         </w:tc>
@@ -11008,13 +11662,23 @@
                               </w:rPr>
                               <w:t>{</w:t>
                             </w:r>
+                            <w:proofErr w:type="spellStart"/>
                             <w:r>
                               <w:rPr>
                                 <w:rFonts w:asciiTheme="majorHAnsi" w:eastAsia="Batang" w:hAnsiTheme="majorHAnsi" w:cs="Arabic Typesetting"/>
                                 <w:szCs w:val="26"/>
                                 <w:lang w:val="es-CO"/>
                               </w:rPr>
-                              <w:t>autorizo_no}</w:t>
+                              <w:t>autorizo_no</w:t>
+                            </w:r>
+                            <w:proofErr w:type="spellEnd"/>
+                            <w:r>
+                              <w:rPr>
+                                <w:rFonts w:asciiTheme="majorHAnsi" w:eastAsia="Batang" w:hAnsiTheme="majorHAnsi" w:cs="Arabic Typesetting"/>
+                                <w:szCs w:val="26"/>
+                                <w:lang w:val="es-CO"/>
+                              </w:rPr>
+                              <w:t>}</w:t>
                             </w:r>
                           </w:p>
                         </w:txbxContent>
@@ -11060,13 +11724,23 @@
                         </w:rPr>
                         <w:t>{</w:t>
                       </w:r>
+                      <w:proofErr w:type="spellStart"/>
                       <w:r>
                         <w:rPr>
                           <w:rFonts w:asciiTheme="majorHAnsi" w:eastAsia="Batang" w:hAnsiTheme="majorHAnsi" w:cs="Arabic Typesetting"/>
                           <w:szCs w:val="26"/>
                           <w:lang w:val="es-CO"/>
                         </w:rPr>
-                        <w:t>autorizo_no}</w:t>
+                        <w:t>autorizo_no</w:t>
+                      </w:r>
+                      <w:proofErr w:type="spellEnd"/>
+                      <w:r>
+                        <w:rPr>
+                          <w:rFonts w:asciiTheme="majorHAnsi" w:eastAsia="Batang" w:hAnsiTheme="majorHAnsi" w:cs="Arabic Typesetting"/>
+                          <w:szCs w:val="26"/>
+                          <w:lang w:val="es-CO"/>
+                        </w:rPr>
+                        <w:t>}</w:t>
                       </w:r>
                     </w:p>
                   </w:txbxContent>
@@ -11151,7 +11825,25 @@
                                 <w:szCs w:val="26"/>
                                 <w:lang w:val="es-CO"/>
                               </w:rPr>
-                              <w:t>{autorizo_si}</w:t>
+                              <w:t>{</w:t>
+                            </w:r>
+                            <w:proofErr w:type="spellStart"/>
+                            <w:r>
+                              <w:rPr>
+                                <w:rFonts w:asciiTheme="majorHAnsi" w:eastAsia="Batang" w:hAnsiTheme="majorHAnsi" w:cs="Arabic Typesetting"/>
+                                <w:szCs w:val="26"/>
+                                <w:lang w:val="es-CO"/>
+                              </w:rPr>
+                              <w:t>autorizo_si</w:t>
+                            </w:r>
+                            <w:proofErr w:type="spellEnd"/>
+                            <w:r>
+                              <w:rPr>
+                                <w:rFonts w:asciiTheme="majorHAnsi" w:eastAsia="Batang" w:hAnsiTheme="majorHAnsi" w:cs="Arabic Typesetting"/>
+                                <w:szCs w:val="26"/>
+                                <w:lang w:val="es-CO"/>
+                              </w:rPr>
+                              <w:t>}</w:t>
                             </w:r>
                           </w:p>
                         </w:txbxContent>
@@ -11192,7 +11884,25 @@
                           <w:szCs w:val="26"/>
                           <w:lang w:val="es-CO"/>
                         </w:rPr>
-                        <w:t>{autorizo_si}</w:t>
+                        <w:t>{</w:t>
+                      </w:r>
+                      <w:proofErr w:type="spellStart"/>
+                      <w:r>
+                        <w:rPr>
+                          <w:rFonts w:asciiTheme="majorHAnsi" w:eastAsia="Batang" w:hAnsiTheme="majorHAnsi" w:cs="Arabic Typesetting"/>
+                          <w:szCs w:val="26"/>
+                          <w:lang w:val="es-CO"/>
+                        </w:rPr>
+                        <w:t>autorizo_si</w:t>
+                      </w:r>
+                      <w:proofErr w:type="spellEnd"/>
+                      <w:r>
+                        <w:rPr>
+                          <w:rFonts w:asciiTheme="majorHAnsi" w:eastAsia="Batang" w:hAnsiTheme="majorHAnsi" w:cs="Arabic Typesetting"/>
+                          <w:szCs w:val="26"/>
+                          <w:lang w:val="es-CO"/>
+                        </w:rPr>
+                        <w:t>}</w:t>
                       </w:r>
                     </w:p>
                   </w:txbxContent>
@@ -11302,9 +12012,11 @@
                               </w:rPr>
                               <w:t>%</w:t>
                             </w:r>
+                            <w:proofErr w:type="spellStart"/>
                             <w:r>
                               <w:t>firmaUser</w:t>
                             </w:r>
+                            <w:proofErr w:type="spellEnd"/>
                             <w:r>
                               <w:rPr>
                                 <w:lang w:val="es-AR"/>
@@ -11355,9 +12067,11 @@
                         </w:rPr>
                         <w:t>%</w:t>
                       </w:r>
+                      <w:proofErr w:type="spellStart"/>
                       <w:r>
                         <w:t>firmaUser</w:t>
                       </w:r>
+                      <w:proofErr w:type="spellEnd"/>
                       <w:r>
                         <w:rPr>
                           <w:lang w:val="es-AR"/>
@@ -11613,12 +12327,14 @@
                             </w:rPr>
                             <w:t>{</w:t>
                           </w:r>
+                          <w:proofErr w:type="spellStart"/>
                           <w:r>
                             <w:rPr>
                               <w:rFonts w:ascii="Lucida Calligraphy" w:hAnsi="Lucida Calligraphy" w:cs="Segoe UI"/>
                             </w:rPr>
                             <w:t>fraseUser</w:t>
                           </w:r>
+                          <w:proofErr w:type="spellEnd"/>
                           <w:r>
                             <w:rPr>
                               <w:rFonts w:ascii="Lucida Calligraphy" w:hAnsi="Lucida Calligraphy" w:cs="Segoe UI"/>
@@ -11665,12 +12381,14 @@
                       </w:rPr>
                       <w:t>{</w:t>
                     </w:r>
+                    <w:proofErr w:type="spellStart"/>
                     <w:r>
                       <w:rPr>
                         <w:rFonts w:ascii="Lucida Calligraphy" w:hAnsi="Lucida Calligraphy" w:cs="Segoe UI"/>
                       </w:rPr>
                       <w:t>fraseUser</w:t>
                     </w:r>
+                    <w:proofErr w:type="spellEnd"/>
                     <w:r>
                       <w:rPr>
                         <w:rFonts w:ascii="Lucida Calligraphy" w:hAnsi="Lucida Calligraphy" w:cs="Segoe UI"/>
@@ -11753,7 +12471,27 @@
                               <w:szCs w:val="28"/>
                               <w:lang w:val="es-CO"/>
                             </w:rPr>
-                            <w:t>{nombre_completo}</w:t>
+                            <w:t>{</w:t>
+                          </w:r>
+                          <w:proofErr w:type="spellStart"/>
+                          <w:r>
+                            <w:rPr>
+                              <w:rFonts w:ascii="Lucida Calligraphy" w:hAnsi="Lucida Calligraphy" w:cs="Segoe UI"/>
+                              <w:sz w:val="28"/>
+                              <w:szCs w:val="28"/>
+                              <w:lang w:val="es-CO"/>
+                            </w:rPr>
+                            <w:t>nombre_completo</w:t>
+                          </w:r>
+                          <w:proofErr w:type="spellEnd"/>
+                          <w:r>
+                            <w:rPr>
+                              <w:rFonts w:ascii="Lucida Calligraphy" w:hAnsi="Lucida Calligraphy" w:cs="Segoe UI"/>
+                              <w:sz w:val="28"/>
+                              <w:szCs w:val="28"/>
+                              <w:lang w:val="es-CO"/>
+                            </w:rPr>
+                            <w:t>}</w:t>
                           </w:r>
                         </w:p>
                         <w:p>
@@ -11806,7 +12544,27 @@
                         <w:szCs w:val="28"/>
                         <w:lang w:val="es-CO"/>
                       </w:rPr>
-                      <w:t>{nombre_completo}</w:t>
+                      <w:t>{</w:t>
+                    </w:r>
+                    <w:proofErr w:type="spellStart"/>
+                    <w:r>
+                      <w:rPr>
+                        <w:rFonts w:ascii="Lucida Calligraphy" w:hAnsi="Lucida Calligraphy" w:cs="Segoe UI"/>
+                        <w:sz w:val="28"/>
+                        <w:szCs w:val="28"/>
+                        <w:lang w:val="es-CO"/>
+                      </w:rPr>
+                      <w:t>nombre_completo</w:t>
+                    </w:r>
+                    <w:proofErr w:type="spellEnd"/>
+                    <w:r>
+                      <w:rPr>
+                        <w:rFonts w:ascii="Lucida Calligraphy" w:hAnsi="Lucida Calligraphy" w:cs="Segoe UI"/>
+                        <w:sz w:val="28"/>
+                        <w:szCs w:val="28"/>
+                        <w:lang w:val="es-CO"/>
+                      </w:rPr>
+                      <w:t>}</w:t>
                     </w:r>
                   </w:p>
                   <w:p>
@@ -12020,7 +12778,7 @@
                       <a:effectLst/>
                       <a:extLst>
                         <a:ext uri="{C572A759-6A51-4108-AA02-DFA0A04FC94B}">
-                          <ma14:wrappingTextBoxFlag xmlns:ma14="http://schemas.microsoft.com/office/mac/drawingml/2011/main" xmlns:w="http://schemas.openxmlformats.org/wordprocessingml/2006/main" xmlns:w10="urn:schemas-microsoft-com:office:word" xmlns:v="urn:schemas-microsoft-com:vml" xmlns:o="urn:schemas-microsoft-com:office:office" xmlns:mv="urn:schemas-microsoft-com:mac:vml" xmlns:mo="http://schemas.microsoft.com/office/mac/office/2008/main" xmlns="" xmlns:arto="http://schemas.microsoft.com/office/word/2006/arto"/>
+                          <ma14:wrappingTextBoxFlag xmlns:arto="http://schemas.microsoft.com/office/word/2006/arto" xmlns="" xmlns:mo="http://schemas.microsoft.com/office/mac/office/2008/main" xmlns:mv="urn:schemas-microsoft-com:mac:vml" xmlns:o="urn:schemas-microsoft-com:office:office" xmlns:v="urn:schemas-microsoft-com:vml" xmlns:w10="urn:schemas-microsoft-com:office:word" xmlns:w="http://schemas.openxmlformats.org/wordprocessingml/2006/main" xmlns:ma14="http://schemas.microsoft.com/office/mac/drawingml/2011/main"/>
                         </a:ext>
                       </a:extLst>
                     </wps:spPr>
@@ -12740,6 +13498,7 @@
   <w:style w:type="character" w:default="1" w:styleId="Fuentedeprrafopredeter">
     <w:name w:val="Default Paragraph Font"/>
     <w:uiPriority w:val="1"/>
+    <w:semiHidden/>
     <w:unhideWhenUsed/>
   </w:style>
   <w:style w:type="table" w:default="1" w:styleId="Tablanormal">

--- a/src/features/fundacion/docs/FORMATO HOJA DE VIDA FHISYL.docx
+++ b/src/features/fundacion/docs/FORMATO HOJA DE VIDA FHISYL.docx
@@ -11960,15 +11960,15 @@
         <mc:AlternateContent>
           <mc:Choice Requires="wps">
             <w:drawing>
-              <wp:anchor distT="0" distB="0" distL="114300" distR="114300" simplePos="0" relativeHeight="251702784" behindDoc="0" locked="0" layoutInCell="1" allowOverlap="1" wp14:anchorId="67888A26" wp14:editId="6607B185">
+              <wp:anchor distT="0" distB="0" distL="114300" distR="114300" simplePos="0" relativeHeight="251702784" behindDoc="0" locked="0" layoutInCell="1" allowOverlap="1" wp14:anchorId="67888A26" wp14:editId="325F8C2F">
                 <wp:simplePos x="0" y="0"/>
                 <wp:positionH relativeFrom="column">
-                  <wp:posOffset>235991</wp:posOffset>
+                  <wp:posOffset>234315</wp:posOffset>
                 </wp:positionH>
                 <wp:positionV relativeFrom="paragraph">
-                  <wp:posOffset>758368</wp:posOffset>
+                  <wp:posOffset>450850</wp:posOffset>
                 </wp:positionV>
-                <wp:extent cx="2275027" cy="409550"/>
+                <wp:extent cx="2275027" cy="713740"/>
                 <wp:effectExtent l="0" t="0" r="0" b="0"/>
                 <wp:wrapNone/>
                 <wp:docPr id="4" name="Cuadro de texto 4"/>
@@ -11980,14 +11980,12 @@
                       <wps:spPr>
                         <a:xfrm>
                           <a:off x="0" y="0"/>
-                          <a:ext cx="2275027" cy="409550"/>
+                          <a:ext cx="2275027" cy="713740"/>
                         </a:xfrm>
                         <a:prstGeom prst="rect">
                           <a:avLst/>
                         </a:prstGeom>
-                        <a:solidFill>
-                          <a:schemeClr val="lt1"/>
-                        </a:solidFill>
+                        <a:noFill/>
                         <a:ln w="6350">
                           <a:noFill/>
                         </a:ln>
@@ -12046,7 +12044,7 @@
           </mc:Choice>
           <mc:Fallback>
             <w:pict>
-              <v:shape w14:anchorId="67888A26" id="Cuadro de texto 4" o:spid="_x0000_s1031" type="#_x0000_t202" style="position:absolute;margin-left:18.6pt;margin-top:59.7pt;width:179.15pt;height:32.25pt;z-index:251702784;visibility:visible;mso-wrap-style:square;mso-width-percent:0;mso-height-percent:0;mso-wrap-distance-left:9pt;mso-wrap-distance-top:0;mso-wrap-distance-right:9pt;mso-wrap-distance-bottom:0;mso-position-horizontal:absolute;mso-position-horizontal-relative:text;mso-position-vertical:absolute;mso-position-vertical-relative:text;mso-width-percent:0;mso-height-percent:0;mso-width-relative:margin;mso-height-relative:margin;v-text-anchor:top" o:gfxdata="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" fillcolor="white [3201]" stroked="f" strokeweight=".5pt">
+              <v:shape w14:anchorId="67888A26" id="Cuadro de texto 4" o:spid="_x0000_s1031" type="#_x0000_t202" style="position:absolute;margin-left:18.45pt;margin-top:35.5pt;width:179.15pt;height:56.2pt;z-index:251702784;visibility:visible;mso-wrap-style:square;mso-width-percent:0;mso-height-percent:0;mso-wrap-distance-left:9pt;mso-wrap-distance-top:0;mso-wrap-distance-right:9pt;mso-wrap-distance-bottom:0;mso-position-horizontal:absolute;mso-position-horizontal-relative:text;mso-position-vertical:absolute;mso-position-vertical-relative:text;mso-width-percent:0;mso-height-percent:0;mso-width-relative:margin;mso-height-relative:margin;v-text-anchor:top" o:gfxdata="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" filled="f" stroked="f" strokeweight=".5pt">
                 <v:textbox>
                   <w:txbxContent>
                     <w:p>
@@ -12778,7 +12776,7 @@
                       <a:effectLst/>
                       <a:extLst>
                         <a:ext uri="{C572A759-6A51-4108-AA02-DFA0A04FC94B}">
-                          <ma14:wrappingTextBoxFlag xmlns:arto="http://schemas.microsoft.com/office/word/2006/arto" xmlns="" xmlns:mo="http://schemas.microsoft.com/office/mac/office/2008/main" xmlns:mv="urn:schemas-microsoft-com:mac:vml" xmlns:o="urn:schemas-microsoft-com:office:office" xmlns:v="urn:schemas-microsoft-com:vml" xmlns:w10="urn:schemas-microsoft-com:office:word" xmlns:w="http://schemas.openxmlformats.org/wordprocessingml/2006/main" xmlns:ma14="http://schemas.microsoft.com/office/mac/drawingml/2011/main"/>
+                          <ma14:wrappingTextBoxFlag xmlns:ma14="http://schemas.microsoft.com/office/mac/drawingml/2011/main" xmlns:w="http://schemas.openxmlformats.org/wordprocessingml/2006/main" xmlns:w10="urn:schemas-microsoft-com:office:word" xmlns:v="urn:schemas-microsoft-com:vml" xmlns:o="urn:schemas-microsoft-com:office:office" xmlns:mv="urn:schemas-microsoft-com:mac:vml" xmlns:mo="http://schemas.microsoft.com/office/mac/office/2008/main" xmlns="" xmlns:arto="http://schemas.microsoft.com/office/word/2006/arto"/>
                         </a:ext>
                       </a:extLst>
                     </wps:spPr>
